--- a/Desafio5_Flask_IMIP/slides/Sistema De Apoio À Alfabetização Hospitalar Documentação.docx
+++ b/Desafio5_Flask_IMIP/slides/Sistema De Apoio À Alfabetização Hospitalar Documentação.docx
@@ -1,6 +1,6 @@
 
 <file path=word/document.xml><?xml version="1.0" encoding="utf-8"?>
-<w:document xmlns:wpc="http://schemas.microsoft.com/office/word/2010/wordprocessingCanvas" xmlns:cx="http://schemas.microsoft.com/office/drawing/2014/chartex" xmlns:cx1="http://schemas.microsoft.com/office/drawing/2015/9/8/chartex" xmlns:cx2="http://schemas.microsoft.com/office/drawing/2015/10/21/chartex" xmlns:cx3="http://schemas.microsoft.com/office/drawing/2016/5/9/chartex" xmlns:cx4="http://schemas.microsoft.com/office/drawing/2016/5/10/chartex" xmlns:cx5="http://schemas.microsoft.com/office/drawing/2016/5/11/chartex" xmlns:cx6="http://schemas.microsoft.com/office/drawing/2016/5/12/chartex" xmlns:cx7="http://schemas.microsoft.com/office/drawing/2016/5/13/chartex" xmlns:cx8="http://schemas.microsoft.com/office/drawing/2016/5/14/chartex" xmlns:mc="http://schemas.openxmlformats.org/markup-compatibility/2006" xmlns:aink="http://schemas.microsoft.com/office/drawing/2016/ink" xmlns:am3d="http://schemas.microsoft.com/office/drawing/2017/model3d" xmlns:o="urn:schemas-microsoft-com:office:office" xmlns:oel="http://schemas.microsoft.com/office/2019/extlst" xmlns:r="http://schemas.openxmlformats.org/officeDocument/2006/relationships" xmlns:m="http://schemas.openxmlformats.org/officeDocument/2006/math" xmlns:v="urn:schemas-microsoft-com:vml" xmlns:wp14="http://schemas.microsoft.com/office/word/2010/wordprocessingDrawing" xmlns:wp="http://schemas.openxmlformats.org/drawingml/2006/wordprocessingDrawing" xmlns:w10="urn:schemas-microsoft-com:office:word" xmlns:w="http://schemas.openxmlformats.org/wordprocessingml/2006/main" xmlns:w14="http://schemas.microsoft.com/office/word/2010/wordml" xmlns:w15="http://schemas.microsoft.com/office/word/2012/wordml" xmlns:w16cex="http://schemas.microsoft.com/office/word/2018/wordml/cex" xmlns:w16cid="http://schemas.microsoft.com/office/word/2016/wordml/cid" xmlns:w16="http://schemas.microsoft.com/office/word/2018/wordml" xmlns:w16du="http://schemas.microsoft.com/office/word/2023/wordml/word16du" xmlns:w16sdtdh="http://schemas.microsoft.com/office/word/2020/wordml/sdtdatahash" xmlns:w16sdtfl="http://schemas.microsoft.com/office/word/2024/wordml/sdtformatlock" xmlns:w16se="http://schemas.microsoft.com/office/word/2015/wordml/symex" xmlns:wpg="http://schemas.microsoft.com/office/word/2010/wordprocessingGroup" xmlns:wpi="http://schemas.microsoft.com/office/word/2010/wordprocessingInk" xmlns:wne="http://schemas.microsoft.com/office/word/2006/wordml" xmlns:wps="http://schemas.microsoft.com/office/word/2010/wordprocessingShape" mc:Ignorable="w14 w15 w16se w16cid w16 w16cex w16sdtdh w16sdtfl w16du wp14">
+<w:document xmlns:wpc="http://schemas.microsoft.com/office/word/2010/wordprocessingCanvas" xmlns:cx="http://schemas.microsoft.com/office/drawing/2014/chartex" xmlns:cx1="http://schemas.microsoft.com/office/drawing/2015/9/8/chartex" xmlns:cx2="http://schemas.microsoft.com/office/drawing/2015/10/21/chartex" xmlns:cx3="http://schemas.microsoft.com/office/drawing/2016/5/9/chartex" xmlns:cx4="http://schemas.microsoft.com/office/drawing/2016/5/10/chartex" xmlns:cx5="http://schemas.microsoft.com/office/drawing/2016/5/11/chartex" xmlns:cx6="http://schemas.microsoft.com/office/drawing/2016/5/12/chartex" xmlns:cx7="http://schemas.microsoft.com/office/drawing/2016/5/13/chartex" xmlns:cx8="http://schemas.microsoft.com/office/drawing/2016/5/14/chartex" xmlns:mc="http://schemas.openxmlformats.org/markup-compatibility/2006" xmlns:aink="http://schemas.microsoft.com/office/drawing/2016/ink" xmlns:am3d="http://schemas.microsoft.com/office/drawing/2017/model3d" xmlns:o="urn:schemas-microsoft-com:office:office" xmlns:oel="http://schemas.microsoft.com/office/2019/extlst" xmlns:r="http://schemas.openxmlformats.org/officeDocument/2006/relationships" xmlns:m="http://schemas.openxmlformats.org/officeDocument/2006/math" xmlns:v="urn:schemas-microsoft-com:vml" xmlns:wp14="http://schemas.microsoft.com/office/word/2010/wordprocessingDrawing" xmlns:wp="http://schemas.openxmlformats.org/drawingml/2006/wordprocessingDrawing" xmlns:w10="urn:schemas-microsoft-com:office:word" xmlns:w="http://schemas.openxmlformats.org/wordprocessingml/2006/main" xmlns:w14="http://schemas.microsoft.com/office/word/2010/wordml" xmlns:w15="http://schemas.microsoft.com/office/word/2012/wordml" xmlns:w16cex="http://schemas.microsoft.com/office/word/2018/wordml/cex" xmlns:w16cid="http://schemas.microsoft.com/office/word/2016/wordml/cid" xmlns:w16="http://schemas.microsoft.com/office/word/2018/wordml" xmlns:w16du="http://schemas.microsoft.com/office/word/2023/wordml/word16du" xmlns:w16sdtdh="http://schemas.microsoft.com/office/word/2020/wordml/sdtdatahash" xmlns:w16sdtfl="http://schemas.microsoft.com/office/word/2024/wordml/sdtformatlock" xmlns:w16se="http://schemas.microsoft.com/office/word/2015/wordml/symex" xmlns:wpg="http://schemas.microsoft.com/office/word/2010/wordprocessingGroup" xmlns:wpi="http://schemas.microsoft.com/office/word/2010/wordprocessingInk" xmlns:wne="http://schemas.microsoft.com/office/word/2006/wordml" xmlns:wps="http://schemas.microsoft.com/office/word/2010/wordprocessingShape" xmlns:a="http://schemas.openxmlformats.org/drawingml/2006/main" xmlns:pic="http://schemas.openxmlformats.org/drawingml/2006/picture" xmlns:a14="http://schemas.microsoft.com/office/drawing/2010/main" mc:Ignorable="w14 w15 w16se w16cid w16 w16cex w16sdtdh w16sdtfl w16du wp14">
   <w:body>
     <w:p>
       <w:pPr>
@@ -161,14 +161,14 @@
         <w:spacing w:after="0" w:line="276" w:lineRule="auto"/>
         <w:jc w:val="center"/>
         <w:rPr>
-          <w:rFonts w:ascii="Times New Roman" w:eastAsia="Times New Roman" w:hAnsi="Times New Roman" w:cs="Times New Roman"/>
+          <w:rFonts w:ascii="Times New Roman" w:hAnsi="Times New Roman" w:eastAsia="Times New Roman" w:cs="Times New Roman"/>
           <w:sz w:val="28"/>
           <w:szCs w:val="28"/>
         </w:rPr>
       </w:pPr>
       <w:r>
         <w:rPr>
-          <w:rFonts w:ascii="Times New Roman" w:eastAsia="Times New Roman" w:hAnsi="Times New Roman" w:cs="Times New Roman"/>
+          <w:rFonts w:ascii="Times New Roman" w:hAnsi="Times New Roman" w:eastAsia="Times New Roman" w:cs="Times New Roman"/>
           <w:color w:val="000000" w:themeColor="text1"/>
           <w:sz w:val="28"/>
           <w:szCs w:val="28"/>
@@ -177,7 +177,7 @@
       </w:r>
       <w:r>
         <w:rPr>
-          <w:rFonts w:ascii="Times New Roman" w:eastAsia="Times New Roman" w:hAnsi="Times New Roman" w:cs="Times New Roman"/>
+          <w:rFonts w:ascii="Times New Roman" w:hAnsi="Times New Roman" w:eastAsia="Times New Roman" w:cs="Times New Roman"/>
           <w:color w:val="000000" w:themeColor="text1"/>
           <w:sz w:val="28"/>
           <w:szCs w:val="28"/>
@@ -186,7 +186,7 @@
       </w:r>
       <w:r>
         <w:rPr>
-          <w:rFonts w:ascii="Times New Roman" w:eastAsia="Times New Roman" w:hAnsi="Times New Roman" w:cs="Times New Roman"/>
+          <w:rFonts w:ascii="Times New Roman" w:hAnsi="Times New Roman" w:eastAsia="Times New Roman" w:cs="Times New Roman"/>
           <w:b/>
           <w:bCs/>
           <w:color w:val="000000" w:themeColor="text1"/>
@@ -200,7 +200,7 @@
       </w:r>
       <w:r>
         <w:rPr>
-          <w:rFonts w:ascii="Times New Roman" w:eastAsia="Times New Roman" w:hAnsi="Times New Roman" w:cs="Times New Roman"/>
+          <w:rFonts w:ascii="Times New Roman" w:hAnsi="Times New Roman" w:eastAsia="Times New Roman" w:cs="Times New Roman"/>
           <w:color w:val="000000" w:themeColor="text1"/>
           <w:sz w:val="28"/>
           <w:szCs w:val="28"/>
@@ -409,7 +409,7 @@
       <w:pPr>
         <w:spacing w:after="0"/>
         <w:rPr>
-          <w:rFonts w:ascii="Times New Roman" w:eastAsia="Times New Roman" w:hAnsi="Times New Roman" w:cs="Times New Roman"/>
+          <w:rFonts w:ascii="Times New Roman" w:hAnsi="Times New Roman" w:eastAsia="Times New Roman" w:cs="Times New Roman"/>
           <w:color w:val="000000" w:themeColor="text1"/>
           <w:sz w:val="24"/>
           <w:szCs w:val="24"/>
@@ -519,7 +519,7 @@
         <w:spacing w:after="0" w:line="276" w:lineRule="auto"/>
         <w:jc w:val="center"/>
         <w:rPr>
-          <w:rFonts w:ascii="Times New Roman" w:eastAsia="Times New Roman" w:hAnsi="Times New Roman" w:cs="Times New Roman"/>
+          <w:rFonts w:ascii="Times New Roman" w:hAnsi="Times New Roman" w:eastAsia="Times New Roman" w:cs="Times New Roman"/>
           <w:sz w:val="28"/>
           <w:szCs w:val="28"/>
         </w:rPr>
@@ -538,20 +538,19 @@
         <w:spacing w:after="0" w:line="276" w:lineRule="auto"/>
         <w:jc w:val="center"/>
         <w:rPr>
-          <w:rFonts w:ascii="Times New Roman" w:eastAsia="Times New Roman" w:hAnsi="Times New Roman" w:cs="Times New Roman"/>
+          <w:rFonts w:ascii="Times New Roman" w:hAnsi="Times New Roman" w:eastAsia="Times New Roman" w:cs="Times New Roman"/>
           <w:sz w:val="28"/>
           <w:szCs w:val="28"/>
         </w:rPr>
       </w:pPr>
       <w:r>
         <w:rPr>
-          <w:rFonts w:ascii="Times New Roman" w:eastAsia="Times New Roman" w:hAnsi="Times New Roman" w:cs="Times New Roman"/>
+          <w:rFonts w:ascii="Times New Roman" w:hAnsi="Times New Roman" w:eastAsia="Times New Roman" w:cs="Times New Roman"/>
           <w:b/>
           <w:bCs/>
           <w:sz w:val="28"/>
           <w:szCs w:val="28"/>
         </w:rPr>
-        <w:lastRenderedPageBreak/>
         <w:t>Sistema de Apoio à Alfabetização Hospitalar Arquitetura de Software</w:t>
       </w:r>
     </w:p>
@@ -559,7 +558,7 @@
       <w:pPr>
         <w:spacing w:after="0" w:line="276" w:lineRule="auto"/>
         <w:rPr>
-          <w:rFonts w:ascii="Times New Roman" w:eastAsia="Times New Roman" w:hAnsi="Times New Roman" w:cs="Times New Roman"/>
+          <w:rFonts w:ascii="Times New Roman" w:hAnsi="Times New Roman" w:eastAsia="Times New Roman" w:cs="Times New Roman"/>
           <w:b/>
           <w:bCs/>
           <w:color w:val="000000" w:themeColor="text1"/>
@@ -572,7 +571,7 @@
       <w:pPr>
         <w:spacing w:after="0" w:line="360" w:lineRule="auto"/>
         <w:rPr>
-          <w:rFonts w:ascii="Times New Roman" w:eastAsia="Times New Roman" w:hAnsi="Times New Roman" w:cs="Times New Roman"/>
+          <w:rFonts w:ascii="Times New Roman" w:hAnsi="Times New Roman" w:eastAsia="Times New Roman" w:cs="Times New Roman"/>
           <w:color w:val="000000" w:themeColor="text1"/>
           <w:sz w:val="24"/>
           <w:szCs w:val="24"/>
@@ -580,7 +579,7 @@
       </w:pPr>
       <w:r>
         <w:rPr>
-          <w:rFonts w:ascii="Times New Roman" w:eastAsia="Times New Roman" w:hAnsi="Times New Roman" w:cs="Times New Roman"/>
+          <w:rFonts w:ascii="Times New Roman" w:hAnsi="Times New Roman" w:eastAsia="Times New Roman" w:cs="Times New Roman"/>
           <w:b/>
           <w:bCs/>
           <w:color w:val="000000" w:themeColor="text1"/>
@@ -591,19 +590,39 @@
       </w:r>
       <w:r>
         <w:rPr>
-          <w:rFonts w:ascii="Times New Roman" w:eastAsia="Times New Roman" w:hAnsi="Times New Roman" w:cs="Times New Roman"/>
+          <w:rFonts w:ascii="Times New Roman" w:hAnsi="Times New Roman" w:eastAsia="Times New Roman" w:cs="Times New Roman"/>
           <w:color w:val="000000" w:themeColor="text1"/>
           <w:sz w:val="24"/>
           <w:szCs w:val="24"/>
         </w:rPr>
-        <w:t xml:space="preserve"> Uninassau Olinda </w:t>
+        <w:t xml:space="preserve"> </w:t>
+      </w:r>
+      <w:proofErr w:type="spellStart"/>
+      <w:r>
+        <w:rPr>
+          <w:rFonts w:ascii="Times New Roman" w:hAnsi="Times New Roman" w:eastAsia="Times New Roman" w:cs="Times New Roman"/>
+          <w:color w:val="000000" w:themeColor="text1"/>
+          <w:sz w:val="24"/>
+          <w:szCs w:val="24"/>
+        </w:rPr>
+        <w:t>Uninassau</w:t>
+      </w:r>
+      <w:proofErr w:type="spellEnd"/>
+      <w:r>
+        <w:rPr>
+          <w:rFonts w:ascii="Times New Roman" w:hAnsi="Times New Roman" w:eastAsia="Times New Roman" w:cs="Times New Roman"/>
+          <w:color w:val="000000" w:themeColor="text1"/>
+          <w:sz w:val="24"/>
+          <w:szCs w:val="24"/>
+        </w:rPr>
+        <w:t xml:space="preserve"> Olinda </w:t>
       </w:r>
       <w:r>
         <w:br/>
       </w:r>
       <w:r>
         <w:rPr>
-          <w:rFonts w:ascii="Times New Roman" w:eastAsia="Times New Roman" w:hAnsi="Times New Roman" w:cs="Times New Roman"/>
+          <w:rFonts w:ascii="Times New Roman" w:hAnsi="Times New Roman" w:eastAsia="Times New Roman" w:cs="Times New Roman"/>
           <w:b/>
           <w:bCs/>
           <w:color w:val="000000" w:themeColor="text1"/>
@@ -614,7 +633,7 @@
       </w:r>
       <w:r>
         <w:rPr>
-          <w:rFonts w:ascii="Times New Roman" w:eastAsia="Times New Roman" w:hAnsi="Times New Roman" w:cs="Times New Roman"/>
+          <w:rFonts w:ascii="Times New Roman" w:hAnsi="Times New Roman" w:eastAsia="Times New Roman" w:cs="Times New Roman"/>
           <w:color w:val="000000" w:themeColor="text1"/>
           <w:sz w:val="24"/>
           <w:szCs w:val="24"/>
@@ -626,7 +645,7 @@
       </w:r>
       <w:r>
         <w:rPr>
-          <w:rFonts w:ascii="Times New Roman" w:eastAsia="Times New Roman" w:hAnsi="Times New Roman" w:cs="Times New Roman"/>
+          <w:rFonts w:ascii="Times New Roman" w:hAnsi="Times New Roman" w:eastAsia="Times New Roman" w:cs="Times New Roman"/>
           <w:b/>
           <w:bCs/>
           <w:color w:val="000000" w:themeColor="text1"/>
@@ -637,19 +656,39 @@
       </w:r>
       <w:r>
         <w:rPr>
-          <w:rFonts w:ascii="Times New Roman" w:eastAsia="Times New Roman" w:hAnsi="Times New Roman" w:cs="Times New Roman"/>
+          <w:rFonts w:ascii="Times New Roman" w:hAnsi="Times New Roman" w:eastAsia="Times New Roman" w:cs="Times New Roman"/>
           <w:color w:val="000000" w:themeColor="text1"/>
           <w:sz w:val="24"/>
           <w:szCs w:val="24"/>
         </w:rPr>
-        <w:t xml:space="preserve"> Cloves Rocha </w:t>
+        <w:t xml:space="preserve"> </w:t>
+      </w:r>
+      <w:proofErr w:type="spellStart"/>
+      <w:r>
+        <w:rPr>
+          <w:rFonts w:ascii="Times New Roman" w:hAnsi="Times New Roman" w:eastAsia="Times New Roman" w:cs="Times New Roman"/>
+          <w:color w:val="000000" w:themeColor="text1"/>
+          <w:sz w:val="24"/>
+          <w:szCs w:val="24"/>
+        </w:rPr>
+        <w:t>Cloves</w:t>
+      </w:r>
+      <w:proofErr w:type="spellEnd"/>
+      <w:r>
+        <w:rPr>
+          <w:rFonts w:ascii="Times New Roman" w:hAnsi="Times New Roman" w:eastAsia="Times New Roman" w:cs="Times New Roman"/>
+          <w:color w:val="000000" w:themeColor="text1"/>
+          <w:sz w:val="24"/>
+          <w:szCs w:val="24"/>
+        </w:rPr>
+        <w:t xml:space="preserve"> Rocha </w:t>
       </w:r>
       <w:r>
         <w:br/>
       </w:r>
       <w:r>
         <w:rPr>
-          <w:rFonts w:ascii="Times New Roman" w:eastAsia="Times New Roman" w:hAnsi="Times New Roman" w:cs="Times New Roman"/>
+          <w:rFonts w:ascii="Times New Roman" w:hAnsi="Times New Roman" w:eastAsia="Times New Roman" w:cs="Times New Roman"/>
           <w:b/>
           <w:bCs/>
           <w:color w:val="000000" w:themeColor="text1"/>
@@ -660,7 +699,7 @@
       </w:r>
       <w:r>
         <w:rPr>
-          <w:rFonts w:ascii="Times New Roman" w:eastAsia="Times New Roman" w:hAnsi="Times New Roman" w:cs="Times New Roman"/>
+          <w:rFonts w:ascii="Times New Roman" w:hAnsi="Times New Roman" w:eastAsia="Times New Roman" w:cs="Times New Roman"/>
           <w:color w:val="000000" w:themeColor="text1"/>
           <w:sz w:val="24"/>
           <w:szCs w:val="24"/>
@@ -672,7 +711,7 @@
       </w:r>
       <w:r>
         <w:rPr>
-          <w:rFonts w:ascii="Times New Roman" w:eastAsia="Times New Roman" w:hAnsi="Times New Roman" w:cs="Times New Roman"/>
+          <w:rFonts w:ascii="Times New Roman" w:hAnsi="Times New Roman" w:eastAsia="Times New Roman" w:cs="Times New Roman"/>
           <w:b/>
           <w:bCs/>
           <w:color w:val="000000" w:themeColor="text1"/>
@@ -683,7 +722,7 @@
       </w:r>
       <w:r>
         <w:rPr>
-          <w:rFonts w:ascii="Times New Roman" w:eastAsia="Times New Roman" w:hAnsi="Times New Roman" w:cs="Times New Roman"/>
+          <w:rFonts w:ascii="Times New Roman" w:hAnsi="Times New Roman" w:eastAsia="Times New Roman" w:cs="Times New Roman"/>
           <w:color w:val="000000" w:themeColor="text1"/>
           <w:sz w:val="24"/>
           <w:szCs w:val="24"/>
@@ -695,7 +734,7 @@
       </w:r>
       <w:r>
         <w:rPr>
-          <w:rFonts w:ascii="Times New Roman" w:eastAsia="Times New Roman" w:hAnsi="Times New Roman" w:cs="Times New Roman"/>
+          <w:rFonts w:ascii="Times New Roman" w:hAnsi="Times New Roman" w:eastAsia="Times New Roman" w:cs="Times New Roman"/>
           <w:b/>
           <w:bCs/>
           <w:color w:val="000000" w:themeColor="text1"/>
@@ -706,7 +745,7 @@
       </w:r>
       <w:r>
         <w:rPr>
-          <w:rFonts w:ascii="Times New Roman" w:eastAsia="Times New Roman" w:hAnsi="Times New Roman" w:cs="Times New Roman"/>
+          <w:rFonts w:ascii="Times New Roman" w:hAnsi="Times New Roman" w:eastAsia="Times New Roman" w:cs="Times New Roman"/>
           <w:color w:val="000000" w:themeColor="text1"/>
           <w:sz w:val="24"/>
           <w:szCs w:val="24"/>
@@ -715,7 +754,7 @@
       </w:r>
       <w:r>
         <w:rPr>
-          <w:rFonts w:ascii="Times New Roman" w:eastAsia="Times New Roman" w:hAnsi="Times New Roman" w:cs="Times New Roman"/>
+          <w:rFonts w:ascii="Times New Roman" w:hAnsi="Times New Roman" w:eastAsia="Times New Roman" w:cs="Times New Roman"/>
           <w:b/>
           <w:bCs/>
           <w:color w:val="000000" w:themeColor="text1"/>
@@ -726,7 +765,7 @@
       </w:r>
       <w:r>
         <w:rPr>
-          <w:rFonts w:ascii="Times New Roman" w:eastAsia="Times New Roman" w:hAnsi="Times New Roman" w:cs="Times New Roman"/>
+          <w:rFonts w:ascii="Times New Roman" w:hAnsi="Times New Roman" w:eastAsia="Times New Roman" w:cs="Times New Roman"/>
           <w:color w:val="000000" w:themeColor="text1"/>
           <w:sz w:val="24"/>
           <w:szCs w:val="24"/>
@@ -783,7 +822,7 @@
       <w:pPr>
         <w:spacing w:after="0" w:line="360" w:lineRule="auto"/>
         <w:rPr>
-          <w:rFonts w:ascii="Times New Roman" w:eastAsia="Times New Roman" w:hAnsi="Times New Roman" w:cs="Times New Roman"/>
+          <w:rFonts w:ascii="Times New Roman" w:hAnsi="Times New Roman" w:eastAsia="Times New Roman" w:cs="Times New Roman"/>
           <w:color w:val="000000" w:themeColor="text1"/>
           <w:sz w:val="24"/>
           <w:szCs w:val="24"/>
@@ -791,7 +830,7 @@
       </w:pPr>
       <w:r>
         <w:rPr>
-          <w:rFonts w:ascii="Times New Roman" w:eastAsia="Times New Roman" w:hAnsi="Times New Roman" w:cs="Times New Roman"/>
+          <w:rFonts w:ascii="Times New Roman" w:hAnsi="Times New Roman" w:eastAsia="Times New Roman" w:cs="Times New Roman"/>
           <w:color w:val="000000" w:themeColor="text1"/>
           <w:sz w:val="24"/>
           <w:szCs w:val="24"/>
@@ -801,22 +840,53 @@
       <w:r>
         <w:br/>
       </w:r>
-      <w:r>
-        <w:rPr>
-          <w:rFonts w:ascii="Times New Roman" w:eastAsia="Times New Roman" w:hAnsi="Times New Roman" w:cs="Times New Roman"/>
+      <w:proofErr w:type="spellStart"/>
+      <w:r>
+        <w:rPr>
+          <w:rFonts w:ascii="Times New Roman" w:hAnsi="Times New Roman" w:eastAsia="Times New Roman" w:cs="Times New Roman"/>
           <w:color w:val="000000" w:themeColor="text1"/>
           <w:sz w:val="24"/>
           <w:szCs w:val="24"/>
         </w:rPr>
-        <w:t>Emanuelly Araujo Alves de Lima</w:t>
-      </w:r>
-      <w:r>
-        <w:rPr>
-          <w:rFonts w:ascii="Times New Roman" w:eastAsia="Times New Roman" w:hAnsi="Times New Roman" w:cs="Times New Roman"/>
+        <w:t>Emanuelly</w:t>
+      </w:r>
+      <w:proofErr w:type="spellEnd"/>
+      <w:r>
+        <w:rPr>
+          <w:rFonts w:ascii="Times New Roman" w:hAnsi="Times New Roman" w:eastAsia="Times New Roman" w:cs="Times New Roman"/>
           <w:color w:val="000000" w:themeColor="text1"/>
           <w:sz w:val="24"/>
           <w:szCs w:val="24"/>
         </w:rPr>
+        <w:t xml:space="preserve"> </w:t>
+      </w:r>
+      <w:proofErr w:type="spellStart"/>
+      <w:r>
+        <w:rPr>
+          <w:rFonts w:ascii="Times New Roman" w:hAnsi="Times New Roman" w:eastAsia="Times New Roman" w:cs="Times New Roman"/>
+          <w:color w:val="000000" w:themeColor="text1"/>
+          <w:sz w:val="24"/>
+          <w:szCs w:val="24"/>
+        </w:rPr>
+        <w:t>Araujo</w:t>
+      </w:r>
+      <w:proofErr w:type="spellEnd"/>
+      <w:r>
+        <w:rPr>
+          <w:rFonts w:ascii="Times New Roman" w:hAnsi="Times New Roman" w:eastAsia="Times New Roman" w:cs="Times New Roman"/>
+          <w:color w:val="000000" w:themeColor="text1"/>
+          <w:sz w:val="24"/>
+          <w:szCs w:val="24"/>
+        </w:rPr>
+        <w:t xml:space="preserve"> Alves de Lima</w:t>
+      </w:r>
+      <w:r>
+        <w:rPr>
+          <w:rFonts w:ascii="Times New Roman" w:hAnsi="Times New Roman" w:eastAsia="Times New Roman" w:cs="Times New Roman"/>
+          <w:color w:val="000000" w:themeColor="text1"/>
+          <w:sz w:val="24"/>
+          <w:szCs w:val="24"/>
+        </w:rPr>
         <w:t xml:space="preserve"> - (01794503)</w:t>
       </w:r>
       <w:r>
@@ -824,19 +894,39 @@
       </w:r>
       <w:r>
         <w:rPr>
-          <w:rFonts w:ascii="Times New Roman" w:eastAsia="Times New Roman" w:hAnsi="Times New Roman" w:cs="Times New Roman"/>
+          <w:rFonts w:ascii="Times New Roman" w:hAnsi="Times New Roman" w:eastAsia="Times New Roman" w:cs="Times New Roman"/>
           <w:color w:val="000000" w:themeColor="text1"/>
           <w:sz w:val="24"/>
           <w:szCs w:val="24"/>
         </w:rPr>
-        <w:t xml:space="preserve">Gabriel Arruda Caricchio - (01824947) </w:t>
+        <w:t xml:space="preserve">Gabriel Arruda </w:t>
+      </w:r>
+      <w:proofErr w:type="spellStart"/>
+      <w:r>
+        <w:rPr>
+          <w:rFonts w:ascii="Times New Roman" w:hAnsi="Times New Roman" w:eastAsia="Times New Roman" w:cs="Times New Roman"/>
+          <w:color w:val="000000" w:themeColor="text1"/>
+          <w:sz w:val="24"/>
+          <w:szCs w:val="24"/>
+        </w:rPr>
+        <w:t>Caricchio</w:t>
+      </w:r>
+      <w:proofErr w:type="spellEnd"/>
+      <w:r>
+        <w:rPr>
+          <w:rFonts w:ascii="Times New Roman" w:hAnsi="Times New Roman" w:eastAsia="Times New Roman" w:cs="Times New Roman"/>
+          <w:color w:val="000000" w:themeColor="text1"/>
+          <w:sz w:val="24"/>
+          <w:szCs w:val="24"/>
+        </w:rPr>
+        <w:t xml:space="preserve"> - (01824947) </w:t>
       </w:r>
       <w:r>
         <w:br/>
       </w:r>
       <w:r>
         <w:rPr>
-          <w:rFonts w:ascii="Times New Roman" w:eastAsia="Times New Roman" w:hAnsi="Times New Roman" w:cs="Times New Roman"/>
+          <w:rFonts w:ascii="Times New Roman" w:hAnsi="Times New Roman" w:eastAsia="Times New Roman" w:cs="Times New Roman"/>
           <w:color w:val="000000" w:themeColor="text1"/>
           <w:sz w:val="24"/>
           <w:szCs w:val="24"/>
@@ -845,20 +935,31 @@
       </w:r>
       <w:r>
         <w:rPr>
-          <w:rFonts w:ascii="Times New Roman" w:eastAsia="Times New Roman" w:hAnsi="Times New Roman" w:cs="Times New Roman"/>
+          <w:rFonts w:ascii="Times New Roman" w:hAnsi="Times New Roman" w:eastAsia="Times New Roman" w:cs="Times New Roman"/>
           <w:color w:val="000000" w:themeColor="text1"/>
           <w:sz w:val="24"/>
           <w:szCs w:val="24"/>
         </w:rPr>
-        <w:t xml:space="preserve"> de Araujo</w:t>
-      </w:r>
-      <w:r>
-        <w:rPr>
-          <w:rFonts w:ascii="Times New Roman" w:eastAsia="Times New Roman" w:hAnsi="Times New Roman" w:cs="Times New Roman"/>
+        <w:t xml:space="preserve"> de </w:t>
+      </w:r>
+      <w:proofErr w:type="spellStart"/>
+      <w:r>
+        <w:rPr>
+          <w:rFonts w:ascii="Times New Roman" w:hAnsi="Times New Roman" w:eastAsia="Times New Roman" w:cs="Times New Roman"/>
           <w:color w:val="000000" w:themeColor="text1"/>
           <w:sz w:val="24"/>
           <w:szCs w:val="24"/>
         </w:rPr>
+        <w:t>Araujo</w:t>
+      </w:r>
+      <w:proofErr w:type="spellEnd"/>
+      <w:r>
+        <w:rPr>
+          <w:rFonts w:ascii="Times New Roman" w:hAnsi="Times New Roman" w:eastAsia="Times New Roman" w:cs="Times New Roman"/>
+          <w:color w:val="000000" w:themeColor="text1"/>
+          <w:sz w:val="24"/>
+          <w:szCs w:val="24"/>
+        </w:rPr>
         <w:t xml:space="preserve"> - (01802318)</w:t>
       </w:r>
       <w:r>
@@ -866,7 +967,7 @@
       </w:r>
       <w:r>
         <w:rPr>
-          <w:rFonts w:ascii="Times New Roman" w:eastAsia="Times New Roman" w:hAnsi="Times New Roman" w:cs="Times New Roman"/>
+          <w:rFonts w:ascii="Times New Roman" w:hAnsi="Times New Roman" w:eastAsia="Times New Roman" w:cs="Times New Roman"/>
           <w:color w:val="000000" w:themeColor="text1"/>
           <w:sz w:val="24"/>
           <w:szCs w:val="24"/>
@@ -878,7 +979,7 @@
       </w:r>
       <w:r>
         <w:rPr>
-          <w:rFonts w:ascii="Times New Roman" w:eastAsia="Times New Roman" w:hAnsi="Times New Roman" w:cs="Times New Roman"/>
+          <w:rFonts w:ascii="Times New Roman" w:hAnsi="Times New Roman" w:eastAsia="Times New Roman" w:cs="Times New Roman"/>
           <w:color w:val="000000" w:themeColor="text1"/>
           <w:sz w:val="24"/>
           <w:szCs w:val="24"/>
@@ -890,33 +991,44 @@
       <w:pPr>
         <w:spacing w:after="0" w:line="360" w:lineRule="auto"/>
         <w:rPr>
-          <w:rFonts w:ascii="Aptos" w:eastAsia="Aptos" w:hAnsi="Aptos" w:cs="Aptos"/>
+          <w:rFonts w:ascii="Aptos" w:hAnsi="Aptos" w:eastAsia="Aptos" w:cs="Aptos"/>
           <w:color w:val="000000" w:themeColor="text1"/>
           <w:sz w:val="24"/>
           <w:szCs w:val="24"/>
         </w:rPr>
       </w:pPr>
-      <w:r>
-        <w:rPr>
-          <w:rFonts w:ascii="Times New Roman" w:eastAsia="Times New Roman" w:hAnsi="Times New Roman" w:cs="Times New Roman"/>
+      <w:proofErr w:type="spellStart"/>
+      <w:r>
+        <w:rPr>
+          <w:rFonts w:ascii="Times New Roman" w:hAnsi="Times New Roman" w:eastAsia="Times New Roman" w:cs="Times New Roman"/>
           <w:color w:val="000000" w:themeColor="text1"/>
           <w:sz w:val="24"/>
           <w:szCs w:val="24"/>
         </w:rPr>
-        <w:t xml:space="preserve">Tarsílio </w:t>
-      </w:r>
-      <w:r>
-        <w:rPr>
-          <w:rFonts w:ascii="Times New Roman" w:eastAsia="Times New Roman" w:hAnsi="Times New Roman" w:cs="Times New Roman"/>
+        <w:t>Tarsílio</w:t>
+      </w:r>
+      <w:proofErr w:type="spellEnd"/>
+      <w:r>
+        <w:rPr>
+          <w:rFonts w:ascii="Times New Roman" w:hAnsi="Times New Roman" w:eastAsia="Times New Roman" w:cs="Times New Roman"/>
           <w:color w:val="000000" w:themeColor="text1"/>
           <w:sz w:val="24"/>
           <w:szCs w:val="24"/>
         </w:rPr>
+        <w:t xml:space="preserve"> </w:t>
+      </w:r>
+      <w:r>
+        <w:rPr>
+          <w:rFonts w:ascii="Times New Roman" w:hAnsi="Times New Roman" w:eastAsia="Times New Roman" w:cs="Times New Roman"/>
+          <w:color w:val="000000" w:themeColor="text1"/>
+          <w:sz w:val="24"/>
+          <w:szCs w:val="24"/>
+        </w:rPr>
         <w:t>Aureliano Soares Silva</w:t>
       </w:r>
       <w:r>
         <w:rPr>
-          <w:rFonts w:ascii="Times New Roman" w:eastAsia="Times New Roman" w:hAnsi="Times New Roman" w:cs="Times New Roman"/>
+          <w:rFonts w:ascii="Times New Roman" w:hAnsi="Times New Roman" w:eastAsia="Times New Roman" w:cs="Times New Roman"/>
           <w:color w:val="000000" w:themeColor="text1"/>
           <w:sz w:val="24"/>
           <w:szCs w:val="24"/>
@@ -1065,7 +1177,7 @@
         <w:sectPr>
           <w:headerReference w:type="default" r:id="rId9"/>
           <w:footerReference w:type="default" r:id="rId10"/>
-          <w:pgSz w:w="11906" w:h="16838"/>
+          <w:pgSz w:w="11906" w:h="16838" w:orient="portrait"/>
           <w:pgMar w:top="1701" w:right="1134" w:bottom="1134" w:left="1701" w:header="709" w:footer="709" w:gutter="0"/>
           <w:cols w:space="708"/>
           <w:docGrid w:linePitch="360"/>
@@ -1076,7 +1188,7 @@
       <w:pPr>
         <w:spacing w:before="240" w:after="240" w:line="360" w:lineRule="auto"/>
         <w:rPr>
-          <w:rFonts w:ascii="Times New Roman" w:eastAsia="Times New Roman" w:hAnsi="Times New Roman" w:cs="Times New Roman"/>
+          <w:rFonts w:ascii="Times New Roman" w:hAnsi="Times New Roman" w:eastAsia="Times New Roman" w:cs="Times New Roman"/>
           <w:color w:val="000000" w:themeColor="text1"/>
           <w:sz w:val="24"/>
           <w:szCs w:val="24"/>
@@ -1084,18 +1196,17 @@
       </w:pPr>
       <w:r>
         <w:rPr>
-          <w:rFonts w:ascii="Times New Roman" w:eastAsia="Times New Roman" w:hAnsi="Times New Roman" w:cs="Times New Roman"/>
+          <w:rFonts w:ascii="Times New Roman" w:hAnsi="Times New Roman" w:eastAsia="Times New Roman" w:cs="Times New Roman"/>
           <w:b/>
           <w:bCs/>
           <w:sz w:val="28"/>
           <w:szCs w:val="28"/>
         </w:rPr>
-        <w:lastRenderedPageBreak/>
         <w:t xml:space="preserve">Sistema de Apoio à Alfabetização Hospitalar Arquitetura de Software – </w:t>
       </w:r>
       <w:r>
         <w:rPr>
-          <w:rFonts w:ascii="Times New Roman" w:eastAsia="Times New Roman" w:hAnsi="Times New Roman" w:cs="Times New Roman"/>
+          <w:rFonts w:ascii="Times New Roman" w:hAnsi="Times New Roman" w:eastAsia="Times New Roman" w:cs="Times New Roman"/>
           <w:b/>
           <w:bCs/>
           <w:sz w:val="28"/>
@@ -1105,7 +1216,7 @@
       </w:r>
       <w:r>
         <w:rPr>
-          <w:rFonts w:ascii="Times New Roman" w:eastAsia="Times New Roman" w:hAnsi="Times New Roman" w:cs="Times New Roman"/>
+          <w:rFonts w:ascii="Times New Roman" w:hAnsi="Times New Roman" w:eastAsia="Times New Roman" w:cs="Times New Roman"/>
           <w:b/>
           <w:bCs/>
           <w:sz w:val="28"/>
@@ -1121,7 +1232,7 @@
       </w:r>
       <w:r>
         <w:rPr>
-          <w:rFonts w:ascii="Times New Roman" w:eastAsia="Times New Roman" w:hAnsi="Times New Roman" w:cs="Times New Roman"/>
+          <w:rFonts w:ascii="Times New Roman" w:hAnsi="Times New Roman" w:eastAsia="Times New Roman" w:cs="Times New Roman"/>
           <w:b/>
           <w:bCs/>
           <w:color w:val="000000" w:themeColor="text1"/>
@@ -1135,7 +1246,7 @@
       <w:pPr>
         <w:spacing w:before="240" w:after="240" w:line="360" w:lineRule="auto"/>
         <w:rPr>
-          <w:rFonts w:ascii="Times New Roman" w:eastAsia="Times New Roman" w:hAnsi="Times New Roman" w:cs="Times New Roman"/>
+          <w:rFonts w:ascii="Times New Roman" w:hAnsi="Times New Roman" w:eastAsia="Times New Roman" w:cs="Times New Roman"/>
           <w:color w:val="000000" w:themeColor="text1"/>
           <w:sz w:val="24"/>
           <w:szCs w:val="24"/>
@@ -1143,7 +1254,7 @@
       </w:pPr>
       <w:r>
         <w:rPr>
-          <w:rFonts w:ascii="Times New Roman" w:eastAsia="Times New Roman" w:hAnsi="Times New Roman" w:cs="Times New Roman"/>
+          <w:rFonts w:ascii="Times New Roman" w:hAnsi="Times New Roman" w:eastAsia="Times New Roman" w:cs="Times New Roman"/>
           <w:color w:val="000000" w:themeColor="text1"/>
           <w:sz w:val="24"/>
           <w:szCs w:val="24"/>
@@ -1158,7 +1269,7 @@
       </w:r>
       <w:r>
         <w:rPr>
-          <w:rFonts w:ascii="Times New Roman" w:eastAsia="Times New Roman" w:hAnsi="Times New Roman" w:cs="Times New Roman"/>
+          <w:rFonts w:ascii="Times New Roman" w:hAnsi="Times New Roman" w:eastAsia="Times New Roman" w:cs="Times New Roman"/>
           <w:b/>
           <w:bCs/>
           <w:color w:val="000000" w:themeColor="text1"/>
@@ -1169,7 +1280,7 @@
       </w:r>
       <w:r>
         <w:rPr>
-          <w:rFonts w:ascii="Times New Roman" w:eastAsia="Times New Roman" w:hAnsi="Times New Roman" w:cs="Times New Roman"/>
+          <w:rFonts w:ascii="Times New Roman" w:hAnsi="Times New Roman" w:eastAsia="Times New Roman" w:cs="Times New Roman"/>
           <w:b/>
           <w:bCs/>
           <w:color w:val="000000" w:themeColor="text1"/>
@@ -1183,7 +1294,7 @@
       <w:pPr>
         <w:spacing w:before="240" w:after="240" w:line="360" w:lineRule="auto"/>
         <w:rPr>
-          <w:rFonts w:ascii="Times New Roman" w:eastAsia="Times New Roman" w:hAnsi="Times New Roman" w:cs="Times New Roman"/>
+          <w:rFonts w:ascii="Times New Roman" w:hAnsi="Times New Roman" w:eastAsia="Times New Roman" w:cs="Times New Roman"/>
           <w:color w:val="000000" w:themeColor="text1"/>
           <w:sz w:val="24"/>
           <w:szCs w:val="24"/>
@@ -1191,7 +1302,7 @@
       </w:pPr>
       <w:r>
         <w:rPr>
-          <w:rFonts w:ascii="Times New Roman" w:eastAsia="Times New Roman" w:hAnsi="Times New Roman" w:cs="Times New Roman"/>
+          <w:rFonts w:ascii="Times New Roman" w:hAnsi="Times New Roman" w:eastAsia="Times New Roman" w:cs="Times New Roman"/>
           <w:color w:val="000000" w:themeColor="text1"/>
           <w:sz w:val="24"/>
           <w:szCs w:val="24"/>
@@ -1203,7 +1314,7 @@
       <w:pPr>
         <w:spacing w:before="240" w:after="240" w:line="360" w:lineRule="auto"/>
         <w:rPr>
-          <w:rFonts w:ascii="Times New Roman" w:eastAsia="Times New Roman" w:hAnsi="Times New Roman" w:cs="Times New Roman"/>
+          <w:rFonts w:ascii="Times New Roman" w:hAnsi="Times New Roman" w:eastAsia="Times New Roman" w:cs="Times New Roman"/>
           <w:b/>
           <w:bCs/>
           <w:color w:val="000000" w:themeColor="text1"/>
@@ -1213,7 +1324,7 @@
       </w:pPr>
       <w:r>
         <w:rPr>
-          <w:rFonts w:ascii="Times New Roman" w:eastAsia="Times New Roman" w:hAnsi="Times New Roman" w:cs="Times New Roman"/>
+          <w:rFonts w:ascii="Times New Roman" w:hAnsi="Times New Roman" w:eastAsia="Times New Roman" w:cs="Times New Roman"/>
           <w:b/>
           <w:bCs/>
           <w:color w:val="000000" w:themeColor="text1"/>
@@ -1227,7 +1338,7 @@
       <w:pPr>
         <w:spacing w:before="240" w:after="240" w:line="360" w:lineRule="auto"/>
         <w:rPr>
-          <w:rFonts w:ascii="Times New Roman" w:eastAsia="Times New Roman" w:hAnsi="Times New Roman" w:cs="Times New Roman"/>
+          <w:rFonts w:ascii="Times New Roman" w:hAnsi="Times New Roman" w:eastAsia="Times New Roman" w:cs="Times New Roman"/>
           <w:color w:val="000000" w:themeColor="text1"/>
           <w:sz w:val="24"/>
           <w:szCs w:val="24"/>
@@ -1235,7 +1346,7 @@
       </w:pPr>
       <w:r>
         <w:rPr>
-          <w:rFonts w:ascii="Times New Roman" w:eastAsia="Times New Roman" w:hAnsi="Times New Roman" w:cs="Times New Roman"/>
+          <w:rFonts w:ascii="Times New Roman" w:hAnsi="Times New Roman" w:eastAsia="Times New Roman" w:cs="Times New Roman"/>
           <w:color w:val="000000" w:themeColor="text1"/>
           <w:sz w:val="24"/>
           <w:szCs w:val="24"/>
@@ -1244,7 +1355,7 @@
       </w:r>
       <w:r>
         <w:rPr>
-          <w:rFonts w:ascii="Times New Roman" w:eastAsia="Times New Roman" w:hAnsi="Times New Roman" w:cs="Times New Roman"/>
+          <w:rFonts w:ascii="Times New Roman" w:hAnsi="Times New Roman" w:eastAsia="Times New Roman" w:cs="Times New Roman"/>
           <w:color w:val="000000" w:themeColor="text1"/>
           <w:sz w:val="24"/>
           <w:szCs w:val="24"/>
@@ -1253,7 +1364,7 @@
       </w:r>
       <w:r>
         <w:rPr>
-          <w:rFonts w:ascii="Times New Roman" w:eastAsia="Times New Roman" w:hAnsi="Times New Roman" w:cs="Times New Roman"/>
+          <w:rFonts w:ascii="Times New Roman" w:hAnsi="Times New Roman" w:eastAsia="Times New Roman" w:cs="Times New Roman"/>
           <w:color w:val="000000" w:themeColor="text1"/>
           <w:sz w:val="24"/>
           <w:szCs w:val="24"/>
@@ -1262,7 +1373,7 @@
       </w:r>
       <w:r>
         <w:rPr>
-          <w:rFonts w:ascii="Times New Roman" w:eastAsia="Times New Roman" w:hAnsi="Times New Roman" w:cs="Times New Roman"/>
+          <w:rFonts w:ascii="Times New Roman" w:hAnsi="Times New Roman" w:eastAsia="Times New Roman" w:cs="Times New Roman"/>
           <w:b/>
           <w:bCs/>
           <w:color w:val="000000" w:themeColor="text1"/>
@@ -1273,7 +1384,7 @@
       </w:r>
       <w:r>
         <w:rPr>
-          <w:rFonts w:ascii="Times New Roman" w:eastAsia="Times New Roman" w:hAnsi="Times New Roman" w:cs="Times New Roman"/>
+          <w:rFonts w:ascii="Times New Roman" w:hAnsi="Times New Roman" w:eastAsia="Times New Roman" w:cs="Times New Roman"/>
           <w:color w:val="000000" w:themeColor="text1"/>
           <w:sz w:val="24"/>
           <w:szCs w:val="24"/>
@@ -1282,7 +1393,7 @@
       </w:r>
       <w:r>
         <w:rPr>
-          <w:rFonts w:ascii="Times New Roman" w:eastAsia="Times New Roman" w:hAnsi="Times New Roman" w:cs="Times New Roman"/>
+          <w:rFonts w:ascii="Times New Roman" w:hAnsi="Times New Roman" w:eastAsia="Times New Roman" w:cs="Times New Roman"/>
           <w:color w:val="000000" w:themeColor="text1"/>
           <w:sz w:val="24"/>
           <w:szCs w:val="24"/>
@@ -1291,7 +1402,7 @@
       </w:r>
       <w:r>
         <w:rPr>
-          <w:rFonts w:ascii="Times New Roman" w:eastAsia="Times New Roman" w:hAnsi="Times New Roman" w:cs="Times New Roman"/>
+          <w:rFonts w:ascii="Times New Roman" w:hAnsi="Times New Roman" w:eastAsia="Times New Roman" w:cs="Times New Roman"/>
           <w:color w:val="000000" w:themeColor="text1"/>
           <w:sz w:val="24"/>
           <w:szCs w:val="24"/>
@@ -1303,7 +1414,7 @@
       <w:pPr>
         <w:spacing w:before="240" w:after="240" w:line="360" w:lineRule="auto"/>
         <w:rPr>
-          <w:rFonts w:ascii="Times New Roman" w:eastAsia="Times New Roman" w:hAnsi="Times New Roman" w:cs="Times New Roman"/>
+          <w:rFonts w:ascii="Times New Roman" w:hAnsi="Times New Roman" w:eastAsia="Times New Roman" w:cs="Times New Roman"/>
           <w:color w:val="000000" w:themeColor="text1"/>
           <w:sz w:val="24"/>
           <w:szCs w:val="24"/>
@@ -1311,7 +1422,7 @@
       </w:pPr>
       <w:r>
         <w:rPr>
-          <w:rFonts w:ascii="Times New Roman" w:eastAsia="Times New Roman" w:hAnsi="Times New Roman" w:cs="Times New Roman"/>
+          <w:rFonts w:ascii="Times New Roman" w:hAnsi="Times New Roman" w:eastAsia="Times New Roman" w:cs="Times New Roman"/>
           <w:color w:val="000000" w:themeColor="text1"/>
           <w:sz w:val="24"/>
           <w:szCs w:val="24"/>
@@ -1320,7 +1431,7 @@
       </w:r>
       <w:r>
         <w:rPr>
-          <w:rFonts w:ascii="Times New Roman" w:eastAsia="Times New Roman" w:hAnsi="Times New Roman" w:cs="Times New Roman"/>
+          <w:rFonts w:ascii="Times New Roman" w:hAnsi="Times New Roman" w:eastAsia="Times New Roman" w:cs="Times New Roman"/>
           <w:color w:val="000000" w:themeColor="text1"/>
           <w:sz w:val="24"/>
           <w:szCs w:val="24"/>
@@ -1329,7 +1440,7 @@
       </w:r>
       <w:r>
         <w:rPr>
-          <w:rFonts w:ascii="Times New Roman" w:eastAsia="Times New Roman" w:hAnsi="Times New Roman" w:cs="Times New Roman"/>
+          <w:rFonts w:ascii="Times New Roman" w:hAnsi="Times New Roman" w:eastAsia="Times New Roman" w:cs="Times New Roman"/>
           <w:color w:val="000000" w:themeColor="text1"/>
           <w:sz w:val="24"/>
           <w:szCs w:val="24"/>
@@ -1338,7 +1449,7 @@
       </w:r>
       <w:r>
         <w:rPr>
-          <w:rFonts w:ascii="Times New Roman" w:eastAsia="Times New Roman" w:hAnsi="Times New Roman" w:cs="Times New Roman"/>
+          <w:rFonts w:ascii="Times New Roman" w:hAnsi="Times New Roman" w:eastAsia="Times New Roman" w:cs="Times New Roman"/>
           <w:color w:val="000000" w:themeColor="text1"/>
           <w:sz w:val="24"/>
           <w:szCs w:val="24"/>
@@ -1350,7 +1461,7 @@
       <w:pPr>
         <w:spacing w:before="240" w:after="240" w:line="360" w:lineRule="auto"/>
         <w:rPr>
-          <w:rFonts w:ascii="Times New Roman" w:eastAsia="Times New Roman" w:hAnsi="Times New Roman" w:cs="Times New Roman"/>
+          <w:rFonts w:ascii="Times New Roman" w:hAnsi="Times New Roman" w:eastAsia="Times New Roman" w:cs="Times New Roman"/>
           <w:color w:val="000000" w:themeColor="text1"/>
           <w:sz w:val="24"/>
           <w:szCs w:val="24"/>
@@ -1358,7 +1469,7 @@
       </w:pPr>
       <w:r>
         <w:rPr>
-          <w:rFonts w:ascii="Times New Roman" w:eastAsia="Times New Roman" w:hAnsi="Times New Roman" w:cs="Times New Roman"/>
+          <w:rFonts w:ascii="Times New Roman" w:hAnsi="Times New Roman" w:eastAsia="Times New Roman" w:cs="Times New Roman"/>
           <w:color w:val="000000" w:themeColor="text1"/>
           <w:sz w:val="24"/>
           <w:szCs w:val="24"/>
@@ -1367,7 +1478,7 @@
       </w:r>
       <w:r>
         <w:rPr>
-          <w:rFonts w:ascii="Times New Roman" w:eastAsia="Times New Roman" w:hAnsi="Times New Roman" w:cs="Times New Roman"/>
+          <w:rFonts w:ascii="Times New Roman" w:hAnsi="Times New Roman" w:eastAsia="Times New Roman" w:cs="Times New Roman"/>
           <w:color w:val="000000" w:themeColor="text1"/>
           <w:sz w:val="24"/>
           <w:szCs w:val="24"/>
@@ -1376,7 +1487,7 @@
       </w:r>
       <w:r>
         <w:rPr>
-          <w:rFonts w:ascii="Times New Roman" w:eastAsia="Times New Roman" w:hAnsi="Times New Roman" w:cs="Times New Roman"/>
+          <w:rFonts w:ascii="Times New Roman" w:hAnsi="Times New Roman" w:eastAsia="Times New Roman" w:cs="Times New Roman"/>
           <w:color w:val="000000" w:themeColor="text1"/>
           <w:sz w:val="24"/>
           <w:szCs w:val="24"/>
@@ -1385,37 +1496,78 @@
       </w:r>
       <w:r>
         <w:rPr>
-          <w:rFonts w:ascii="Times New Roman" w:eastAsia="Times New Roman" w:hAnsi="Times New Roman" w:cs="Times New Roman"/>
+          <w:rFonts w:ascii="Times New Roman" w:hAnsi="Times New Roman" w:eastAsia="Times New Roman" w:cs="Times New Roman"/>
           <w:color w:val="000000" w:themeColor="text1"/>
           <w:sz w:val="24"/>
           <w:szCs w:val="24"/>
         </w:rPr>
-        <w:t xml:space="preserve"> Um desenvolvedor pode focar em criar as telas (Front-end) enquanto outro trabalha nas regras de negócio (Back-end), desde que as interfaces entre as camadas estejam definidas. </w:t>
+        <w:t xml:space="preserve"> Um desenvolvedor pode focar em criar as telas (Front-</w:t>
+      </w:r>
+      <w:proofErr w:type="spellStart"/>
+      <w:r>
+        <w:rPr>
+          <w:rFonts w:ascii="Times New Roman" w:hAnsi="Times New Roman" w:eastAsia="Times New Roman" w:cs="Times New Roman"/>
+          <w:color w:val="000000" w:themeColor="text1"/>
+          <w:sz w:val="24"/>
+          <w:szCs w:val="24"/>
+        </w:rPr>
+        <w:t>end</w:t>
+      </w:r>
+      <w:proofErr w:type="spellEnd"/>
+      <w:r>
+        <w:rPr>
+          <w:rFonts w:ascii="Times New Roman" w:hAnsi="Times New Roman" w:eastAsia="Times New Roman" w:cs="Times New Roman"/>
+          <w:color w:val="000000" w:themeColor="text1"/>
+          <w:sz w:val="24"/>
+          <w:szCs w:val="24"/>
+        </w:rPr>
+        <w:t>) enquanto outro trabalha nas regras de negócio (Back-</w:t>
+      </w:r>
+      <w:proofErr w:type="spellStart"/>
+      <w:r>
+        <w:rPr>
+          <w:rFonts w:ascii="Times New Roman" w:hAnsi="Times New Roman" w:eastAsia="Times New Roman" w:cs="Times New Roman"/>
+          <w:color w:val="000000" w:themeColor="text1"/>
+          <w:sz w:val="24"/>
+          <w:szCs w:val="24"/>
+        </w:rPr>
+        <w:t>end</w:t>
+      </w:r>
+      <w:proofErr w:type="spellEnd"/>
+      <w:r>
+        <w:rPr>
+          <w:rFonts w:ascii="Times New Roman" w:hAnsi="Times New Roman" w:eastAsia="Times New Roman" w:cs="Times New Roman"/>
+          <w:color w:val="000000" w:themeColor="text1"/>
+          <w:sz w:val="24"/>
+          <w:szCs w:val="24"/>
+        </w:rPr>
+        <w:t xml:space="preserve">), desde que as interfaces entre as camadas estejam definidas. </w:t>
       </w:r>
     </w:p>
     <w:p>
       <w:pPr>
         <w:spacing w:before="240" w:after="240" w:line="360" w:lineRule="auto"/>
         <w:rPr>
-          <w:rFonts w:ascii="Times New Roman" w:eastAsia="Times New Roman" w:hAnsi="Times New Roman" w:cs="Times New Roman"/>
+          <w:rFonts w:ascii="Times New Roman" w:hAnsi="Times New Roman" w:eastAsia="Times New Roman" w:cs="Times New Roman"/>
           <w:color w:val="000000" w:themeColor="text1"/>
           <w:sz w:val="24"/>
           <w:szCs w:val="24"/>
         </w:rPr>
       </w:pPr>
-      <w:r>
-        <w:rPr>
-          <w:rFonts w:ascii="Times New Roman" w:eastAsia="Times New Roman" w:hAnsi="Times New Roman" w:cs="Times New Roman"/>
+      <w:proofErr w:type="spellStart"/>
+      <w:r>
+        <w:rPr>
+          <w:rFonts w:ascii="Times New Roman" w:hAnsi="Times New Roman" w:eastAsia="Times New Roman" w:cs="Times New Roman"/>
           <w:color w:val="000000" w:themeColor="text1"/>
           <w:sz w:val="24"/>
           <w:szCs w:val="24"/>
         </w:rPr>
-        <w:lastRenderedPageBreak/>
         <w:t>Testabilidade</w:t>
       </w:r>
-      <w:r>
-        <w:rPr>
-          <w:rFonts w:ascii="Times New Roman" w:eastAsia="Times New Roman" w:hAnsi="Times New Roman" w:cs="Times New Roman"/>
+      <w:proofErr w:type="spellEnd"/>
+      <w:r>
+        <w:rPr>
+          <w:rFonts w:ascii="Times New Roman" w:hAnsi="Times New Roman" w:eastAsia="Times New Roman" w:cs="Times New Roman"/>
           <w:color w:val="000000" w:themeColor="text1"/>
           <w:sz w:val="24"/>
           <w:szCs w:val="24"/>
@@ -1424,7 +1576,7 @@
       </w:r>
       <w:r>
         <w:rPr>
-          <w:rFonts w:ascii="Times New Roman" w:eastAsia="Times New Roman" w:hAnsi="Times New Roman" w:cs="Times New Roman"/>
+          <w:rFonts w:ascii="Times New Roman" w:hAnsi="Times New Roman" w:eastAsia="Times New Roman" w:cs="Times New Roman"/>
           <w:color w:val="000000" w:themeColor="text1"/>
           <w:sz w:val="24"/>
           <w:szCs w:val="24"/>
@@ -1433,7 +1585,7 @@
       </w:r>
       <w:r>
         <w:rPr>
-          <w:rFonts w:ascii="Times New Roman" w:eastAsia="Times New Roman" w:hAnsi="Times New Roman" w:cs="Times New Roman"/>
+          <w:rFonts w:ascii="Times New Roman" w:hAnsi="Times New Roman" w:eastAsia="Times New Roman" w:cs="Times New Roman"/>
           <w:color w:val="000000" w:themeColor="text1"/>
           <w:sz w:val="24"/>
           <w:szCs w:val="24"/>
@@ -1445,7 +1597,7 @@
       <w:pPr>
         <w:spacing w:after="0" w:line="360" w:lineRule="auto"/>
         <w:rPr>
-          <w:rFonts w:ascii="Times New Roman" w:eastAsia="Times New Roman" w:hAnsi="Times New Roman" w:cs="Times New Roman"/>
+          <w:rFonts w:ascii="Times New Roman" w:hAnsi="Times New Roman" w:eastAsia="Times New Roman" w:cs="Times New Roman"/>
           <w:b/>
           <w:bCs/>
           <w:sz w:val="28"/>
@@ -1469,7 +1621,7 @@
       </w:r>
       <w:r>
         <w:rPr>
-          <w:rFonts w:ascii="Times New Roman" w:eastAsia="Times New Roman" w:hAnsi="Times New Roman" w:cs="Times New Roman"/>
+          <w:rFonts w:ascii="Times New Roman" w:hAnsi="Times New Roman" w:eastAsia="Times New Roman" w:cs="Times New Roman"/>
           <w:b/>
           <w:bCs/>
           <w:sz w:val="24"/>
@@ -1482,7 +1634,7 @@
       <w:pPr>
         <w:spacing w:after="0" w:line="360" w:lineRule="auto"/>
         <w:rPr>
-          <w:rFonts w:ascii="Times New Roman" w:eastAsia="Times New Roman" w:hAnsi="Times New Roman" w:cs="Times New Roman"/>
+          <w:rFonts w:ascii="Times New Roman" w:hAnsi="Times New Roman" w:eastAsia="Times New Roman" w:cs="Times New Roman"/>
         </w:rPr>
       </w:pPr>
       <w:r>
@@ -1533,7 +1685,7 @@
       </w:r>
       <w:r>
         <w:rPr>
-          <w:rFonts w:ascii="Times New Roman" w:eastAsia="Times New Roman" w:hAnsi="Times New Roman" w:cs="Times New Roman"/>
+          <w:rFonts w:ascii="Times New Roman" w:hAnsi="Times New Roman" w:eastAsia="Times New Roman" w:cs="Times New Roman"/>
           <w:b/>
           <w:bCs/>
           <w:sz w:val="24"/>
@@ -1543,7 +1695,7 @@
       </w:r>
       <w:r>
         <w:rPr>
-          <w:rFonts w:ascii="Times New Roman" w:eastAsia="Times New Roman" w:hAnsi="Times New Roman" w:cs="Times New Roman"/>
+          <w:rFonts w:ascii="Times New Roman" w:hAnsi="Times New Roman" w:eastAsia="Times New Roman" w:cs="Times New Roman"/>
           <w:b/>
           <w:bCs/>
           <w:sz w:val="24"/>
@@ -1559,12 +1711,12 @@
       <w:pPr>
         <w:spacing w:after="0" w:line="360" w:lineRule="auto"/>
         <w:rPr>
-          <w:rFonts w:ascii="Times New Roman" w:eastAsia="Times New Roman" w:hAnsi="Times New Roman" w:cs="Times New Roman"/>
-        </w:rPr>
-      </w:pPr>
-      <w:r>
-        <w:rPr>
-          <w:rFonts w:ascii="Times New Roman" w:eastAsia="Times New Roman" w:hAnsi="Times New Roman" w:cs="Times New Roman"/>
+          <w:rFonts w:ascii="Times New Roman" w:hAnsi="Times New Roman" w:eastAsia="Times New Roman" w:cs="Times New Roman"/>
+        </w:rPr>
+      </w:pPr>
+      <w:r>
+        <w:rPr>
+          <w:rFonts w:ascii="Times New Roman" w:hAnsi="Times New Roman" w:eastAsia="Times New Roman" w:cs="Times New Roman"/>
           <w:b/>
           <w:bCs/>
           <w:sz w:val="24"/>
@@ -1572,209 +1724,288 @@
         </w:rPr>
         <w:t xml:space="preserve">3.1 Camada </w:t>
       </w:r>
-      <w:r>
-        <w:rPr>
-          <w:rFonts w:ascii="Times New Roman" w:eastAsia="Times New Roman" w:hAnsi="Times New Roman" w:cs="Times New Roman"/>
-          <w:b/>
-          <w:bCs/>
-        </w:rPr>
-        <w:t>Adapter (interfaces):</w:t>
-      </w:r>
-    </w:p>
-    <w:p>
-      <w:pPr>
-        <w:pStyle w:val="PargrafodaLista"/>
+      <w:proofErr w:type="spellStart"/>
+      <w:r>
+        <w:rPr>
+          <w:rFonts w:ascii="Times New Roman" w:hAnsi="Times New Roman" w:eastAsia="Times New Roman" w:cs="Times New Roman"/>
+          <w:b/>
+          <w:bCs/>
+        </w:rPr>
+        <w:t>Adapter</w:t>
+      </w:r>
+      <w:proofErr w:type="spellEnd"/>
+      <w:r>
+        <w:rPr>
+          <w:rFonts w:ascii="Times New Roman" w:hAnsi="Times New Roman" w:eastAsia="Times New Roman" w:cs="Times New Roman"/>
+          <w:b/>
+          <w:bCs/>
+        </w:rPr>
+        <w:t xml:space="preserve"> (interfaces):</w:t>
+      </w:r>
+    </w:p>
+    <w:p>
+      <w:pPr>
+        <w:pStyle w:val="ListParagraph"/>
         <w:numPr>
           <w:ilvl w:val="0"/>
           <w:numId w:val="4"/>
         </w:numPr>
         <w:spacing w:before="240" w:after="240" w:line="360" w:lineRule="auto"/>
         <w:rPr>
-          <w:rFonts w:ascii="Times New Roman" w:eastAsia="Times New Roman" w:hAnsi="Times New Roman" w:cs="Times New Roman"/>
-        </w:rPr>
-      </w:pPr>
-      <w:r>
-        <w:rPr>
-          <w:rFonts w:ascii="Times New Roman" w:eastAsia="Times New Roman" w:hAnsi="Times New Roman" w:cs="Times New Roman"/>
-          <w:b/>
-          <w:bCs/>
+          <w:rFonts w:ascii="Times New Roman" w:hAnsi="Times New Roman" w:eastAsia="Times New Roman" w:cs="Times New Roman"/>
+        </w:rPr>
+      </w:pPr>
+      <w:r>
+        <w:rPr>
+          <w:rFonts w:ascii="Times New Roman" w:hAnsi="Times New Roman" w:eastAsia="Times New Roman" w:cs="Times New Roman"/>
+          <w:b w:val="1"/>
+          <w:bCs w:val="1"/>
         </w:rPr>
         <w:t>Responsabilidade:</w:t>
       </w:r>
       <w:r>
         <w:rPr>
-          <w:rFonts w:ascii="Times New Roman" w:eastAsia="Times New Roman" w:hAnsi="Times New Roman" w:cs="Times New Roman"/>
+          <w:rFonts w:ascii="Times New Roman" w:hAnsi="Times New Roman" w:eastAsia="Times New Roman" w:cs="Times New Roman"/>
         </w:rPr>
         <w:t xml:space="preserve"> </w:t>
       </w:r>
       <w:r>
         <w:rPr>
-          <w:rFonts w:ascii="Times New Roman" w:eastAsia="Times New Roman" w:hAnsi="Times New Roman" w:cs="Times New Roman"/>
-        </w:rPr>
-        <w:t xml:space="preserve">responsável pela por intermediar a comunicação do domain e recursos externos como banco de dados e APIs, usando as as portas como meio de comunicação </w:t>
-      </w:r>
-      <w:r>
-        <w:rPr>
-          <w:rFonts w:ascii="Times New Roman" w:eastAsia="Times New Roman" w:hAnsi="Times New Roman" w:cs="Times New Roman"/>
+          <w:rFonts w:ascii="Times New Roman" w:hAnsi="Times New Roman" w:eastAsia="Times New Roman" w:cs="Times New Roman"/>
+        </w:rPr>
+        <w:t xml:space="preserve">responsável por intermediar a comunicação do </w:t>
+      </w:r>
+      <w:r>
+        <w:rPr>
+          <w:rFonts w:ascii="Times New Roman" w:hAnsi="Times New Roman" w:eastAsia="Times New Roman" w:cs="Times New Roman"/>
+        </w:rPr>
+        <w:t>domain</w:t>
+      </w:r>
+      <w:r>
+        <w:rPr>
+          <w:rFonts w:ascii="Times New Roman" w:hAnsi="Times New Roman" w:eastAsia="Times New Roman" w:cs="Times New Roman"/>
+        </w:rPr>
+        <w:t xml:space="preserve"> e recursos externos como banco de dados e APIs, usando as</w:t>
+      </w:r>
+      <w:r>
+        <w:rPr>
+          <w:rFonts w:ascii="Times New Roman" w:hAnsi="Times New Roman" w:eastAsia="Times New Roman" w:cs="Times New Roman"/>
+        </w:rPr>
+        <w:t xml:space="preserve"> </w:t>
+      </w:r>
+      <w:r>
+        <w:rPr>
+          <w:rFonts w:ascii="Times New Roman" w:hAnsi="Times New Roman" w:eastAsia="Times New Roman" w:cs="Times New Roman"/>
+        </w:rPr>
+        <w:t xml:space="preserve">portas como meio de comunicação </w:t>
+      </w:r>
+      <w:r>
+        <w:rPr>
+          <w:rFonts w:ascii="Times New Roman" w:hAnsi="Times New Roman" w:eastAsia="Times New Roman" w:cs="Times New Roman"/>
         </w:rPr>
         <w:t>e fazendo aplicações abstratas.</w:t>
       </w:r>
     </w:p>
     <w:p>
       <w:pPr>
-        <w:pStyle w:val="PargrafodaLista"/>
+        <w:pStyle w:val="ListParagraph"/>
         <w:numPr>
           <w:ilvl w:val="0"/>
           <w:numId w:val="4"/>
         </w:numPr>
         <w:spacing w:before="240" w:after="240" w:line="360" w:lineRule="auto"/>
-      </w:pPr>
-      <w:r>
-        <w:rPr>
-          <w:rFonts w:ascii="Times New Roman" w:eastAsia="Times New Roman" w:hAnsi="Times New Roman" w:cs="Times New Roman"/>
-          <w:b/>
-          <w:bCs/>
+        <w:rPr/>
+      </w:pPr>
+      <w:r>
+        <w:rPr>
+          <w:rFonts w:ascii="Times New Roman" w:hAnsi="Times New Roman" w:eastAsia="Times New Roman" w:cs="Times New Roman"/>
+          <w:b w:val="1"/>
+          <w:bCs w:val="1"/>
         </w:rPr>
         <w:t>Componentes:</w:t>
       </w:r>
       <w:r>
         <w:rPr>
-          <w:rFonts w:ascii="Times New Roman" w:eastAsia="Times New Roman" w:hAnsi="Times New Roman" w:cs="Times New Roman"/>
+          <w:rFonts w:ascii="Times New Roman" w:hAnsi="Times New Roman" w:eastAsia="Times New Roman" w:cs="Times New Roman"/>
         </w:rPr>
         <w:t xml:space="preserve"> </w:t>
       </w:r>
       <w:r>
         <w:rPr>
-          <w:rFonts w:ascii="Times New Roman" w:eastAsia="Times New Roman" w:hAnsi="Times New Roman" w:cs="Times New Roman"/>
+          <w:rFonts w:ascii="Times New Roman" w:hAnsi="Times New Roman" w:eastAsia="Times New Roman" w:cs="Times New Roman"/>
+          <w:b w:val="1"/>
+          <w:bCs w:val="1"/>
         </w:rPr>
         <w:t>i</w:t>
       </w:r>
       <w:r>
         <w:rPr>
-          <w:rFonts w:ascii="Times New Roman" w:eastAsia="Times New Roman" w:hAnsi="Times New Roman" w:cs="Times New Roman"/>
+          <w:rFonts w:ascii="Times New Roman" w:hAnsi="Times New Roman" w:eastAsia="Times New Roman" w:cs="Times New Roman"/>
+          <w:b w:val="1"/>
+          <w:bCs w:val="1"/>
         </w:rPr>
         <w:t>ntegration</w:t>
       </w:r>
       <w:r>
         <w:rPr>
-          <w:rFonts w:ascii="Times New Roman" w:eastAsia="Times New Roman" w:hAnsi="Times New Roman" w:cs="Times New Roman"/>
-          <w:b/>
-          <w:bCs/>
+          <w:rFonts w:ascii="Times New Roman" w:hAnsi="Times New Roman" w:eastAsia="Times New Roman" w:cs="Times New Roman"/>
+          <w:b w:val="1"/>
+          <w:bCs w:val="1"/>
         </w:rPr>
         <w:t xml:space="preserve"> </w:t>
       </w:r>
       <w:r>
         <w:rPr>
-          <w:rFonts w:ascii="Times New Roman" w:eastAsia="Times New Roman" w:hAnsi="Times New Roman" w:cs="Times New Roman"/>
-        </w:rPr>
-        <w:t>(para APIs) e repositories (para banco de dados)</w:t>
-      </w:r>
-      <w:r>
-        <w:rPr>
-          <w:rFonts w:ascii="Times New Roman" w:eastAsia="Times New Roman" w:hAnsi="Times New Roman" w:cs="Times New Roman"/>
+          <w:rFonts w:ascii="Times New Roman" w:hAnsi="Times New Roman" w:eastAsia="Times New Roman" w:cs="Times New Roman"/>
+        </w:rPr>
+        <w:t xml:space="preserve">(para APIs) e </w:t>
+      </w:r>
+      <w:r>
+        <w:rPr>
+          <w:rFonts w:ascii="Times New Roman" w:hAnsi="Times New Roman" w:eastAsia="Times New Roman" w:cs="Times New Roman"/>
+          <w:b w:val="1"/>
+          <w:bCs w:val="1"/>
+        </w:rPr>
+        <w:t>repositories</w:t>
+      </w:r>
+      <w:r>
+        <w:rPr>
+          <w:rFonts w:ascii="Times New Roman" w:hAnsi="Times New Roman" w:eastAsia="Times New Roman" w:cs="Times New Roman"/>
+          <w:b w:val="1"/>
+          <w:bCs w:val="1"/>
+        </w:rPr>
+        <w:t xml:space="preserve"> </w:t>
+      </w:r>
+      <w:r>
+        <w:rPr>
+          <w:rFonts w:ascii="Times New Roman" w:hAnsi="Times New Roman" w:eastAsia="Times New Roman" w:cs="Times New Roman"/>
+        </w:rPr>
+        <w:t>(para banco de dados)</w:t>
+      </w:r>
+      <w:r>
+        <w:rPr>
+          <w:rFonts w:ascii="Times New Roman" w:hAnsi="Times New Roman" w:eastAsia="Times New Roman" w:cs="Times New Roman"/>
         </w:rPr>
         <w:t>.</w:t>
       </w:r>
     </w:p>
     <w:p>
       <w:pPr>
-        <w:pStyle w:val="PargrafodaLista"/>
+        <w:pStyle w:val="ListParagraph"/>
         <w:numPr>
           <w:ilvl w:val="0"/>
           <w:numId w:val="4"/>
         </w:numPr>
         <w:spacing w:before="240" w:after="240" w:line="360" w:lineRule="auto"/>
         <w:rPr>
-          <w:rFonts w:ascii="Times New Roman" w:eastAsia="Times New Roman" w:hAnsi="Times New Roman" w:cs="Times New Roman"/>
-        </w:rPr>
-      </w:pPr>
-      <w:r>
-        <w:rPr>
-          <w:rFonts w:ascii="Times New Roman" w:eastAsia="Times New Roman" w:hAnsi="Times New Roman" w:cs="Times New Roman"/>
-          <w:b/>
-          <w:bCs/>
+          <w:rFonts w:ascii="Times New Roman" w:hAnsi="Times New Roman" w:eastAsia="Times New Roman" w:cs="Times New Roman"/>
+        </w:rPr>
+      </w:pPr>
+      <w:r>
+        <w:rPr>
+          <w:rFonts w:ascii="Times New Roman" w:hAnsi="Times New Roman" w:eastAsia="Times New Roman" w:cs="Times New Roman"/>
+          <w:b w:val="1"/>
+          <w:bCs w:val="1"/>
         </w:rPr>
         <w:t>Função:</w:t>
       </w:r>
       <w:r>
         <w:rPr>
-          <w:rFonts w:ascii="Times New Roman" w:eastAsia="Times New Roman" w:hAnsi="Times New Roman" w:cs="Times New Roman"/>
+          <w:rFonts w:ascii="Times New Roman" w:hAnsi="Times New Roman" w:eastAsia="Times New Roman" w:cs="Times New Roman"/>
         </w:rPr>
         <w:t xml:space="preserve"> </w:t>
       </w:r>
       <w:r>
         <w:rPr>
-          <w:rFonts w:ascii="Times New Roman" w:eastAsia="Times New Roman" w:hAnsi="Times New Roman" w:cs="Times New Roman"/>
+          <w:rFonts w:ascii="Times New Roman" w:hAnsi="Times New Roman" w:eastAsia="Times New Roman" w:cs="Times New Roman"/>
         </w:rPr>
         <w:t xml:space="preserve">desacoplar o sistema, assim reduzindo e facilitando a </w:t>
       </w:r>
       <w:r>
         <w:rPr>
-          <w:rFonts w:ascii="Times New Roman" w:eastAsia="Times New Roman" w:hAnsi="Times New Roman" w:cs="Times New Roman"/>
-        </w:rPr>
-        <w:t>refatoração geral do código</w:t>
-      </w:r>
-      <w:r>
-        <w:rPr>
-          <w:rFonts w:ascii="Times New Roman" w:eastAsia="Times New Roman" w:hAnsi="Times New Roman" w:cs="Times New Roman"/>
+          <w:rFonts w:ascii="Times New Roman" w:hAnsi="Times New Roman" w:eastAsia="Times New Roman" w:cs="Times New Roman"/>
+        </w:rPr>
+        <w:t>refatoração</w:t>
+      </w:r>
+      <w:r>
+        <w:rPr>
+          <w:rFonts w:ascii="Times New Roman" w:hAnsi="Times New Roman" w:eastAsia="Times New Roman" w:cs="Times New Roman"/>
+        </w:rPr>
+        <w:t xml:space="preserve"> geral do código</w:t>
+      </w:r>
+      <w:r>
+        <w:rPr>
+          <w:rFonts w:ascii="Times New Roman" w:hAnsi="Times New Roman" w:eastAsia="Times New Roman" w:cs="Times New Roman"/>
         </w:rPr>
         <w:t xml:space="preserve"> e dando </w:t>
       </w:r>
       <w:r>
         <w:rPr>
-          <w:rFonts w:ascii="Times New Roman" w:eastAsia="Times New Roman" w:hAnsi="Times New Roman" w:cs="Times New Roman"/>
+          <w:rFonts w:ascii="Times New Roman" w:hAnsi="Times New Roman" w:eastAsia="Times New Roman" w:cs="Times New Roman"/>
         </w:rPr>
         <w:t>independência</w:t>
       </w:r>
       <w:r>
         <w:rPr>
-          <w:rFonts w:ascii="Times New Roman" w:eastAsia="Times New Roman" w:hAnsi="Times New Roman" w:cs="Times New Roman"/>
+          <w:rFonts w:ascii="Times New Roman" w:hAnsi="Times New Roman" w:eastAsia="Times New Roman" w:cs="Times New Roman"/>
         </w:rPr>
         <w:t xml:space="preserve"> de tecnologia,</w:t>
       </w:r>
       <w:r>
         <w:rPr>
-          <w:rFonts w:ascii="Times New Roman" w:eastAsia="Times New Roman" w:hAnsi="Times New Roman" w:cs="Times New Roman"/>
+          <w:rFonts w:ascii="Times New Roman" w:hAnsi="Times New Roman" w:eastAsia="Times New Roman" w:cs="Times New Roman"/>
         </w:rPr>
         <w:t xml:space="preserve"> a</w:t>
       </w:r>
       <w:r>
         <w:rPr>
-          <w:rFonts w:ascii="Times New Roman" w:eastAsia="Times New Roman" w:hAnsi="Times New Roman" w:cs="Times New Roman"/>
+          <w:rFonts w:ascii="Times New Roman" w:hAnsi="Times New Roman" w:eastAsia="Times New Roman" w:cs="Times New Roman"/>
         </w:rPr>
         <w:t>o</w:t>
       </w:r>
       <w:r>
         <w:rPr>
-          <w:rFonts w:ascii="Times New Roman" w:eastAsia="Times New Roman" w:hAnsi="Times New Roman" w:cs="Times New Roman"/>
-        </w:rPr>
-        <w:t xml:space="preserve"> troca de tecnologias </w:t>
-      </w:r>
-      <w:r>
-        <w:rPr>
-          <w:rFonts w:ascii="Times New Roman" w:eastAsia="Times New Roman" w:hAnsi="Times New Roman" w:cs="Times New Roman"/>
+          <w:rFonts w:ascii="Times New Roman" w:hAnsi="Times New Roman" w:eastAsia="Times New Roman" w:cs="Times New Roman"/>
+        </w:rPr>
+        <w:t xml:space="preserve"> troca</w:t>
+      </w:r>
+      <w:r>
+        <w:rPr>
+          <w:rFonts w:ascii="Times New Roman" w:hAnsi="Times New Roman" w:eastAsia="Times New Roman" w:cs="Times New Roman"/>
+        </w:rPr>
+        <w:t>r a</w:t>
+      </w:r>
+      <w:r>
+        <w:rPr>
+          <w:rFonts w:ascii="Times New Roman" w:hAnsi="Times New Roman" w:eastAsia="Times New Roman" w:cs="Times New Roman"/>
+        </w:rPr>
+        <w:t xml:space="preserve"> tecnologias </w:t>
+      </w:r>
+      <w:r>
+        <w:rPr>
+          <w:rFonts w:ascii="Times New Roman" w:hAnsi="Times New Roman" w:eastAsia="Times New Roman" w:cs="Times New Roman"/>
         </w:rPr>
         <w:t xml:space="preserve">do sistema (como API de IA) </w:t>
       </w:r>
       <w:r>
         <w:rPr>
-          <w:rFonts w:ascii="Times New Roman" w:eastAsia="Times New Roman" w:hAnsi="Times New Roman" w:cs="Times New Roman"/>
+          <w:rFonts w:ascii="Times New Roman" w:hAnsi="Times New Roman" w:eastAsia="Times New Roman" w:cs="Times New Roman"/>
         </w:rPr>
         <w:t>em vez de mexer em todo o código devido a uma tecnologia só será preciso ajustar o adaptador</w:t>
       </w:r>
       <w:r>
         <w:rPr>
-          <w:rFonts w:ascii="Times New Roman" w:eastAsia="Times New Roman" w:hAnsi="Times New Roman" w:cs="Times New Roman"/>
+          <w:rFonts w:ascii="Times New Roman" w:hAnsi="Times New Roman" w:eastAsia="Times New Roman" w:cs="Times New Roman"/>
         </w:rPr>
         <w:t>.</w:t>
       </w:r>
     </w:p>
     <w:p>
       <w:pPr>
-        <w:pStyle w:val="Ttulo4"/>
+        <w:pStyle w:val="Heading4"/>
         <w:spacing w:before="319" w:after="319" w:line="360" w:lineRule="auto"/>
         <w:rPr>
-          <w:rFonts w:ascii="Times New Roman" w:eastAsia="Times New Roman" w:hAnsi="Times New Roman" w:cs="Times New Roman"/>
+          <w:rFonts w:ascii="Times New Roman" w:hAnsi="Times New Roman" w:eastAsia="Times New Roman" w:cs="Times New Roman"/>
           <w:b/>
           <w:bCs/>
           <w:i w:val="0"/>
@@ -1786,7 +2017,7 @@
       </w:pPr>
       <w:r>
         <w:rPr>
-          <w:rFonts w:ascii="Times New Roman" w:eastAsia="Times New Roman" w:hAnsi="Times New Roman" w:cs="Times New Roman"/>
+          <w:rFonts w:ascii="Times New Roman" w:hAnsi="Times New Roman" w:eastAsia="Times New Roman" w:cs="Times New Roman"/>
           <w:b/>
           <w:bCs/>
           <w:i w:val="0"/>
@@ -1795,12 +2026,12 @@
           <w:sz w:val="24"/>
           <w:szCs w:val="24"/>
         </w:rPr>
-        <w:lastRenderedPageBreak/>
         <w:t xml:space="preserve">3.2 Camada de </w:t>
       </w:r>
-      <w:r>
-        <w:rPr>
-          <w:rFonts w:ascii="Times New Roman" w:eastAsia="Times New Roman" w:hAnsi="Times New Roman" w:cs="Times New Roman"/>
+      <w:proofErr w:type="spellStart"/>
+      <w:r>
+        <w:rPr>
+          <w:rFonts w:ascii="Times New Roman" w:hAnsi="Times New Roman" w:eastAsia="Times New Roman" w:cs="Times New Roman"/>
           <w:b/>
           <w:bCs/>
           <w:i w:val="0"/>
@@ -1811,9 +2042,10 @@
         </w:rPr>
         <w:t>Conection</w:t>
       </w:r>
-      <w:r>
-        <w:rPr>
-          <w:rFonts w:ascii="Times New Roman" w:eastAsia="Times New Roman" w:hAnsi="Times New Roman" w:cs="Times New Roman"/>
+      <w:proofErr w:type="spellEnd"/>
+      <w:r>
+        <w:rPr>
+          <w:rFonts w:ascii="Times New Roman" w:hAnsi="Times New Roman" w:eastAsia="Times New Roman" w:cs="Times New Roman"/>
           <w:b/>
           <w:bCs/>
           <w:i w:val="0"/>
@@ -1826,7 +2058,7 @@
       </w:r>
       <w:r>
         <w:rPr>
-          <w:rFonts w:ascii="Times New Roman" w:eastAsia="Times New Roman" w:hAnsi="Times New Roman" w:cs="Times New Roman"/>
+          <w:rFonts w:ascii="Times New Roman" w:hAnsi="Times New Roman" w:eastAsia="Times New Roman" w:cs="Times New Roman"/>
           <w:b/>
           <w:bCs/>
           <w:i w:val="0"/>
@@ -1839,7 +2071,7 @@
       </w:r>
       <w:r>
         <w:rPr>
-          <w:rFonts w:ascii="Times New Roman" w:eastAsia="Times New Roman" w:hAnsi="Times New Roman" w:cs="Times New Roman"/>
+          <w:rFonts w:ascii="Times New Roman" w:hAnsi="Times New Roman" w:eastAsia="Times New Roman" w:cs="Times New Roman"/>
           <w:b/>
           <w:bCs/>
           <w:i w:val="0"/>
@@ -1852,7 +2084,7 @@
       </w:r>
       <w:r>
         <w:rPr>
-          <w:rFonts w:ascii="Times New Roman" w:eastAsia="Times New Roman" w:hAnsi="Times New Roman" w:cs="Times New Roman"/>
+          <w:rFonts w:ascii="Times New Roman" w:hAnsi="Times New Roman" w:eastAsia="Times New Roman" w:cs="Times New Roman"/>
           <w:b/>
           <w:bCs/>
           <w:i w:val="0"/>
@@ -1866,19 +2098,19 @@
     </w:p>
     <w:p>
       <w:pPr>
-        <w:pStyle w:val="PargrafodaLista"/>
+        <w:pStyle w:val="ListParagraph"/>
         <w:numPr>
           <w:ilvl w:val="0"/>
           <w:numId w:val="3"/>
         </w:numPr>
         <w:spacing w:before="240" w:after="240" w:line="360" w:lineRule="auto"/>
         <w:rPr>
-          <w:rFonts w:ascii="Times New Roman" w:eastAsia="Times New Roman" w:hAnsi="Times New Roman" w:cs="Times New Roman"/>
-        </w:rPr>
-      </w:pPr>
-      <w:r>
-        <w:rPr>
-          <w:rFonts w:ascii="Times New Roman" w:eastAsia="Times New Roman" w:hAnsi="Times New Roman" w:cs="Times New Roman"/>
+          <w:rFonts w:ascii="Times New Roman" w:hAnsi="Times New Roman" w:eastAsia="Times New Roman" w:cs="Times New Roman"/>
+        </w:rPr>
+      </w:pPr>
+      <w:r>
+        <w:rPr>
+          <w:rFonts w:ascii="Times New Roman" w:hAnsi="Times New Roman" w:eastAsia="Times New Roman" w:cs="Times New Roman"/>
           <w:b/>
           <w:bCs/>
         </w:rPr>
@@ -1886,32 +2118,32 @@
       </w:r>
       <w:r>
         <w:rPr>
-          <w:rFonts w:ascii="Times New Roman" w:eastAsia="Times New Roman" w:hAnsi="Times New Roman" w:cs="Times New Roman"/>
+          <w:rFonts w:ascii="Times New Roman" w:hAnsi="Times New Roman" w:eastAsia="Times New Roman" w:cs="Times New Roman"/>
         </w:rPr>
         <w:t xml:space="preserve"> </w:t>
       </w:r>
       <w:r>
         <w:rPr>
-          <w:rFonts w:ascii="Times New Roman" w:eastAsia="Times New Roman" w:hAnsi="Times New Roman" w:cs="Times New Roman"/>
+          <w:rFonts w:ascii="Times New Roman" w:hAnsi="Times New Roman" w:eastAsia="Times New Roman" w:cs="Times New Roman"/>
         </w:rPr>
         <w:t>Fazer a implementação concreta do uso de recurso externos como banco de dados e API.</w:t>
       </w:r>
     </w:p>
     <w:p>
       <w:pPr>
-        <w:pStyle w:val="PargrafodaLista"/>
+        <w:pStyle w:val="ListParagraph"/>
         <w:numPr>
           <w:ilvl w:val="0"/>
           <w:numId w:val="3"/>
         </w:numPr>
         <w:spacing w:before="240" w:after="240" w:line="360" w:lineRule="auto"/>
         <w:rPr>
-          <w:rFonts w:ascii="Times New Roman" w:eastAsia="Times New Roman" w:hAnsi="Times New Roman" w:cs="Times New Roman"/>
-        </w:rPr>
-      </w:pPr>
-      <w:r>
-        <w:rPr>
-          <w:rFonts w:ascii="Times New Roman" w:eastAsia="Times New Roman" w:hAnsi="Times New Roman" w:cs="Times New Roman"/>
+          <w:rFonts w:ascii="Times New Roman" w:hAnsi="Times New Roman" w:eastAsia="Times New Roman" w:cs="Times New Roman"/>
+        </w:rPr>
+      </w:pPr>
+      <w:r>
+        <w:rPr>
+          <w:rFonts w:ascii="Times New Roman" w:hAnsi="Times New Roman" w:eastAsia="Times New Roman" w:cs="Times New Roman"/>
           <w:b/>
           <w:bCs/>
         </w:rPr>
@@ -1919,13 +2151,13 @@
       </w:r>
       <w:r>
         <w:rPr>
-          <w:rFonts w:ascii="Times New Roman" w:eastAsia="Times New Roman" w:hAnsi="Times New Roman" w:cs="Times New Roman"/>
+          <w:rFonts w:ascii="Times New Roman" w:hAnsi="Times New Roman" w:eastAsia="Times New Roman" w:cs="Times New Roman"/>
         </w:rPr>
         <w:t xml:space="preserve"> </w:t>
       </w:r>
       <w:r>
         <w:rPr>
-          <w:rFonts w:ascii="Times New Roman" w:eastAsia="Times New Roman" w:hAnsi="Times New Roman" w:cs="Times New Roman"/>
+          <w:rFonts w:ascii="Times New Roman" w:hAnsi="Times New Roman" w:eastAsia="Times New Roman" w:cs="Times New Roman"/>
           <w:b/>
           <w:bCs/>
         </w:rPr>
@@ -1933,7 +2165,7 @@
       </w:r>
       <w:r>
         <w:rPr>
-          <w:rFonts w:ascii="Times New Roman" w:eastAsia="Times New Roman" w:hAnsi="Times New Roman" w:cs="Times New Roman"/>
+          <w:rFonts w:ascii="Times New Roman" w:hAnsi="Times New Roman" w:eastAsia="Times New Roman" w:cs="Times New Roman"/>
           <w:b/>
           <w:bCs/>
         </w:rPr>
@@ -1941,40 +2173,56 @@
       </w:r>
       <w:r>
         <w:rPr>
-          <w:rFonts w:ascii="Times New Roman" w:eastAsia="Times New Roman" w:hAnsi="Times New Roman" w:cs="Times New Roman"/>
+          <w:rFonts w:ascii="Times New Roman" w:hAnsi="Times New Roman" w:eastAsia="Times New Roman" w:cs="Times New Roman"/>
         </w:rPr>
         <w:t xml:space="preserve"> (para APIs como a do Gemini) e </w:t>
       </w:r>
-      <w:r>
-        <w:rPr>
-          <w:rFonts w:ascii="Times New Roman" w:eastAsia="Times New Roman" w:hAnsi="Times New Roman" w:cs="Times New Roman"/>
+      <w:proofErr w:type="spellStart"/>
+      <w:r>
+        <w:rPr>
+          <w:rFonts w:ascii="Times New Roman" w:hAnsi="Times New Roman" w:eastAsia="Times New Roman" w:cs="Times New Roman"/>
           <w:b/>
           <w:bCs/>
         </w:rPr>
         <w:t>database</w:t>
       </w:r>
-      <w:r>
-        <w:rPr>
-          <w:rFonts w:ascii="Times New Roman" w:eastAsia="Times New Roman" w:hAnsi="Times New Roman" w:cs="Times New Roman"/>
-        </w:rPr>
-        <w:t xml:space="preserve"> (para arquivos de banco de dados como o do banco SQLite.</w:t>
-      </w:r>
-    </w:p>
-    <w:p>
-      <w:pPr>
-        <w:pStyle w:val="PargrafodaLista"/>
+      <w:proofErr w:type="spellEnd"/>
+      <w:r>
+        <w:rPr>
+          <w:rFonts w:ascii="Times New Roman" w:hAnsi="Times New Roman" w:eastAsia="Times New Roman" w:cs="Times New Roman"/>
+        </w:rPr>
+        <w:t xml:space="preserve"> (para arquivos de banco de dados como o do banco </w:t>
+      </w:r>
+      <w:proofErr w:type="spellStart"/>
+      <w:r>
+        <w:rPr>
+          <w:rFonts w:ascii="Times New Roman" w:hAnsi="Times New Roman" w:eastAsia="Times New Roman" w:cs="Times New Roman"/>
+        </w:rPr>
+        <w:t>SQLite</w:t>
+      </w:r>
+      <w:proofErr w:type="spellEnd"/>
+      <w:r>
+        <w:rPr>
+          <w:rFonts w:ascii="Times New Roman" w:hAnsi="Times New Roman" w:eastAsia="Times New Roman" w:cs="Times New Roman"/>
+        </w:rPr>
+        <w:t>.</w:t>
+      </w:r>
+    </w:p>
+    <w:p>
+      <w:pPr>
+        <w:pStyle w:val="ListParagraph"/>
         <w:numPr>
           <w:ilvl w:val="0"/>
           <w:numId w:val="3"/>
         </w:numPr>
         <w:spacing w:before="240" w:after="240" w:line="360" w:lineRule="auto"/>
         <w:rPr>
-          <w:rFonts w:ascii="Times New Roman" w:eastAsia="Times New Roman" w:hAnsi="Times New Roman" w:cs="Times New Roman"/>
-        </w:rPr>
-      </w:pPr>
-      <w:r>
-        <w:rPr>
-          <w:rFonts w:ascii="Times New Roman" w:eastAsia="Times New Roman" w:hAnsi="Times New Roman" w:cs="Times New Roman"/>
+          <w:rFonts w:ascii="Times New Roman" w:hAnsi="Times New Roman" w:eastAsia="Times New Roman" w:cs="Times New Roman"/>
+        </w:rPr>
+      </w:pPr>
+      <w:r>
+        <w:rPr>
+          <w:rFonts w:ascii="Times New Roman" w:hAnsi="Times New Roman" w:eastAsia="Times New Roman" w:cs="Times New Roman"/>
           <w:b/>
           <w:bCs/>
         </w:rPr>
@@ -1982,13 +2230,13 @@
       </w:r>
       <w:r>
         <w:rPr>
-          <w:rFonts w:ascii="Times New Roman" w:eastAsia="Times New Roman" w:hAnsi="Times New Roman" w:cs="Times New Roman"/>
+          <w:rFonts w:ascii="Times New Roman" w:hAnsi="Times New Roman" w:eastAsia="Times New Roman" w:cs="Times New Roman"/>
         </w:rPr>
         <w:t xml:space="preserve"> </w:t>
       </w:r>
       <w:r>
         <w:rPr>
-          <w:rFonts w:ascii="Times New Roman" w:eastAsia="Times New Roman" w:hAnsi="Times New Roman" w:cs="Times New Roman"/>
+          <w:rFonts w:ascii="Times New Roman" w:hAnsi="Times New Roman" w:eastAsia="Times New Roman" w:cs="Times New Roman"/>
         </w:rPr>
         <w:t>Funcionamento geral da API da IA e armazena o banco de dados.</w:t>
       </w:r>
@@ -1997,12 +2245,12 @@
       <w:pPr>
         <w:spacing w:before="319" w:after="319" w:line="360" w:lineRule="auto"/>
         <w:rPr>
-          <w:rFonts w:ascii="Times New Roman" w:eastAsia="Times New Roman" w:hAnsi="Times New Roman" w:cs="Times New Roman"/>
-        </w:rPr>
-      </w:pPr>
-      <w:r>
-        <w:rPr>
-          <w:rFonts w:ascii="Times New Roman" w:eastAsia="Times New Roman" w:hAnsi="Times New Roman" w:cs="Times New Roman"/>
+          <w:rFonts w:ascii="Times New Roman" w:hAnsi="Times New Roman" w:eastAsia="Times New Roman" w:cs="Times New Roman"/>
+        </w:rPr>
+      </w:pPr>
+      <w:r>
+        <w:rPr>
+          <w:rFonts w:ascii="Times New Roman" w:hAnsi="Times New Roman" w:eastAsia="Times New Roman" w:cs="Times New Roman"/>
           <w:b/>
           <w:bCs/>
           <w:sz w:val="24"/>
@@ -2012,7 +2260,7 @@
       </w:r>
       <w:r>
         <w:rPr>
-          <w:rFonts w:ascii="Times New Roman" w:eastAsia="Times New Roman" w:hAnsi="Times New Roman" w:cs="Times New Roman"/>
+          <w:rFonts w:ascii="Times New Roman" w:hAnsi="Times New Roman" w:eastAsia="Times New Roman" w:cs="Times New Roman"/>
           <w:b/>
           <w:bCs/>
         </w:rPr>
@@ -2020,7 +2268,7 @@
       </w:r>
       <w:r>
         <w:rPr>
-          <w:rFonts w:ascii="Times New Roman" w:eastAsia="Times New Roman" w:hAnsi="Times New Roman" w:cs="Times New Roman"/>
+          <w:rFonts w:ascii="Times New Roman" w:hAnsi="Times New Roman" w:eastAsia="Times New Roman" w:cs="Times New Roman"/>
           <w:b/>
           <w:bCs/>
         </w:rPr>
@@ -2028,7 +2276,7 @@
       </w:r>
       <w:r>
         <w:rPr>
-          <w:rFonts w:ascii="Times New Roman" w:eastAsia="Times New Roman" w:hAnsi="Times New Roman" w:cs="Times New Roman"/>
+          <w:rFonts w:ascii="Times New Roman" w:hAnsi="Times New Roman" w:eastAsia="Times New Roman" w:cs="Times New Roman"/>
           <w:b/>
           <w:bCs/>
         </w:rPr>
@@ -2037,19 +2285,19 @@
     </w:p>
     <w:p>
       <w:pPr>
-        <w:pStyle w:val="PargrafodaLista"/>
+        <w:pStyle w:val="ListParagraph"/>
         <w:numPr>
           <w:ilvl w:val="0"/>
           <w:numId w:val="2"/>
         </w:numPr>
         <w:spacing w:before="240" w:after="240" w:line="360" w:lineRule="auto"/>
         <w:rPr>
-          <w:rFonts w:ascii="Times New Roman" w:eastAsia="Times New Roman" w:hAnsi="Times New Roman" w:cs="Times New Roman"/>
-        </w:rPr>
-      </w:pPr>
-      <w:r>
-        <w:rPr>
-          <w:rFonts w:ascii="Times New Roman" w:eastAsia="Times New Roman" w:hAnsi="Times New Roman" w:cs="Times New Roman"/>
+          <w:rFonts w:ascii="Times New Roman" w:hAnsi="Times New Roman" w:eastAsia="Times New Roman" w:cs="Times New Roman"/>
+        </w:rPr>
+      </w:pPr>
+      <w:r>
+        <w:rPr>
+          <w:rFonts w:ascii="Times New Roman" w:hAnsi="Times New Roman" w:eastAsia="Times New Roman" w:cs="Times New Roman"/>
           <w:b/>
           <w:bCs/>
         </w:rPr>
@@ -2057,79 +2305,244 @@
       </w:r>
       <w:r>
         <w:rPr>
-          <w:rFonts w:ascii="Times New Roman" w:eastAsia="Times New Roman" w:hAnsi="Times New Roman" w:cs="Times New Roman"/>
+          <w:rFonts w:ascii="Times New Roman" w:hAnsi="Times New Roman" w:eastAsia="Times New Roman" w:cs="Times New Roman"/>
         </w:rPr>
         <w:t xml:space="preserve"> </w:t>
       </w:r>
       <w:r>
         <w:rPr>
-          <w:rFonts w:ascii="Times New Roman" w:eastAsia="Times New Roman" w:hAnsi="Times New Roman" w:cs="Times New Roman"/>
+          <w:rFonts w:ascii="Times New Roman" w:hAnsi="Times New Roman" w:eastAsia="Times New Roman" w:cs="Times New Roman"/>
         </w:rPr>
         <w:t>A parte central do sistema, a qual cuida da lógica e funcionamento do sistema.</w:t>
       </w:r>
     </w:p>
     <w:p>
       <w:pPr>
-        <w:pStyle w:val="PargrafodaLista"/>
+        <w:pStyle w:val="ListParagraph"/>
         <w:numPr>
           <w:ilvl w:val="0"/>
           <w:numId w:val="2"/>
         </w:numPr>
         <w:spacing w:before="240" w:after="240" w:line="360" w:lineRule="auto"/>
         <w:rPr>
-          <w:rFonts w:ascii="Times New Roman" w:eastAsia="Times New Roman" w:hAnsi="Times New Roman" w:cs="Times New Roman"/>
-        </w:rPr>
-      </w:pPr>
-      <w:r>
-        <w:rPr>
-          <w:rFonts w:ascii="Times New Roman" w:eastAsia="Times New Roman" w:hAnsi="Times New Roman" w:cs="Times New Roman"/>
-          <w:b/>
-          <w:bCs/>
+          <w:rFonts w:ascii="Times New Roman" w:hAnsi="Times New Roman" w:eastAsia="Times New Roman" w:cs="Times New Roman"/>
+          <w:lang w:val="pt-BR"/>
+        </w:rPr>
+      </w:pPr>
+      <w:r>
+        <w:rPr>
+          <w:rFonts w:ascii="Times New Roman" w:hAnsi="Times New Roman" w:eastAsia="Times New Roman" w:cs="Times New Roman"/>
+          <w:b w:val="1"/>
+          <w:bCs w:val="1"/>
+          <w:lang w:val="pt-BR"/>
         </w:rPr>
         <w:t>Componentes:</w:t>
       </w:r>
       <w:r>
         <w:rPr>
-          <w:rFonts w:ascii="Times New Roman" w:eastAsia="Times New Roman" w:hAnsi="Times New Roman" w:cs="Times New Roman"/>
+          <w:rFonts w:ascii="Times New Roman" w:hAnsi="Times New Roman" w:eastAsia="Times New Roman" w:cs="Times New Roman"/>
+          <w:lang w:val="pt-BR"/>
         </w:rPr>
         <w:t xml:space="preserve"> </w:t>
       </w:r>
       <w:r>
         <w:rPr>
-          <w:rFonts w:ascii="Times New Roman" w:eastAsia="Times New Roman" w:hAnsi="Times New Roman" w:cs="Times New Roman"/>
+          <w:rFonts w:ascii="Times New Roman" w:hAnsi="Times New Roman" w:eastAsia="Times New Roman" w:cs="Times New Roman"/>
+          <w:b w:val="1"/>
+          <w:bCs w:val="1"/>
+          <w:lang w:val="pt-BR"/>
         </w:rPr>
         <w:t>core</w:t>
       </w:r>
       <w:r>
         <w:rPr>
-          <w:rFonts w:ascii="Times New Roman" w:eastAsia="Times New Roman" w:hAnsi="Times New Roman" w:cs="Times New Roman"/>
-          <w:b/>
-          <w:bCs/>
+          <w:rFonts w:ascii="Times New Roman" w:hAnsi="Times New Roman" w:eastAsia="Times New Roman" w:cs="Times New Roman"/>
+          <w:lang w:val="pt-BR"/>
+        </w:rPr>
+        <w:t xml:space="preserve"> (criação do app </w:t>
+      </w:r>
+      <w:r>
+        <w:rPr>
+          <w:rFonts w:ascii="Times New Roman" w:hAnsi="Times New Roman" w:eastAsia="Times New Roman" w:cs="Times New Roman"/>
+          <w:lang w:val="pt-BR"/>
+        </w:rPr>
+        <w:t>flask</w:t>
+      </w:r>
+      <w:r>
+        <w:rPr>
+          <w:rFonts w:ascii="Times New Roman" w:hAnsi="Times New Roman" w:eastAsia="Times New Roman" w:cs="Times New Roman"/>
+          <w:lang w:val="pt-BR"/>
+        </w:rPr>
+        <w:t xml:space="preserve">, rotas e </w:t>
+      </w:r>
+      <w:r>
+        <w:rPr>
+          <w:rFonts w:ascii="Times New Roman" w:hAnsi="Times New Roman" w:eastAsia="Times New Roman" w:cs="Times New Roman"/>
+          <w:lang w:val="pt-BR"/>
+        </w:rPr>
+        <w:t xml:space="preserve">verificações de login </w:t>
+      </w:r>
+      <w:r>
+        <w:rPr>
+          <w:rFonts w:ascii="Times New Roman" w:hAnsi="Times New Roman" w:eastAsia="Times New Roman" w:cs="Times New Roman"/>
+          <w:lang w:val="pt-BR"/>
+        </w:rPr>
+        <w:t>e</w:t>
+      </w:r>
+      <w:r>
+        <w:rPr>
+          <w:rFonts w:ascii="Times New Roman" w:hAnsi="Times New Roman" w:eastAsia="Times New Roman" w:cs="Times New Roman"/>
+          <w:lang w:val="pt-BR"/>
+        </w:rPr>
+        <w:t xml:space="preserve"> </w:t>
+      </w:r>
+      <w:r>
+        <w:rPr>
+          <w:rFonts w:ascii="Times New Roman" w:hAnsi="Times New Roman" w:eastAsia="Times New Roman" w:cs="Times New Roman"/>
+          <w:lang w:val="pt-BR"/>
+        </w:rPr>
+        <w:t>cadastro</w:t>
+      </w:r>
+      <w:r>
+        <w:rPr>
+          <w:rFonts w:ascii="Times New Roman" w:hAnsi="Times New Roman" w:eastAsia="Times New Roman" w:cs="Times New Roman"/>
+          <w:lang w:val="pt-BR"/>
+        </w:rPr>
+        <w:t>)</w:t>
+      </w:r>
+      <w:r>
+        <w:rPr>
+          <w:rFonts w:ascii="Times New Roman" w:hAnsi="Times New Roman" w:eastAsia="Times New Roman" w:cs="Times New Roman"/>
+          <w:b w:val="1"/>
+          <w:bCs w:val="1"/>
+          <w:lang w:val="pt-BR"/>
+        </w:rPr>
+        <w:t>,</w:t>
+      </w:r>
+      <w:r>
+        <w:rPr>
+          <w:rFonts w:ascii="Times New Roman" w:hAnsi="Times New Roman" w:eastAsia="Times New Roman" w:cs="Times New Roman"/>
+          <w:b w:val="1"/>
+          <w:bCs w:val="1"/>
+          <w:lang w:val="pt-BR"/>
+        </w:rPr>
+        <w:t xml:space="preserve"> </w:t>
+      </w:r>
+      <w:r>
+        <w:rPr>
+          <w:rFonts w:ascii="Times New Roman" w:hAnsi="Times New Roman" w:eastAsia="Times New Roman" w:cs="Times New Roman"/>
+          <w:b w:val="1"/>
+          <w:bCs w:val="1"/>
+          <w:lang w:val="pt-BR"/>
+        </w:rPr>
+        <w:t>front-</w:t>
+      </w:r>
+      <w:r>
+        <w:rPr>
+          <w:rFonts w:ascii="Times New Roman" w:hAnsi="Times New Roman" w:eastAsia="Times New Roman" w:cs="Times New Roman"/>
+          <w:b w:val="1"/>
+          <w:bCs w:val="1"/>
+          <w:lang w:val="pt-BR"/>
+        </w:rPr>
+        <w:t>end</w:t>
+      </w:r>
+      <w:r>
+        <w:rPr>
+          <w:rFonts w:ascii="Times New Roman" w:hAnsi="Times New Roman" w:eastAsia="Times New Roman" w:cs="Times New Roman"/>
+          <w:b w:val="1"/>
+          <w:bCs w:val="1"/>
+          <w:lang w:val="pt-BR"/>
+        </w:rPr>
+        <w:t xml:space="preserve"> </w:t>
+      </w:r>
+      <w:r>
+        <w:rPr>
+          <w:rFonts w:ascii="Times New Roman" w:hAnsi="Times New Roman" w:eastAsia="Times New Roman" w:cs="Times New Roman"/>
+          <w:lang w:val="pt-BR"/>
+        </w:rPr>
+        <w:t xml:space="preserve">(parte dedicada aos </w:t>
+      </w:r>
+      <w:r>
+        <w:rPr>
+          <w:rFonts w:ascii="Times New Roman" w:hAnsi="Times New Roman" w:eastAsia="Times New Roman" w:cs="Times New Roman"/>
+          <w:lang w:val="pt-BR"/>
+        </w:rPr>
+        <w:t>html</w:t>
+      </w:r>
+      <w:r>
+        <w:rPr>
+          <w:rFonts w:ascii="Times New Roman" w:hAnsi="Times New Roman" w:eastAsia="Times New Roman" w:cs="Times New Roman"/>
+          <w:lang w:val="pt-BR"/>
         </w:rPr>
         <w:t xml:space="preserve">, </w:t>
       </w:r>
       <w:r>
         <w:rPr>
-          <w:rFonts w:ascii="Times New Roman" w:eastAsia="Times New Roman" w:hAnsi="Times New Roman" w:cs="Times New Roman"/>
-        </w:rPr>
-        <w:t>front-end e models</w:t>
-      </w:r>
-    </w:p>
-    <w:p>
-      <w:pPr>
-        <w:pStyle w:val="PargrafodaLista"/>
+          <w:rFonts w:ascii="Times New Roman" w:hAnsi="Times New Roman" w:eastAsia="Times New Roman" w:cs="Times New Roman"/>
+          <w:lang w:val="pt-BR"/>
+        </w:rPr>
+        <w:t>css</w:t>
+      </w:r>
+      <w:r>
+        <w:rPr>
+          <w:rFonts w:ascii="Times New Roman" w:hAnsi="Times New Roman" w:eastAsia="Times New Roman" w:cs="Times New Roman"/>
+          <w:lang w:val="pt-BR"/>
+        </w:rPr>
+        <w:t xml:space="preserve">, </w:t>
+      </w:r>
+      <w:r>
+        <w:rPr>
+          <w:rFonts w:ascii="Times New Roman" w:hAnsi="Times New Roman" w:eastAsia="Times New Roman" w:cs="Times New Roman"/>
+          <w:lang w:val="pt-BR"/>
+        </w:rPr>
+        <w:t>js</w:t>
+      </w:r>
+      <w:r>
+        <w:rPr>
+          <w:rFonts w:ascii="Times New Roman" w:hAnsi="Times New Roman" w:eastAsia="Times New Roman" w:cs="Times New Roman"/>
+          <w:lang w:val="pt-BR"/>
+        </w:rPr>
+        <w:t xml:space="preserve"> e imagens) </w:t>
+      </w:r>
+      <w:r>
+        <w:rPr>
+          <w:rFonts w:ascii="Times New Roman" w:hAnsi="Times New Roman" w:eastAsia="Times New Roman" w:cs="Times New Roman"/>
+          <w:lang w:val="pt-BR"/>
+        </w:rPr>
+        <w:t xml:space="preserve">e </w:t>
+      </w:r>
+      <w:r>
+        <w:rPr>
+          <w:rFonts w:ascii="Times New Roman" w:hAnsi="Times New Roman" w:eastAsia="Times New Roman" w:cs="Times New Roman"/>
+          <w:b w:val="1"/>
+          <w:bCs w:val="1"/>
+          <w:lang w:val="pt-BR"/>
+        </w:rPr>
+        <w:t>models</w:t>
+      </w:r>
+      <w:r>
+        <w:rPr>
+          <w:rFonts w:ascii="Times New Roman" w:hAnsi="Times New Roman" w:eastAsia="Times New Roman" w:cs="Times New Roman"/>
+          <w:lang w:val="pt-BR"/>
+        </w:rPr>
+        <w:t xml:space="preserve"> (modelagem do banco de dados)</w:t>
+      </w:r>
+    </w:p>
+    <w:p>
+      <w:pPr>
+        <w:pStyle w:val="ListParagraph"/>
         <w:numPr>
           <w:ilvl w:val="0"/>
           <w:numId w:val="2"/>
         </w:numPr>
         <w:spacing w:before="240" w:after="240" w:line="360" w:lineRule="auto"/>
         <w:rPr>
-          <w:rFonts w:ascii="Times New Roman" w:eastAsia="Times New Roman" w:hAnsi="Times New Roman" w:cs="Times New Roman"/>
-        </w:rPr>
-      </w:pPr>
-      <w:r>
-        <w:rPr>
-          <w:rFonts w:ascii="Times New Roman" w:eastAsia="Times New Roman" w:hAnsi="Times New Roman" w:cs="Times New Roman"/>
+          <w:rFonts w:ascii="Times New Roman" w:hAnsi="Times New Roman" w:eastAsia="Times New Roman" w:cs="Times New Roman"/>
+        </w:rPr>
+      </w:pPr>
+      <w:r>
+        <w:rPr>
+          <w:rFonts w:ascii="Times New Roman" w:hAnsi="Times New Roman" w:eastAsia="Times New Roman" w:cs="Times New Roman"/>
           <w:b/>
           <w:bCs/>
         </w:rPr>
@@ -2137,55 +2550,69 @@
       </w:r>
       <w:r>
         <w:rPr>
-          <w:rFonts w:ascii="Times New Roman" w:eastAsia="Times New Roman" w:hAnsi="Times New Roman" w:cs="Times New Roman"/>
+          <w:rFonts w:ascii="Times New Roman" w:hAnsi="Times New Roman" w:eastAsia="Times New Roman" w:cs="Times New Roman"/>
         </w:rPr>
         <w:t xml:space="preserve"> </w:t>
       </w:r>
       <w:r>
         <w:rPr>
-          <w:rFonts w:ascii="Times New Roman" w:eastAsia="Times New Roman" w:hAnsi="Times New Roman" w:cs="Times New Roman"/>
+          <w:rFonts w:ascii="Times New Roman" w:hAnsi="Times New Roman" w:eastAsia="Times New Roman" w:cs="Times New Roman"/>
         </w:rPr>
         <w:t>cuida da gestão de rotas</w:t>
       </w:r>
       <w:r>
         <w:rPr>
-          <w:rFonts w:ascii="Times New Roman" w:eastAsia="Times New Roman" w:hAnsi="Times New Roman" w:cs="Times New Roman"/>
+          <w:rFonts w:ascii="Times New Roman" w:hAnsi="Times New Roman" w:eastAsia="Times New Roman" w:cs="Times New Roman"/>
         </w:rPr>
         <w:t xml:space="preserve">, </w:t>
       </w:r>
       <w:r>
         <w:rPr>
-          <w:rFonts w:ascii="Times New Roman" w:eastAsia="Times New Roman" w:hAnsi="Times New Roman" w:cs="Times New Roman"/>
+          <w:rFonts w:ascii="Times New Roman" w:hAnsi="Times New Roman" w:eastAsia="Times New Roman" w:cs="Times New Roman"/>
         </w:rPr>
         <w:t>interface de interação e resposta,</w:t>
       </w:r>
       <w:r>
         <w:rPr>
-          <w:rFonts w:ascii="Times New Roman" w:eastAsia="Times New Roman" w:hAnsi="Times New Roman" w:cs="Times New Roman"/>
+          <w:rFonts w:ascii="Times New Roman" w:hAnsi="Times New Roman" w:eastAsia="Times New Roman" w:cs="Times New Roman"/>
         </w:rPr>
         <w:t xml:space="preserve"> modelagem de banco de dados</w:t>
       </w:r>
       <w:r>
         <w:rPr>
-          <w:rFonts w:ascii="Times New Roman" w:eastAsia="Times New Roman" w:hAnsi="Times New Roman" w:cs="Times New Roman"/>
-        </w:rPr>
-        <w:t xml:space="preserve"> e instancia o app flask.</w:t>
+          <w:rFonts w:ascii="Times New Roman" w:hAnsi="Times New Roman" w:eastAsia="Times New Roman" w:cs="Times New Roman"/>
+        </w:rPr>
+        <w:t xml:space="preserve"> e instancia o app </w:t>
+      </w:r>
+      <w:proofErr w:type="spellStart"/>
+      <w:r>
+        <w:rPr>
+          <w:rFonts w:ascii="Times New Roman" w:hAnsi="Times New Roman" w:eastAsia="Times New Roman" w:cs="Times New Roman"/>
+        </w:rPr>
+        <w:t>flask</w:t>
+      </w:r>
+      <w:proofErr w:type="spellEnd"/>
+      <w:r>
+        <w:rPr>
+          <w:rFonts w:ascii="Times New Roman" w:hAnsi="Times New Roman" w:eastAsia="Times New Roman" w:cs="Times New Roman"/>
+        </w:rPr>
+        <w:t>.</w:t>
       </w:r>
     </w:p>
     <w:p>
       <w:pPr>
         <w:spacing w:before="319" w:after="319" w:line="360" w:lineRule="auto"/>
         <w:rPr>
-          <w:rFonts w:ascii="Times New Roman" w:eastAsia="Times New Roman" w:hAnsi="Times New Roman" w:cs="Times New Roman"/>
-          <w:b/>
-          <w:bCs/>
-          <w:sz w:val="24"/>
-          <w:szCs w:val="24"/>
-        </w:rPr>
-      </w:pPr>
-      <w:r>
-        <w:rPr>
-          <w:rFonts w:ascii="Times New Roman" w:eastAsia="Times New Roman" w:hAnsi="Times New Roman" w:cs="Times New Roman"/>
+          <w:rFonts w:ascii="Times New Roman" w:hAnsi="Times New Roman" w:eastAsia="Times New Roman" w:cs="Times New Roman"/>
+          <w:b/>
+          <w:bCs/>
+          <w:sz w:val="24"/>
+          <w:szCs w:val="24"/>
+        </w:rPr>
+      </w:pPr>
+      <w:r>
+        <w:rPr>
+          <w:rFonts w:ascii="Times New Roman" w:hAnsi="Times New Roman" w:eastAsia="Times New Roman" w:cs="Times New Roman"/>
           <w:b/>
           <w:bCs/>
           <w:sz w:val="24"/>
@@ -2193,17 +2620,19 @@
         </w:rPr>
         <w:t xml:space="preserve">3.4 Camada de </w:t>
       </w:r>
-      <w:r>
-        <w:rPr>
-          <w:rFonts w:ascii="Times New Roman" w:eastAsia="Times New Roman" w:hAnsi="Times New Roman" w:cs="Times New Roman"/>
+      <w:proofErr w:type="spellStart"/>
+      <w:r>
+        <w:rPr>
+          <w:rFonts w:ascii="Times New Roman" w:hAnsi="Times New Roman" w:eastAsia="Times New Roman" w:cs="Times New Roman"/>
           <w:b/>
           <w:bCs/>
         </w:rPr>
         <w:t>Ports</w:t>
       </w:r>
-      <w:r>
-        <w:rPr>
-          <w:rFonts w:ascii="Times New Roman" w:eastAsia="Times New Roman" w:hAnsi="Times New Roman" w:cs="Times New Roman"/>
+      <w:proofErr w:type="spellEnd"/>
+      <w:r>
+        <w:rPr>
+          <w:rFonts w:ascii="Times New Roman" w:hAnsi="Times New Roman" w:eastAsia="Times New Roman" w:cs="Times New Roman"/>
           <w:b/>
           <w:bCs/>
           <w:sz w:val="24"/>
@@ -2213,7 +2642,7 @@
       </w:r>
       <w:r>
         <w:rPr>
-          <w:rFonts w:ascii="Times New Roman" w:eastAsia="Times New Roman" w:hAnsi="Times New Roman" w:cs="Times New Roman"/>
+          <w:rFonts w:ascii="Times New Roman" w:hAnsi="Times New Roman" w:eastAsia="Times New Roman" w:cs="Times New Roman"/>
           <w:b/>
           <w:bCs/>
           <w:sz w:val="24"/>
@@ -2223,7 +2652,7 @@
       </w:r>
       <w:r>
         <w:rPr>
-          <w:rFonts w:ascii="Times New Roman" w:eastAsia="Times New Roman" w:hAnsi="Times New Roman" w:cs="Times New Roman"/>
+          <w:rFonts w:ascii="Times New Roman" w:hAnsi="Times New Roman" w:eastAsia="Times New Roman" w:cs="Times New Roman"/>
           <w:b/>
           <w:bCs/>
           <w:sz w:val="24"/>
@@ -2233,7 +2662,7 @@
       </w:r>
       <w:r>
         <w:rPr>
-          <w:rFonts w:ascii="Times New Roman" w:eastAsia="Times New Roman" w:hAnsi="Times New Roman" w:cs="Times New Roman"/>
+          <w:rFonts w:ascii="Times New Roman" w:hAnsi="Times New Roman" w:eastAsia="Times New Roman" w:cs="Times New Roman"/>
           <w:b/>
           <w:bCs/>
         </w:rPr>
@@ -2242,23 +2671,23 @@
     </w:p>
     <w:p>
       <w:pPr>
-        <w:pStyle w:val="PargrafodaLista"/>
+        <w:pStyle w:val="ListParagraph"/>
         <w:numPr>
           <w:ilvl w:val="0"/>
           <w:numId w:val="1"/>
         </w:numPr>
         <w:spacing w:before="240" w:after="240" w:line="360" w:lineRule="auto"/>
         <w:rPr>
-          <w:rFonts w:ascii="Times New Roman" w:eastAsia="Times New Roman" w:hAnsi="Times New Roman" w:cs="Times New Roman"/>
-          <w:b/>
-          <w:bCs/>
-          <w:sz w:val="24"/>
-          <w:szCs w:val="24"/>
-        </w:rPr>
-      </w:pPr>
-      <w:r>
-        <w:rPr>
-          <w:rFonts w:ascii="Times New Roman" w:eastAsia="Times New Roman" w:hAnsi="Times New Roman" w:cs="Times New Roman"/>
+          <w:rFonts w:ascii="Times New Roman" w:hAnsi="Times New Roman" w:eastAsia="Times New Roman" w:cs="Times New Roman"/>
+          <w:b/>
+          <w:bCs/>
+          <w:sz w:val="24"/>
+          <w:szCs w:val="24"/>
+        </w:rPr>
+      </w:pPr>
+      <w:r>
+        <w:rPr>
+          <w:rFonts w:ascii="Times New Roman" w:hAnsi="Times New Roman" w:eastAsia="Times New Roman" w:cs="Times New Roman"/>
           <w:b/>
           <w:bCs/>
         </w:rPr>
@@ -2266,73 +2695,119 @@
       </w:r>
       <w:r>
         <w:rPr>
-          <w:rFonts w:ascii="Times New Roman" w:eastAsia="Times New Roman" w:hAnsi="Times New Roman" w:cs="Times New Roman"/>
+          <w:rFonts w:ascii="Times New Roman" w:hAnsi="Times New Roman" w:eastAsia="Times New Roman" w:cs="Times New Roman"/>
         </w:rPr>
         <w:t xml:space="preserve"> </w:t>
       </w:r>
       <w:r>
         <w:rPr>
-          <w:rFonts w:ascii="Times New Roman" w:eastAsia="Times New Roman" w:hAnsi="Times New Roman" w:cs="Times New Roman"/>
+          <w:rFonts w:ascii="Times New Roman" w:hAnsi="Times New Roman" w:eastAsia="Times New Roman" w:cs="Times New Roman"/>
         </w:rPr>
         <w:t>responsável pela separação de métodos exclusivos para comunicação externa do sistema.</w:t>
       </w:r>
     </w:p>
     <w:p>
       <w:pPr>
-        <w:pStyle w:val="PargrafodaLista"/>
+        <w:pStyle w:val="ListParagraph"/>
         <w:numPr>
           <w:ilvl w:val="0"/>
           <w:numId w:val="1"/>
         </w:numPr>
         <w:spacing w:before="240" w:after="240" w:line="360" w:lineRule="auto"/>
         <w:rPr>
-          <w:rFonts w:ascii="Times New Roman" w:eastAsia="Times New Roman" w:hAnsi="Times New Roman" w:cs="Times New Roman"/>
-          <w:b/>
-          <w:bCs/>
-        </w:rPr>
-      </w:pPr>
-      <w:r>
-        <w:rPr>
-          <w:rFonts w:ascii="Times New Roman" w:eastAsia="Times New Roman" w:hAnsi="Times New Roman" w:cs="Times New Roman"/>
-          <w:b/>
-          <w:bCs/>
+          <w:rFonts w:ascii="Times New Roman" w:hAnsi="Times New Roman" w:eastAsia="Times New Roman" w:cs="Times New Roman"/>
+          <w:b w:val="1"/>
+          <w:bCs w:val="1"/>
+        </w:rPr>
+      </w:pPr>
+      <w:r>
+        <w:rPr>
+          <w:rFonts w:ascii="Times New Roman" w:hAnsi="Times New Roman" w:eastAsia="Times New Roman" w:cs="Times New Roman"/>
+          <w:b w:val="1"/>
+          <w:bCs w:val="1"/>
         </w:rPr>
         <w:t>Componentes:</w:t>
       </w:r>
       <w:r>
         <w:rPr>
-          <w:rFonts w:ascii="Times New Roman" w:eastAsia="Times New Roman" w:hAnsi="Times New Roman" w:cs="Times New Roman"/>
+          <w:rFonts w:ascii="Times New Roman" w:hAnsi="Times New Roman" w:eastAsia="Times New Roman" w:cs="Times New Roman"/>
         </w:rPr>
         <w:t xml:space="preserve"> </w:t>
       </w:r>
       <w:r>
         <w:rPr>
-          <w:rFonts w:ascii="Times New Roman" w:eastAsia="Times New Roman" w:hAnsi="Times New Roman" w:cs="Times New Roman"/>
+          <w:rFonts w:ascii="Times New Roman" w:hAnsi="Times New Roman" w:eastAsia="Times New Roman" w:cs="Times New Roman"/>
+          <w:b w:val="1"/>
+          <w:bCs w:val="1"/>
         </w:rPr>
         <w:t>driving</w:t>
       </w:r>
       <w:r>
         <w:rPr>
-          <w:rFonts w:ascii="Times New Roman" w:eastAsia="Times New Roman" w:hAnsi="Times New Roman" w:cs="Times New Roman"/>
-        </w:rPr>
-        <w:t xml:space="preserve"> e driven</w:t>
-      </w:r>
-    </w:p>
-    <w:p>
-      <w:pPr>
-        <w:pStyle w:val="PargrafodaLista"/>
+          <w:rFonts w:ascii="Times New Roman" w:hAnsi="Times New Roman" w:eastAsia="Times New Roman" w:cs="Times New Roman"/>
+        </w:rPr>
+        <w:t xml:space="preserve"> </w:t>
+      </w:r>
+      <w:r>
+        <w:rPr>
+          <w:rFonts w:ascii="Times New Roman" w:hAnsi="Times New Roman" w:eastAsia="Times New Roman" w:cs="Times New Roman"/>
+        </w:rPr>
+        <w:t>(portas de saída como cadastrar usuários)</w:t>
+      </w:r>
+      <w:r>
+        <w:rPr>
+          <w:rFonts w:ascii="Times New Roman" w:hAnsi="Times New Roman" w:eastAsia="Times New Roman" w:cs="Times New Roman"/>
+        </w:rPr>
+        <w:t xml:space="preserve"> </w:t>
+      </w:r>
+      <w:r>
+        <w:rPr>
+          <w:rFonts w:ascii="Times New Roman" w:hAnsi="Times New Roman" w:eastAsia="Times New Roman" w:cs="Times New Roman"/>
+        </w:rPr>
+        <w:t xml:space="preserve">e </w:t>
+      </w:r>
+      <w:r>
+        <w:rPr>
+          <w:rFonts w:ascii="Times New Roman" w:hAnsi="Times New Roman" w:eastAsia="Times New Roman" w:cs="Times New Roman"/>
+          <w:b w:val="1"/>
+          <w:bCs w:val="1"/>
+        </w:rPr>
+        <w:t>driven</w:t>
+      </w:r>
+      <w:r>
+        <w:rPr>
+          <w:rFonts w:ascii="Times New Roman" w:hAnsi="Times New Roman" w:eastAsia="Times New Roman" w:cs="Times New Roman"/>
+        </w:rPr>
+        <w:t xml:space="preserve"> (portas de </w:t>
+      </w:r>
+      <w:r>
+        <w:rPr>
+          <w:rFonts w:ascii="Times New Roman" w:hAnsi="Times New Roman" w:eastAsia="Times New Roman" w:cs="Times New Roman"/>
+        </w:rPr>
+        <w:t>entarda</w:t>
+      </w:r>
+      <w:r>
+        <w:rPr>
+          <w:rFonts w:ascii="Times New Roman" w:hAnsi="Times New Roman" w:eastAsia="Times New Roman" w:cs="Times New Roman"/>
+        </w:rPr>
+        <w:t xml:space="preserve"> como resultado de consultas a bancos e consumo de APIs)</w:t>
+      </w:r>
+    </w:p>
+    <w:p>
+      <w:pPr>
+        <w:pStyle w:val="ListParagraph"/>
         <w:numPr>
           <w:ilvl w:val="0"/>
           <w:numId w:val="1"/>
         </w:numPr>
         <w:spacing w:before="240" w:after="240" w:line="360" w:lineRule="auto"/>
         <w:rPr>
-          <w:rFonts w:ascii="Times New Roman" w:eastAsia="Times New Roman" w:hAnsi="Times New Roman" w:cs="Times New Roman"/>
-        </w:rPr>
-      </w:pPr>
-      <w:r>
-        <w:rPr>
-          <w:rFonts w:ascii="Times New Roman" w:eastAsia="Times New Roman" w:hAnsi="Times New Roman" w:cs="Times New Roman"/>
+          <w:rFonts w:ascii="Times New Roman" w:hAnsi="Times New Roman" w:eastAsia="Times New Roman" w:cs="Times New Roman"/>
+        </w:rPr>
+      </w:pPr>
+      <w:r>
+        <w:rPr>
+          <w:rFonts w:ascii="Times New Roman" w:hAnsi="Times New Roman" w:eastAsia="Times New Roman" w:cs="Times New Roman"/>
           <w:b/>
           <w:bCs/>
         </w:rPr>
@@ -2340,13 +2815,13 @@
       </w:r>
       <w:r>
         <w:rPr>
-          <w:rFonts w:ascii="Times New Roman" w:eastAsia="Times New Roman" w:hAnsi="Times New Roman" w:cs="Times New Roman"/>
+          <w:rFonts w:ascii="Times New Roman" w:hAnsi="Times New Roman" w:eastAsia="Times New Roman" w:cs="Times New Roman"/>
         </w:rPr>
         <w:t xml:space="preserve"> </w:t>
       </w:r>
       <w:r>
         <w:rPr>
-          <w:rFonts w:ascii="Times New Roman" w:eastAsia="Times New Roman" w:hAnsi="Times New Roman" w:cs="Times New Roman"/>
+          <w:rFonts w:ascii="Times New Roman" w:hAnsi="Times New Roman" w:eastAsia="Times New Roman" w:cs="Times New Roman"/>
         </w:rPr>
         <w:t xml:space="preserve">Comunicação com recursos externos como API e banco de dados </w:t>
       </w:r>
@@ -2362,7 +2837,7 @@
       </w:pPr>
       <w:r>
         <w:rPr>
-          <w:rFonts w:ascii="Times New Roman" w:eastAsia="Times New Roman" w:hAnsi="Times New Roman" w:cs="Times New Roman"/>
+          <w:rFonts w:ascii="Times New Roman" w:hAnsi="Times New Roman" w:eastAsia="Times New Roman" w:cs="Times New Roman"/>
           <w:b/>
           <w:bCs/>
           <w:sz w:val="24"/>
@@ -2377,7 +2852,7 @@
       </w:pPr>
       <w:r>
         <w:rPr>
-          <w:rFonts w:ascii="Times New Roman" w:eastAsia="Times New Roman" w:hAnsi="Times New Roman" w:cs="Times New Roman"/>
+          <w:rFonts w:ascii="Times New Roman" w:hAnsi="Times New Roman" w:eastAsia="Times New Roman" w:cs="Times New Roman"/>
           <w:sz w:val="24"/>
           <w:szCs w:val="24"/>
         </w:rPr>
@@ -2390,7 +2865,7 @@
       </w:pPr>
       <w:r>
         <w:rPr>
-          <w:rFonts w:ascii="Times New Roman" w:eastAsia="Times New Roman" w:hAnsi="Times New Roman" w:cs="Times New Roman"/>
+          <w:rFonts w:ascii="Times New Roman" w:hAnsi="Times New Roman" w:eastAsia="Times New Roman" w:cs="Times New Roman"/>
           <w:sz w:val="24"/>
           <w:szCs w:val="24"/>
         </w:rPr>
@@ -2403,7 +2878,7 @@
       </w:pPr>
       <w:r>
         <w:rPr>
-          <w:rFonts w:ascii="Times New Roman" w:eastAsia="Times New Roman" w:hAnsi="Times New Roman" w:cs="Times New Roman"/>
+          <w:rFonts w:ascii="Times New Roman" w:hAnsi="Times New Roman" w:eastAsia="Times New Roman" w:cs="Times New Roman"/>
           <w:sz w:val="24"/>
           <w:szCs w:val="24"/>
         </w:rPr>
@@ -2416,7 +2891,7 @@
       </w:pPr>
       <w:r>
         <w:rPr>
-          <w:rFonts w:ascii="Times New Roman" w:eastAsia="Times New Roman" w:hAnsi="Times New Roman" w:cs="Times New Roman"/>
+          <w:rFonts w:ascii="Times New Roman" w:hAnsi="Times New Roman" w:eastAsia="Times New Roman" w:cs="Times New Roman"/>
           <w:sz w:val="24"/>
           <w:szCs w:val="24"/>
         </w:rPr>
@@ -2429,7 +2904,7 @@
       </w:pPr>
       <w:r>
         <w:rPr>
-          <w:rFonts w:ascii="Times New Roman" w:eastAsia="Times New Roman" w:hAnsi="Times New Roman" w:cs="Times New Roman"/>
+          <w:rFonts w:ascii="Times New Roman" w:hAnsi="Times New Roman" w:eastAsia="Times New Roman" w:cs="Times New Roman"/>
           <w:sz w:val="24"/>
           <w:szCs w:val="24"/>
         </w:rPr>
@@ -2442,7 +2917,7 @@
       </w:pPr>
       <w:r>
         <w:rPr>
-          <w:rFonts w:ascii="Times New Roman" w:eastAsia="Times New Roman" w:hAnsi="Times New Roman" w:cs="Times New Roman"/>
+          <w:rFonts w:ascii="Times New Roman" w:hAnsi="Times New Roman" w:eastAsia="Times New Roman" w:cs="Times New Roman"/>
           <w:sz w:val="24"/>
           <w:szCs w:val="24"/>
         </w:rPr>
@@ -2453,7 +2928,7 @@
       <w:pPr>
         <w:spacing w:after="0" w:line="360" w:lineRule="auto"/>
         <w:rPr>
-          <w:rFonts w:ascii="Times New Roman" w:eastAsia="Times New Roman" w:hAnsi="Times New Roman" w:cs="Times New Roman"/>
+          <w:rFonts w:ascii="Times New Roman" w:hAnsi="Times New Roman" w:eastAsia="Times New Roman" w:cs="Times New Roman"/>
           <w:sz w:val="24"/>
           <w:szCs w:val="24"/>
         </w:rPr>
@@ -2465,7 +2940,7 @@
       </w:pPr>
       <w:r>
         <w:rPr>
-          <w:rFonts w:ascii="Times New Roman" w:eastAsia="Times New Roman" w:hAnsi="Times New Roman" w:cs="Times New Roman"/>
+          <w:rFonts w:ascii="Times New Roman" w:hAnsi="Times New Roman" w:eastAsia="Times New Roman" w:cs="Times New Roman"/>
           <w:b/>
           <w:bCs/>
           <w:sz w:val="24"/>
@@ -2480,7 +2955,7 @@
       </w:pPr>
       <w:r>
         <w:rPr>
-          <w:rFonts w:ascii="Times New Roman" w:eastAsia="Times New Roman" w:hAnsi="Times New Roman" w:cs="Times New Roman"/>
+          <w:rFonts w:ascii="Times New Roman" w:hAnsi="Times New Roman" w:eastAsia="Times New Roman" w:cs="Times New Roman"/>
           <w:sz w:val="24"/>
           <w:szCs w:val="24"/>
         </w:rPr>
@@ -2493,7 +2968,7 @@
       </w:pPr>
       <w:r>
         <w:rPr>
-          <w:rFonts w:ascii="Times New Roman" w:eastAsia="Times New Roman" w:hAnsi="Times New Roman" w:cs="Times New Roman"/>
+          <w:rFonts w:ascii="Times New Roman" w:hAnsi="Times New Roman" w:eastAsia="Times New Roman" w:cs="Times New Roman"/>
           <w:sz w:val="24"/>
           <w:szCs w:val="24"/>
         </w:rPr>
@@ -2506,7 +2981,7 @@
       </w:pPr>
       <w:r>
         <w:rPr>
-          <w:rFonts w:ascii="Times New Roman" w:eastAsia="Times New Roman" w:hAnsi="Times New Roman" w:cs="Times New Roman"/>
+          <w:rFonts w:ascii="Times New Roman" w:hAnsi="Times New Roman" w:eastAsia="Times New Roman" w:cs="Times New Roman"/>
           <w:sz w:val="24"/>
           <w:szCs w:val="24"/>
         </w:rPr>
@@ -2519,11 +2994,10 @@
       </w:pPr>
       <w:r>
         <w:rPr>
-          <w:rFonts w:ascii="Times New Roman" w:eastAsia="Times New Roman" w:hAnsi="Times New Roman" w:cs="Times New Roman"/>
-          <w:sz w:val="24"/>
-          <w:szCs w:val="24"/>
-        </w:rPr>
-        <w:lastRenderedPageBreak/>
+          <w:rFonts w:ascii="Times New Roman" w:hAnsi="Times New Roman" w:eastAsia="Times New Roman" w:cs="Times New Roman"/>
+          <w:sz w:val="24"/>
+          <w:szCs w:val="24"/>
+        </w:rPr>
         <w:t xml:space="preserve">• Manutenibilidade da arquitetura. </w:t>
       </w:r>
     </w:p>
@@ -2531,14 +3005,14 @@
       <w:pPr>
         <w:spacing w:after="0" w:line="360" w:lineRule="auto"/>
         <w:rPr>
-          <w:rFonts w:ascii="Times New Roman" w:eastAsia="Times New Roman" w:hAnsi="Times New Roman" w:cs="Times New Roman"/>
-          <w:sz w:val="24"/>
-          <w:szCs w:val="24"/>
-        </w:rPr>
-      </w:pPr>
-      <w:r>
-        <w:rPr>
-          <w:rFonts w:ascii="Times New Roman" w:eastAsia="Times New Roman" w:hAnsi="Times New Roman" w:cs="Times New Roman"/>
+          <w:rFonts w:ascii="Times New Roman" w:hAnsi="Times New Roman" w:eastAsia="Times New Roman" w:cs="Times New Roman"/>
+          <w:sz w:val="24"/>
+          <w:szCs w:val="24"/>
+        </w:rPr>
+      </w:pPr>
+      <w:r>
+        <w:rPr>
+          <w:rFonts w:ascii="Times New Roman" w:hAnsi="Times New Roman" w:eastAsia="Times New Roman" w:cs="Times New Roman"/>
           <w:sz w:val="24"/>
           <w:szCs w:val="24"/>
         </w:rPr>
@@ -2546,7 +3020,7 @@
       </w:r>
       <w:r>
         <w:rPr>
-          <w:rFonts w:ascii="Times New Roman" w:eastAsia="Times New Roman" w:hAnsi="Times New Roman" w:cs="Times New Roman"/>
+          <w:rFonts w:ascii="Times New Roman" w:hAnsi="Times New Roman" w:eastAsia="Times New Roman" w:cs="Times New Roman"/>
           <w:sz w:val="24"/>
           <w:szCs w:val="24"/>
         </w:rPr>
@@ -2557,14 +3031,14 @@
       <w:pPr>
         <w:spacing w:after="0" w:line="360" w:lineRule="auto"/>
         <w:rPr>
-          <w:rFonts w:ascii="Times New Roman" w:eastAsia="Times New Roman" w:hAnsi="Times New Roman" w:cs="Times New Roman"/>
-          <w:sz w:val="24"/>
-          <w:szCs w:val="24"/>
-        </w:rPr>
-      </w:pPr>
-      <w:r>
-        <w:rPr>
-          <w:rFonts w:ascii="Times New Roman" w:eastAsia="Times New Roman" w:hAnsi="Times New Roman" w:cs="Times New Roman"/>
+          <w:rFonts w:ascii="Times New Roman" w:hAnsi="Times New Roman" w:eastAsia="Times New Roman" w:cs="Times New Roman"/>
+          <w:sz w:val="24"/>
+          <w:szCs w:val="24"/>
+        </w:rPr>
+      </w:pPr>
+      <w:r>
+        <w:rPr>
+          <w:rFonts w:ascii="Times New Roman" w:hAnsi="Times New Roman" w:eastAsia="Times New Roman" w:cs="Times New Roman"/>
           <w:sz w:val="24"/>
           <w:szCs w:val="24"/>
         </w:rPr>
@@ -2572,7 +3046,7 @@
       </w:r>
       <w:r>
         <w:rPr>
-          <w:rFonts w:ascii="Times New Roman" w:eastAsia="Times New Roman" w:hAnsi="Times New Roman" w:cs="Times New Roman"/>
+          <w:rFonts w:ascii="Times New Roman" w:hAnsi="Times New Roman" w:eastAsia="Times New Roman" w:cs="Times New Roman"/>
           <w:sz w:val="24"/>
           <w:szCs w:val="24"/>
         </w:rPr>
@@ -2586,44 +3060,74 @@
       <w:pPr>
         <w:spacing w:after="0" w:line="360" w:lineRule="auto"/>
         <w:rPr>
-          <w:rFonts w:ascii="Times New Roman" w:eastAsia="Times New Roman" w:hAnsi="Times New Roman" w:cs="Times New Roman"/>
-          <w:b/>
-          <w:bCs/>
-          <w:sz w:val="24"/>
-          <w:szCs w:val="24"/>
-        </w:rPr>
-      </w:pPr>
-      <w:r>
-        <w:rPr>
-          <w:rFonts w:ascii="Times New Roman" w:eastAsia="Times New Roman" w:hAnsi="Times New Roman" w:cs="Times New Roman"/>
-          <w:b/>
-          <w:bCs/>
-          <w:sz w:val="24"/>
-          <w:szCs w:val="24"/>
-        </w:rPr>
-        <w:t>6. Documento de Rationale</w:t>
-      </w:r>
+          <w:rFonts w:ascii="Times New Roman" w:hAnsi="Times New Roman" w:eastAsia="Times New Roman" w:cs="Times New Roman"/>
+          <w:b/>
+          <w:bCs/>
+          <w:sz w:val="24"/>
+          <w:szCs w:val="24"/>
+        </w:rPr>
+      </w:pPr>
+      <w:r>
+        <w:rPr>
+          <w:rFonts w:ascii="Times New Roman" w:hAnsi="Times New Roman" w:eastAsia="Times New Roman" w:cs="Times New Roman"/>
+          <w:b/>
+          <w:bCs/>
+          <w:sz w:val="24"/>
+          <w:szCs w:val="24"/>
+        </w:rPr>
+        <w:t xml:space="preserve">6. Documento de </w:t>
+      </w:r>
+      <w:proofErr w:type="spellStart"/>
+      <w:r>
+        <w:rPr>
+          <w:rFonts w:ascii="Times New Roman" w:hAnsi="Times New Roman" w:eastAsia="Times New Roman" w:cs="Times New Roman"/>
+          <w:b/>
+          <w:bCs/>
+          <w:sz w:val="24"/>
+          <w:szCs w:val="24"/>
+        </w:rPr>
+        <w:t>Rationale</w:t>
+      </w:r>
+      <w:proofErr w:type="spellEnd"/>
     </w:p>
     <w:p>
       <w:pPr>
         <w:spacing w:before="240" w:after="240" w:line="360" w:lineRule="auto"/>
         <w:rPr>
-          <w:rFonts w:ascii="Times New Roman" w:eastAsia="Times New Roman" w:hAnsi="Times New Roman" w:cs="Times New Roman"/>
-          <w:sz w:val="24"/>
-          <w:szCs w:val="24"/>
-        </w:rPr>
-      </w:pPr>
-      <w:r>
-        <w:rPr>
-          <w:rFonts w:ascii="Times New Roman" w:eastAsia="Times New Roman" w:hAnsi="Times New Roman" w:cs="Times New Roman"/>
-          <w:sz w:val="24"/>
-          <w:szCs w:val="24"/>
-        </w:rPr>
-        <w:t xml:space="preserve">O Rationale deste projeto detalha as justificativas para as decisões arquiteturais tomadas, garantindo que o </w:t>
-      </w:r>
-      <w:r>
-        <w:rPr>
-          <w:rFonts w:ascii="Times New Roman" w:eastAsia="Times New Roman" w:hAnsi="Times New Roman" w:cs="Times New Roman"/>
+          <w:rFonts w:ascii="Times New Roman" w:hAnsi="Times New Roman" w:eastAsia="Times New Roman" w:cs="Times New Roman"/>
+          <w:sz w:val="24"/>
+          <w:szCs w:val="24"/>
+        </w:rPr>
+      </w:pPr>
+      <w:r>
+        <w:rPr>
+          <w:rFonts w:ascii="Times New Roman" w:hAnsi="Times New Roman" w:eastAsia="Times New Roman" w:cs="Times New Roman"/>
+          <w:sz w:val="24"/>
+          <w:szCs w:val="24"/>
+        </w:rPr>
+        <w:t xml:space="preserve">O </w:t>
+      </w:r>
+      <w:proofErr w:type="spellStart"/>
+      <w:r>
+        <w:rPr>
+          <w:rFonts w:ascii="Times New Roman" w:hAnsi="Times New Roman" w:eastAsia="Times New Roman" w:cs="Times New Roman"/>
+          <w:sz w:val="24"/>
+          <w:szCs w:val="24"/>
+        </w:rPr>
+        <w:t>Rationale</w:t>
+      </w:r>
+      <w:proofErr w:type="spellEnd"/>
+      <w:r>
+        <w:rPr>
+          <w:rFonts w:ascii="Times New Roman" w:hAnsi="Times New Roman" w:eastAsia="Times New Roman" w:cs="Times New Roman"/>
+          <w:sz w:val="24"/>
+          <w:szCs w:val="24"/>
+        </w:rPr>
+        <w:t xml:space="preserve"> deste projeto detalha as justificativas para as decisões arquiteturais tomadas, garantindo que o </w:t>
+      </w:r>
+      <w:r>
+        <w:rPr>
+          <w:rFonts w:ascii="Times New Roman" w:hAnsi="Times New Roman" w:eastAsia="Times New Roman" w:cs="Times New Roman"/>
           <w:b/>
           <w:bCs/>
           <w:sz w:val="24"/>
@@ -2633,7 +3137,7 @@
       </w:r>
       <w:r>
         <w:rPr>
-          <w:rFonts w:ascii="Times New Roman" w:eastAsia="Times New Roman" w:hAnsi="Times New Roman" w:cs="Times New Roman"/>
+          <w:rFonts w:ascii="Times New Roman" w:hAnsi="Times New Roman" w:eastAsia="Times New Roman" w:cs="Times New Roman"/>
           <w:sz w:val="24"/>
           <w:szCs w:val="24"/>
         </w:rPr>
@@ -2647,16 +3151,16 @@
       <w:pPr>
         <w:spacing w:before="240" w:after="240" w:line="360" w:lineRule="auto"/>
         <w:rPr>
-          <w:rFonts w:ascii="Times New Roman" w:eastAsia="Times New Roman" w:hAnsi="Times New Roman" w:cs="Times New Roman"/>
-          <w:b/>
-          <w:bCs/>
-          <w:sz w:val="24"/>
-          <w:szCs w:val="24"/>
-        </w:rPr>
-      </w:pPr>
-      <w:r>
-        <w:rPr>
-          <w:rFonts w:ascii="Times New Roman" w:eastAsia="Times New Roman" w:hAnsi="Times New Roman" w:cs="Times New Roman"/>
+          <w:rFonts w:ascii="Times New Roman" w:hAnsi="Times New Roman" w:eastAsia="Times New Roman" w:cs="Times New Roman"/>
+          <w:b/>
+          <w:bCs/>
+          <w:sz w:val="24"/>
+          <w:szCs w:val="24"/>
+        </w:rPr>
+      </w:pPr>
+      <w:r>
+        <w:rPr>
+          <w:rFonts w:ascii="Times New Roman" w:hAnsi="Times New Roman" w:eastAsia="Times New Roman" w:cs="Times New Roman"/>
           <w:b/>
           <w:bCs/>
           <w:sz w:val="24"/>
@@ -2666,7 +3170,7 @@
       </w:r>
       <w:r>
         <w:rPr>
-          <w:rFonts w:ascii="Times New Roman" w:eastAsia="Times New Roman" w:hAnsi="Times New Roman" w:cs="Times New Roman"/>
+          <w:rFonts w:ascii="Times New Roman" w:hAnsi="Times New Roman" w:eastAsia="Times New Roman" w:cs="Times New Roman"/>
           <w:b/>
           <w:bCs/>
           <w:sz w:val="24"/>
@@ -2679,14 +3183,14 @@
       <w:pPr>
         <w:spacing w:before="240" w:after="240" w:line="360" w:lineRule="auto"/>
         <w:rPr>
-          <w:rFonts w:ascii="Times New Roman" w:eastAsia="Times New Roman" w:hAnsi="Times New Roman" w:cs="Times New Roman"/>
-          <w:sz w:val="24"/>
-          <w:szCs w:val="24"/>
-        </w:rPr>
-      </w:pPr>
-      <w:r>
-        <w:rPr>
-          <w:rFonts w:ascii="Times New Roman" w:eastAsia="Times New Roman" w:hAnsi="Times New Roman" w:cs="Times New Roman"/>
+          <w:rFonts w:ascii="Times New Roman" w:hAnsi="Times New Roman" w:eastAsia="Times New Roman" w:cs="Times New Roman"/>
+          <w:sz w:val="24"/>
+          <w:szCs w:val="24"/>
+        </w:rPr>
+      </w:pPr>
+      <w:r>
+        <w:rPr>
+          <w:rFonts w:ascii="Times New Roman" w:hAnsi="Times New Roman" w:eastAsia="Times New Roman" w:cs="Times New Roman"/>
           <w:sz w:val="24"/>
           <w:szCs w:val="24"/>
         </w:rPr>
@@ -2694,7 +3198,7 @@
       </w:r>
       <w:r>
         <w:rPr>
-          <w:rFonts w:ascii="Times New Roman" w:eastAsia="Times New Roman" w:hAnsi="Times New Roman" w:cs="Times New Roman"/>
+          <w:rFonts w:ascii="Times New Roman" w:hAnsi="Times New Roman" w:eastAsia="Times New Roman" w:cs="Times New Roman"/>
           <w:b/>
           <w:bCs/>
           <w:sz w:val="24"/>
@@ -2704,7 +3208,7 @@
       </w:r>
       <w:r>
         <w:rPr>
-          <w:rFonts w:ascii="Times New Roman" w:eastAsia="Times New Roman" w:hAnsi="Times New Roman" w:cs="Times New Roman"/>
+          <w:rFonts w:ascii="Times New Roman" w:hAnsi="Times New Roman" w:eastAsia="Times New Roman" w:cs="Times New Roman"/>
           <w:b/>
           <w:bCs/>
           <w:sz w:val="24"/>
@@ -2714,7 +3218,7 @@
       </w:r>
       <w:r>
         <w:rPr>
-          <w:rFonts w:ascii="Times New Roman" w:eastAsia="Times New Roman" w:hAnsi="Times New Roman" w:cs="Times New Roman"/>
+          <w:rFonts w:ascii="Times New Roman" w:hAnsi="Times New Roman" w:eastAsia="Times New Roman" w:cs="Times New Roman"/>
           <w:sz w:val="24"/>
           <w:szCs w:val="24"/>
         </w:rPr>
@@ -2722,7 +3226,7 @@
       </w:r>
       <w:r>
         <w:rPr>
-          <w:rFonts w:ascii="Times New Roman" w:eastAsia="Times New Roman" w:hAnsi="Times New Roman" w:cs="Times New Roman"/>
+          <w:rFonts w:ascii="Times New Roman" w:hAnsi="Times New Roman" w:eastAsia="Times New Roman" w:cs="Times New Roman"/>
           <w:sz w:val="24"/>
           <w:szCs w:val="24"/>
         </w:rPr>
@@ -2730,7 +3234,7 @@
       </w:r>
       <w:r>
         <w:rPr>
-          <w:rFonts w:ascii="Times New Roman" w:eastAsia="Times New Roman" w:hAnsi="Times New Roman" w:cs="Times New Roman"/>
+          <w:rFonts w:ascii="Times New Roman" w:hAnsi="Times New Roman" w:eastAsia="Times New Roman" w:cs="Times New Roman"/>
           <w:sz w:val="24"/>
           <w:szCs w:val="24"/>
         </w:rPr>
@@ -2738,7 +3242,7 @@
       </w:r>
       <w:r>
         <w:rPr>
-          <w:rFonts w:ascii="Times New Roman" w:eastAsia="Times New Roman" w:hAnsi="Times New Roman" w:cs="Times New Roman"/>
+          <w:rFonts w:ascii="Times New Roman" w:hAnsi="Times New Roman" w:eastAsia="Times New Roman" w:cs="Times New Roman"/>
           <w:sz w:val="24"/>
           <w:szCs w:val="24"/>
         </w:rPr>
@@ -2747,21 +3251,21 @@
     </w:p>
     <w:p>
       <w:pPr>
-        <w:pStyle w:val="PargrafodaLista"/>
+        <w:pStyle w:val="ListParagraph"/>
         <w:numPr>
           <w:ilvl w:val="0"/>
           <w:numId w:val="11"/>
         </w:numPr>
         <w:spacing w:before="240" w:after="240" w:line="360" w:lineRule="auto"/>
         <w:rPr>
-          <w:rFonts w:ascii="Times New Roman" w:eastAsia="Times New Roman" w:hAnsi="Times New Roman" w:cs="Times New Roman"/>
-          <w:sz w:val="24"/>
-          <w:szCs w:val="24"/>
-        </w:rPr>
-      </w:pPr>
-      <w:r>
-        <w:rPr>
-          <w:rFonts w:ascii="Times New Roman" w:eastAsia="Times New Roman" w:hAnsi="Times New Roman" w:cs="Times New Roman"/>
+          <w:rFonts w:ascii="Times New Roman" w:hAnsi="Times New Roman" w:eastAsia="Times New Roman" w:cs="Times New Roman"/>
+          <w:sz w:val="24"/>
+          <w:szCs w:val="24"/>
+        </w:rPr>
+      </w:pPr>
+      <w:r>
+        <w:rPr>
+          <w:rFonts w:ascii="Times New Roman" w:hAnsi="Times New Roman" w:eastAsia="Times New Roman" w:cs="Times New Roman"/>
           <w:b/>
           <w:bCs/>
           <w:sz w:val="24"/>
@@ -2771,7 +3275,7 @@
       </w:r>
       <w:r>
         <w:rPr>
-          <w:rFonts w:ascii="Times New Roman" w:eastAsia="Times New Roman" w:hAnsi="Times New Roman" w:cs="Times New Roman"/>
+          <w:rFonts w:ascii="Times New Roman" w:hAnsi="Times New Roman" w:eastAsia="Times New Roman" w:cs="Times New Roman"/>
           <w:sz w:val="24"/>
           <w:szCs w:val="24"/>
         </w:rPr>
@@ -2779,7 +3283,7 @@
       </w:r>
       <w:r>
         <w:rPr>
-          <w:rFonts w:ascii="Times New Roman" w:eastAsia="Times New Roman" w:hAnsi="Times New Roman" w:cs="Times New Roman"/>
+          <w:rFonts w:ascii="Times New Roman" w:hAnsi="Times New Roman" w:eastAsia="Times New Roman" w:cs="Times New Roman"/>
           <w:sz w:val="24"/>
           <w:szCs w:val="24"/>
         </w:rPr>
@@ -2787,7 +3291,7 @@
       </w:r>
       <w:r>
         <w:rPr>
-          <w:rFonts w:ascii="Times New Roman" w:eastAsia="Times New Roman" w:hAnsi="Times New Roman" w:cs="Times New Roman"/>
+          <w:rFonts w:ascii="Times New Roman" w:hAnsi="Times New Roman" w:eastAsia="Times New Roman" w:cs="Times New Roman"/>
           <w:sz w:val="24"/>
           <w:szCs w:val="24"/>
         </w:rPr>
@@ -2795,7 +3299,7 @@
       </w:r>
       <w:r>
         <w:rPr>
-          <w:rFonts w:ascii="Times New Roman" w:eastAsia="Times New Roman" w:hAnsi="Times New Roman" w:cs="Times New Roman"/>
+          <w:rFonts w:ascii="Times New Roman" w:hAnsi="Times New Roman" w:eastAsia="Times New Roman" w:cs="Times New Roman"/>
           <w:i/>
           <w:iCs/>
           <w:sz w:val="24"/>
@@ -2805,7 +3309,7 @@
       </w:r>
       <w:r>
         <w:rPr>
-          <w:rFonts w:ascii="Times New Roman" w:eastAsia="Times New Roman" w:hAnsi="Times New Roman" w:cs="Times New Roman"/>
+          <w:rFonts w:ascii="Times New Roman" w:hAnsi="Times New Roman" w:eastAsia="Times New Roman" w:cs="Times New Roman"/>
           <w:sz w:val="24"/>
           <w:szCs w:val="24"/>
         </w:rPr>
@@ -2813,7 +3317,7 @@
       </w:r>
       <w:r>
         <w:rPr>
-          <w:rFonts w:ascii="Times New Roman" w:eastAsia="Times New Roman" w:hAnsi="Times New Roman" w:cs="Times New Roman"/>
+          <w:rFonts w:ascii="Times New Roman" w:hAnsi="Times New Roman" w:eastAsia="Times New Roman" w:cs="Times New Roman"/>
           <w:sz w:val="24"/>
           <w:szCs w:val="24"/>
         </w:rPr>
@@ -2821,7 +3325,7 @@
       </w:r>
       <w:r>
         <w:rPr>
-          <w:rFonts w:ascii="Times New Roman" w:eastAsia="Times New Roman" w:hAnsi="Times New Roman" w:cs="Times New Roman"/>
+          <w:rFonts w:ascii="Times New Roman" w:hAnsi="Times New Roman" w:eastAsia="Times New Roman" w:cs="Times New Roman"/>
           <w:sz w:val="24"/>
           <w:szCs w:val="24"/>
         </w:rPr>
@@ -2830,21 +3334,21 @@
     </w:p>
     <w:p>
       <w:pPr>
-        <w:pStyle w:val="PargrafodaLista"/>
+        <w:pStyle w:val="ListParagraph"/>
         <w:numPr>
           <w:ilvl w:val="0"/>
           <w:numId w:val="11"/>
         </w:numPr>
         <w:spacing w:before="240" w:after="240" w:line="360" w:lineRule="auto"/>
         <w:rPr>
-          <w:rFonts w:ascii="Times New Roman" w:eastAsia="Times New Roman" w:hAnsi="Times New Roman" w:cs="Times New Roman"/>
-          <w:sz w:val="24"/>
-          <w:szCs w:val="24"/>
-        </w:rPr>
-      </w:pPr>
-      <w:r>
-        <w:rPr>
-          <w:rFonts w:ascii="Times New Roman" w:eastAsia="Times New Roman" w:hAnsi="Times New Roman" w:cs="Times New Roman"/>
+          <w:rFonts w:ascii="Times New Roman" w:hAnsi="Times New Roman" w:eastAsia="Times New Roman" w:cs="Times New Roman"/>
+          <w:sz w:val="24"/>
+          <w:szCs w:val="24"/>
+        </w:rPr>
+      </w:pPr>
+      <w:r>
+        <w:rPr>
+          <w:rFonts w:ascii="Times New Roman" w:hAnsi="Times New Roman" w:eastAsia="Times New Roman" w:cs="Times New Roman"/>
           <w:b/>
           <w:bCs/>
           <w:sz w:val="24"/>
@@ -2854,7 +3358,7 @@
       </w:r>
       <w:r>
         <w:rPr>
-          <w:rFonts w:ascii="Times New Roman" w:eastAsia="Times New Roman" w:hAnsi="Times New Roman" w:cs="Times New Roman"/>
+          <w:rFonts w:ascii="Times New Roman" w:hAnsi="Times New Roman" w:eastAsia="Times New Roman" w:cs="Times New Roman"/>
           <w:sz w:val="24"/>
           <w:szCs w:val="24"/>
         </w:rPr>
@@ -2862,7 +3366,7 @@
       </w:r>
       <w:r>
         <w:rPr>
-          <w:rFonts w:ascii="Times New Roman" w:eastAsia="Times New Roman" w:hAnsi="Times New Roman" w:cs="Times New Roman"/>
+          <w:rFonts w:ascii="Times New Roman" w:hAnsi="Times New Roman" w:eastAsia="Times New Roman" w:cs="Times New Roman"/>
           <w:sz w:val="24"/>
           <w:szCs w:val="24"/>
         </w:rPr>
@@ -2870,7 +3374,7 @@
       </w:r>
       <w:r>
         <w:rPr>
-          <w:rFonts w:ascii="Times New Roman" w:eastAsia="Times New Roman" w:hAnsi="Times New Roman" w:cs="Times New Roman"/>
+          <w:rFonts w:ascii="Times New Roman" w:hAnsi="Times New Roman" w:eastAsia="Times New Roman" w:cs="Times New Roman"/>
           <w:sz w:val="24"/>
           <w:szCs w:val="24"/>
         </w:rPr>
@@ -2881,16 +3385,16 @@
       <w:pPr>
         <w:spacing w:before="240" w:after="240" w:line="360" w:lineRule="auto"/>
         <w:rPr>
-          <w:rFonts w:ascii="Times New Roman" w:eastAsia="Times New Roman" w:hAnsi="Times New Roman" w:cs="Times New Roman"/>
-          <w:b/>
-          <w:bCs/>
-          <w:sz w:val="24"/>
-          <w:szCs w:val="24"/>
-        </w:rPr>
-      </w:pPr>
-      <w:r>
-        <w:rPr>
-          <w:rFonts w:ascii="Times New Roman" w:eastAsia="Times New Roman" w:hAnsi="Times New Roman" w:cs="Times New Roman"/>
+          <w:rFonts w:ascii="Times New Roman" w:hAnsi="Times New Roman" w:eastAsia="Times New Roman" w:cs="Times New Roman"/>
+          <w:b/>
+          <w:bCs/>
+          <w:sz w:val="24"/>
+          <w:szCs w:val="24"/>
+        </w:rPr>
+      </w:pPr>
+      <w:r>
+        <w:rPr>
+          <w:rFonts w:ascii="Times New Roman" w:hAnsi="Times New Roman" w:eastAsia="Times New Roman" w:cs="Times New Roman"/>
           <w:b/>
           <w:bCs/>
           <w:sz w:val="24"/>
@@ -2905,7 +3409,7 @@
       </w:pPr>
       <w:r>
         <w:rPr>
-          <w:rFonts w:ascii="Times New Roman" w:eastAsia="Times New Roman" w:hAnsi="Times New Roman" w:cs="Times New Roman"/>
+          <w:rFonts w:ascii="Times New Roman" w:hAnsi="Times New Roman" w:eastAsia="Times New Roman" w:cs="Times New Roman"/>
           <w:sz w:val="24"/>
           <w:szCs w:val="24"/>
         </w:rPr>
@@ -2913,7 +3417,7 @@
       </w:r>
       <w:r>
         <w:rPr>
-          <w:rFonts w:ascii="Times New Roman" w:eastAsia="Times New Roman" w:hAnsi="Times New Roman" w:cs="Times New Roman"/>
+          <w:rFonts w:ascii="Times New Roman" w:hAnsi="Times New Roman" w:eastAsia="Times New Roman" w:cs="Times New Roman"/>
           <w:b/>
           <w:bCs/>
           <w:sz w:val="24"/>
@@ -2923,7 +3427,7 @@
       </w:r>
       <w:r>
         <w:rPr>
-          <w:rFonts w:ascii="Times New Roman" w:eastAsia="Times New Roman" w:hAnsi="Times New Roman" w:cs="Times New Roman"/>
+          <w:rFonts w:ascii="Times New Roman" w:hAnsi="Times New Roman" w:eastAsia="Times New Roman" w:cs="Times New Roman"/>
           <w:sz w:val="24"/>
           <w:szCs w:val="24"/>
         </w:rPr>
@@ -2931,7 +3435,7 @@
       </w:r>
       <w:r>
         <w:rPr>
-          <w:rFonts w:ascii="Times New Roman" w:eastAsia="Times New Roman" w:hAnsi="Times New Roman" w:cs="Times New Roman"/>
+          <w:rFonts w:ascii="Times New Roman" w:hAnsi="Times New Roman" w:eastAsia="Times New Roman" w:cs="Times New Roman"/>
           <w:b/>
           <w:bCs/>
           <w:sz w:val="24"/>
@@ -2941,27 +3445,45 @@
       </w:r>
       <w:r>
         <w:rPr>
-          <w:rFonts w:ascii="Times New Roman" w:eastAsia="Times New Roman" w:hAnsi="Times New Roman" w:cs="Times New Roman"/>
-          <w:sz w:val="24"/>
-          <w:szCs w:val="24"/>
-        </w:rPr>
-        <w:t xml:space="preserve"> é o núcleo do sistema, pois o "Rationale" pedagógico defende que cada criança interna possui um tempo de resposta e uma carga emocional distinta, exigindo um software flexível e não puramente genérico.</w:t>
+          <w:rFonts w:ascii="Times New Roman" w:hAnsi="Times New Roman" w:eastAsia="Times New Roman" w:cs="Times New Roman"/>
+          <w:sz w:val="24"/>
+          <w:szCs w:val="24"/>
+        </w:rPr>
+        <w:t xml:space="preserve"> é o núcleo do sistema, pois o "</w:t>
+      </w:r>
+      <w:proofErr w:type="spellStart"/>
+      <w:r>
+        <w:rPr>
+          <w:rFonts w:ascii="Times New Roman" w:hAnsi="Times New Roman" w:eastAsia="Times New Roman" w:cs="Times New Roman"/>
+          <w:sz w:val="24"/>
+          <w:szCs w:val="24"/>
+        </w:rPr>
+        <w:t>Rationale</w:t>
+      </w:r>
+      <w:proofErr w:type="spellEnd"/>
+      <w:r>
+        <w:rPr>
+          <w:rFonts w:ascii="Times New Roman" w:hAnsi="Times New Roman" w:eastAsia="Times New Roman" w:cs="Times New Roman"/>
+          <w:sz w:val="24"/>
+          <w:szCs w:val="24"/>
+        </w:rPr>
+        <w:t>" pedagógico defende que cada criança interna possui um tempo de resposta e uma carga emocional distinta, exigindo um software flexível e não puramente genérico.</w:t>
       </w:r>
     </w:p>
     <w:p>
       <w:pPr>
         <w:spacing w:before="240" w:after="240" w:line="360" w:lineRule="auto"/>
         <w:rPr>
-          <w:rFonts w:ascii="Times New Roman" w:eastAsia="Times New Roman" w:hAnsi="Times New Roman" w:cs="Times New Roman"/>
-          <w:b/>
-          <w:bCs/>
-          <w:sz w:val="24"/>
-          <w:szCs w:val="24"/>
-        </w:rPr>
-      </w:pPr>
-      <w:r>
-        <w:rPr>
-          <w:rFonts w:ascii="Times New Roman" w:eastAsia="Times New Roman" w:hAnsi="Times New Roman" w:cs="Times New Roman"/>
+          <w:rFonts w:ascii="Times New Roman" w:hAnsi="Times New Roman" w:eastAsia="Times New Roman" w:cs="Times New Roman"/>
+          <w:b/>
+          <w:bCs/>
+          <w:sz w:val="24"/>
+          <w:szCs w:val="24"/>
+        </w:rPr>
+      </w:pPr>
+      <w:r>
+        <w:rPr>
+          <w:rFonts w:ascii="Times New Roman" w:hAnsi="Times New Roman" w:eastAsia="Times New Roman" w:cs="Times New Roman"/>
           <w:b/>
           <w:bCs/>
           <w:sz w:val="24"/>
@@ -2972,21 +3494,21 @@
     </w:p>
     <w:p>
       <w:pPr>
-        <w:pStyle w:val="PargrafodaLista"/>
+        <w:pStyle w:val="ListParagraph"/>
         <w:numPr>
           <w:ilvl w:val="0"/>
           <w:numId w:val="11"/>
         </w:numPr>
         <w:spacing w:before="240" w:after="240" w:line="360" w:lineRule="auto"/>
         <w:rPr>
-          <w:rFonts w:ascii="Times New Roman" w:eastAsia="Times New Roman" w:hAnsi="Times New Roman" w:cs="Times New Roman"/>
-          <w:sz w:val="24"/>
-          <w:szCs w:val="24"/>
-        </w:rPr>
-      </w:pPr>
-      <w:r>
-        <w:rPr>
-          <w:rFonts w:ascii="Times New Roman" w:eastAsia="Times New Roman" w:hAnsi="Times New Roman" w:cs="Times New Roman"/>
+          <w:rFonts w:ascii="Times New Roman" w:hAnsi="Times New Roman" w:eastAsia="Times New Roman" w:cs="Times New Roman"/>
+          <w:sz w:val="24"/>
+          <w:szCs w:val="24"/>
+        </w:rPr>
+      </w:pPr>
+      <w:r>
+        <w:rPr>
+          <w:rFonts w:ascii="Times New Roman" w:hAnsi="Times New Roman" w:eastAsia="Times New Roman" w:cs="Times New Roman"/>
           <w:b/>
           <w:bCs/>
           <w:sz w:val="24"/>
@@ -2996,7 +3518,7 @@
       </w:r>
       <w:r>
         <w:rPr>
-          <w:rFonts w:ascii="Times New Roman" w:eastAsia="Times New Roman" w:hAnsi="Times New Roman" w:cs="Times New Roman"/>
+          <w:rFonts w:ascii="Times New Roman" w:hAnsi="Times New Roman" w:eastAsia="Times New Roman" w:cs="Times New Roman"/>
           <w:sz w:val="24"/>
           <w:szCs w:val="24"/>
         </w:rPr>
@@ -3005,34 +3527,33 @@
     </w:p>
     <w:p>
       <w:pPr>
-        <w:pStyle w:val="PargrafodaLista"/>
+        <w:pStyle w:val="ListParagraph"/>
         <w:numPr>
           <w:ilvl w:val="0"/>
           <w:numId w:val="11"/>
         </w:numPr>
         <w:spacing w:before="240" w:after="240" w:line="360" w:lineRule="auto"/>
         <w:rPr>
-          <w:rFonts w:ascii="Times New Roman" w:eastAsia="Times New Roman" w:hAnsi="Times New Roman" w:cs="Times New Roman"/>
-          <w:b/>
-          <w:bCs/>
-          <w:sz w:val="24"/>
-          <w:szCs w:val="24"/>
-        </w:rPr>
-      </w:pPr>
-      <w:r>
-        <w:rPr>
-          <w:rFonts w:ascii="Times New Roman" w:eastAsia="Times New Roman" w:hAnsi="Times New Roman" w:cs="Times New Roman"/>
-          <w:b/>
-          <w:bCs/>
-          <w:sz w:val="24"/>
-          <w:szCs w:val="24"/>
-        </w:rPr>
-        <w:lastRenderedPageBreak/>
+          <w:rFonts w:ascii="Times New Roman" w:hAnsi="Times New Roman" w:eastAsia="Times New Roman" w:cs="Times New Roman"/>
+          <w:b/>
+          <w:bCs/>
+          <w:sz w:val="24"/>
+          <w:szCs w:val="24"/>
+        </w:rPr>
+      </w:pPr>
+      <w:r>
+        <w:rPr>
+          <w:rFonts w:ascii="Times New Roman" w:hAnsi="Times New Roman" w:eastAsia="Times New Roman" w:cs="Times New Roman"/>
+          <w:b/>
+          <w:bCs/>
+          <w:sz w:val="24"/>
+          <w:szCs w:val="24"/>
+        </w:rPr>
         <w:t>Escalabilidade:</w:t>
       </w:r>
       <w:r>
         <w:rPr>
-          <w:rFonts w:ascii="Times New Roman" w:eastAsia="Times New Roman" w:hAnsi="Times New Roman" w:cs="Times New Roman"/>
+          <w:rFonts w:ascii="Times New Roman" w:hAnsi="Times New Roman" w:eastAsia="Times New Roman" w:cs="Times New Roman"/>
           <w:sz w:val="24"/>
           <w:szCs w:val="24"/>
         </w:rPr>
@@ -3043,16 +3564,16 @@
       <w:pPr>
         <w:spacing w:before="240" w:after="240" w:line="360" w:lineRule="auto"/>
         <w:rPr>
-          <w:rFonts w:ascii="Times New Roman" w:eastAsia="Times New Roman" w:hAnsi="Times New Roman" w:cs="Times New Roman"/>
-          <w:b/>
-          <w:bCs/>
-          <w:sz w:val="24"/>
-          <w:szCs w:val="24"/>
-        </w:rPr>
-      </w:pPr>
-      <w:r>
-        <w:rPr>
-          <w:rFonts w:ascii="Times New Roman" w:eastAsia="Times New Roman" w:hAnsi="Times New Roman" w:cs="Times New Roman"/>
+          <w:rFonts w:ascii="Times New Roman" w:hAnsi="Times New Roman" w:eastAsia="Times New Roman" w:cs="Times New Roman"/>
+          <w:b/>
+          <w:bCs/>
+          <w:sz w:val="24"/>
+          <w:szCs w:val="24"/>
+        </w:rPr>
+      </w:pPr>
+      <w:r>
+        <w:rPr>
+          <w:rFonts w:ascii="Times New Roman" w:hAnsi="Times New Roman" w:eastAsia="Times New Roman" w:cs="Times New Roman"/>
           <w:b/>
           <w:bCs/>
           <w:sz w:val="24"/>
@@ -3062,7 +3583,7 @@
       </w:r>
       <w:r>
         <w:rPr>
-          <w:rFonts w:ascii="Times New Roman" w:eastAsia="Times New Roman" w:hAnsi="Times New Roman" w:cs="Times New Roman"/>
+          <w:rFonts w:ascii="Times New Roman" w:hAnsi="Times New Roman" w:eastAsia="Times New Roman" w:cs="Times New Roman"/>
           <w:b/>
           <w:bCs/>
           <w:sz w:val="24"/>
@@ -3072,7 +3593,7 @@
       </w:r>
       <w:r>
         <w:rPr>
-          <w:rFonts w:ascii="Times New Roman" w:eastAsia="Times New Roman" w:hAnsi="Times New Roman" w:cs="Times New Roman"/>
+          <w:rFonts w:ascii="Times New Roman" w:hAnsi="Times New Roman" w:eastAsia="Times New Roman" w:cs="Times New Roman"/>
           <w:b/>
           <w:bCs/>
           <w:sz w:val="24"/>
@@ -3082,7 +3603,7 @@
       </w:r>
       <w:r>
         <w:rPr>
-          <w:rFonts w:ascii="Times New Roman" w:eastAsia="Times New Roman" w:hAnsi="Times New Roman" w:cs="Times New Roman"/>
+          <w:rFonts w:ascii="Times New Roman" w:hAnsi="Times New Roman" w:eastAsia="Times New Roman" w:cs="Times New Roman"/>
           <w:b/>
           <w:bCs/>
           <w:sz w:val="24"/>
@@ -3092,7 +3613,7 @@
       </w:r>
       <w:r>
         <w:rPr>
-          <w:rFonts w:ascii="Times New Roman" w:eastAsia="Times New Roman" w:hAnsi="Times New Roman" w:cs="Times New Roman"/>
+          <w:rFonts w:ascii="Times New Roman" w:hAnsi="Times New Roman" w:eastAsia="Times New Roman" w:cs="Times New Roman"/>
           <w:b/>
           <w:bCs/>
           <w:sz w:val="24"/>
@@ -3102,7 +3623,7 @@
       </w:r>
       <w:r>
         <w:rPr>
-          <w:rFonts w:ascii="Times New Roman" w:eastAsia="Times New Roman" w:hAnsi="Times New Roman" w:cs="Times New Roman"/>
+          <w:rFonts w:ascii="Times New Roman" w:hAnsi="Times New Roman" w:eastAsia="Times New Roman" w:cs="Times New Roman"/>
           <w:b/>
           <w:bCs/>
           <w:sz w:val="24"/>
@@ -3112,20 +3633,32 @@
       </w:r>
       <w:r>
         <w:rPr>
-          <w:rFonts w:ascii="Times New Roman" w:eastAsia="Times New Roman" w:hAnsi="Times New Roman" w:cs="Times New Roman"/>
-          <w:b/>
-          <w:bCs/>
-          <w:sz w:val="24"/>
-          <w:szCs w:val="24"/>
-        </w:rPr>
-        <w:t>de Trade-offs</w:t>
-      </w:r>
+          <w:rFonts w:ascii="Times New Roman" w:hAnsi="Times New Roman" w:eastAsia="Times New Roman" w:cs="Times New Roman"/>
+          <w:b/>
+          <w:bCs/>
+          <w:sz w:val="24"/>
+          <w:szCs w:val="24"/>
+        </w:rPr>
+        <w:t>de Trade-</w:t>
+      </w:r>
+      <w:proofErr w:type="spellStart"/>
+      <w:r>
+        <w:rPr>
+          <w:rFonts w:ascii="Times New Roman" w:hAnsi="Times New Roman" w:eastAsia="Times New Roman" w:cs="Times New Roman"/>
+          <w:b/>
+          <w:bCs/>
+          <w:sz w:val="24"/>
+          <w:szCs w:val="24"/>
+        </w:rPr>
+        <w:t>offs</w:t>
+      </w:r>
+      <w:proofErr w:type="spellEnd"/>
       <w:r>
         <w:br/>
       </w:r>
       <w:r>
         <w:rPr>
-          <w:rFonts w:ascii="Times New Roman" w:eastAsia="Times New Roman" w:hAnsi="Times New Roman" w:cs="Times New Roman"/>
+          <w:rFonts w:ascii="Times New Roman" w:hAnsi="Times New Roman" w:eastAsia="Times New Roman" w:cs="Times New Roman"/>
           <w:sz w:val="24"/>
           <w:szCs w:val="24"/>
         </w:rPr>
@@ -3133,17 +3666,29 @@
       </w:r>
       <w:r>
         <w:rPr>
-          <w:rFonts w:ascii="Times New Roman" w:eastAsia="Times New Roman" w:hAnsi="Times New Roman" w:cs="Times New Roman"/>
+          <w:rFonts w:ascii="Times New Roman" w:hAnsi="Times New Roman" w:eastAsia="Times New Roman" w:cs="Times New Roman"/>
           <w:i/>
           <w:iCs/>
           <w:sz w:val="24"/>
           <w:szCs w:val="24"/>
         </w:rPr>
-        <w:t>trade-offs</w:t>
-      </w:r>
-      <w:r>
-        <w:rPr>
-          <w:rFonts w:ascii="Times New Roman" w:eastAsia="Times New Roman" w:hAnsi="Times New Roman" w:cs="Times New Roman"/>
+        <w:t>trade-</w:t>
+      </w:r>
+      <w:proofErr w:type="spellStart"/>
+      <w:r>
+        <w:rPr>
+          <w:rFonts w:ascii="Times New Roman" w:hAnsi="Times New Roman" w:eastAsia="Times New Roman" w:cs="Times New Roman"/>
+          <w:i/>
+          <w:iCs/>
+          <w:sz w:val="24"/>
+          <w:szCs w:val="24"/>
+        </w:rPr>
+        <w:t>offs</w:t>
+      </w:r>
+      <w:proofErr w:type="spellEnd"/>
+      <w:r>
+        <w:rPr>
+          <w:rFonts w:ascii="Times New Roman" w:hAnsi="Times New Roman" w:eastAsia="Times New Roman" w:cs="Times New Roman"/>
           <w:sz w:val="24"/>
           <w:szCs w:val="24"/>
         </w:rPr>
@@ -3154,14 +3699,14 @@
       <w:pPr>
         <w:spacing w:after="0" w:line="360" w:lineRule="auto"/>
         <w:rPr>
-          <w:rFonts w:ascii="Times New Roman" w:eastAsia="Times New Roman" w:hAnsi="Times New Roman" w:cs="Times New Roman"/>
-          <w:sz w:val="24"/>
-          <w:szCs w:val="24"/>
-        </w:rPr>
-      </w:pPr>
-      <w:r>
-        <w:rPr>
-          <w:rFonts w:ascii="Times New Roman" w:eastAsia="Times New Roman" w:hAnsi="Times New Roman" w:cs="Times New Roman"/>
+          <w:rFonts w:ascii="Times New Roman" w:hAnsi="Times New Roman" w:eastAsia="Times New Roman" w:cs="Times New Roman"/>
+          <w:sz w:val="24"/>
+          <w:szCs w:val="24"/>
+        </w:rPr>
+      </w:pPr>
+      <w:r>
+        <w:rPr>
+          <w:rFonts w:ascii="Times New Roman" w:hAnsi="Times New Roman" w:eastAsia="Times New Roman" w:cs="Times New Roman"/>
           <w:sz w:val="24"/>
           <w:szCs w:val="24"/>
         </w:rPr>
@@ -3175,7 +3720,7 @@
       <w:pPr>
         <w:spacing w:after="0" w:line="360" w:lineRule="auto"/>
         <w:rPr>
-          <w:rFonts w:ascii="Times New Roman" w:eastAsia="Times New Roman" w:hAnsi="Times New Roman" w:cs="Times New Roman"/>
+          <w:rFonts w:ascii="Times New Roman" w:hAnsi="Times New Roman" w:eastAsia="Times New Roman" w:cs="Times New Roman"/>
           <w:b/>
           <w:bCs/>
           <w:color w:val="000000" w:themeColor="text1"/>
@@ -3185,7 +3730,7 @@
       </w:pPr>
       <w:r>
         <w:rPr>
-          <w:rFonts w:ascii="Times New Roman" w:eastAsia="Times New Roman" w:hAnsi="Times New Roman" w:cs="Times New Roman"/>
+          <w:rFonts w:ascii="Times New Roman" w:hAnsi="Times New Roman" w:eastAsia="Times New Roman" w:cs="Times New Roman"/>
           <w:b/>
           <w:bCs/>
           <w:color w:val="000000" w:themeColor="text1"/>
@@ -3199,7 +3744,7 @@
       <w:pPr>
         <w:spacing w:before="240" w:after="240" w:line="360" w:lineRule="auto"/>
         <w:rPr>
-          <w:rFonts w:ascii="Times New Roman" w:eastAsia="Times New Roman" w:hAnsi="Times New Roman" w:cs="Times New Roman"/>
+          <w:rFonts w:ascii="Times New Roman" w:hAnsi="Times New Roman" w:eastAsia="Times New Roman" w:cs="Times New Roman"/>
           <w:sz w:val="24"/>
           <w:szCs w:val="24"/>
           <w:u w:val="single"/>
@@ -3207,7 +3752,7 @@
       </w:pPr>
       <w:r>
         <w:rPr>
-          <w:rFonts w:ascii="Times New Roman" w:eastAsia="Times New Roman" w:hAnsi="Times New Roman" w:cs="Times New Roman"/>
+          <w:rFonts w:ascii="Times New Roman" w:hAnsi="Times New Roman" w:eastAsia="Times New Roman" w:cs="Times New Roman"/>
           <w:sz w:val="24"/>
           <w:szCs w:val="24"/>
         </w:rPr>
@@ -3215,15 +3760,33 @@
       </w:r>
       <w:r>
         <w:rPr>
-          <w:rFonts w:ascii="Times New Roman" w:eastAsia="Times New Roman" w:hAnsi="Times New Roman" w:cs="Times New Roman"/>
-          <w:sz w:val="24"/>
-          <w:szCs w:val="24"/>
-        </w:rPr>
-        <w:t xml:space="preserve"> hash de senhas e verificações de segurança e funcionamento de recursos</w:t>
-      </w:r>
-      <w:r>
-        <w:rPr>
-          <w:rFonts w:ascii="Times New Roman" w:eastAsia="Times New Roman" w:hAnsi="Times New Roman" w:cs="Times New Roman"/>
+          <w:rFonts w:ascii="Times New Roman" w:hAnsi="Times New Roman" w:eastAsia="Times New Roman" w:cs="Times New Roman"/>
+          <w:sz w:val="24"/>
+          <w:szCs w:val="24"/>
+        </w:rPr>
+        <w:t xml:space="preserve"> </w:t>
+      </w:r>
+      <w:proofErr w:type="spellStart"/>
+      <w:r>
+        <w:rPr>
+          <w:rFonts w:ascii="Times New Roman" w:hAnsi="Times New Roman" w:eastAsia="Times New Roman" w:cs="Times New Roman"/>
+          <w:sz w:val="24"/>
+          <w:szCs w:val="24"/>
+        </w:rPr>
+        <w:t>hash</w:t>
+      </w:r>
+      <w:proofErr w:type="spellEnd"/>
+      <w:r>
+        <w:rPr>
+          <w:rFonts w:ascii="Times New Roman" w:hAnsi="Times New Roman" w:eastAsia="Times New Roman" w:cs="Times New Roman"/>
+          <w:sz w:val="24"/>
+          <w:szCs w:val="24"/>
+        </w:rPr>
+        <w:t xml:space="preserve"> de senhas e verificações de segurança e funcionamento de recursos</w:t>
+      </w:r>
+      <w:r>
+        <w:rPr>
+          <w:rFonts w:ascii="Times New Roman" w:hAnsi="Times New Roman" w:eastAsia="Times New Roman" w:cs="Times New Roman"/>
           <w:sz w:val="24"/>
           <w:szCs w:val="24"/>
         </w:rPr>
@@ -3232,21 +3795,21 @@
     </w:p>
     <w:p>
       <w:pPr>
-        <w:pStyle w:val="PargrafodaLista"/>
+        <w:pStyle w:val="ListParagraph"/>
         <w:numPr>
           <w:ilvl w:val="0"/>
           <w:numId w:val="10"/>
         </w:numPr>
         <w:spacing w:before="240" w:after="240" w:line="360" w:lineRule="auto"/>
         <w:rPr>
-          <w:rFonts w:ascii="Times New Roman" w:eastAsia="Times New Roman" w:hAnsi="Times New Roman" w:cs="Times New Roman"/>
-          <w:sz w:val="24"/>
-          <w:szCs w:val="24"/>
-        </w:rPr>
-      </w:pPr>
-      <w:r>
-        <w:rPr>
-          <w:rFonts w:ascii="Times New Roman" w:eastAsia="Times New Roman" w:hAnsi="Times New Roman" w:cs="Times New Roman"/>
+          <w:rFonts w:ascii="Times New Roman" w:hAnsi="Times New Roman" w:eastAsia="Times New Roman" w:cs="Times New Roman"/>
+          <w:sz w:val="24"/>
+          <w:szCs w:val="24"/>
+        </w:rPr>
+      </w:pPr>
+      <w:r>
+        <w:rPr>
+          <w:rFonts w:ascii="Times New Roman" w:hAnsi="Times New Roman" w:eastAsia="Times New Roman" w:cs="Times New Roman"/>
           <w:b/>
           <w:bCs/>
           <w:sz w:val="24"/>
@@ -3256,7 +3819,7 @@
       </w:r>
       <w:r>
         <w:rPr>
-          <w:rFonts w:ascii="Times New Roman" w:eastAsia="Times New Roman" w:hAnsi="Times New Roman" w:cs="Times New Roman"/>
+          <w:rFonts w:ascii="Times New Roman" w:hAnsi="Times New Roman" w:eastAsia="Times New Roman" w:cs="Times New Roman"/>
           <w:sz w:val="24"/>
           <w:szCs w:val="24"/>
         </w:rPr>
@@ -3264,7 +3827,7 @@
       </w:r>
       <w:r>
         <w:rPr>
-          <w:rFonts w:ascii="Times New Roman" w:eastAsia="Times New Roman" w:hAnsi="Times New Roman" w:cs="Times New Roman"/>
+          <w:rFonts w:ascii="Times New Roman" w:hAnsi="Times New Roman" w:eastAsia="Times New Roman" w:cs="Times New Roman"/>
           <w:b/>
           <w:bCs/>
           <w:sz w:val="24"/>
@@ -3274,7 +3837,7 @@
       </w:r>
       <w:r>
         <w:rPr>
-          <w:rFonts w:ascii="Times New Roman" w:eastAsia="Times New Roman" w:hAnsi="Times New Roman" w:cs="Times New Roman"/>
+          <w:rFonts w:ascii="Times New Roman" w:hAnsi="Times New Roman" w:eastAsia="Times New Roman" w:cs="Times New Roman"/>
           <w:sz w:val="24"/>
           <w:szCs w:val="24"/>
         </w:rPr>
@@ -3282,7 +3845,7 @@
       </w:r>
       <w:r>
         <w:rPr>
-          <w:rFonts w:ascii="Times New Roman" w:eastAsia="Times New Roman" w:hAnsi="Times New Roman" w:cs="Times New Roman"/>
+          <w:rFonts w:ascii="Times New Roman" w:hAnsi="Times New Roman" w:eastAsia="Times New Roman" w:cs="Times New Roman"/>
           <w:sz w:val="24"/>
           <w:szCs w:val="24"/>
         </w:rPr>
@@ -3290,7 +3853,7 @@
       </w:r>
       <w:r>
         <w:rPr>
-          <w:rFonts w:ascii="Times New Roman" w:eastAsia="Times New Roman" w:hAnsi="Times New Roman" w:cs="Times New Roman"/>
+          <w:rFonts w:ascii="Times New Roman" w:hAnsi="Times New Roman" w:eastAsia="Times New Roman" w:cs="Times New Roman"/>
           <w:sz w:val="24"/>
           <w:szCs w:val="24"/>
         </w:rPr>
@@ -3301,7 +3864,7 @@
       <w:pPr>
         <w:spacing w:before="240" w:after="240" w:line="360" w:lineRule="auto"/>
         <w:rPr>
-          <w:rFonts w:ascii="Times New Roman" w:eastAsia="Times New Roman" w:hAnsi="Times New Roman" w:cs="Times New Roman"/>
+          <w:rFonts w:ascii="Times New Roman" w:hAnsi="Times New Roman" w:eastAsia="Times New Roman" w:cs="Times New Roman"/>
           <w:b/>
           <w:bCs/>
           <w:color w:val="000000" w:themeColor="text1"/>
@@ -3311,7 +3874,7 @@
       </w:pPr>
       <w:r>
         <w:rPr>
-          <w:rFonts w:ascii="Times New Roman" w:eastAsia="Times New Roman" w:hAnsi="Times New Roman" w:cs="Times New Roman"/>
+          <w:rFonts w:ascii="Times New Roman" w:hAnsi="Times New Roman" w:eastAsia="Times New Roman" w:cs="Times New Roman"/>
           <w:b/>
           <w:bCs/>
           <w:color w:val="000000" w:themeColor="text1"/>
@@ -3322,7 +3885,7 @@
       </w:r>
       <w:r>
         <w:rPr>
-          <w:rFonts w:ascii="Times New Roman" w:eastAsia="Times New Roman" w:hAnsi="Times New Roman" w:cs="Times New Roman"/>
+          <w:rFonts w:ascii="Times New Roman" w:hAnsi="Times New Roman" w:eastAsia="Times New Roman" w:cs="Times New Roman"/>
           <w:b/>
           <w:bCs/>
           <w:color w:val="000000" w:themeColor="text1"/>
@@ -3333,7 +3896,7 @@
       </w:r>
       <w:r>
         <w:rPr>
-          <w:rFonts w:ascii="Times New Roman" w:eastAsia="Times New Roman" w:hAnsi="Times New Roman" w:cs="Times New Roman"/>
+          <w:rFonts w:ascii="Times New Roman" w:hAnsi="Times New Roman" w:eastAsia="Times New Roman" w:cs="Times New Roman"/>
           <w:b/>
           <w:bCs/>
           <w:color w:val="000000" w:themeColor="text1"/>
@@ -3349,7 +3912,7 @@
       </w:pPr>
       <w:r>
         <w:rPr>
-          <w:rFonts w:ascii="Times New Roman" w:eastAsia="Times New Roman" w:hAnsi="Times New Roman" w:cs="Times New Roman"/>
+          <w:rFonts w:ascii="Times New Roman" w:hAnsi="Times New Roman" w:eastAsia="Times New Roman" w:cs="Times New Roman"/>
           <w:sz w:val="24"/>
           <w:szCs w:val="24"/>
         </w:rPr>
@@ -3358,21 +3921,21 @@
     </w:p>
     <w:p>
       <w:pPr>
-        <w:pStyle w:val="PargrafodaLista"/>
+        <w:pStyle w:val="ListParagraph"/>
         <w:numPr>
           <w:ilvl w:val="0"/>
           <w:numId w:val="8"/>
         </w:numPr>
         <w:spacing w:before="240" w:after="240" w:line="360" w:lineRule="auto"/>
         <w:rPr>
-          <w:rFonts w:ascii="Times New Roman" w:eastAsia="Times New Roman" w:hAnsi="Times New Roman" w:cs="Times New Roman"/>
-          <w:sz w:val="24"/>
-          <w:szCs w:val="24"/>
-        </w:rPr>
-      </w:pPr>
-      <w:r>
-        <w:rPr>
-          <w:rFonts w:ascii="Times New Roman" w:eastAsia="Times New Roman" w:hAnsi="Times New Roman" w:cs="Times New Roman"/>
+          <w:rFonts w:ascii="Times New Roman" w:hAnsi="Times New Roman" w:eastAsia="Times New Roman" w:cs="Times New Roman"/>
+          <w:sz w:val="24"/>
+          <w:szCs w:val="24"/>
+        </w:rPr>
+      </w:pPr>
+      <w:r>
+        <w:rPr>
+          <w:rFonts w:ascii="Times New Roman" w:hAnsi="Times New Roman" w:eastAsia="Times New Roman" w:cs="Times New Roman"/>
           <w:sz w:val="24"/>
           <w:szCs w:val="24"/>
         </w:rPr>
@@ -3380,7 +3943,7 @@
       </w:r>
       <w:r>
         <w:rPr>
-          <w:rFonts w:ascii="Times New Roman" w:eastAsia="Times New Roman" w:hAnsi="Times New Roman" w:cs="Times New Roman"/>
+          <w:rFonts w:ascii="Times New Roman" w:hAnsi="Times New Roman" w:eastAsia="Times New Roman" w:cs="Times New Roman"/>
           <w:b/>
           <w:bCs/>
           <w:sz w:val="24"/>
@@ -3390,7 +3953,7 @@
       </w:r>
       <w:r>
         <w:rPr>
-          <w:rFonts w:ascii="Times New Roman" w:eastAsia="Times New Roman" w:hAnsi="Times New Roman" w:cs="Times New Roman"/>
+          <w:rFonts w:ascii="Times New Roman" w:hAnsi="Times New Roman" w:eastAsia="Times New Roman" w:cs="Times New Roman"/>
           <w:sz w:val="24"/>
           <w:szCs w:val="24"/>
         </w:rPr>
@@ -3399,21 +3962,21 @@
     </w:p>
     <w:p>
       <w:pPr>
-        <w:pStyle w:val="PargrafodaLista"/>
+        <w:pStyle w:val="ListParagraph"/>
         <w:numPr>
           <w:ilvl w:val="0"/>
           <w:numId w:val="8"/>
         </w:numPr>
         <w:spacing w:before="240" w:after="240" w:line="360" w:lineRule="auto"/>
         <w:rPr>
-          <w:rFonts w:ascii="Times New Roman" w:eastAsia="Times New Roman" w:hAnsi="Times New Roman" w:cs="Times New Roman"/>
-          <w:sz w:val="24"/>
-          <w:szCs w:val="24"/>
-        </w:rPr>
-      </w:pPr>
-      <w:r>
-        <w:rPr>
-          <w:rFonts w:ascii="Times New Roman" w:eastAsia="Times New Roman" w:hAnsi="Times New Roman" w:cs="Times New Roman"/>
+          <w:rFonts w:ascii="Times New Roman" w:hAnsi="Times New Roman" w:eastAsia="Times New Roman" w:cs="Times New Roman"/>
+          <w:sz w:val="24"/>
+          <w:szCs w:val="24"/>
+        </w:rPr>
+      </w:pPr>
+      <w:r>
+        <w:rPr>
+          <w:rFonts w:ascii="Times New Roman" w:hAnsi="Times New Roman" w:eastAsia="Times New Roman" w:cs="Times New Roman"/>
           <w:sz w:val="24"/>
           <w:szCs w:val="24"/>
         </w:rPr>
@@ -3421,7 +3984,7 @@
       </w:r>
       <w:r>
         <w:rPr>
-          <w:rFonts w:ascii="Times New Roman" w:eastAsia="Times New Roman" w:hAnsi="Times New Roman" w:cs="Times New Roman"/>
+          <w:rFonts w:ascii="Times New Roman" w:hAnsi="Times New Roman" w:eastAsia="Times New Roman" w:cs="Times New Roman"/>
           <w:b/>
           <w:bCs/>
           <w:sz w:val="24"/>
@@ -3431,7 +3994,7 @@
       </w:r>
       <w:r>
         <w:rPr>
-          <w:rFonts w:ascii="Times New Roman" w:eastAsia="Times New Roman" w:hAnsi="Times New Roman" w:cs="Times New Roman"/>
+          <w:rFonts w:ascii="Times New Roman" w:hAnsi="Times New Roman" w:eastAsia="Times New Roman" w:cs="Times New Roman"/>
           <w:b/>
           <w:bCs/>
           <w:sz w:val="24"/>
@@ -3441,7 +4004,7 @@
       </w:r>
       <w:r>
         <w:rPr>
-          <w:rFonts w:ascii="Times New Roman" w:eastAsia="Times New Roman" w:hAnsi="Times New Roman" w:cs="Times New Roman"/>
+          <w:rFonts w:ascii="Times New Roman" w:hAnsi="Times New Roman" w:eastAsia="Times New Roman" w:cs="Times New Roman"/>
           <w:sz w:val="24"/>
           <w:szCs w:val="24"/>
         </w:rPr>
@@ -3452,7 +4015,7 @@
       <w:pPr>
         <w:spacing w:before="240" w:after="240" w:line="360" w:lineRule="auto"/>
         <w:rPr>
-          <w:rFonts w:ascii="Times New Roman" w:eastAsia="Times New Roman" w:hAnsi="Times New Roman" w:cs="Times New Roman"/>
+          <w:rFonts w:ascii="Times New Roman" w:hAnsi="Times New Roman" w:eastAsia="Times New Roman" w:cs="Times New Roman"/>
           <w:b/>
           <w:bCs/>
           <w:sz w:val="24"/>
@@ -3464,16 +4027,16 @@
       <w:pPr>
         <w:spacing w:before="240" w:after="240" w:line="360" w:lineRule="auto"/>
         <w:rPr>
-          <w:rFonts w:ascii="Times New Roman" w:eastAsia="Times New Roman" w:hAnsi="Times New Roman" w:cs="Times New Roman"/>
-          <w:b/>
-          <w:bCs/>
-          <w:sz w:val="24"/>
-          <w:szCs w:val="24"/>
-        </w:rPr>
-      </w:pPr>
-      <w:r>
-        <w:rPr>
-          <w:rFonts w:ascii="Times New Roman" w:eastAsia="Times New Roman" w:hAnsi="Times New Roman" w:cs="Times New Roman"/>
+          <w:rFonts w:ascii="Times New Roman" w:hAnsi="Times New Roman" w:eastAsia="Times New Roman" w:cs="Times New Roman"/>
+          <w:b/>
+          <w:bCs/>
+          <w:sz w:val="24"/>
+          <w:szCs w:val="24"/>
+        </w:rPr>
+      </w:pPr>
+      <w:r>
+        <w:rPr>
+          <w:rFonts w:ascii="Times New Roman" w:hAnsi="Times New Roman" w:eastAsia="Times New Roman" w:cs="Times New Roman"/>
           <w:b/>
           <w:bCs/>
           <w:sz w:val="24"/>
@@ -3483,7 +4046,7 @@
       </w:r>
       <w:r>
         <w:rPr>
-          <w:rFonts w:ascii="Times New Roman" w:eastAsia="Times New Roman" w:hAnsi="Times New Roman" w:cs="Times New Roman"/>
+          <w:rFonts w:ascii="Times New Roman" w:hAnsi="Times New Roman" w:eastAsia="Times New Roman" w:cs="Times New Roman"/>
           <w:b/>
           <w:bCs/>
           <w:sz w:val="24"/>
@@ -3499,23 +4062,22 @@
       <w:pPr>
         <w:spacing w:before="240" w:after="240" w:line="360" w:lineRule="auto"/>
         <w:rPr>
-          <w:rFonts w:ascii="Times New Roman" w:eastAsia="Times New Roman" w:hAnsi="Times New Roman" w:cs="Times New Roman"/>
-          <w:sz w:val="24"/>
-          <w:szCs w:val="24"/>
-        </w:rPr>
-      </w:pPr>
-      <w:r>
-        <w:rPr>
-          <w:rFonts w:ascii="Times New Roman" w:eastAsia="Times New Roman" w:hAnsi="Times New Roman" w:cs="Times New Roman"/>
-          <w:sz w:val="24"/>
-          <w:szCs w:val="24"/>
-        </w:rPr>
-        <w:lastRenderedPageBreak/>
+          <w:rFonts w:ascii="Times New Roman" w:hAnsi="Times New Roman" w:eastAsia="Times New Roman" w:cs="Times New Roman"/>
+          <w:sz w:val="24"/>
+          <w:szCs w:val="24"/>
+        </w:rPr>
+      </w:pPr>
+      <w:r>
+        <w:rPr>
+          <w:rFonts w:ascii="Times New Roman" w:hAnsi="Times New Roman" w:eastAsia="Times New Roman" w:cs="Times New Roman"/>
+          <w:sz w:val="24"/>
+          <w:szCs w:val="24"/>
+        </w:rPr>
         <w:t xml:space="preserve">O tratamento de dados no </w:t>
       </w:r>
       <w:r>
         <w:rPr>
-          <w:rFonts w:ascii="Times New Roman" w:eastAsia="Times New Roman" w:hAnsi="Times New Roman" w:cs="Times New Roman"/>
+          <w:rFonts w:ascii="Times New Roman" w:hAnsi="Times New Roman" w:eastAsia="Times New Roman" w:cs="Times New Roman"/>
           <w:b/>
           <w:bCs/>
           <w:sz w:val="24"/>
@@ -3525,7 +4087,7 @@
       </w:r>
       <w:r>
         <w:rPr>
-          <w:rFonts w:ascii="Times New Roman" w:eastAsia="Times New Roman" w:hAnsi="Times New Roman" w:cs="Times New Roman"/>
+          <w:rFonts w:ascii="Times New Roman" w:hAnsi="Times New Roman" w:eastAsia="Times New Roman" w:cs="Times New Roman"/>
           <w:sz w:val="24"/>
           <w:szCs w:val="24"/>
         </w:rPr>
@@ -3533,7 +4095,7 @@
       </w:r>
       <w:r>
         <w:rPr>
-          <w:rFonts w:ascii="Times New Roman" w:eastAsia="Times New Roman" w:hAnsi="Times New Roman" w:cs="Times New Roman"/>
+          <w:rFonts w:ascii="Times New Roman" w:hAnsi="Times New Roman" w:eastAsia="Times New Roman" w:cs="Times New Roman"/>
           <w:sz w:val="24"/>
           <w:szCs w:val="24"/>
         </w:rPr>
@@ -3541,25 +4103,59 @@
       </w:r>
       <w:r>
         <w:rPr>
-          <w:rFonts w:ascii="Times New Roman" w:eastAsia="Times New Roman" w:hAnsi="Times New Roman" w:cs="Times New Roman"/>
+          <w:rFonts w:ascii="Times New Roman" w:hAnsi="Times New Roman" w:eastAsia="Times New Roman" w:cs="Times New Roman"/>
           <w:sz w:val="24"/>
           <w:szCs w:val="24"/>
         </w:rPr>
         <w:t xml:space="preserve"> da "Privacidade por Design" (</w:t>
       </w:r>
-      <w:r>
-        <w:rPr>
-          <w:rFonts w:ascii="Times New Roman" w:eastAsia="Times New Roman" w:hAnsi="Times New Roman" w:cs="Times New Roman"/>
+      <w:proofErr w:type="spellStart"/>
+      <w:r>
+        <w:rPr>
+          <w:rFonts w:ascii="Times New Roman" w:hAnsi="Times New Roman" w:eastAsia="Times New Roman" w:cs="Times New Roman"/>
           <w:i/>
           <w:iCs/>
           <w:sz w:val="24"/>
           <w:szCs w:val="24"/>
         </w:rPr>
-        <w:t>Privacy by Design</w:t>
-      </w:r>
-      <w:r>
-        <w:rPr>
-          <w:rFonts w:ascii="Times New Roman" w:eastAsia="Times New Roman" w:hAnsi="Times New Roman" w:cs="Times New Roman"/>
+        <w:t>Privacy</w:t>
+      </w:r>
+      <w:proofErr w:type="spellEnd"/>
+      <w:r>
+        <w:rPr>
+          <w:rFonts w:ascii="Times New Roman" w:hAnsi="Times New Roman" w:eastAsia="Times New Roman" w:cs="Times New Roman"/>
+          <w:i/>
+          <w:iCs/>
+          <w:sz w:val="24"/>
+          <w:szCs w:val="24"/>
+        </w:rPr>
+        <w:t xml:space="preserve"> </w:t>
+      </w:r>
+      <w:proofErr w:type="spellStart"/>
+      <w:r>
+        <w:rPr>
+          <w:rFonts w:ascii="Times New Roman" w:hAnsi="Times New Roman" w:eastAsia="Times New Roman" w:cs="Times New Roman"/>
+          <w:i/>
+          <w:iCs/>
+          <w:sz w:val="24"/>
+          <w:szCs w:val="24"/>
+        </w:rPr>
+        <w:t>by</w:t>
+      </w:r>
+      <w:proofErr w:type="spellEnd"/>
+      <w:r>
+        <w:rPr>
+          <w:rFonts w:ascii="Times New Roman" w:hAnsi="Times New Roman" w:eastAsia="Times New Roman" w:cs="Times New Roman"/>
+          <w:i/>
+          <w:iCs/>
+          <w:sz w:val="24"/>
+          <w:szCs w:val="24"/>
+        </w:rPr>
+        <w:t xml:space="preserve"> Design</w:t>
+      </w:r>
+      <w:r>
+        <w:rPr>
+          <w:rFonts w:ascii="Times New Roman" w:hAnsi="Times New Roman" w:eastAsia="Times New Roman" w:cs="Times New Roman"/>
           <w:sz w:val="24"/>
           <w:szCs w:val="24"/>
         </w:rPr>
@@ -3567,7 +4163,7 @@
       </w:r>
       <w:r>
         <w:rPr>
-          <w:rFonts w:ascii="Times New Roman" w:eastAsia="Times New Roman" w:hAnsi="Times New Roman" w:cs="Times New Roman"/>
+          <w:rFonts w:ascii="Times New Roman" w:hAnsi="Times New Roman" w:eastAsia="Times New Roman" w:cs="Times New Roman"/>
           <w:b/>
           <w:bCs/>
           <w:sz w:val="24"/>
@@ -3577,7 +4173,7 @@
       </w:r>
       <w:r>
         <w:rPr>
-          <w:rFonts w:ascii="Times New Roman" w:eastAsia="Times New Roman" w:hAnsi="Times New Roman" w:cs="Times New Roman"/>
+          <w:rFonts w:ascii="Times New Roman" w:hAnsi="Times New Roman" w:eastAsia="Times New Roman" w:cs="Times New Roman"/>
           <w:sz w:val="24"/>
           <w:szCs w:val="24"/>
         </w:rPr>
@@ -3585,7 +4181,7 @@
       </w:r>
       <w:r>
         <w:rPr>
-          <w:rFonts w:ascii="Times New Roman" w:eastAsia="Times New Roman" w:hAnsi="Times New Roman" w:cs="Times New Roman"/>
+          <w:rFonts w:ascii="Times New Roman" w:hAnsi="Times New Roman" w:eastAsia="Times New Roman" w:cs="Times New Roman"/>
           <w:b/>
           <w:bCs/>
           <w:sz w:val="24"/>
@@ -3595,7 +4191,7 @@
       </w:r>
       <w:r>
         <w:rPr>
-          <w:rFonts w:ascii="Times New Roman" w:eastAsia="Times New Roman" w:hAnsi="Times New Roman" w:cs="Times New Roman"/>
+          <w:rFonts w:ascii="Times New Roman" w:hAnsi="Times New Roman" w:eastAsia="Times New Roman" w:cs="Times New Roman"/>
           <w:sz w:val="24"/>
           <w:szCs w:val="24"/>
         </w:rPr>
@@ -3606,16 +4202,16 @@
       <w:pPr>
         <w:spacing w:before="240" w:after="240" w:line="360" w:lineRule="auto"/>
         <w:rPr>
-          <w:rFonts w:ascii="Times New Roman" w:eastAsia="Times New Roman" w:hAnsi="Times New Roman" w:cs="Times New Roman"/>
-          <w:b/>
-          <w:bCs/>
-          <w:sz w:val="24"/>
-          <w:szCs w:val="24"/>
-        </w:rPr>
-      </w:pPr>
-      <w:r>
-        <w:rPr>
-          <w:rFonts w:ascii="Times New Roman" w:eastAsia="Times New Roman" w:hAnsi="Times New Roman" w:cs="Times New Roman"/>
+          <w:rFonts w:ascii="Times New Roman" w:hAnsi="Times New Roman" w:eastAsia="Times New Roman" w:cs="Times New Roman"/>
+          <w:b/>
+          <w:bCs/>
+          <w:sz w:val="24"/>
+          <w:szCs w:val="24"/>
+        </w:rPr>
+      </w:pPr>
+      <w:r>
+        <w:rPr>
+          <w:rFonts w:ascii="Times New Roman" w:hAnsi="Times New Roman" w:eastAsia="Times New Roman" w:cs="Times New Roman"/>
           <w:b/>
           <w:bCs/>
           <w:sz w:val="24"/>
@@ -3630,7 +4226,7 @@
       </w:pPr>
       <w:r>
         <w:rPr>
-          <w:rFonts w:ascii="Times New Roman" w:eastAsia="Times New Roman" w:hAnsi="Times New Roman" w:cs="Times New Roman"/>
+          <w:rFonts w:ascii="Times New Roman" w:hAnsi="Times New Roman" w:eastAsia="Times New Roman" w:cs="Times New Roman"/>
           <w:sz w:val="24"/>
           <w:szCs w:val="24"/>
         </w:rPr>
@@ -3638,7 +4234,7 @@
       </w:r>
       <w:r>
         <w:rPr>
-          <w:rFonts w:ascii="Times New Roman" w:eastAsia="Times New Roman" w:hAnsi="Times New Roman" w:cs="Times New Roman"/>
+          <w:rFonts w:ascii="Times New Roman" w:hAnsi="Times New Roman" w:eastAsia="Times New Roman" w:cs="Times New Roman"/>
           <w:b/>
           <w:bCs/>
           <w:sz w:val="24"/>
@@ -3648,7 +4244,7 @@
       </w:r>
       <w:r>
         <w:rPr>
-          <w:rFonts w:ascii="Times New Roman" w:eastAsia="Times New Roman" w:hAnsi="Times New Roman" w:cs="Times New Roman"/>
+          <w:rFonts w:ascii="Times New Roman" w:hAnsi="Times New Roman" w:eastAsia="Times New Roman" w:cs="Times New Roman"/>
           <w:sz w:val="24"/>
           <w:szCs w:val="24"/>
         </w:rPr>
@@ -3657,21 +4253,21 @@
     </w:p>
     <w:p>
       <w:pPr>
-        <w:pStyle w:val="PargrafodaLista"/>
+        <w:pStyle w:val="ListParagraph"/>
         <w:numPr>
           <w:ilvl w:val="0"/>
           <w:numId w:val="7"/>
         </w:numPr>
         <w:spacing w:before="240" w:after="240" w:line="360" w:lineRule="auto"/>
         <w:rPr>
-          <w:rFonts w:ascii="Times New Roman" w:eastAsia="Times New Roman" w:hAnsi="Times New Roman" w:cs="Times New Roman"/>
-          <w:sz w:val="24"/>
-          <w:szCs w:val="24"/>
-        </w:rPr>
-      </w:pPr>
-      <w:r>
-        <w:rPr>
-          <w:rFonts w:ascii="Times New Roman" w:eastAsia="Times New Roman" w:hAnsi="Times New Roman" w:cs="Times New Roman"/>
+          <w:rFonts w:ascii="Times New Roman" w:hAnsi="Times New Roman" w:eastAsia="Times New Roman" w:cs="Times New Roman"/>
+          <w:sz w:val="24"/>
+          <w:szCs w:val="24"/>
+        </w:rPr>
+      </w:pPr>
+      <w:r>
+        <w:rPr>
+          <w:rFonts w:ascii="Times New Roman" w:hAnsi="Times New Roman" w:eastAsia="Times New Roman" w:cs="Times New Roman"/>
           <w:b/>
           <w:bCs/>
           <w:sz w:val="24"/>
@@ -3681,7 +4277,7 @@
       </w:r>
       <w:r>
         <w:rPr>
-          <w:rFonts w:ascii="Times New Roman" w:eastAsia="Times New Roman" w:hAnsi="Times New Roman" w:cs="Times New Roman"/>
+          <w:rFonts w:ascii="Times New Roman" w:hAnsi="Times New Roman" w:eastAsia="Times New Roman" w:cs="Times New Roman"/>
           <w:sz w:val="24"/>
           <w:szCs w:val="24"/>
         </w:rPr>
@@ -3690,21 +4286,21 @@
     </w:p>
     <w:p>
       <w:pPr>
-        <w:pStyle w:val="PargrafodaLista"/>
+        <w:pStyle w:val="ListParagraph"/>
         <w:numPr>
           <w:ilvl w:val="0"/>
           <w:numId w:val="7"/>
         </w:numPr>
         <w:spacing w:before="240" w:after="240" w:line="360" w:lineRule="auto"/>
         <w:rPr>
-          <w:rFonts w:ascii="Times New Roman" w:eastAsia="Times New Roman" w:hAnsi="Times New Roman" w:cs="Times New Roman"/>
-          <w:sz w:val="24"/>
-          <w:szCs w:val="24"/>
-        </w:rPr>
-      </w:pPr>
-      <w:r>
-        <w:rPr>
-          <w:rFonts w:ascii="Times New Roman" w:eastAsia="Times New Roman" w:hAnsi="Times New Roman" w:cs="Times New Roman"/>
+          <w:rFonts w:ascii="Times New Roman" w:hAnsi="Times New Roman" w:eastAsia="Times New Roman" w:cs="Times New Roman"/>
+          <w:sz w:val="24"/>
+          <w:szCs w:val="24"/>
+        </w:rPr>
+      </w:pPr>
+      <w:r>
+        <w:rPr>
+          <w:rFonts w:ascii="Times New Roman" w:hAnsi="Times New Roman" w:eastAsia="Times New Roman" w:cs="Times New Roman"/>
           <w:b/>
           <w:bCs/>
           <w:sz w:val="24"/>
@@ -3714,7 +4310,7 @@
       </w:r>
       <w:r>
         <w:rPr>
-          <w:rFonts w:ascii="Times New Roman" w:eastAsia="Times New Roman" w:hAnsi="Times New Roman" w:cs="Times New Roman"/>
+          <w:rFonts w:ascii="Times New Roman" w:hAnsi="Times New Roman" w:eastAsia="Times New Roman" w:cs="Times New Roman"/>
           <w:sz w:val="24"/>
           <w:szCs w:val="24"/>
         </w:rPr>
@@ -3725,16 +4321,16 @@
       <w:pPr>
         <w:spacing w:before="240" w:after="240" w:line="360" w:lineRule="auto"/>
         <w:rPr>
-          <w:rFonts w:ascii="Times New Roman" w:eastAsia="Times New Roman" w:hAnsi="Times New Roman" w:cs="Times New Roman"/>
-          <w:b/>
-          <w:bCs/>
-          <w:sz w:val="24"/>
-          <w:szCs w:val="24"/>
-        </w:rPr>
-      </w:pPr>
-      <w:r>
-        <w:rPr>
-          <w:rFonts w:ascii="Times New Roman" w:eastAsia="Times New Roman" w:hAnsi="Times New Roman" w:cs="Times New Roman"/>
+          <w:rFonts w:ascii="Times New Roman" w:hAnsi="Times New Roman" w:eastAsia="Times New Roman" w:cs="Times New Roman"/>
+          <w:b/>
+          <w:bCs/>
+          <w:sz w:val="24"/>
+          <w:szCs w:val="24"/>
+        </w:rPr>
+      </w:pPr>
+      <w:r>
+        <w:rPr>
+          <w:rFonts w:ascii="Times New Roman" w:hAnsi="Times New Roman" w:eastAsia="Times New Roman" w:cs="Times New Roman"/>
           <w:b/>
           <w:bCs/>
           <w:sz w:val="24"/>
@@ -3744,7 +4340,7 @@
       </w:r>
       <w:r>
         <w:rPr>
-          <w:rFonts w:ascii="Times New Roman" w:eastAsia="Times New Roman" w:hAnsi="Times New Roman" w:cs="Times New Roman"/>
+          <w:rFonts w:ascii="Times New Roman" w:hAnsi="Times New Roman" w:eastAsia="Times New Roman" w:cs="Times New Roman"/>
           <w:b/>
           <w:bCs/>
           <w:sz w:val="24"/>
@@ -3754,7 +4350,7 @@
       </w:r>
       <w:r>
         <w:rPr>
-          <w:rFonts w:ascii="Times New Roman" w:eastAsia="Times New Roman" w:hAnsi="Times New Roman" w:cs="Times New Roman"/>
+          <w:rFonts w:ascii="Times New Roman" w:hAnsi="Times New Roman" w:eastAsia="Times New Roman" w:cs="Times New Roman"/>
           <w:b/>
           <w:bCs/>
           <w:sz w:val="24"/>
@@ -3765,21 +4361,21 @@
     </w:p>
     <w:p>
       <w:pPr>
-        <w:pStyle w:val="PargrafodaLista"/>
+        <w:pStyle w:val="ListParagraph"/>
         <w:numPr>
           <w:ilvl w:val="0"/>
           <w:numId w:val="11"/>
         </w:numPr>
         <w:spacing w:before="240" w:after="240" w:line="360" w:lineRule="auto"/>
         <w:rPr>
-          <w:rFonts w:ascii="Times New Roman" w:eastAsia="Times New Roman" w:hAnsi="Times New Roman" w:cs="Times New Roman"/>
-          <w:sz w:val="24"/>
-          <w:szCs w:val="24"/>
-        </w:rPr>
-      </w:pPr>
-      <w:r>
-        <w:rPr>
-          <w:rFonts w:ascii="Times New Roman" w:eastAsia="Times New Roman" w:hAnsi="Times New Roman" w:cs="Times New Roman"/>
+          <w:rFonts w:ascii="Times New Roman" w:hAnsi="Times New Roman" w:eastAsia="Times New Roman" w:cs="Times New Roman"/>
+          <w:sz w:val="24"/>
+          <w:szCs w:val="24"/>
+        </w:rPr>
+      </w:pPr>
+      <w:r>
+        <w:rPr>
+          <w:rFonts w:ascii="Times New Roman" w:hAnsi="Times New Roman" w:eastAsia="Times New Roman" w:cs="Times New Roman"/>
           <w:b/>
           <w:bCs/>
           <w:sz w:val="24"/>
@@ -3789,7 +4385,7 @@
       </w:r>
       <w:r>
         <w:rPr>
-          <w:rFonts w:ascii="Times New Roman" w:eastAsia="Times New Roman" w:hAnsi="Times New Roman" w:cs="Times New Roman"/>
+          <w:rFonts w:ascii="Times New Roman" w:hAnsi="Times New Roman" w:eastAsia="Times New Roman" w:cs="Times New Roman"/>
           <w:sz w:val="24"/>
           <w:szCs w:val="24"/>
         </w:rPr>
@@ -3798,21 +4394,21 @@
     </w:p>
     <w:p>
       <w:pPr>
-        <w:pStyle w:val="PargrafodaLista"/>
+        <w:pStyle w:val="ListParagraph"/>
         <w:numPr>
           <w:ilvl w:val="0"/>
           <w:numId w:val="11"/>
         </w:numPr>
         <w:spacing w:before="240" w:after="240" w:line="360" w:lineRule="auto"/>
         <w:rPr>
-          <w:rFonts w:ascii="Times New Roman" w:eastAsia="Times New Roman" w:hAnsi="Times New Roman" w:cs="Times New Roman"/>
-          <w:sz w:val="24"/>
-          <w:szCs w:val="24"/>
-        </w:rPr>
-      </w:pPr>
-      <w:r>
-        <w:rPr>
-          <w:rFonts w:ascii="Times New Roman" w:eastAsia="Times New Roman" w:hAnsi="Times New Roman" w:cs="Times New Roman"/>
+          <w:rFonts w:ascii="Times New Roman" w:hAnsi="Times New Roman" w:eastAsia="Times New Roman" w:cs="Times New Roman"/>
+          <w:sz w:val="24"/>
+          <w:szCs w:val="24"/>
+        </w:rPr>
+      </w:pPr>
+      <w:r>
+        <w:rPr>
+          <w:rFonts w:ascii="Times New Roman" w:hAnsi="Times New Roman" w:eastAsia="Times New Roman" w:cs="Times New Roman"/>
           <w:b/>
           <w:bCs/>
           <w:sz w:val="24"/>
@@ -3822,7 +4418,7 @@
       </w:r>
       <w:r>
         <w:rPr>
-          <w:rFonts w:ascii="Times New Roman" w:eastAsia="Times New Roman" w:hAnsi="Times New Roman" w:cs="Times New Roman"/>
+          <w:rFonts w:ascii="Times New Roman" w:hAnsi="Times New Roman" w:eastAsia="Times New Roman" w:cs="Times New Roman"/>
           <w:sz w:val="24"/>
           <w:szCs w:val="24"/>
         </w:rPr>
@@ -3830,7 +4426,7 @@
       </w:r>
       <w:r>
         <w:rPr>
-          <w:rFonts w:ascii="Times New Roman" w:eastAsia="Times New Roman" w:hAnsi="Times New Roman" w:cs="Times New Roman"/>
+          <w:rFonts w:ascii="Times New Roman" w:hAnsi="Times New Roman" w:eastAsia="Times New Roman" w:cs="Times New Roman"/>
           <w:i/>
           <w:iCs/>
           <w:sz w:val="24"/>
@@ -3840,7 +4436,7 @@
       </w:r>
       <w:r>
         <w:rPr>
-          <w:rFonts w:ascii="Times New Roman" w:eastAsia="Times New Roman" w:hAnsi="Times New Roman" w:cs="Times New Roman"/>
+          <w:rFonts w:ascii="Times New Roman" w:hAnsi="Times New Roman" w:eastAsia="Times New Roman" w:cs="Times New Roman"/>
           <w:sz w:val="24"/>
           <w:szCs w:val="24"/>
         </w:rPr>
@@ -3851,16 +4447,16 @@
       <w:pPr>
         <w:spacing w:before="240" w:after="240" w:line="360" w:lineRule="auto"/>
         <w:rPr>
-          <w:rFonts w:ascii="Times New Roman" w:eastAsia="Times New Roman" w:hAnsi="Times New Roman" w:cs="Times New Roman"/>
-          <w:b/>
-          <w:bCs/>
-          <w:sz w:val="24"/>
-          <w:szCs w:val="24"/>
-        </w:rPr>
-      </w:pPr>
-      <w:r>
-        <w:rPr>
-          <w:rFonts w:ascii="Times New Roman" w:eastAsia="Times New Roman" w:hAnsi="Times New Roman" w:cs="Times New Roman"/>
+          <w:rFonts w:ascii="Times New Roman" w:hAnsi="Times New Roman" w:eastAsia="Times New Roman" w:cs="Times New Roman"/>
+          <w:b/>
+          <w:bCs/>
+          <w:sz w:val="24"/>
+          <w:szCs w:val="24"/>
+        </w:rPr>
+      </w:pPr>
+      <w:r>
+        <w:rPr>
+          <w:rFonts w:ascii="Times New Roman" w:hAnsi="Times New Roman" w:eastAsia="Times New Roman" w:cs="Times New Roman"/>
           <w:b/>
           <w:bCs/>
           <w:sz w:val="24"/>
@@ -3870,7 +4466,7 @@
       </w:r>
       <w:r>
         <w:rPr>
-          <w:rFonts w:ascii="Times New Roman" w:eastAsia="Times New Roman" w:hAnsi="Times New Roman" w:cs="Times New Roman"/>
+          <w:rFonts w:ascii="Times New Roman" w:hAnsi="Times New Roman" w:eastAsia="Times New Roman" w:cs="Times New Roman"/>
           <w:b/>
           <w:bCs/>
           <w:sz w:val="24"/>
@@ -3880,7 +4476,7 @@
       </w:r>
       <w:r>
         <w:rPr>
-          <w:rFonts w:ascii="Times New Roman" w:eastAsia="Times New Roman" w:hAnsi="Times New Roman" w:cs="Times New Roman"/>
+          <w:rFonts w:ascii="Times New Roman" w:hAnsi="Times New Roman" w:eastAsia="Times New Roman" w:cs="Times New Roman"/>
           <w:b/>
           <w:bCs/>
           <w:sz w:val="24"/>
@@ -3890,7 +4486,7 @@
       </w:r>
       <w:r>
         <w:rPr>
-          <w:rFonts w:ascii="Times New Roman" w:eastAsia="Times New Roman" w:hAnsi="Times New Roman" w:cs="Times New Roman"/>
+          <w:rFonts w:ascii="Times New Roman" w:hAnsi="Times New Roman" w:eastAsia="Times New Roman" w:cs="Times New Roman"/>
           <w:sz w:val="24"/>
           <w:szCs w:val="24"/>
         </w:rPr>
@@ -3898,7 +4494,7 @@
       </w:r>
       <w:r>
         <w:rPr>
-          <w:rFonts w:ascii="Times New Roman" w:eastAsia="Times New Roman" w:hAnsi="Times New Roman" w:cs="Times New Roman"/>
+          <w:rFonts w:ascii="Times New Roman" w:hAnsi="Times New Roman" w:eastAsia="Times New Roman" w:cs="Times New Roman"/>
           <w:sz w:val="24"/>
           <w:szCs w:val="24"/>
         </w:rPr>
@@ -3906,7 +4502,7 @@
       </w:r>
       <w:r>
         <w:rPr>
-          <w:rFonts w:ascii="Times New Roman" w:eastAsia="Times New Roman" w:hAnsi="Times New Roman" w:cs="Times New Roman"/>
+          <w:rFonts w:ascii="Times New Roman" w:hAnsi="Times New Roman" w:eastAsia="Times New Roman" w:cs="Times New Roman"/>
           <w:sz w:val="24"/>
           <w:szCs w:val="24"/>
         </w:rPr>
@@ -3915,23 +4511,23 @@
     </w:p>
     <w:p>
       <w:pPr>
-        <w:pStyle w:val="PargrafodaLista"/>
+        <w:pStyle w:val="ListParagraph"/>
         <w:numPr>
           <w:ilvl w:val="0"/>
           <w:numId w:val="5"/>
         </w:numPr>
         <w:spacing w:before="240" w:after="240" w:line="360" w:lineRule="auto"/>
         <w:rPr>
-          <w:rFonts w:ascii="Times New Roman" w:eastAsia="Times New Roman" w:hAnsi="Times New Roman" w:cs="Times New Roman"/>
-          <w:sz w:val="24"/>
-          <w:szCs w:val="24"/>
-        </w:rPr>
-      </w:pPr>
-      <w:r>
-        <w:rPr>
-          <w:rFonts w:ascii="Times New Roman" w:eastAsia="Times New Roman" w:hAnsi="Times New Roman" w:cs="Times New Roman"/>
-          <w:b/>
-          <w:bCs/>
+          <w:rFonts w:ascii="Times New Roman" w:hAnsi="Times New Roman" w:eastAsia="Times New Roman" w:cs="Times New Roman"/>
+          <w:sz w:val="24"/>
+          <w:szCs w:val="24"/>
+        </w:rPr>
+      </w:pPr>
+      <w:r>
+        <w:rPr>
+          <w:rFonts w:ascii="Times New Roman" w:hAnsi="Times New Roman" w:eastAsia="Times New Roman" w:cs="Times New Roman"/>
+          <w:b w:val="1"/>
+          <w:bCs w:val="1"/>
           <w:sz w:val="24"/>
           <w:szCs w:val="24"/>
         </w:rPr>
@@ -3939,48 +4535,108 @@
       </w:r>
       <w:r>
         <w:rPr>
-          <w:rFonts w:ascii="Times New Roman" w:eastAsia="Times New Roman" w:hAnsi="Times New Roman" w:cs="Times New Roman"/>
-          <w:sz w:val="24"/>
-          <w:szCs w:val="24"/>
-        </w:rPr>
-        <w:t xml:space="preserve"> Chaves de API (como a OPENAI_API_KEY) são restritas à camada </w:t>
-      </w:r>
-      <w:r>
-        <w:rPr>
-          <w:rFonts w:ascii="Consolas" w:eastAsia="Consolas" w:hAnsi="Consolas" w:cs="Consolas"/>
-          <w:sz w:val="24"/>
-          <w:szCs w:val="24"/>
-        </w:rPr>
-        <w:t>/ai</w:t>
-      </w:r>
-      <w:r>
-        <w:rPr>
-          <w:rFonts w:ascii="Times New Roman" w:eastAsia="Times New Roman" w:hAnsi="Times New Roman" w:cs="Times New Roman"/>
-          <w:sz w:val="24"/>
-          <w:szCs w:val="24"/>
-        </w:rPr>
-        <w:t>, evitando que falhas na interface (Frontend) exponham variáveis de ambiente críticas.</w:t>
-      </w:r>
-    </w:p>
-    <w:p>
-      <w:pPr>
-        <w:pStyle w:val="PargrafodaLista"/>
+          <w:rFonts w:ascii="Times New Roman" w:hAnsi="Times New Roman" w:eastAsia="Times New Roman" w:cs="Times New Roman"/>
+          <w:sz w:val="24"/>
+          <w:szCs w:val="24"/>
+        </w:rPr>
+        <w:t xml:space="preserve"> Chaves de API (como a </w:t>
+      </w:r>
+      <w:r>
+        <w:rPr>
+          <w:rFonts w:ascii="Times New Roman" w:hAnsi="Times New Roman" w:eastAsia="Times New Roman" w:cs="Times New Roman"/>
+          <w:sz w:val="24"/>
+          <w:szCs w:val="24"/>
+        </w:rPr>
+        <w:t>GEMINI_</w:t>
+      </w:r>
+      <w:r>
+        <w:rPr>
+          <w:rFonts w:ascii="Times New Roman" w:hAnsi="Times New Roman" w:eastAsia="Times New Roman" w:cs="Times New Roman"/>
+          <w:i w:val="1"/>
+          <w:iCs w:val="1"/>
+          <w:sz w:val="24"/>
+          <w:szCs w:val="24"/>
+        </w:rPr>
+        <w:t>API</w:t>
+      </w:r>
+      <w:r>
+        <w:rPr>
+          <w:rFonts w:ascii="Times New Roman" w:hAnsi="Times New Roman" w:eastAsia="Times New Roman" w:cs="Times New Roman"/>
+          <w:i w:val="0"/>
+          <w:iCs w:val="0"/>
+          <w:sz w:val="24"/>
+          <w:szCs w:val="24"/>
+        </w:rPr>
+        <w:t>_KEY</w:t>
+      </w:r>
+      <w:r>
+        <w:rPr>
+          <w:rFonts w:ascii="Times New Roman" w:hAnsi="Times New Roman" w:eastAsia="Times New Roman" w:cs="Times New Roman"/>
+          <w:sz w:val="24"/>
+          <w:szCs w:val="24"/>
+        </w:rPr>
+        <w:t>) são restritas à camada</w:t>
+      </w:r>
+      <w:r>
+        <w:rPr>
+          <w:rFonts w:ascii="Times New Roman" w:hAnsi="Times New Roman" w:eastAsia="Times New Roman" w:cs="Times New Roman"/>
+          <w:sz w:val="24"/>
+          <w:szCs w:val="24"/>
+        </w:rPr>
+        <w:t xml:space="preserve"> </w:t>
+      </w:r>
+      <w:r>
+        <w:rPr>
+          <w:rFonts w:ascii="Times New Roman" w:hAnsi="Times New Roman" w:eastAsia="Times New Roman" w:cs="Times New Roman"/>
+          <w:sz w:val="24"/>
+          <w:szCs w:val="24"/>
+        </w:rPr>
+        <w:t>conection</w:t>
+      </w:r>
+      <w:r>
+        <w:rPr>
+          <w:rFonts w:ascii="Times New Roman" w:hAnsi="Times New Roman" w:eastAsia="Times New Roman" w:cs="Times New Roman"/>
+          <w:sz w:val="24"/>
+          <w:szCs w:val="24"/>
+        </w:rPr>
+        <w:t>, evitando que falhas na interface (</w:t>
+      </w:r>
+      <w:r>
+        <w:rPr>
+          <w:rFonts w:ascii="Times New Roman" w:hAnsi="Times New Roman" w:eastAsia="Times New Roman" w:cs="Times New Roman"/>
+          <w:sz w:val="24"/>
+          <w:szCs w:val="24"/>
+        </w:rPr>
+        <w:t>Frontend</w:t>
+      </w:r>
+      <w:r>
+        <w:rPr>
+          <w:rFonts w:ascii="Times New Roman" w:hAnsi="Times New Roman" w:eastAsia="Times New Roman" w:cs="Times New Roman"/>
+          <w:sz w:val="24"/>
+          <w:szCs w:val="24"/>
+        </w:rPr>
+        <w:t>) exponham variáveis de ambiente críticas.</w:t>
+      </w:r>
+    </w:p>
+    <w:p>
+      <w:pPr>
+        <w:pStyle w:val="ListParagraph"/>
         <w:numPr>
           <w:ilvl w:val="0"/>
           <w:numId w:val="5"/>
         </w:numPr>
         <w:spacing w:before="240" w:after="240" w:line="360" w:lineRule="auto"/>
         <w:rPr>
-          <w:rFonts w:ascii="Times New Roman" w:eastAsia="Times New Roman" w:hAnsi="Times New Roman" w:cs="Times New Roman"/>
-          <w:sz w:val="24"/>
-          <w:szCs w:val="24"/>
-        </w:rPr>
-      </w:pPr>
-      <w:r>
-        <w:rPr>
-          <w:rFonts w:ascii="Times New Roman" w:eastAsia="Times New Roman" w:hAnsi="Times New Roman" w:cs="Times New Roman"/>
-          <w:b/>
-          <w:bCs/>
+          <w:rFonts w:ascii="Times New Roman" w:hAnsi="Times New Roman" w:eastAsia="Times New Roman" w:cs="Times New Roman"/>
+          <w:sz w:val="24"/>
+          <w:szCs w:val="24"/>
+        </w:rPr>
+      </w:pPr>
+      <w:r>
+        <w:rPr>
+          <w:rFonts w:ascii="Times New Roman" w:hAnsi="Times New Roman" w:eastAsia="Times New Roman" w:cs="Times New Roman"/>
+          <w:b w:val="1"/>
+          <w:bCs w:val="1"/>
           <w:sz w:val="24"/>
           <w:szCs w:val="24"/>
         </w:rPr>
@@ -3988,7 +4644,7 @@
       </w:r>
       <w:r>
         <w:rPr>
-          <w:rFonts w:ascii="Times New Roman" w:eastAsia="Times New Roman" w:hAnsi="Times New Roman" w:cs="Times New Roman"/>
+          <w:rFonts w:ascii="Times New Roman" w:hAnsi="Times New Roman" w:eastAsia="Times New Roman" w:cs="Times New Roman"/>
           <w:sz w:val="24"/>
           <w:szCs w:val="24"/>
         </w:rPr>
@@ -3996,7 +4652,7 @@
       </w:r>
       <w:r>
         <w:rPr>
-          <w:rFonts w:ascii="Consolas" w:eastAsia="Consolas" w:hAnsi="Consolas" w:cs="Consolas"/>
+          <w:rFonts w:ascii="Consolas" w:hAnsi="Consolas" w:eastAsia="Consolas" w:cs="Consolas"/>
           <w:sz w:val="24"/>
           <w:szCs w:val="24"/>
         </w:rPr>
@@ -4004,7 +4660,7 @@
       </w:r>
       <w:r>
         <w:rPr>
-          <w:rFonts w:ascii="Times New Roman" w:eastAsia="Times New Roman" w:hAnsi="Times New Roman" w:cs="Times New Roman"/>
+          <w:rFonts w:ascii="Times New Roman" w:hAnsi="Times New Roman" w:eastAsia="Times New Roman" w:cs="Times New Roman"/>
           <w:sz w:val="24"/>
           <w:szCs w:val="24"/>
         </w:rPr>
@@ -4012,38 +4668,70 @@
       </w:r>
       <w:r>
         <w:rPr>
-          <w:rFonts w:ascii="Consolas" w:eastAsia="Consolas" w:hAnsi="Consolas" w:cs="Consolas"/>
-          <w:sz w:val="24"/>
-          <w:szCs w:val="24"/>
-        </w:rPr>
-        <w:t>database/models.py</w:t>
-      </w:r>
-      <w:r>
-        <w:rPr>
-          <w:rFonts w:ascii="Times New Roman" w:eastAsia="Times New Roman" w:hAnsi="Times New Roman" w:cs="Times New Roman"/>
-          <w:sz w:val="24"/>
-          <w:szCs w:val="24"/>
-        </w:rPr>
-        <w:t>, o que reduz drasticamente riscos de SQL Injection.</w:t>
-      </w:r>
-    </w:p>
-    <w:p>
-      <w:pPr>
-        <w:pStyle w:val="PargrafodaLista"/>
+          <w:rFonts w:ascii="Consolas" w:hAnsi="Consolas" w:eastAsia="Consolas" w:cs="Consolas"/>
+          <w:sz w:val="24"/>
+          <w:szCs w:val="24"/>
+        </w:rPr>
+        <w:t>database</w:t>
+      </w:r>
+      <w:r>
+        <w:rPr>
+          <w:rFonts w:ascii="Consolas" w:hAnsi="Consolas" w:eastAsia="Consolas" w:cs="Consolas"/>
+          <w:sz w:val="24"/>
+          <w:szCs w:val="24"/>
+        </w:rPr>
+        <w:t xml:space="preserve"> e o </w:t>
+      </w:r>
+      <w:r>
+        <w:rPr>
+          <w:rFonts w:ascii="Consolas" w:hAnsi="Consolas" w:eastAsia="Consolas" w:cs="Consolas"/>
+          <w:sz w:val="24"/>
+          <w:szCs w:val="24"/>
+        </w:rPr>
+        <w:t>models.py</w:t>
+      </w:r>
+      <w:r>
+        <w:rPr>
+          <w:rFonts w:ascii="Times New Roman" w:hAnsi="Times New Roman" w:eastAsia="Times New Roman" w:cs="Times New Roman"/>
+          <w:sz w:val="24"/>
+          <w:szCs w:val="24"/>
+        </w:rPr>
+        <w:t xml:space="preserve">, o que reduz drasticamente riscos de SQL </w:t>
+      </w:r>
+      <w:r>
+        <w:rPr>
+          <w:rFonts w:ascii="Times New Roman" w:hAnsi="Times New Roman" w:eastAsia="Times New Roman" w:cs="Times New Roman"/>
+          <w:sz w:val="24"/>
+          <w:szCs w:val="24"/>
+        </w:rPr>
+        <w:t>Injection</w:t>
+      </w:r>
+      <w:r>
+        <w:rPr>
+          <w:rFonts w:ascii="Times New Roman" w:hAnsi="Times New Roman" w:eastAsia="Times New Roman" w:cs="Times New Roman"/>
+          <w:sz w:val="24"/>
+          <w:szCs w:val="24"/>
+        </w:rPr>
+        <w:t>.</w:t>
+      </w:r>
+    </w:p>
+    <w:p>
+      <w:pPr>
+        <w:pStyle w:val="ListParagraph"/>
         <w:numPr>
           <w:ilvl w:val="0"/>
           <w:numId w:val="5"/>
         </w:numPr>
         <w:spacing w:before="240" w:after="240" w:line="360" w:lineRule="auto"/>
         <w:rPr>
-          <w:rFonts w:ascii="Times New Roman" w:eastAsia="Times New Roman" w:hAnsi="Times New Roman" w:cs="Times New Roman"/>
-          <w:sz w:val="24"/>
-          <w:szCs w:val="24"/>
-        </w:rPr>
-      </w:pPr>
-      <w:r>
-        <w:rPr>
-          <w:rFonts w:ascii="Times New Roman" w:eastAsia="Times New Roman" w:hAnsi="Times New Roman" w:cs="Times New Roman"/>
+          <w:rFonts w:ascii="Times New Roman" w:hAnsi="Times New Roman" w:eastAsia="Times New Roman" w:cs="Times New Roman"/>
+          <w:sz w:val="24"/>
+          <w:szCs w:val="24"/>
+        </w:rPr>
+      </w:pPr>
+      <w:r>
+        <w:rPr>
+          <w:rFonts w:ascii="Times New Roman" w:hAnsi="Times New Roman" w:eastAsia="Times New Roman" w:cs="Times New Roman"/>
           <w:b/>
           <w:bCs/>
           <w:sz w:val="24"/>
@@ -4053,7 +4741,7 @@
       </w:r>
       <w:r>
         <w:rPr>
-          <w:rFonts w:ascii="Times New Roman" w:eastAsia="Times New Roman" w:hAnsi="Times New Roman" w:cs="Times New Roman"/>
+          <w:rFonts w:ascii="Times New Roman" w:hAnsi="Times New Roman" w:eastAsia="Times New Roman" w:cs="Times New Roman"/>
           <w:sz w:val="24"/>
           <w:szCs w:val="24"/>
         </w:rPr>
@@ -4062,68 +4750,59 @@
     </w:p>
     <w:p>
       <w:pPr>
-        <w:pStyle w:val="PargrafodaLista"/>
+        <w:pStyle w:val="ListParagraph"/>
         <w:numPr>
           <w:ilvl w:val="0"/>
           <w:numId w:val="5"/>
         </w:numPr>
         <w:spacing w:before="240" w:after="240" w:line="360" w:lineRule="auto"/>
         <w:rPr>
-          <w:rFonts w:ascii="Times New Roman" w:eastAsia="Times New Roman" w:hAnsi="Times New Roman" w:cs="Times New Roman"/>
-          <w:sz w:val="24"/>
-          <w:szCs w:val="24"/>
-        </w:rPr>
-      </w:pPr>
-      <w:r>
-        <w:rPr>
-          <w:rFonts w:ascii="Times New Roman" w:eastAsia="Times New Roman" w:hAnsi="Times New Roman" w:cs="Times New Roman"/>
-          <w:b/>
-          <w:bCs/>
-          <w:sz w:val="24"/>
-          <w:szCs w:val="24"/>
-        </w:rPr>
-        <w:lastRenderedPageBreak/>
+          <w:rFonts w:ascii="Times New Roman" w:hAnsi="Times New Roman" w:eastAsia="Times New Roman" w:cs="Times New Roman"/>
+          <w:sz w:val="24"/>
+          <w:szCs w:val="24"/>
+        </w:rPr>
+      </w:pPr>
+      <w:r>
+        <w:rPr>
+          <w:rFonts w:ascii="Times New Roman" w:hAnsi="Times New Roman" w:eastAsia="Times New Roman" w:cs="Times New Roman"/>
+          <w:b w:val="1"/>
+          <w:bCs w:val="1"/>
+          <w:sz w:val="24"/>
+          <w:szCs w:val="24"/>
+        </w:rPr>
         <w:t>Controle Unificado de Privacidade:</w:t>
       </w:r>
       <w:r>
         <w:rPr>
-          <w:rFonts w:ascii="Times New Roman" w:eastAsia="Times New Roman" w:hAnsi="Times New Roman" w:cs="Times New Roman"/>
-          <w:sz w:val="24"/>
-          <w:szCs w:val="24"/>
-        </w:rPr>
-        <w:t xml:space="preserve"> A centralização da lógica de dados na camada </w:t>
-      </w:r>
-      <w:r>
-        <w:rPr>
-          <w:rFonts w:ascii="Consolas" w:eastAsia="Consolas" w:hAnsi="Consolas" w:cs="Consolas"/>
-          <w:sz w:val="24"/>
-          <w:szCs w:val="24"/>
-        </w:rPr>
-        <w:t>database</w:t>
-      </w:r>
-      <w:r>
-        <w:rPr>
-          <w:rFonts w:ascii="Times New Roman" w:eastAsia="Times New Roman" w:hAnsi="Times New Roman" w:cs="Times New Roman"/>
-          <w:sz w:val="24"/>
-          <w:szCs w:val="24"/>
-        </w:rPr>
-        <w:t xml:space="preserve"> facilita a implementação de auditorias e criptografias exigidas pela LGPD, garantindo que informações de menores não circulem de forma insegura.</w:t>
+          <w:rFonts w:ascii="Times New Roman" w:hAnsi="Times New Roman" w:eastAsia="Times New Roman" w:cs="Times New Roman"/>
+          <w:sz w:val="24"/>
+          <w:szCs w:val="24"/>
+        </w:rPr>
+        <w:t xml:space="preserve"> A centralização da lógica de dados </w:t>
+      </w:r>
+      <w:r>
+        <w:rPr>
+          <w:rFonts w:ascii="Times New Roman" w:hAnsi="Times New Roman" w:eastAsia="Times New Roman" w:cs="Times New Roman"/>
+          <w:sz w:val="24"/>
+          <w:szCs w:val="24"/>
+        </w:rPr>
+        <w:t>facilita a implementação de auditorias e criptografias exigidas pela LGPD, garantindo que informações de menores não circulem de forma insegura.</w:t>
       </w:r>
     </w:p>
     <w:p>
       <w:pPr>
         <w:spacing w:before="240" w:after="240" w:line="360" w:lineRule="auto"/>
         <w:rPr>
-          <w:rFonts w:ascii="Times New Roman" w:eastAsia="Times New Roman" w:hAnsi="Times New Roman" w:cs="Times New Roman"/>
-          <w:b/>
-          <w:bCs/>
-          <w:sz w:val="24"/>
-          <w:szCs w:val="24"/>
-        </w:rPr>
-      </w:pPr>
-      <w:r>
-        <w:rPr>
-          <w:rFonts w:ascii="Times New Roman" w:eastAsia="Times New Roman" w:hAnsi="Times New Roman" w:cs="Times New Roman"/>
+          <w:rFonts w:ascii="Times New Roman" w:hAnsi="Times New Roman" w:eastAsia="Times New Roman" w:cs="Times New Roman"/>
+          <w:b/>
+          <w:bCs/>
+          <w:sz w:val="24"/>
+          <w:szCs w:val="24"/>
+        </w:rPr>
+      </w:pPr>
+      <w:r>
+        <w:rPr>
+          <w:rFonts w:ascii="Times New Roman" w:hAnsi="Times New Roman" w:eastAsia="Times New Roman" w:cs="Times New Roman"/>
           <w:b/>
           <w:bCs/>
           <w:sz w:val="24"/>
@@ -4133,7 +4812,7 @@
       </w:r>
       <w:r>
         <w:rPr>
-          <w:rFonts w:ascii="Times New Roman" w:eastAsia="Times New Roman" w:hAnsi="Times New Roman" w:cs="Times New Roman"/>
+          <w:rFonts w:ascii="Times New Roman" w:hAnsi="Times New Roman" w:eastAsia="Times New Roman" w:cs="Times New Roman"/>
           <w:b/>
           <w:bCs/>
           <w:sz w:val="24"/>
@@ -4143,7 +4822,7 @@
       </w:r>
       <w:r>
         <w:rPr>
-          <w:rFonts w:ascii="Times New Roman" w:eastAsia="Times New Roman" w:hAnsi="Times New Roman" w:cs="Times New Roman"/>
+          <w:rFonts w:ascii="Times New Roman" w:hAnsi="Times New Roman" w:eastAsia="Times New Roman" w:cs="Times New Roman"/>
           <w:b/>
           <w:bCs/>
           <w:sz w:val="24"/>
@@ -4153,7 +4832,7 @@
       </w:r>
       <w:r>
         <w:rPr>
-          <w:rFonts w:ascii="Times New Roman" w:eastAsia="Times New Roman" w:hAnsi="Times New Roman" w:cs="Times New Roman"/>
+          <w:rFonts w:ascii="Times New Roman" w:hAnsi="Times New Roman" w:eastAsia="Times New Roman" w:cs="Times New Roman"/>
           <w:b/>
           <w:bCs/>
           <w:sz w:val="24"/>
@@ -4166,7 +4845,7 @@
       </w:r>
       <w:r>
         <w:rPr>
-          <w:rFonts w:ascii="Times New Roman" w:eastAsia="Times New Roman" w:hAnsi="Times New Roman" w:cs="Times New Roman"/>
+          <w:rFonts w:ascii="Times New Roman" w:hAnsi="Times New Roman" w:eastAsia="Times New Roman" w:cs="Times New Roman"/>
           <w:sz w:val="24"/>
           <w:szCs w:val="24"/>
         </w:rPr>
@@ -4174,7 +4853,7 @@
       </w:r>
       <w:r>
         <w:rPr>
-          <w:rFonts w:ascii="Times New Roman" w:eastAsia="Times New Roman" w:hAnsi="Times New Roman" w:cs="Times New Roman"/>
+          <w:rFonts w:ascii="Times New Roman" w:hAnsi="Times New Roman" w:eastAsia="Times New Roman" w:cs="Times New Roman"/>
           <w:b/>
           <w:bCs/>
           <w:sz w:val="24"/>
@@ -4184,7 +4863,7 @@
       </w:r>
       <w:r>
         <w:rPr>
-          <w:rFonts w:ascii="Times New Roman" w:eastAsia="Times New Roman" w:hAnsi="Times New Roman" w:cs="Times New Roman"/>
+          <w:rFonts w:ascii="Times New Roman" w:hAnsi="Times New Roman" w:eastAsia="Times New Roman" w:cs="Times New Roman"/>
           <w:sz w:val="24"/>
           <w:szCs w:val="24"/>
         </w:rPr>
@@ -4197,7 +4876,7 @@
       </w:pPr>
       <w:r>
         <w:rPr>
-          <w:rFonts w:ascii="Times New Roman" w:eastAsia="Times New Roman" w:hAnsi="Times New Roman" w:cs="Times New Roman"/>
+          <w:rFonts w:ascii="Times New Roman" w:hAnsi="Times New Roman" w:eastAsia="Times New Roman" w:cs="Times New Roman"/>
           <w:sz w:val="24"/>
           <w:szCs w:val="24"/>
         </w:rPr>
@@ -4205,7 +4884,7 @@
       </w:r>
       <w:r>
         <w:rPr>
-          <w:rFonts w:ascii="Times New Roman" w:eastAsia="Times New Roman" w:hAnsi="Times New Roman" w:cs="Times New Roman"/>
+          <w:rFonts w:ascii="Times New Roman" w:hAnsi="Times New Roman" w:eastAsia="Times New Roman" w:cs="Times New Roman"/>
           <w:sz w:val="24"/>
           <w:szCs w:val="24"/>
         </w:rPr>
@@ -4213,11 +4892,47 @@
       </w:r>
       <w:r>
         <w:rPr>
-          <w:rFonts w:ascii="Times New Roman" w:eastAsia="Times New Roman" w:hAnsi="Times New Roman" w:cs="Times New Roman"/>
-          <w:sz w:val="24"/>
-          <w:szCs w:val="24"/>
-        </w:rPr>
-        <w:t xml:space="preserve"> e pelo "Privacy by Design" mostrou-se a decisão mais acertada para este cenário. Ao distribuir o risco e restringir as responsabilidades em compartimentos onde as interfaces controlam com exatidão o fluxo de dados, o projeto entrega uma infraestrutura robusta que protege a privacidade infantil não apenas juridicamente, mas tecnicamente.</w:t>
+          <w:rFonts w:ascii="Times New Roman" w:hAnsi="Times New Roman" w:eastAsia="Times New Roman" w:cs="Times New Roman"/>
+          <w:sz w:val="24"/>
+          <w:szCs w:val="24"/>
+        </w:rPr>
+        <w:t xml:space="preserve"> e pelo "</w:t>
+      </w:r>
+      <w:proofErr w:type="spellStart"/>
+      <w:r>
+        <w:rPr>
+          <w:rFonts w:ascii="Times New Roman" w:hAnsi="Times New Roman" w:eastAsia="Times New Roman" w:cs="Times New Roman"/>
+          <w:sz w:val="24"/>
+          <w:szCs w:val="24"/>
+        </w:rPr>
+        <w:t>Privacy</w:t>
+      </w:r>
+      <w:proofErr w:type="spellEnd"/>
+      <w:r>
+        <w:rPr>
+          <w:rFonts w:ascii="Times New Roman" w:hAnsi="Times New Roman" w:eastAsia="Times New Roman" w:cs="Times New Roman"/>
+          <w:sz w:val="24"/>
+          <w:szCs w:val="24"/>
+        </w:rPr>
+        <w:t xml:space="preserve"> </w:t>
+      </w:r>
+      <w:proofErr w:type="spellStart"/>
+      <w:r>
+        <w:rPr>
+          <w:rFonts w:ascii="Times New Roman" w:hAnsi="Times New Roman" w:eastAsia="Times New Roman" w:cs="Times New Roman"/>
+          <w:sz w:val="24"/>
+          <w:szCs w:val="24"/>
+        </w:rPr>
+        <w:t>by</w:t>
+      </w:r>
+      <w:proofErr w:type="spellEnd"/>
+      <w:r>
+        <w:rPr>
+          <w:rFonts w:ascii="Times New Roman" w:hAnsi="Times New Roman" w:eastAsia="Times New Roman" w:cs="Times New Roman"/>
+          <w:sz w:val="24"/>
+          <w:szCs w:val="24"/>
+        </w:rPr>
+        <w:t xml:space="preserve"> Design" mostrou-se a decisão mais acertada para este cenário. Ao distribuir o risco e restringir as responsabilidades em compartimentos onde as interfaces controlam com exatidão o fluxo de dados, o projeto entrega uma infraestrutura robusta que protege a privacidade infantil não apenas juridicamente, mas tecnicamente.</w:t>
       </w:r>
     </w:p>
     <w:p>
@@ -4226,7 +4941,7 @@
       </w:pPr>
       <w:r>
         <w:rPr>
-          <w:rFonts w:ascii="Times New Roman" w:eastAsia="Times New Roman" w:hAnsi="Times New Roman" w:cs="Times New Roman"/>
+          <w:rFonts w:ascii="Times New Roman" w:hAnsi="Times New Roman" w:eastAsia="Times New Roman" w:cs="Times New Roman"/>
           <w:sz w:val="24"/>
           <w:szCs w:val="24"/>
         </w:rPr>
@@ -4234,7 +4949,7 @@
       </w:r>
       <w:r>
         <w:rPr>
-          <w:rFonts w:ascii="Times New Roman" w:eastAsia="Times New Roman" w:hAnsi="Times New Roman" w:cs="Times New Roman"/>
+          <w:rFonts w:ascii="Times New Roman" w:hAnsi="Times New Roman" w:eastAsia="Times New Roman" w:cs="Times New Roman"/>
           <w:b/>
           <w:bCs/>
           <w:sz w:val="24"/>
@@ -4244,7 +4959,7 @@
       </w:r>
       <w:r>
         <w:rPr>
-          <w:rFonts w:ascii="Times New Roman" w:eastAsia="Times New Roman" w:hAnsi="Times New Roman" w:cs="Times New Roman"/>
+          <w:rFonts w:ascii="Times New Roman" w:hAnsi="Times New Roman" w:eastAsia="Times New Roman" w:cs="Times New Roman"/>
           <w:b/>
           <w:bCs/>
           <w:sz w:val="24"/>
@@ -4254,7 +4969,7 @@
       </w:r>
       <w:r>
         <w:rPr>
-          <w:rFonts w:ascii="Times New Roman" w:eastAsia="Times New Roman" w:hAnsi="Times New Roman" w:cs="Times New Roman"/>
+          <w:rFonts w:ascii="Times New Roman" w:hAnsi="Times New Roman" w:eastAsia="Times New Roman" w:cs="Times New Roman"/>
           <w:b/>
           <w:bCs/>
           <w:sz w:val="24"/>
@@ -4264,7 +4979,7 @@
       </w:r>
       <w:r>
         <w:rPr>
-          <w:rFonts w:ascii="Times New Roman" w:eastAsia="Times New Roman" w:hAnsi="Times New Roman" w:cs="Times New Roman"/>
+          <w:rFonts w:ascii="Times New Roman" w:hAnsi="Times New Roman" w:eastAsia="Times New Roman" w:cs="Times New Roman"/>
           <w:b/>
           <w:bCs/>
           <w:sz w:val="24"/>
@@ -4274,7 +4989,7 @@
       </w:r>
       <w:r>
         <w:rPr>
-          <w:rFonts w:ascii="Times New Roman" w:eastAsia="Times New Roman" w:hAnsi="Times New Roman" w:cs="Times New Roman"/>
+          <w:rFonts w:ascii="Times New Roman" w:hAnsi="Times New Roman" w:eastAsia="Times New Roman" w:cs="Times New Roman"/>
           <w:b/>
           <w:bCs/>
           <w:sz w:val="24"/>
@@ -4282,19 +4997,65 @@
         </w:rPr>
         <w:t xml:space="preserve"> (</w:t>
       </w:r>
-      <w:r>
-        <w:rPr>
-          <w:rFonts w:ascii="Times New Roman" w:eastAsia="Times New Roman" w:hAnsi="Times New Roman" w:cs="Times New Roman"/>
-          <w:b/>
-          <w:bCs/>
-          <w:sz w:val="24"/>
-          <w:szCs w:val="24"/>
-        </w:rPr>
-        <w:t>Ports and Adapters</w:t>
-      </w:r>
-      <w:r>
-        <w:rPr>
-          <w:rFonts w:ascii="Times New Roman" w:eastAsia="Times New Roman" w:hAnsi="Times New Roman" w:cs="Times New Roman"/>
+      <w:proofErr w:type="spellStart"/>
+      <w:r>
+        <w:rPr>
+          <w:rFonts w:ascii="Times New Roman" w:hAnsi="Times New Roman" w:eastAsia="Times New Roman" w:cs="Times New Roman"/>
+          <w:b/>
+          <w:bCs/>
+          <w:sz w:val="24"/>
+          <w:szCs w:val="24"/>
+        </w:rPr>
+        <w:t>Ports</w:t>
+      </w:r>
+      <w:proofErr w:type="spellEnd"/>
+      <w:r>
+        <w:rPr>
+          <w:rFonts w:ascii="Times New Roman" w:hAnsi="Times New Roman" w:eastAsia="Times New Roman" w:cs="Times New Roman"/>
+          <w:b/>
+          <w:bCs/>
+          <w:sz w:val="24"/>
+          <w:szCs w:val="24"/>
+        </w:rPr>
+        <w:t xml:space="preserve"> </w:t>
+      </w:r>
+      <w:proofErr w:type="spellStart"/>
+      <w:r>
+        <w:rPr>
+          <w:rFonts w:ascii="Times New Roman" w:hAnsi="Times New Roman" w:eastAsia="Times New Roman" w:cs="Times New Roman"/>
+          <w:b/>
+          <w:bCs/>
+          <w:sz w:val="24"/>
+          <w:szCs w:val="24"/>
+        </w:rPr>
+        <w:t>and</w:t>
+      </w:r>
+      <w:proofErr w:type="spellEnd"/>
+      <w:r>
+        <w:rPr>
+          <w:rFonts w:ascii="Times New Roman" w:hAnsi="Times New Roman" w:eastAsia="Times New Roman" w:cs="Times New Roman"/>
+          <w:b/>
+          <w:bCs/>
+          <w:sz w:val="24"/>
+          <w:szCs w:val="24"/>
+        </w:rPr>
+        <w:t xml:space="preserve"> </w:t>
+      </w:r>
+      <w:proofErr w:type="spellStart"/>
+      <w:r>
+        <w:rPr>
+          <w:rFonts w:ascii="Times New Roman" w:hAnsi="Times New Roman" w:eastAsia="Times New Roman" w:cs="Times New Roman"/>
+          <w:b/>
+          <w:bCs/>
+          <w:sz w:val="24"/>
+          <w:szCs w:val="24"/>
+        </w:rPr>
+        <w:t>Adapters</w:t>
+      </w:r>
+      <w:proofErr w:type="spellEnd"/>
+      <w:r>
+        <w:rPr>
+          <w:rFonts w:ascii="Times New Roman" w:hAnsi="Times New Roman" w:eastAsia="Times New Roman" w:cs="Times New Roman"/>
           <w:b/>
           <w:bCs/>
           <w:sz w:val="24"/>
@@ -4304,7 +5065,7 @@
       </w:r>
       <w:r>
         <w:rPr>
-          <w:rFonts w:ascii="Times New Roman" w:eastAsia="Times New Roman" w:hAnsi="Times New Roman" w:cs="Times New Roman"/>
+          <w:rFonts w:ascii="Times New Roman" w:hAnsi="Times New Roman" w:eastAsia="Times New Roman" w:cs="Times New Roman"/>
           <w:sz w:val="24"/>
           <w:szCs w:val="24"/>
         </w:rPr>
@@ -4312,15 +5073,25 @@
       </w:r>
       <w:r>
         <w:rPr>
-          <w:rFonts w:ascii="Times New Roman" w:eastAsia="Times New Roman" w:hAnsi="Times New Roman" w:cs="Times New Roman"/>
-          <w:sz w:val="24"/>
-          <w:szCs w:val="24"/>
-        </w:rPr>
-        <w:t>o uso de designs patterns</w:t>
-      </w:r>
-      <w:r>
-        <w:rPr>
-          <w:rFonts w:ascii="Times New Roman" w:eastAsia="Times New Roman" w:hAnsi="Times New Roman" w:cs="Times New Roman"/>
+          <w:rFonts w:ascii="Times New Roman" w:hAnsi="Times New Roman" w:eastAsia="Times New Roman" w:cs="Times New Roman"/>
+          <w:sz w:val="24"/>
+          <w:szCs w:val="24"/>
+        </w:rPr>
+        <w:t xml:space="preserve">o uso de designs </w:t>
+      </w:r>
+      <w:proofErr w:type="spellStart"/>
+      <w:r>
+        <w:rPr>
+          <w:rFonts w:ascii="Times New Roman" w:hAnsi="Times New Roman" w:eastAsia="Times New Roman" w:cs="Times New Roman"/>
+          <w:sz w:val="24"/>
+          <w:szCs w:val="24"/>
+        </w:rPr>
+        <w:t>patterns</w:t>
+      </w:r>
+      <w:proofErr w:type="spellEnd"/>
+      <w:r>
+        <w:rPr>
+          <w:rFonts w:ascii="Times New Roman" w:hAnsi="Times New Roman" w:eastAsia="Times New Roman" w:cs="Times New Roman"/>
           <w:sz w:val="24"/>
           <w:szCs w:val="24"/>
         </w:rPr>
@@ -4329,21 +5100,21 @@
     </w:p>
     <w:p>
       <w:pPr>
-        <w:pStyle w:val="PargrafodaLista"/>
+        <w:pStyle w:val="ListParagraph"/>
         <w:numPr>
           <w:ilvl w:val="0"/>
           <w:numId w:val="6"/>
         </w:numPr>
         <w:spacing w:before="240" w:after="240" w:line="360" w:lineRule="auto"/>
         <w:rPr>
-          <w:rFonts w:ascii="Times New Roman" w:eastAsia="Times New Roman" w:hAnsi="Times New Roman" w:cs="Times New Roman"/>
-          <w:sz w:val="24"/>
-          <w:szCs w:val="24"/>
-        </w:rPr>
-      </w:pPr>
-      <w:r>
-        <w:rPr>
-          <w:rFonts w:ascii="Times New Roman" w:eastAsia="Times New Roman" w:hAnsi="Times New Roman" w:cs="Times New Roman"/>
+          <w:rFonts w:ascii="Times New Roman" w:hAnsi="Times New Roman" w:eastAsia="Times New Roman" w:cs="Times New Roman"/>
+          <w:sz w:val="24"/>
+          <w:szCs w:val="24"/>
+        </w:rPr>
+      </w:pPr>
+      <w:r>
+        <w:rPr>
+          <w:rFonts w:ascii="Times New Roman" w:hAnsi="Times New Roman" w:eastAsia="Times New Roman" w:cs="Times New Roman"/>
           <w:b/>
           <w:bCs/>
           <w:sz w:val="24"/>
@@ -4353,30 +5124,48 @@
       </w:r>
       <w:r>
         <w:rPr>
-          <w:rFonts w:ascii="Times New Roman" w:eastAsia="Times New Roman" w:hAnsi="Times New Roman" w:cs="Times New Roman"/>
-          <w:sz w:val="24"/>
-          <w:szCs w:val="24"/>
-        </w:rPr>
-        <w:t xml:space="preserve"> O isolamento da lógica de negócio garante que o sistema possa evoluir tecnologicamente nos próximos anos sem a necessidade de refatorações completas, permitindo a integração futura com novos modelos de IA.</w:t>
-      </w:r>
-    </w:p>
-    <w:p>
-      <w:pPr>
-        <w:pStyle w:val="PargrafodaLista"/>
+          <w:rFonts w:ascii="Times New Roman" w:hAnsi="Times New Roman" w:eastAsia="Times New Roman" w:cs="Times New Roman"/>
+          <w:sz w:val="24"/>
+          <w:szCs w:val="24"/>
+        </w:rPr>
+        <w:t xml:space="preserve"> O isolamento da lógica de negócio garante que o sistema possa evoluir tecnologicamente nos próximos anos sem a necessidade de </w:t>
+      </w:r>
+      <w:proofErr w:type="spellStart"/>
+      <w:r>
+        <w:rPr>
+          <w:rFonts w:ascii="Times New Roman" w:hAnsi="Times New Roman" w:eastAsia="Times New Roman" w:cs="Times New Roman"/>
+          <w:sz w:val="24"/>
+          <w:szCs w:val="24"/>
+        </w:rPr>
+        <w:t>refatorações</w:t>
+      </w:r>
+      <w:proofErr w:type="spellEnd"/>
+      <w:r>
+        <w:rPr>
+          <w:rFonts w:ascii="Times New Roman" w:hAnsi="Times New Roman" w:eastAsia="Times New Roman" w:cs="Times New Roman"/>
+          <w:sz w:val="24"/>
+          <w:szCs w:val="24"/>
+        </w:rPr>
+        <w:t xml:space="preserve"> completas, permitindo a integração futura com novos modelos de IA.</w:t>
+      </w:r>
+    </w:p>
+    <w:p>
+      <w:pPr>
+        <w:pStyle w:val="ListParagraph"/>
         <w:numPr>
           <w:ilvl w:val="0"/>
           <w:numId w:val="6"/>
         </w:numPr>
         <w:spacing w:before="240" w:after="240" w:line="360" w:lineRule="auto"/>
         <w:rPr>
-          <w:rFonts w:ascii="Times New Roman" w:eastAsia="Times New Roman" w:hAnsi="Times New Roman" w:cs="Times New Roman"/>
-          <w:sz w:val="24"/>
-          <w:szCs w:val="24"/>
-        </w:rPr>
-      </w:pPr>
-      <w:r>
-        <w:rPr>
-          <w:rFonts w:ascii="Times New Roman" w:eastAsia="Times New Roman" w:hAnsi="Times New Roman" w:cs="Times New Roman"/>
+          <w:rFonts w:ascii="Times New Roman" w:hAnsi="Times New Roman" w:eastAsia="Times New Roman" w:cs="Times New Roman"/>
+          <w:sz w:val="24"/>
+          <w:szCs w:val="24"/>
+        </w:rPr>
+      </w:pPr>
+      <w:r>
+        <w:rPr>
+          <w:rFonts w:ascii="Times New Roman" w:hAnsi="Times New Roman" w:eastAsia="Times New Roman" w:cs="Times New Roman"/>
           <w:b/>
           <w:bCs/>
           <w:sz w:val="24"/>
@@ -4386,7 +5175,7 @@
       </w:r>
       <w:r>
         <w:rPr>
-          <w:rFonts w:ascii="Times New Roman" w:eastAsia="Times New Roman" w:hAnsi="Times New Roman" w:cs="Times New Roman"/>
+          <w:rFonts w:ascii="Times New Roman" w:hAnsi="Times New Roman" w:eastAsia="Times New Roman" w:cs="Times New Roman"/>
           <w:sz w:val="24"/>
           <w:szCs w:val="24"/>
         </w:rPr>
@@ -4394,7 +5183,7 @@
       </w:r>
       <w:r>
         <w:rPr>
-          <w:rFonts w:ascii="Times New Roman" w:eastAsia="Times New Roman" w:hAnsi="Times New Roman" w:cs="Times New Roman"/>
+          <w:rFonts w:ascii="Times New Roman" w:hAnsi="Times New Roman" w:eastAsia="Times New Roman" w:cs="Times New Roman"/>
           <w:b/>
           <w:bCs/>
           <w:sz w:val="24"/>
@@ -4404,7 +5193,7 @@
       </w:r>
       <w:r>
         <w:rPr>
-          <w:rFonts w:ascii="Times New Roman" w:eastAsia="Times New Roman" w:hAnsi="Times New Roman" w:cs="Times New Roman"/>
+          <w:rFonts w:ascii="Times New Roman" w:hAnsi="Times New Roman" w:eastAsia="Times New Roman" w:cs="Times New Roman"/>
           <w:sz w:val="24"/>
           <w:szCs w:val="24"/>
         </w:rPr>
@@ -4412,7 +5201,7 @@
       </w:r>
       <w:r>
         <w:rPr>
-          <w:rFonts w:ascii="Times New Roman" w:eastAsia="Times New Roman" w:hAnsi="Times New Roman" w:cs="Times New Roman"/>
+          <w:rFonts w:ascii="Times New Roman" w:hAnsi="Times New Roman" w:eastAsia="Times New Roman" w:cs="Times New Roman"/>
           <w:b/>
           <w:bCs/>
           <w:sz w:val="24"/>
@@ -4422,7 +5211,7 @@
       </w:r>
       <w:r>
         <w:rPr>
-          <w:rFonts w:ascii="Times New Roman" w:eastAsia="Times New Roman" w:hAnsi="Times New Roman" w:cs="Times New Roman"/>
+          <w:rFonts w:ascii="Times New Roman" w:hAnsi="Times New Roman" w:eastAsia="Times New Roman" w:cs="Times New Roman"/>
           <w:sz w:val="24"/>
           <w:szCs w:val="24"/>
         </w:rPr>
@@ -4431,21 +5220,21 @@
     </w:p>
     <w:p>
       <w:pPr>
-        <w:pStyle w:val="PargrafodaLista"/>
+        <w:pStyle w:val="ListParagraph"/>
         <w:numPr>
           <w:ilvl w:val="0"/>
           <w:numId w:val="6"/>
         </w:numPr>
         <w:spacing w:before="240" w:after="240" w:line="360" w:lineRule="auto"/>
         <w:rPr>
-          <w:rFonts w:ascii="Times New Roman" w:eastAsia="Times New Roman" w:hAnsi="Times New Roman" w:cs="Times New Roman"/>
-          <w:sz w:val="24"/>
-          <w:szCs w:val="24"/>
-        </w:rPr>
-      </w:pPr>
-      <w:r>
-        <w:rPr>
-          <w:rFonts w:ascii="Times New Roman" w:eastAsia="Times New Roman" w:hAnsi="Times New Roman" w:cs="Times New Roman"/>
+          <w:rFonts w:ascii="Times New Roman" w:hAnsi="Times New Roman" w:eastAsia="Times New Roman" w:cs="Times New Roman"/>
+          <w:sz w:val="24"/>
+          <w:szCs w:val="24"/>
+        </w:rPr>
+      </w:pPr>
+      <w:r>
+        <w:rPr>
+          <w:rFonts w:ascii="Times New Roman" w:hAnsi="Times New Roman" w:eastAsia="Times New Roman" w:cs="Times New Roman"/>
           <w:b/>
           <w:bCs/>
           <w:sz w:val="24"/>
@@ -4455,7 +5244,7 @@
       </w:r>
       <w:r>
         <w:rPr>
-          <w:rFonts w:ascii="Times New Roman" w:eastAsia="Times New Roman" w:hAnsi="Times New Roman" w:cs="Times New Roman"/>
+          <w:rFonts w:ascii="Times New Roman" w:hAnsi="Times New Roman" w:eastAsia="Times New Roman" w:cs="Times New Roman"/>
           <w:sz w:val="24"/>
           <w:szCs w:val="24"/>
         </w:rPr>
@@ -4467,14 +5256,14 @@
         <w:shd w:val="clear" w:color="auto" w:fill="FFFFFF" w:themeFill="background1"/>
         <w:spacing w:after="0" w:line="360" w:lineRule="auto"/>
         <w:rPr>
-          <w:rFonts w:ascii="Times New Roman" w:eastAsia="Times New Roman" w:hAnsi="Times New Roman" w:cs="Times New Roman"/>
-          <w:sz w:val="24"/>
-          <w:szCs w:val="24"/>
-        </w:rPr>
-      </w:pPr>
-      <w:r>
-        <w:rPr>
-          <w:rFonts w:ascii="Times New Roman" w:eastAsia="Times New Roman" w:hAnsi="Times New Roman" w:cs="Times New Roman"/>
+          <w:rFonts w:ascii="Times New Roman" w:hAnsi="Times New Roman" w:eastAsia="Times New Roman" w:cs="Times New Roman"/>
+          <w:sz w:val="24"/>
+          <w:szCs w:val="24"/>
+        </w:rPr>
+      </w:pPr>
+      <w:r>
+        <w:rPr>
+          <w:rFonts w:ascii="Times New Roman" w:hAnsi="Times New Roman" w:eastAsia="Times New Roman" w:cs="Times New Roman"/>
           <w:sz w:val="24"/>
           <w:szCs w:val="24"/>
         </w:rPr>
@@ -4486,14 +5275,14 @@
         <w:shd w:val="clear" w:color="auto" w:fill="FFFFFF" w:themeFill="background1"/>
         <w:spacing w:after="0" w:line="360" w:lineRule="auto"/>
         <w:rPr>
-          <w:rFonts w:ascii="Times New Roman" w:eastAsia="Times New Roman" w:hAnsi="Times New Roman" w:cs="Times New Roman"/>
-          <w:sz w:val="24"/>
-          <w:szCs w:val="24"/>
-        </w:rPr>
-      </w:pPr>
-      <w:r>
-        <w:rPr>
-          <w:rFonts w:ascii="Times New Roman" w:eastAsia="Times New Roman" w:hAnsi="Times New Roman" w:cs="Times New Roman"/>
+          <w:rFonts w:ascii="Times New Roman" w:hAnsi="Times New Roman" w:eastAsia="Times New Roman" w:cs="Times New Roman"/>
+          <w:sz w:val="24"/>
+          <w:szCs w:val="24"/>
+        </w:rPr>
+      </w:pPr>
+      <w:r>
+        <w:rPr>
+          <w:rFonts w:ascii="Times New Roman" w:hAnsi="Times New Roman" w:eastAsia="Times New Roman" w:cs="Times New Roman"/>
           <w:sz w:val="24"/>
           <w:szCs w:val="24"/>
         </w:rPr>
@@ -4505,14 +5294,14 @@
         <w:shd w:val="clear" w:color="auto" w:fill="FFFFFF" w:themeFill="background1"/>
         <w:spacing w:after="0" w:line="360" w:lineRule="auto"/>
         <w:rPr>
-          <w:rFonts w:ascii="Times New Roman" w:eastAsia="Times New Roman" w:hAnsi="Times New Roman" w:cs="Times New Roman"/>
-          <w:sz w:val="24"/>
-          <w:szCs w:val="24"/>
-        </w:rPr>
-      </w:pPr>
-      <w:r>
-        <w:rPr>
-          <w:rFonts w:ascii="Times New Roman" w:eastAsia="Times New Roman" w:hAnsi="Times New Roman" w:cs="Times New Roman"/>
+          <w:rFonts w:ascii="Times New Roman" w:hAnsi="Times New Roman" w:eastAsia="Times New Roman" w:cs="Times New Roman"/>
+          <w:sz w:val="24"/>
+          <w:szCs w:val="24"/>
+        </w:rPr>
+      </w:pPr>
+      <w:r>
+        <w:rPr>
+          <w:rFonts w:ascii="Times New Roman" w:hAnsi="Times New Roman" w:eastAsia="Times New Roman" w:cs="Times New Roman"/>
           <w:sz w:val="24"/>
           <w:szCs w:val="24"/>
         </w:rPr>
@@ -4524,7 +5313,7 @@
         <w:shd w:val="clear" w:color="auto" w:fill="FFFFFF" w:themeFill="background1"/>
         <w:spacing w:after="0" w:line="360" w:lineRule="auto"/>
         <w:rPr>
-          <w:rFonts w:ascii="Times New Roman" w:eastAsia="Times New Roman" w:hAnsi="Times New Roman" w:cs="Times New Roman"/>
+          <w:rFonts w:ascii="Times New Roman" w:hAnsi="Times New Roman" w:eastAsia="Times New Roman" w:cs="Times New Roman"/>
           <w:color w:val="000000" w:themeColor="text1"/>
           <w:sz w:val="24"/>
           <w:szCs w:val="24"/>
@@ -4532,7 +5321,7 @@
       </w:pPr>
       <w:r>
         <w:rPr>
-          <w:rFonts w:ascii="Times New Roman" w:eastAsia="Times New Roman" w:hAnsi="Times New Roman" w:cs="Times New Roman"/>
+          <w:rFonts w:ascii="Times New Roman" w:hAnsi="Times New Roman" w:eastAsia="Times New Roman" w:cs="Times New Roman"/>
           <w:sz w:val="24"/>
           <w:szCs w:val="24"/>
         </w:rPr>
@@ -4542,7 +5331,7 @@
     <w:sectPr>
       <w:headerReference w:type="default" r:id="rId12"/>
       <w:footerReference w:type="default" r:id="rId13"/>
-      <w:pgSz w:w="11906" w:h="16838"/>
+      <w:pgSz w:w="11906" w:h="16838" w:orient="portrait"/>
       <w:pgMar w:top="1701" w:right="1134" w:bottom="1134" w:left="1701" w:header="709" w:footer="709" w:gutter="0"/>
       <w:cols w:space="708"/>
       <w:docGrid w:linePitch="360"/>
@@ -4598,7 +5387,7 @@
         </w:tcPr>
         <w:p>
           <w:pPr>
-            <w:pStyle w:val="Cabealho"/>
+            <w:pStyle w:val="Header"/>
             <w:ind w:left="-115"/>
           </w:pPr>
         </w:p>
@@ -4609,7 +5398,7 @@
         </w:tcPr>
         <w:p>
           <w:pPr>
-            <w:pStyle w:val="Cabealho"/>
+            <w:pStyle w:val="Header"/>
             <w:jc w:val="center"/>
           </w:pPr>
         </w:p>
@@ -4620,7 +5409,7 @@
         </w:tcPr>
         <w:p>
           <w:pPr>
-            <w:pStyle w:val="Cabealho"/>
+            <w:pStyle w:val="Header"/>
             <w:ind w:right="-115"/>
             <w:jc w:val="right"/>
           </w:pPr>
@@ -4630,7 +5419,7 @@
   </w:tbl>
   <w:p>
     <w:pPr>
-      <w:pStyle w:val="Rodap"/>
+      <w:pStyle w:val="Footer"/>
     </w:pPr>
   </w:p>
 </w:ftr>
@@ -4640,7 +5429,7 @@
 <w:ftr xmlns:wpc="http://schemas.microsoft.com/office/word/2010/wordprocessingCanvas" xmlns:cx="http://schemas.microsoft.com/office/drawing/2014/chartex" xmlns:cx1="http://schemas.microsoft.com/office/drawing/2015/9/8/chartex" xmlns:cx2="http://schemas.microsoft.com/office/drawing/2015/10/21/chartex" xmlns:cx3="http://schemas.microsoft.com/office/drawing/2016/5/9/chartex" xmlns:cx4="http://schemas.microsoft.com/office/drawing/2016/5/10/chartex" xmlns:cx5="http://schemas.microsoft.com/office/drawing/2016/5/11/chartex" xmlns:cx6="http://schemas.microsoft.com/office/drawing/2016/5/12/chartex" xmlns:cx7="http://schemas.microsoft.com/office/drawing/2016/5/13/chartex" xmlns:cx8="http://schemas.microsoft.com/office/drawing/2016/5/14/chartex" xmlns:mc="http://schemas.openxmlformats.org/markup-compatibility/2006" xmlns:aink="http://schemas.microsoft.com/office/drawing/2016/ink" xmlns:am3d="http://schemas.microsoft.com/office/drawing/2017/model3d" xmlns:o="urn:schemas-microsoft-com:office:office" xmlns:oel="http://schemas.microsoft.com/office/2019/extlst" xmlns:r="http://schemas.openxmlformats.org/officeDocument/2006/relationships" xmlns:m="http://schemas.openxmlformats.org/officeDocument/2006/math" xmlns:v="urn:schemas-microsoft-com:vml" xmlns:wp14="http://schemas.microsoft.com/office/word/2010/wordprocessingDrawing" xmlns:wp="http://schemas.openxmlformats.org/drawingml/2006/wordprocessingDrawing" xmlns:w10="urn:schemas-microsoft-com:office:word" xmlns:w="http://schemas.openxmlformats.org/wordprocessingml/2006/main" xmlns:w14="http://schemas.microsoft.com/office/word/2010/wordml" xmlns:w15="http://schemas.microsoft.com/office/word/2012/wordml" xmlns:w16cex="http://schemas.microsoft.com/office/word/2018/wordml/cex" xmlns:w16cid="http://schemas.microsoft.com/office/word/2016/wordml/cid" xmlns:w16="http://schemas.microsoft.com/office/word/2018/wordml" xmlns:w16du="http://schemas.microsoft.com/office/word/2023/wordml/word16du" xmlns:w16sdtdh="http://schemas.microsoft.com/office/word/2020/wordml/sdtdatahash" xmlns:w16sdtfl="http://schemas.microsoft.com/office/word/2024/wordml/sdtformatlock" xmlns:w16se="http://schemas.microsoft.com/office/word/2015/wordml/symex" xmlns:wpg="http://schemas.microsoft.com/office/word/2010/wordprocessingGroup" xmlns:wpi="http://schemas.microsoft.com/office/word/2010/wordprocessingInk" xmlns:wne="http://schemas.microsoft.com/office/word/2006/wordml" xmlns:wps="http://schemas.microsoft.com/office/word/2010/wordprocessingShape" mc:Ignorable="w14 w15 w16se w16cid w16 w16cex w16sdtdh w16sdtfl w16du wp14">
   <w:p>
     <w:pPr>
-      <w:pStyle w:val="Rodap"/>
+      <w:pStyle w:val="Footer"/>
       <w:jc w:val="right"/>
       <w:rPr>
         <w:rFonts w:ascii="Times New Roman" w:hAnsi="Times New Roman" w:cs="Times New Roman"/>
@@ -4651,7 +5440,7 @@
   </w:p>
   <w:p>
     <w:pPr>
-      <w:pStyle w:val="Rodap"/>
+      <w:pStyle w:val="Footer"/>
     </w:pPr>
   </w:p>
 </w:ftr>
@@ -4704,7 +5493,7 @@
         </w:tcPr>
         <w:p>
           <w:pPr>
-            <w:pStyle w:val="Cabealho"/>
+            <w:pStyle w:val="Header"/>
             <w:ind w:left="-115"/>
           </w:pPr>
         </w:p>
@@ -4715,7 +5504,7 @@
         </w:tcPr>
         <w:p>
           <w:pPr>
-            <w:pStyle w:val="Cabealho"/>
+            <w:pStyle w:val="Header"/>
             <w:jc w:val="center"/>
           </w:pPr>
         </w:p>
@@ -4726,7 +5515,7 @@
         </w:tcPr>
         <w:p>
           <w:pPr>
-            <w:pStyle w:val="Cabealho"/>
+            <w:pStyle w:val="Header"/>
             <w:ind w:right="-115"/>
             <w:jc w:val="right"/>
           </w:pPr>
@@ -4736,7 +5525,7 @@
   </w:tbl>
   <w:p>
     <w:pPr>
-      <w:pStyle w:val="Cabealho"/>
+      <w:pStyle w:val="Header"/>
     </w:pPr>
   </w:p>
 </w:hdr>
@@ -4764,7 +5553,7 @@
         </w:tcPr>
         <w:p>
           <w:pPr>
-            <w:pStyle w:val="Cabealho"/>
+            <w:pStyle w:val="Header"/>
             <w:ind w:left="-115"/>
           </w:pPr>
         </w:p>
@@ -4775,7 +5564,7 @@
         </w:tcPr>
         <w:p>
           <w:pPr>
-            <w:pStyle w:val="Cabealho"/>
+            <w:pStyle w:val="Header"/>
             <w:jc w:val="center"/>
           </w:pPr>
         </w:p>
@@ -4786,7 +5575,7 @@
         </w:tcPr>
         <w:p>
           <w:pPr>
-            <w:pStyle w:val="Cabealho"/>
+            <w:pStyle w:val="Header"/>
             <w:ind w:right="-115"/>
             <w:jc w:val="right"/>
           </w:pPr>
@@ -4813,7 +5602,7 @@
         <w:ind w:left="720" w:hanging="360"/>
       </w:pPr>
       <w:rPr>
-        <w:rFonts w:ascii="Symbol" w:hAnsi="Symbol" w:hint="default"/>
+        <w:rFonts w:hint="default" w:ascii="Symbol" w:hAnsi="Symbol"/>
       </w:rPr>
     </w:lvl>
     <w:lvl w:ilvl="1" w:tplc="4676766E">
@@ -4825,7 +5614,7 @@
         <w:ind w:left="1440" w:hanging="360"/>
       </w:pPr>
       <w:rPr>
-        <w:rFonts w:ascii="Courier New" w:hAnsi="Courier New" w:hint="default"/>
+        <w:rFonts w:hint="default" w:ascii="Courier New" w:hAnsi="Courier New"/>
       </w:rPr>
     </w:lvl>
     <w:lvl w:ilvl="2" w:tplc="C1125976">
@@ -4837,7 +5626,7 @@
         <w:ind w:left="2160" w:hanging="360"/>
       </w:pPr>
       <w:rPr>
-        <w:rFonts w:ascii="Wingdings" w:hAnsi="Wingdings" w:hint="default"/>
+        <w:rFonts w:hint="default" w:ascii="Wingdings" w:hAnsi="Wingdings"/>
       </w:rPr>
     </w:lvl>
     <w:lvl w:ilvl="3" w:tplc="64D2547C">
@@ -4849,7 +5638,7 @@
         <w:ind w:left="2880" w:hanging="360"/>
       </w:pPr>
       <w:rPr>
-        <w:rFonts w:ascii="Symbol" w:hAnsi="Symbol" w:hint="default"/>
+        <w:rFonts w:hint="default" w:ascii="Symbol" w:hAnsi="Symbol"/>
       </w:rPr>
     </w:lvl>
     <w:lvl w:ilvl="4" w:tplc="704688A6">
@@ -4861,7 +5650,7 @@
         <w:ind w:left="3600" w:hanging="360"/>
       </w:pPr>
       <w:rPr>
-        <w:rFonts w:ascii="Courier New" w:hAnsi="Courier New" w:hint="default"/>
+        <w:rFonts w:hint="default" w:ascii="Courier New" w:hAnsi="Courier New"/>
       </w:rPr>
     </w:lvl>
     <w:lvl w:ilvl="5" w:tplc="CF8A9A54">
@@ -4873,7 +5662,7 @@
         <w:ind w:left="4320" w:hanging="360"/>
       </w:pPr>
       <w:rPr>
-        <w:rFonts w:ascii="Wingdings" w:hAnsi="Wingdings" w:hint="default"/>
+        <w:rFonts w:hint="default" w:ascii="Wingdings" w:hAnsi="Wingdings"/>
       </w:rPr>
     </w:lvl>
     <w:lvl w:ilvl="6" w:tplc="2E0AA790">
@@ -4885,7 +5674,7 @@
         <w:ind w:left="5040" w:hanging="360"/>
       </w:pPr>
       <w:rPr>
-        <w:rFonts w:ascii="Symbol" w:hAnsi="Symbol" w:hint="default"/>
+        <w:rFonts w:hint="default" w:ascii="Symbol" w:hAnsi="Symbol"/>
       </w:rPr>
     </w:lvl>
     <w:lvl w:ilvl="7" w:tplc="CB762104">
@@ -4897,7 +5686,7 @@
         <w:ind w:left="5760" w:hanging="360"/>
       </w:pPr>
       <w:rPr>
-        <w:rFonts w:ascii="Courier New" w:hAnsi="Courier New" w:hint="default"/>
+        <w:rFonts w:hint="default" w:ascii="Courier New" w:hAnsi="Courier New"/>
       </w:rPr>
     </w:lvl>
     <w:lvl w:ilvl="8" w:tplc="EE1C274E">
@@ -4909,7 +5698,7 @@
         <w:ind w:left="6480" w:hanging="360"/>
       </w:pPr>
       <w:rPr>
-        <w:rFonts w:ascii="Wingdings" w:hAnsi="Wingdings" w:hint="default"/>
+        <w:rFonts w:hint="default" w:ascii="Wingdings" w:hAnsi="Wingdings"/>
       </w:rPr>
     </w:lvl>
   </w:abstractNum>
@@ -4926,7 +5715,7 @@
         <w:ind w:left="720" w:hanging="360"/>
       </w:pPr>
       <w:rPr>
-        <w:rFonts w:ascii="Symbol" w:hAnsi="Symbol" w:hint="default"/>
+        <w:rFonts w:hint="default" w:ascii="Symbol" w:hAnsi="Symbol"/>
       </w:rPr>
     </w:lvl>
     <w:lvl w:ilvl="1" w:tplc="DBD03650">
@@ -4938,7 +5727,7 @@
         <w:ind w:left="1440" w:hanging="360"/>
       </w:pPr>
       <w:rPr>
-        <w:rFonts w:ascii="Courier New" w:hAnsi="Courier New" w:hint="default"/>
+        <w:rFonts w:hint="default" w:ascii="Courier New" w:hAnsi="Courier New"/>
       </w:rPr>
     </w:lvl>
     <w:lvl w:ilvl="2" w:tplc="EA3A6028">
@@ -4950,7 +5739,7 @@
         <w:ind w:left="2160" w:hanging="360"/>
       </w:pPr>
       <w:rPr>
-        <w:rFonts w:ascii="Wingdings" w:hAnsi="Wingdings" w:hint="default"/>
+        <w:rFonts w:hint="default" w:ascii="Wingdings" w:hAnsi="Wingdings"/>
       </w:rPr>
     </w:lvl>
     <w:lvl w:ilvl="3" w:tplc="702CA5F8">
@@ -4962,7 +5751,7 @@
         <w:ind w:left="2880" w:hanging="360"/>
       </w:pPr>
       <w:rPr>
-        <w:rFonts w:ascii="Symbol" w:hAnsi="Symbol" w:hint="default"/>
+        <w:rFonts w:hint="default" w:ascii="Symbol" w:hAnsi="Symbol"/>
       </w:rPr>
     </w:lvl>
     <w:lvl w:ilvl="4" w:tplc="AF70D7BA">
@@ -4974,7 +5763,7 @@
         <w:ind w:left="3600" w:hanging="360"/>
       </w:pPr>
       <w:rPr>
-        <w:rFonts w:ascii="Courier New" w:hAnsi="Courier New" w:hint="default"/>
+        <w:rFonts w:hint="default" w:ascii="Courier New" w:hAnsi="Courier New"/>
       </w:rPr>
     </w:lvl>
     <w:lvl w:ilvl="5" w:tplc="85AC97AA">
@@ -4986,7 +5775,7 @@
         <w:ind w:left="4320" w:hanging="360"/>
       </w:pPr>
       <w:rPr>
-        <w:rFonts w:ascii="Wingdings" w:hAnsi="Wingdings" w:hint="default"/>
+        <w:rFonts w:hint="default" w:ascii="Wingdings" w:hAnsi="Wingdings"/>
       </w:rPr>
     </w:lvl>
     <w:lvl w:ilvl="6" w:tplc="BA3C4534">
@@ -4998,7 +5787,7 @@
         <w:ind w:left="5040" w:hanging="360"/>
       </w:pPr>
       <w:rPr>
-        <w:rFonts w:ascii="Symbol" w:hAnsi="Symbol" w:hint="default"/>
+        <w:rFonts w:hint="default" w:ascii="Symbol" w:hAnsi="Symbol"/>
       </w:rPr>
     </w:lvl>
     <w:lvl w:ilvl="7" w:tplc="59FC807C">
@@ -5010,7 +5799,7 @@
         <w:ind w:left="5760" w:hanging="360"/>
       </w:pPr>
       <w:rPr>
-        <w:rFonts w:ascii="Courier New" w:hAnsi="Courier New" w:hint="default"/>
+        <w:rFonts w:hint="default" w:ascii="Courier New" w:hAnsi="Courier New"/>
       </w:rPr>
     </w:lvl>
     <w:lvl w:ilvl="8" w:tplc="8A0C507A">
@@ -5022,7 +5811,7 @@
         <w:ind w:left="6480" w:hanging="360"/>
       </w:pPr>
       <w:rPr>
-        <w:rFonts w:ascii="Wingdings" w:hAnsi="Wingdings" w:hint="default"/>
+        <w:rFonts w:hint="default" w:ascii="Wingdings" w:hAnsi="Wingdings"/>
       </w:rPr>
     </w:lvl>
   </w:abstractNum>
@@ -5039,7 +5828,7 @@
         <w:ind w:left="720" w:hanging="360"/>
       </w:pPr>
       <w:rPr>
-        <w:rFonts w:ascii="Symbol" w:hAnsi="Symbol" w:hint="default"/>
+        <w:rFonts w:hint="default" w:ascii="Symbol" w:hAnsi="Symbol"/>
       </w:rPr>
     </w:lvl>
     <w:lvl w:ilvl="1" w:tplc="5C50F03E">
@@ -5051,7 +5840,7 @@
         <w:ind w:left="1440" w:hanging="360"/>
       </w:pPr>
       <w:rPr>
-        <w:rFonts w:ascii="Courier New" w:hAnsi="Courier New" w:hint="default"/>
+        <w:rFonts w:hint="default" w:ascii="Courier New" w:hAnsi="Courier New"/>
       </w:rPr>
     </w:lvl>
     <w:lvl w:ilvl="2" w:tplc="13700CF6">
@@ -5063,7 +5852,7 @@
         <w:ind w:left="2160" w:hanging="360"/>
       </w:pPr>
       <w:rPr>
-        <w:rFonts w:ascii="Wingdings" w:hAnsi="Wingdings" w:hint="default"/>
+        <w:rFonts w:hint="default" w:ascii="Wingdings" w:hAnsi="Wingdings"/>
       </w:rPr>
     </w:lvl>
     <w:lvl w:ilvl="3" w:tplc="935CACB6">
@@ -5075,7 +5864,7 @@
         <w:ind w:left="2880" w:hanging="360"/>
       </w:pPr>
       <w:rPr>
-        <w:rFonts w:ascii="Symbol" w:hAnsi="Symbol" w:hint="default"/>
+        <w:rFonts w:hint="default" w:ascii="Symbol" w:hAnsi="Symbol"/>
       </w:rPr>
     </w:lvl>
     <w:lvl w:ilvl="4" w:tplc="2CE016D2">
@@ -5087,7 +5876,7 @@
         <w:ind w:left="3600" w:hanging="360"/>
       </w:pPr>
       <w:rPr>
-        <w:rFonts w:ascii="Courier New" w:hAnsi="Courier New" w:hint="default"/>
+        <w:rFonts w:hint="default" w:ascii="Courier New" w:hAnsi="Courier New"/>
       </w:rPr>
     </w:lvl>
     <w:lvl w:ilvl="5" w:tplc="B83EB300">
@@ -5099,7 +5888,7 @@
         <w:ind w:left="4320" w:hanging="360"/>
       </w:pPr>
       <w:rPr>
-        <w:rFonts w:ascii="Wingdings" w:hAnsi="Wingdings" w:hint="default"/>
+        <w:rFonts w:hint="default" w:ascii="Wingdings" w:hAnsi="Wingdings"/>
       </w:rPr>
     </w:lvl>
     <w:lvl w:ilvl="6" w:tplc="B95ECE3C">
@@ -5111,7 +5900,7 @@
         <w:ind w:left="5040" w:hanging="360"/>
       </w:pPr>
       <w:rPr>
-        <w:rFonts w:ascii="Symbol" w:hAnsi="Symbol" w:hint="default"/>
+        <w:rFonts w:hint="default" w:ascii="Symbol" w:hAnsi="Symbol"/>
       </w:rPr>
     </w:lvl>
     <w:lvl w:ilvl="7" w:tplc="6F8233D4">
@@ -5123,7 +5912,7 @@
         <w:ind w:left="5760" w:hanging="360"/>
       </w:pPr>
       <w:rPr>
-        <w:rFonts w:ascii="Courier New" w:hAnsi="Courier New" w:hint="default"/>
+        <w:rFonts w:hint="default" w:ascii="Courier New" w:hAnsi="Courier New"/>
       </w:rPr>
     </w:lvl>
     <w:lvl w:ilvl="8" w:tplc="D85AA72E">
@@ -5135,7 +5924,7 @@
         <w:ind w:left="6480" w:hanging="360"/>
       </w:pPr>
       <w:rPr>
-        <w:rFonts w:ascii="Wingdings" w:hAnsi="Wingdings" w:hint="default"/>
+        <w:rFonts w:hint="default" w:ascii="Wingdings" w:hAnsi="Wingdings"/>
       </w:rPr>
     </w:lvl>
   </w:abstractNum>
@@ -5155,7 +5944,7 @@
         <w:ind w:left="720" w:hanging="360"/>
       </w:pPr>
       <w:rPr>
-        <w:rFonts w:ascii="Symbol" w:hAnsi="Symbol" w:hint="default"/>
+        <w:rFonts w:hint="default" w:ascii="Symbol" w:hAnsi="Symbol"/>
         <w:sz w:val="20"/>
       </w:rPr>
     </w:lvl>
@@ -5171,7 +5960,7 @@
         <w:ind w:left="1440" w:hanging="360"/>
       </w:pPr>
       <w:rPr>
-        <w:rFonts w:ascii="Courier New" w:hAnsi="Courier New" w:hint="default"/>
+        <w:rFonts w:hint="default" w:ascii="Courier New" w:hAnsi="Courier New"/>
         <w:sz w:val="20"/>
       </w:rPr>
     </w:lvl>
@@ -5187,7 +5976,7 @@
         <w:ind w:left="2160" w:hanging="360"/>
       </w:pPr>
       <w:rPr>
-        <w:rFonts w:ascii="Wingdings" w:hAnsi="Wingdings" w:hint="default"/>
+        <w:rFonts w:hint="default" w:ascii="Wingdings" w:hAnsi="Wingdings"/>
         <w:sz w:val="20"/>
       </w:rPr>
     </w:lvl>
@@ -5203,7 +5992,7 @@
         <w:ind w:left="2880" w:hanging="360"/>
       </w:pPr>
       <w:rPr>
-        <w:rFonts w:ascii="Wingdings" w:hAnsi="Wingdings" w:hint="default"/>
+        <w:rFonts w:hint="default" w:ascii="Wingdings" w:hAnsi="Wingdings"/>
         <w:sz w:val="20"/>
       </w:rPr>
     </w:lvl>
@@ -5219,7 +6008,7 @@
         <w:ind w:left="3600" w:hanging="360"/>
       </w:pPr>
       <w:rPr>
-        <w:rFonts w:ascii="Wingdings" w:hAnsi="Wingdings" w:hint="default"/>
+        <w:rFonts w:hint="default" w:ascii="Wingdings" w:hAnsi="Wingdings"/>
         <w:sz w:val="20"/>
       </w:rPr>
     </w:lvl>
@@ -5235,7 +6024,7 @@
         <w:ind w:left="4320" w:hanging="360"/>
       </w:pPr>
       <w:rPr>
-        <w:rFonts w:ascii="Wingdings" w:hAnsi="Wingdings" w:hint="default"/>
+        <w:rFonts w:hint="default" w:ascii="Wingdings" w:hAnsi="Wingdings"/>
         <w:sz w:val="20"/>
       </w:rPr>
     </w:lvl>
@@ -5251,7 +6040,7 @@
         <w:ind w:left="5040" w:hanging="360"/>
       </w:pPr>
       <w:rPr>
-        <w:rFonts w:ascii="Wingdings" w:hAnsi="Wingdings" w:hint="default"/>
+        <w:rFonts w:hint="default" w:ascii="Wingdings" w:hAnsi="Wingdings"/>
         <w:sz w:val="20"/>
       </w:rPr>
     </w:lvl>
@@ -5267,7 +6056,7 @@
         <w:ind w:left="5760" w:hanging="360"/>
       </w:pPr>
       <w:rPr>
-        <w:rFonts w:ascii="Wingdings" w:hAnsi="Wingdings" w:hint="default"/>
+        <w:rFonts w:hint="default" w:ascii="Wingdings" w:hAnsi="Wingdings"/>
         <w:sz w:val="20"/>
       </w:rPr>
     </w:lvl>
@@ -5283,7 +6072,7 @@
         <w:ind w:left="6480" w:hanging="360"/>
       </w:pPr>
       <w:rPr>
-        <w:rFonts w:ascii="Wingdings" w:hAnsi="Wingdings" w:hint="default"/>
+        <w:rFonts w:hint="default" w:ascii="Wingdings" w:hAnsi="Wingdings"/>
         <w:sz w:val="20"/>
       </w:rPr>
     </w:lvl>
@@ -5301,7 +6090,7 @@
         <w:ind w:left="720" w:hanging="360"/>
       </w:pPr>
       <w:rPr>
-        <w:rFonts w:ascii="Symbol" w:hAnsi="Symbol" w:hint="default"/>
+        <w:rFonts w:hint="default" w:ascii="Symbol" w:hAnsi="Symbol"/>
       </w:rPr>
     </w:lvl>
     <w:lvl w:ilvl="1" w:tplc="3ED6E92A">
@@ -5313,7 +6102,7 @@
         <w:ind w:left="1440" w:hanging="360"/>
       </w:pPr>
       <w:rPr>
-        <w:rFonts w:ascii="Courier New" w:hAnsi="Courier New" w:hint="default"/>
+        <w:rFonts w:hint="default" w:ascii="Courier New" w:hAnsi="Courier New"/>
       </w:rPr>
     </w:lvl>
     <w:lvl w:ilvl="2" w:tplc="80468C7C">
@@ -5325,7 +6114,7 @@
         <w:ind w:left="2160" w:hanging="360"/>
       </w:pPr>
       <w:rPr>
-        <w:rFonts w:ascii="Wingdings" w:hAnsi="Wingdings" w:hint="default"/>
+        <w:rFonts w:hint="default" w:ascii="Wingdings" w:hAnsi="Wingdings"/>
       </w:rPr>
     </w:lvl>
     <w:lvl w:ilvl="3" w:tplc="D7A0B1FE">
@@ -5337,7 +6126,7 @@
         <w:ind w:left="2880" w:hanging="360"/>
       </w:pPr>
       <w:rPr>
-        <w:rFonts w:ascii="Symbol" w:hAnsi="Symbol" w:hint="default"/>
+        <w:rFonts w:hint="default" w:ascii="Symbol" w:hAnsi="Symbol"/>
       </w:rPr>
     </w:lvl>
     <w:lvl w:ilvl="4" w:tplc="E9AE6F22">
@@ -5349,7 +6138,7 @@
         <w:ind w:left="3600" w:hanging="360"/>
       </w:pPr>
       <w:rPr>
-        <w:rFonts w:ascii="Courier New" w:hAnsi="Courier New" w:hint="default"/>
+        <w:rFonts w:hint="default" w:ascii="Courier New" w:hAnsi="Courier New"/>
       </w:rPr>
     </w:lvl>
     <w:lvl w:ilvl="5" w:tplc="E6165D5A">
@@ -5361,7 +6150,7 @@
         <w:ind w:left="4320" w:hanging="360"/>
       </w:pPr>
       <w:rPr>
-        <w:rFonts w:ascii="Wingdings" w:hAnsi="Wingdings" w:hint="default"/>
+        <w:rFonts w:hint="default" w:ascii="Wingdings" w:hAnsi="Wingdings"/>
       </w:rPr>
     </w:lvl>
     <w:lvl w:ilvl="6" w:tplc="C8F85F32">
@@ -5373,7 +6162,7 @@
         <w:ind w:left="5040" w:hanging="360"/>
       </w:pPr>
       <w:rPr>
-        <w:rFonts w:ascii="Symbol" w:hAnsi="Symbol" w:hint="default"/>
+        <w:rFonts w:hint="default" w:ascii="Symbol" w:hAnsi="Symbol"/>
       </w:rPr>
     </w:lvl>
     <w:lvl w:ilvl="7" w:tplc="85D22894">
@@ -5385,7 +6174,7 @@
         <w:ind w:left="5760" w:hanging="360"/>
       </w:pPr>
       <w:rPr>
-        <w:rFonts w:ascii="Courier New" w:hAnsi="Courier New" w:hint="default"/>
+        <w:rFonts w:hint="default" w:ascii="Courier New" w:hAnsi="Courier New"/>
       </w:rPr>
     </w:lvl>
     <w:lvl w:ilvl="8" w:tplc="0324ED02">
@@ -5397,7 +6186,7 @@
         <w:ind w:left="6480" w:hanging="360"/>
       </w:pPr>
       <w:rPr>
-        <w:rFonts w:ascii="Wingdings" w:hAnsi="Wingdings" w:hint="default"/>
+        <w:rFonts w:hint="default" w:ascii="Wingdings" w:hAnsi="Wingdings"/>
       </w:rPr>
     </w:lvl>
   </w:abstractNum>
@@ -5417,7 +6206,7 @@
         <w:ind w:left="720" w:hanging="360"/>
       </w:pPr>
       <w:rPr>
-        <w:rFonts w:ascii="Symbol" w:hAnsi="Symbol" w:hint="default"/>
+        <w:rFonts w:hint="default" w:ascii="Symbol" w:hAnsi="Symbol"/>
         <w:sz w:val="20"/>
       </w:rPr>
     </w:lvl>
@@ -5433,7 +6222,7 @@
         <w:ind w:left="1440" w:hanging="360"/>
       </w:pPr>
       <w:rPr>
-        <w:rFonts w:ascii="Courier New" w:hAnsi="Courier New" w:hint="default"/>
+        <w:rFonts w:hint="default" w:ascii="Courier New" w:hAnsi="Courier New"/>
         <w:sz w:val="20"/>
       </w:rPr>
     </w:lvl>
@@ -5449,7 +6238,7 @@
         <w:ind w:left="2160" w:hanging="360"/>
       </w:pPr>
       <w:rPr>
-        <w:rFonts w:ascii="Wingdings" w:hAnsi="Wingdings" w:hint="default"/>
+        <w:rFonts w:hint="default" w:ascii="Wingdings" w:hAnsi="Wingdings"/>
         <w:sz w:val="20"/>
       </w:rPr>
     </w:lvl>
@@ -5465,7 +6254,7 @@
         <w:ind w:left="2880" w:hanging="360"/>
       </w:pPr>
       <w:rPr>
-        <w:rFonts w:ascii="Wingdings" w:hAnsi="Wingdings" w:hint="default"/>
+        <w:rFonts w:hint="default" w:ascii="Wingdings" w:hAnsi="Wingdings"/>
         <w:sz w:val="20"/>
       </w:rPr>
     </w:lvl>
@@ -5481,7 +6270,7 @@
         <w:ind w:left="3600" w:hanging="360"/>
       </w:pPr>
       <w:rPr>
-        <w:rFonts w:ascii="Wingdings" w:hAnsi="Wingdings" w:hint="default"/>
+        <w:rFonts w:hint="default" w:ascii="Wingdings" w:hAnsi="Wingdings"/>
         <w:sz w:val="20"/>
       </w:rPr>
     </w:lvl>
@@ -5497,7 +6286,7 @@
         <w:ind w:left="4320" w:hanging="360"/>
       </w:pPr>
       <w:rPr>
-        <w:rFonts w:ascii="Wingdings" w:hAnsi="Wingdings" w:hint="default"/>
+        <w:rFonts w:hint="default" w:ascii="Wingdings" w:hAnsi="Wingdings"/>
         <w:sz w:val="20"/>
       </w:rPr>
     </w:lvl>
@@ -5513,7 +6302,7 @@
         <w:ind w:left="5040" w:hanging="360"/>
       </w:pPr>
       <w:rPr>
-        <w:rFonts w:ascii="Wingdings" w:hAnsi="Wingdings" w:hint="default"/>
+        <w:rFonts w:hint="default" w:ascii="Wingdings" w:hAnsi="Wingdings"/>
         <w:sz w:val="20"/>
       </w:rPr>
     </w:lvl>
@@ -5529,7 +6318,7 @@
         <w:ind w:left="5760" w:hanging="360"/>
       </w:pPr>
       <w:rPr>
-        <w:rFonts w:ascii="Wingdings" w:hAnsi="Wingdings" w:hint="default"/>
+        <w:rFonts w:hint="default" w:ascii="Wingdings" w:hAnsi="Wingdings"/>
         <w:sz w:val="20"/>
       </w:rPr>
     </w:lvl>
@@ -5545,7 +6334,7 @@
         <w:ind w:left="6480" w:hanging="360"/>
       </w:pPr>
       <w:rPr>
-        <w:rFonts w:ascii="Wingdings" w:hAnsi="Wingdings" w:hint="default"/>
+        <w:rFonts w:hint="default" w:ascii="Wingdings" w:hAnsi="Wingdings"/>
         <w:sz w:val="20"/>
       </w:rPr>
     </w:lvl>
@@ -5649,7 +6438,7 @@
         <w:ind w:left="720" w:hanging="360"/>
       </w:pPr>
       <w:rPr>
-        <w:rFonts w:ascii="Symbol" w:hAnsi="Symbol" w:hint="default"/>
+        <w:rFonts w:hint="default" w:ascii="Symbol" w:hAnsi="Symbol"/>
       </w:rPr>
     </w:lvl>
     <w:lvl w:ilvl="1" w:tplc="0B2293BE">
@@ -5661,7 +6450,7 @@
         <w:ind w:left="1440" w:hanging="360"/>
       </w:pPr>
       <w:rPr>
-        <w:rFonts w:ascii="Courier New" w:hAnsi="Courier New" w:hint="default"/>
+        <w:rFonts w:hint="default" w:ascii="Courier New" w:hAnsi="Courier New"/>
       </w:rPr>
     </w:lvl>
     <w:lvl w:ilvl="2" w:tplc="44F86CBC">
@@ -5673,7 +6462,7 @@
         <w:ind w:left="2160" w:hanging="360"/>
       </w:pPr>
       <w:rPr>
-        <w:rFonts w:ascii="Wingdings" w:hAnsi="Wingdings" w:hint="default"/>
+        <w:rFonts w:hint="default" w:ascii="Wingdings" w:hAnsi="Wingdings"/>
       </w:rPr>
     </w:lvl>
     <w:lvl w:ilvl="3" w:tplc="EF3097C8">
@@ -5685,7 +6474,7 @@
         <w:ind w:left="2880" w:hanging="360"/>
       </w:pPr>
       <w:rPr>
-        <w:rFonts w:ascii="Symbol" w:hAnsi="Symbol" w:hint="default"/>
+        <w:rFonts w:hint="default" w:ascii="Symbol" w:hAnsi="Symbol"/>
       </w:rPr>
     </w:lvl>
     <w:lvl w:ilvl="4" w:tplc="697ACFF2">
@@ -5697,7 +6486,7 @@
         <w:ind w:left="3600" w:hanging="360"/>
       </w:pPr>
       <w:rPr>
-        <w:rFonts w:ascii="Courier New" w:hAnsi="Courier New" w:hint="default"/>
+        <w:rFonts w:hint="default" w:ascii="Courier New" w:hAnsi="Courier New"/>
       </w:rPr>
     </w:lvl>
     <w:lvl w:ilvl="5" w:tplc="30B4DF04">
@@ -5709,7 +6498,7 @@
         <w:ind w:left="4320" w:hanging="360"/>
       </w:pPr>
       <w:rPr>
-        <w:rFonts w:ascii="Wingdings" w:hAnsi="Wingdings" w:hint="default"/>
+        <w:rFonts w:hint="default" w:ascii="Wingdings" w:hAnsi="Wingdings"/>
       </w:rPr>
     </w:lvl>
     <w:lvl w:ilvl="6" w:tplc="49FA908A">
@@ -5721,7 +6510,7 @@
         <w:ind w:left="5040" w:hanging="360"/>
       </w:pPr>
       <w:rPr>
-        <w:rFonts w:ascii="Symbol" w:hAnsi="Symbol" w:hint="default"/>
+        <w:rFonts w:hint="default" w:ascii="Symbol" w:hAnsi="Symbol"/>
       </w:rPr>
     </w:lvl>
     <w:lvl w:ilvl="7" w:tplc="A1301512">
@@ -5733,7 +6522,7 @@
         <w:ind w:left="5760" w:hanging="360"/>
       </w:pPr>
       <w:rPr>
-        <w:rFonts w:ascii="Courier New" w:hAnsi="Courier New" w:hint="default"/>
+        <w:rFonts w:hint="default" w:ascii="Courier New" w:hAnsi="Courier New"/>
       </w:rPr>
     </w:lvl>
     <w:lvl w:ilvl="8" w:tplc="A98250DE">
@@ -5745,7 +6534,7 @@
         <w:ind w:left="6480" w:hanging="360"/>
       </w:pPr>
       <w:rPr>
-        <w:rFonts w:ascii="Wingdings" w:hAnsi="Wingdings" w:hint="default"/>
+        <w:rFonts w:hint="default" w:ascii="Wingdings" w:hAnsi="Wingdings"/>
       </w:rPr>
     </w:lvl>
   </w:abstractNum>
@@ -5762,7 +6551,7 @@
         <w:ind w:left="720" w:hanging="360"/>
       </w:pPr>
       <w:rPr>
-        <w:rFonts w:ascii="Symbol" w:hAnsi="Symbol" w:hint="default"/>
+        <w:rFonts w:hint="default" w:ascii="Symbol" w:hAnsi="Symbol"/>
       </w:rPr>
     </w:lvl>
     <w:lvl w:ilvl="1" w:tplc="E7265B2C">
@@ -5774,7 +6563,7 @@
         <w:ind w:left="1440" w:hanging="360"/>
       </w:pPr>
       <w:rPr>
-        <w:rFonts w:ascii="Courier New" w:hAnsi="Courier New" w:hint="default"/>
+        <w:rFonts w:hint="default" w:ascii="Courier New" w:hAnsi="Courier New"/>
       </w:rPr>
     </w:lvl>
     <w:lvl w:ilvl="2" w:tplc="19D6917C">
@@ -5786,7 +6575,7 @@
         <w:ind w:left="2160" w:hanging="360"/>
       </w:pPr>
       <w:rPr>
-        <w:rFonts w:ascii="Wingdings" w:hAnsi="Wingdings" w:hint="default"/>
+        <w:rFonts w:hint="default" w:ascii="Wingdings" w:hAnsi="Wingdings"/>
       </w:rPr>
     </w:lvl>
     <w:lvl w:ilvl="3" w:tplc="B8841228">
@@ -5798,7 +6587,7 @@
         <w:ind w:left="2880" w:hanging="360"/>
       </w:pPr>
       <w:rPr>
-        <w:rFonts w:ascii="Symbol" w:hAnsi="Symbol" w:hint="default"/>
+        <w:rFonts w:hint="default" w:ascii="Symbol" w:hAnsi="Symbol"/>
       </w:rPr>
     </w:lvl>
     <w:lvl w:ilvl="4" w:tplc="D486A806">
@@ -5810,7 +6599,7 @@
         <w:ind w:left="3600" w:hanging="360"/>
       </w:pPr>
       <w:rPr>
-        <w:rFonts w:ascii="Courier New" w:hAnsi="Courier New" w:hint="default"/>
+        <w:rFonts w:hint="default" w:ascii="Courier New" w:hAnsi="Courier New"/>
       </w:rPr>
     </w:lvl>
     <w:lvl w:ilvl="5" w:tplc="A048526C">
@@ -5822,7 +6611,7 @@
         <w:ind w:left="4320" w:hanging="360"/>
       </w:pPr>
       <w:rPr>
-        <w:rFonts w:ascii="Wingdings" w:hAnsi="Wingdings" w:hint="default"/>
+        <w:rFonts w:hint="default" w:ascii="Wingdings" w:hAnsi="Wingdings"/>
       </w:rPr>
     </w:lvl>
     <w:lvl w:ilvl="6" w:tplc="54ACBC92">
@@ -5834,7 +6623,7 @@
         <w:ind w:left="5040" w:hanging="360"/>
       </w:pPr>
       <w:rPr>
-        <w:rFonts w:ascii="Symbol" w:hAnsi="Symbol" w:hint="default"/>
+        <w:rFonts w:hint="default" w:ascii="Symbol" w:hAnsi="Symbol"/>
       </w:rPr>
     </w:lvl>
     <w:lvl w:ilvl="7" w:tplc="D4D0C4AE">
@@ -5846,7 +6635,7 @@
         <w:ind w:left="5760" w:hanging="360"/>
       </w:pPr>
       <w:rPr>
-        <w:rFonts w:ascii="Courier New" w:hAnsi="Courier New" w:hint="default"/>
+        <w:rFonts w:hint="default" w:ascii="Courier New" w:hAnsi="Courier New"/>
       </w:rPr>
     </w:lvl>
     <w:lvl w:ilvl="8" w:tplc="03120CFA">
@@ -5858,7 +6647,7 @@
         <w:ind w:left="6480" w:hanging="360"/>
       </w:pPr>
       <w:rPr>
-        <w:rFonts w:ascii="Wingdings" w:hAnsi="Wingdings" w:hint="default"/>
+        <w:rFonts w:hint="default" w:ascii="Wingdings" w:hAnsi="Wingdings"/>
       </w:rPr>
     </w:lvl>
   </w:abstractNum>
@@ -5878,7 +6667,7 @@
         <w:ind w:left="720" w:hanging="360"/>
       </w:pPr>
       <w:rPr>
-        <w:rFonts w:ascii="Symbol" w:hAnsi="Symbol" w:hint="default"/>
+        <w:rFonts w:hint="default" w:ascii="Symbol" w:hAnsi="Symbol"/>
         <w:sz w:val="20"/>
       </w:rPr>
     </w:lvl>
@@ -5894,7 +6683,7 @@
         <w:ind w:left="1440" w:hanging="360"/>
       </w:pPr>
       <w:rPr>
-        <w:rFonts w:ascii="Courier New" w:hAnsi="Courier New" w:hint="default"/>
+        <w:rFonts w:hint="default" w:ascii="Courier New" w:hAnsi="Courier New"/>
         <w:sz w:val="20"/>
       </w:rPr>
     </w:lvl>
@@ -5910,7 +6699,7 @@
         <w:ind w:left="2160" w:hanging="360"/>
       </w:pPr>
       <w:rPr>
-        <w:rFonts w:ascii="Wingdings" w:hAnsi="Wingdings" w:hint="default"/>
+        <w:rFonts w:hint="default" w:ascii="Wingdings" w:hAnsi="Wingdings"/>
         <w:sz w:val="20"/>
       </w:rPr>
     </w:lvl>
@@ -5926,7 +6715,7 @@
         <w:ind w:left="2880" w:hanging="360"/>
       </w:pPr>
       <w:rPr>
-        <w:rFonts w:ascii="Wingdings" w:hAnsi="Wingdings" w:hint="default"/>
+        <w:rFonts w:hint="default" w:ascii="Wingdings" w:hAnsi="Wingdings"/>
         <w:sz w:val="20"/>
       </w:rPr>
     </w:lvl>
@@ -5942,7 +6731,7 @@
         <w:ind w:left="3600" w:hanging="360"/>
       </w:pPr>
       <w:rPr>
-        <w:rFonts w:ascii="Wingdings" w:hAnsi="Wingdings" w:hint="default"/>
+        <w:rFonts w:hint="default" w:ascii="Wingdings" w:hAnsi="Wingdings"/>
         <w:sz w:val="20"/>
       </w:rPr>
     </w:lvl>
@@ -5958,7 +6747,7 @@
         <w:ind w:left="4320" w:hanging="360"/>
       </w:pPr>
       <w:rPr>
-        <w:rFonts w:ascii="Wingdings" w:hAnsi="Wingdings" w:hint="default"/>
+        <w:rFonts w:hint="default" w:ascii="Wingdings" w:hAnsi="Wingdings"/>
         <w:sz w:val="20"/>
       </w:rPr>
     </w:lvl>
@@ -5974,7 +6763,7 @@
         <w:ind w:left="5040" w:hanging="360"/>
       </w:pPr>
       <w:rPr>
-        <w:rFonts w:ascii="Wingdings" w:hAnsi="Wingdings" w:hint="default"/>
+        <w:rFonts w:hint="default" w:ascii="Wingdings" w:hAnsi="Wingdings"/>
         <w:sz w:val="20"/>
       </w:rPr>
     </w:lvl>
@@ -5990,7 +6779,7 @@
         <w:ind w:left="5760" w:hanging="360"/>
       </w:pPr>
       <w:rPr>
-        <w:rFonts w:ascii="Wingdings" w:hAnsi="Wingdings" w:hint="default"/>
+        <w:rFonts w:hint="default" w:ascii="Wingdings" w:hAnsi="Wingdings"/>
         <w:sz w:val="20"/>
       </w:rPr>
     </w:lvl>
@@ -6006,7 +6795,7 @@
         <w:ind w:left="6480" w:hanging="360"/>
       </w:pPr>
       <w:rPr>
-        <w:rFonts w:ascii="Wingdings" w:hAnsi="Wingdings" w:hint="default"/>
+        <w:rFonts w:hint="default" w:ascii="Wingdings" w:hAnsi="Wingdings"/>
         <w:sz w:val="20"/>
       </w:rPr>
     </w:lvl>
@@ -6027,7 +6816,7 @@
         <w:ind w:left="720" w:hanging="360"/>
       </w:pPr>
       <w:rPr>
-        <w:rFonts w:ascii="Symbol" w:hAnsi="Symbol" w:hint="default"/>
+        <w:rFonts w:hint="default" w:ascii="Symbol" w:hAnsi="Symbol"/>
         <w:sz w:val="20"/>
       </w:rPr>
     </w:lvl>
@@ -6043,7 +6832,7 @@
         <w:ind w:left="1440" w:hanging="360"/>
       </w:pPr>
       <w:rPr>
-        <w:rFonts w:ascii="Courier New" w:hAnsi="Courier New" w:hint="default"/>
+        <w:rFonts w:hint="default" w:ascii="Courier New" w:hAnsi="Courier New"/>
         <w:sz w:val="20"/>
       </w:rPr>
     </w:lvl>
@@ -6059,7 +6848,7 @@
         <w:ind w:left="2160" w:hanging="360"/>
       </w:pPr>
       <w:rPr>
-        <w:rFonts w:ascii="Wingdings" w:hAnsi="Wingdings" w:hint="default"/>
+        <w:rFonts w:hint="default" w:ascii="Wingdings" w:hAnsi="Wingdings"/>
         <w:sz w:val="20"/>
       </w:rPr>
     </w:lvl>
@@ -6075,7 +6864,7 @@
         <w:ind w:left="2880" w:hanging="360"/>
       </w:pPr>
       <w:rPr>
-        <w:rFonts w:ascii="Wingdings" w:hAnsi="Wingdings" w:hint="default"/>
+        <w:rFonts w:hint="default" w:ascii="Wingdings" w:hAnsi="Wingdings"/>
         <w:sz w:val="20"/>
       </w:rPr>
     </w:lvl>
@@ -6091,7 +6880,7 @@
         <w:ind w:left="3600" w:hanging="360"/>
       </w:pPr>
       <w:rPr>
-        <w:rFonts w:ascii="Wingdings" w:hAnsi="Wingdings" w:hint="default"/>
+        <w:rFonts w:hint="default" w:ascii="Wingdings" w:hAnsi="Wingdings"/>
         <w:sz w:val="20"/>
       </w:rPr>
     </w:lvl>
@@ -6107,7 +6896,7 @@
         <w:ind w:left="4320" w:hanging="360"/>
       </w:pPr>
       <w:rPr>
-        <w:rFonts w:ascii="Wingdings" w:hAnsi="Wingdings" w:hint="default"/>
+        <w:rFonts w:hint="default" w:ascii="Wingdings" w:hAnsi="Wingdings"/>
         <w:sz w:val="20"/>
       </w:rPr>
     </w:lvl>
@@ -6123,7 +6912,7 @@
         <w:ind w:left="5040" w:hanging="360"/>
       </w:pPr>
       <w:rPr>
-        <w:rFonts w:ascii="Wingdings" w:hAnsi="Wingdings" w:hint="default"/>
+        <w:rFonts w:hint="default" w:ascii="Wingdings" w:hAnsi="Wingdings"/>
         <w:sz w:val="20"/>
       </w:rPr>
     </w:lvl>
@@ -6139,7 +6928,7 @@
         <w:ind w:left="5760" w:hanging="360"/>
       </w:pPr>
       <w:rPr>
-        <w:rFonts w:ascii="Wingdings" w:hAnsi="Wingdings" w:hint="default"/>
+        <w:rFonts w:hint="default" w:ascii="Wingdings" w:hAnsi="Wingdings"/>
         <w:sz w:val="20"/>
       </w:rPr>
     </w:lvl>
@@ -6155,7 +6944,7 @@
         <w:ind w:left="6480" w:hanging="360"/>
       </w:pPr>
       <w:rPr>
-        <w:rFonts w:ascii="Wingdings" w:hAnsi="Wingdings" w:hint="default"/>
+        <w:rFonts w:hint="default" w:ascii="Wingdings" w:hAnsi="Wingdings"/>
         <w:sz w:val="20"/>
       </w:rPr>
     </w:lvl>
@@ -6176,7 +6965,7 @@
         <w:ind w:left="720" w:hanging="360"/>
       </w:pPr>
       <w:rPr>
-        <w:rFonts w:ascii="Symbol" w:hAnsi="Symbol" w:hint="default"/>
+        <w:rFonts w:hint="default" w:ascii="Symbol" w:hAnsi="Symbol"/>
         <w:sz w:val="20"/>
       </w:rPr>
     </w:lvl>
@@ -6192,7 +6981,7 @@
         <w:ind w:left="1440" w:hanging="360"/>
       </w:pPr>
       <w:rPr>
-        <w:rFonts w:ascii="Courier New" w:hAnsi="Courier New" w:hint="default"/>
+        <w:rFonts w:hint="default" w:ascii="Courier New" w:hAnsi="Courier New"/>
         <w:sz w:val="20"/>
       </w:rPr>
     </w:lvl>
@@ -6208,7 +6997,7 @@
         <w:ind w:left="2160" w:hanging="360"/>
       </w:pPr>
       <w:rPr>
-        <w:rFonts w:ascii="Wingdings" w:hAnsi="Wingdings" w:hint="default"/>
+        <w:rFonts w:hint="default" w:ascii="Wingdings" w:hAnsi="Wingdings"/>
         <w:sz w:val="20"/>
       </w:rPr>
     </w:lvl>
@@ -6224,7 +7013,7 @@
         <w:ind w:left="2880" w:hanging="360"/>
       </w:pPr>
       <w:rPr>
-        <w:rFonts w:ascii="Wingdings" w:hAnsi="Wingdings" w:hint="default"/>
+        <w:rFonts w:hint="default" w:ascii="Wingdings" w:hAnsi="Wingdings"/>
         <w:sz w:val="20"/>
       </w:rPr>
     </w:lvl>
@@ -6240,7 +7029,7 @@
         <w:ind w:left="3600" w:hanging="360"/>
       </w:pPr>
       <w:rPr>
-        <w:rFonts w:ascii="Wingdings" w:hAnsi="Wingdings" w:hint="default"/>
+        <w:rFonts w:hint="default" w:ascii="Wingdings" w:hAnsi="Wingdings"/>
         <w:sz w:val="20"/>
       </w:rPr>
     </w:lvl>
@@ -6256,7 +7045,7 @@
         <w:ind w:left="4320" w:hanging="360"/>
       </w:pPr>
       <w:rPr>
-        <w:rFonts w:ascii="Wingdings" w:hAnsi="Wingdings" w:hint="default"/>
+        <w:rFonts w:hint="default" w:ascii="Wingdings" w:hAnsi="Wingdings"/>
         <w:sz w:val="20"/>
       </w:rPr>
     </w:lvl>
@@ -6272,7 +7061,7 @@
         <w:ind w:left="5040" w:hanging="360"/>
       </w:pPr>
       <w:rPr>
-        <w:rFonts w:ascii="Wingdings" w:hAnsi="Wingdings" w:hint="default"/>
+        <w:rFonts w:hint="default" w:ascii="Wingdings" w:hAnsi="Wingdings"/>
         <w:sz w:val="20"/>
       </w:rPr>
     </w:lvl>
@@ -6288,7 +7077,7 @@
         <w:ind w:left="5760" w:hanging="360"/>
       </w:pPr>
       <w:rPr>
-        <w:rFonts w:ascii="Wingdings" w:hAnsi="Wingdings" w:hint="default"/>
+        <w:rFonts w:hint="default" w:ascii="Wingdings" w:hAnsi="Wingdings"/>
         <w:sz w:val="20"/>
       </w:rPr>
     </w:lvl>
@@ -6304,7 +7093,7 @@
         <w:ind w:left="6480" w:hanging="360"/>
       </w:pPr>
       <w:rPr>
-        <w:rFonts w:ascii="Wingdings" w:hAnsi="Wingdings" w:hint="default"/>
+        <w:rFonts w:hint="default" w:ascii="Wingdings" w:hAnsi="Wingdings"/>
         <w:sz w:val="20"/>
       </w:rPr>
     </w:lvl>
@@ -6322,7 +7111,7 @@
         <w:ind w:left="720" w:hanging="360"/>
       </w:pPr>
       <w:rPr>
-        <w:rFonts w:ascii="Symbol" w:hAnsi="Symbol" w:hint="default"/>
+        <w:rFonts w:hint="default" w:ascii="Symbol" w:hAnsi="Symbol"/>
       </w:rPr>
     </w:lvl>
     <w:lvl w:ilvl="1" w:tplc="72883AA0">
@@ -6334,7 +7123,7 @@
         <w:ind w:left="1440" w:hanging="360"/>
       </w:pPr>
       <w:rPr>
-        <w:rFonts w:ascii="Courier New" w:hAnsi="Courier New" w:hint="default"/>
+        <w:rFonts w:hint="default" w:ascii="Courier New" w:hAnsi="Courier New"/>
       </w:rPr>
     </w:lvl>
     <w:lvl w:ilvl="2" w:tplc="6FAA300A">
@@ -6346,7 +7135,7 @@
         <w:ind w:left="2160" w:hanging="360"/>
       </w:pPr>
       <w:rPr>
-        <w:rFonts w:ascii="Wingdings" w:hAnsi="Wingdings" w:hint="default"/>
+        <w:rFonts w:hint="default" w:ascii="Wingdings" w:hAnsi="Wingdings"/>
       </w:rPr>
     </w:lvl>
     <w:lvl w:ilvl="3" w:tplc="5270FCAA">
@@ -6358,7 +7147,7 @@
         <w:ind w:left="2880" w:hanging="360"/>
       </w:pPr>
       <w:rPr>
-        <w:rFonts w:ascii="Symbol" w:hAnsi="Symbol" w:hint="default"/>
+        <w:rFonts w:hint="default" w:ascii="Symbol" w:hAnsi="Symbol"/>
       </w:rPr>
     </w:lvl>
     <w:lvl w:ilvl="4" w:tplc="A93A890E">
@@ -6370,7 +7159,7 @@
         <w:ind w:left="3600" w:hanging="360"/>
       </w:pPr>
       <w:rPr>
-        <w:rFonts w:ascii="Courier New" w:hAnsi="Courier New" w:hint="default"/>
+        <w:rFonts w:hint="default" w:ascii="Courier New" w:hAnsi="Courier New"/>
       </w:rPr>
     </w:lvl>
     <w:lvl w:ilvl="5" w:tplc="59FC6A5C">
@@ -6382,7 +7171,7 @@
         <w:ind w:left="4320" w:hanging="360"/>
       </w:pPr>
       <w:rPr>
-        <w:rFonts w:ascii="Wingdings" w:hAnsi="Wingdings" w:hint="default"/>
+        <w:rFonts w:hint="default" w:ascii="Wingdings" w:hAnsi="Wingdings"/>
       </w:rPr>
     </w:lvl>
     <w:lvl w:ilvl="6" w:tplc="AD6C9FC0">
@@ -6394,7 +7183,7 @@
         <w:ind w:left="5040" w:hanging="360"/>
       </w:pPr>
       <w:rPr>
-        <w:rFonts w:ascii="Symbol" w:hAnsi="Symbol" w:hint="default"/>
+        <w:rFonts w:hint="default" w:ascii="Symbol" w:hAnsi="Symbol"/>
       </w:rPr>
     </w:lvl>
     <w:lvl w:ilvl="7" w:tplc="2C76F130">
@@ -6406,7 +7195,7 @@
         <w:ind w:left="5760" w:hanging="360"/>
       </w:pPr>
       <w:rPr>
-        <w:rFonts w:ascii="Courier New" w:hAnsi="Courier New" w:hint="default"/>
+        <w:rFonts w:hint="default" w:ascii="Courier New" w:hAnsi="Courier New"/>
       </w:rPr>
     </w:lvl>
     <w:lvl w:ilvl="8" w:tplc="73C835C0">
@@ -6418,7 +7207,7 @@
         <w:ind w:left="6480" w:hanging="360"/>
       </w:pPr>
       <w:rPr>
-        <w:rFonts w:ascii="Wingdings" w:hAnsi="Wingdings" w:hint="default"/>
+        <w:rFonts w:hint="default" w:ascii="Wingdings" w:hAnsi="Wingdings"/>
       </w:rPr>
     </w:lvl>
   </w:abstractNum>
@@ -6435,7 +7224,7 @@
         <w:ind w:left="720" w:hanging="360"/>
       </w:pPr>
       <w:rPr>
-        <w:rFonts w:ascii="Symbol" w:hAnsi="Symbol" w:hint="default"/>
+        <w:rFonts w:hint="default" w:ascii="Symbol" w:hAnsi="Symbol"/>
       </w:rPr>
     </w:lvl>
     <w:lvl w:ilvl="1" w:tplc="16286B0E">
@@ -6447,7 +7236,7 @@
         <w:ind w:left="1440" w:hanging="360"/>
       </w:pPr>
       <w:rPr>
-        <w:rFonts w:ascii="Courier New" w:hAnsi="Courier New" w:hint="default"/>
+        <w:rFonts w:hint="default" w:ascii="Courier New" w:hAnsi="Courier New"/>
       </w:rPr>
     </w:lvl>
     <w:lvl w:ilvl="2" w:tplc="733C4196">
@@ -6459,7 +7248,7 @@
         <w:ind w:left="2160" w:hanging="360"/>
       </w:pPr>
       <w:rPr>
-        <w:rFonts w:ascii="Wingdings" w:hAnsi="Wingdings" w:hint="default"/>
+        <w:rFonts w:hint="default" w:ascii="Wingdings" w:hAnsi="Wingdings"/>
       </w:rPr>
     </w:lvl>
     <w:lvl w:ilvl="3" w:tplc="64B039A4">
@@ -6471,7 +7260,7 @@
         <w:ind w:left="2880" w:hanging="360"/>
       </w:pPr>
       <w:rPr>
-        <w:rFonts w:ascii="Symbol" w:hAnsi="Symbol" w:hint="default"/>
+        <w:rFonts w:hint="default" w:ascii="Symbol" w:hAnsi="Symbol"/>
       </w:rPr>
     </w:lvl>
     <w:lvl w:ilvl="4" w:tplc="D7486466">
@@ -6483,7 +7272,7 @@
         <w:ind w:left="3600" w:hanging="360"/>
       </w:pPr>
       <w:rPr>
-        <w:rFonts w:ascii="Courier New" w:hAnsi="Courier New" w:hint="default"/>
+        <w:rFonts w:hint="default" w:ascii="Courier New" w:hAnsi="Courier New"/>
       </w:rPr>
     </w:lvl>
     <w:lvl w:ilvl="5" w:tplc="FF9EDA7A">
@@ -6495,7 +7284,7 @@
         <w:ind w:left="4320" w:hanging="360"/>
       </w:pPr>
       <w:rPr>
-        <w:rFonts w:ascii="Wingdings" w:hAnsi="Wingdings" w:hint="default"/>
+        <w:rFonts w:hint="default" w:ascii="Wingdings" w:hAnsi="Wingdings"/>
       </w:rPr>
     </w:lvl>
     <w:lvl w:ilvl="6" w:tplc="3D241876">
@@ -6507,7 +7296,7 @@
         <w:ind w:left="5040" w:hanging="360"/>
       </w:pPr>
       <w:rPr>
-        <w:rFonts w:ascii="Symbol" w:hAnsi="Symbol" w:hint="default"/>
+        <w:rFonts w:hint="default" w:ascii="Symbol" w:hAnsi="Symbol"/>
       </w:rPr>
     </w:lvl>
     <w:lvl w:ilvl="7" w:tplc="CA304112">
@@ -6519,7 +7308,7 @@
         <w:ind w:left="5760" w:hanging="360"/>
       </w:pPr>
       <w:rPr>
-        <w:rFonts w:ascii="Courier New" w:hAnsi="Courier New" w:hint="default"/>
+        <w:rFonts w:hint="default" w:ascii="Courier New" w:hAnsi="Courier New"/>
       </w:rPr>
     </w:lvl>
     <w:lvl w:ilvl="8" w:tplc="AB149126">
@@ -6531,7 +7320,7 @@
         <w:ind w:left="6480" w:hanging="360"/>
       </w:pPr>
       <w:rPr>
-        <w:rFonts w:ascii="Wingdings" w:hAnsi="Wingdings" w:hint="default"/>
+        <w:rFonts w:hint="default" w:ascii="Wingdings" w:hAnsi="Wingdings"/>
       </w:rPr>
     </w:lvl>
   </w:abstractNum>
@@ -6551,7 +7340,7 @@
         <w:ind w:left="720" w:hanging="360"/>
       </w:pPr>
       <w:rPr>
-        <w:rFonts w:ascii="Symbol" w:hAnsi="Symbol" w:hint="default"/>
+        <w:rFonts w:hint="default" w:ascii="Symbol" w:hAnsi="Symbol"/>
         <w:sz w:val="20"/>
       </w:rPr>
     </w:lvl>
@@ -6567,7 +7356,7 @@
         <w:ind w:left="1440" w:hanging="360"/>
       </w:pPr>
       <w:rPr>
-        <w:rFonts w:ascii="Courier New" w:hAnsi="Courier New" w:hint="default"/>
+        <w:rFonts w:hint="default" w:ascii="Courier New" w:hAnsi="Courier New"/>
         <w:sz w:val="20"/>
       </w:rPr>
     </w:lvl>
@@ -6583,7 +7372,7 @@
         <w:ind w:left="2160" w:hanging="360"/>
       </w:pPr>
       <w:rPr>
-        <w:rFonts w:ascii="Wingdings" w:hAnsi="Wingdings" w:hint="default"/>
+        <w:rFonts w:hint="default" w:ascii="Wingdings" w:hAnsi="Wingdings"/>
         <w:sz w:val="20"/>
       </w:rPr>
     </w:lvl>
@@ -6599,7 +7388,7 @@
         <w:ind w:left="2880" w:hanging="360"/>
       </w:pPr>
       <w:rPr>
-        <w:rFonts w:ascii="Wingdings" w:hAnsi="Wingdings" w:hint="default"/>
+        <w:rFonts w:hint="default" w:ascii="Wingdings" w:hAnsi="Wingdings"/>
         <w:sz w:val="20"/>
       </w:rPr>
     </w:lvl>
@@ -6615,7 +7404,7 @@
         <w:ind w:left="3600" w:hanging="360"/>
       </w:pPr>
       <w:rPr>
-        <w:rFonts w:ascii="Wingdings" w:hAnsi="Wingdings" w:hint="default"/>
+        <w:rFonts w:hint="default" w:ascii="Wingdings" w:hAnsi="Wingdings"/>
         <w:sz w:val="20"/>
       </w:rPr>
     </w:lvl>
@@ -6631,7 +7420,7 @@
         <w:ind w:left="4320" w:hanging="360"/>
       </w:pPr>
       <w:rPr>
-        <w:rFonts w:ascii="Wingdings" w:hAnsi="Wingdings" w:hint="default"/>
+        <w:rFonts w:hint="default" w:ascii="Wingdings" w:hAnsi="Wingdings"/>
         <w:sz w:val="20"/>
       </w:rPr>
     </w:lvl>
@@ -6647,7 +7436,7 @@
         <w:ind w:left="5040" w:hanging="360"/>
       </w:pPr>
       <w:rPr>
-        <w:rFonts w:ascii="Wingdings" w:hAnsi="Wingdings" w:hint="default"/>
+        <w:rFonts w:hint="default" w:ascii="Wingdings" w:hAnsi="Wingdings"/>
         <w:sz w:val="20"/>
       </w:rPr>
     </w:lvl>
@@ -6663,7 +7452,7 @@
         <w:ind w:left="5760" w:hanging="360"/>
       </w:pPr>
       <w:rPr>
-        <w:rFonts w:ascii="Wingdings" w:hAnsi="Wingdings" w:hint="default"/>
+        <w:rFonts w:hint="default" w:ascii="Wingdings" w:hAnsi="Wingdings"/>
         <w:sz w:val="20"/>
       </w:rPr>
     </w:lvl>
@@ -6679,7 +7468,7 @@
         <w:ind w:left="6480" w:hanging="360"/>
       </w:pPr>
       <w:rPr>
-        <w:rFonts w:ascii="Wingdings" w:hAnsi="Wingdings" w:hint="default"/>
+        <w:rFonts w:hint="default" w:ascii="Wingdings" w:hAnsi="Wingdings"/>
         <w:sz w:val="20"/>
       </w:rPr>
     </w:lvl>
@@ -6700,7 +7489,7 @@
         <w:ind w:left="720" w:hanging="360"/>
       </w:pPr>
       <w:rPr>
-        <w:rFonts w:ascii="Symbol" w:hAnsi="Symbol" w:hint="default"/>
+        <w:rFonts w:hint="default" w:ascii="Symbol" w:hAnsi="Symbol"/>
         <w:sz w:val="20"/>
       </w:rPr>
     </w:lvl>
@@ -6716,7 +7505,7 @@
         <w:ind w:left="1440" w:hanging="360"/>
       </w:pPr>
       <w:rPr>
-        <w:rFonts w:ascii="Courier New" w:hAnsi="Courier New" w:hint="default"/>
+        <w:rFonts w:hint="default" w:ascii="Courier New" w:hAnsi="Courier New"/>
         <w:sz w:val="20"/>
       </w:rPr>
     </w:lvl>
@@ -6732,7 +7521,7 @@
         <w:ind w:left="2160" w:hanging="360"/>
       </w:pPr>
       <w:rPr>
-        <w:rFonts w:ascii="Wingdings" w:hAnsi="Wingdings" w:hint="default"/>
+        <w:rFonts w:hint="default" w:ascii="Wingdings" w:hAnsi="Wingdings"/>
         <w:sz w:val="20"/>
       </w:rPr>
     </w:lvl>
@@ -6748,7 +7537,7 @@
         <w:ind w:left="2880" w:hanging="360"/>
       </w:pPr>
       <w:rPr>
-        <w:rFonts w:ascii="Wingdings" w:hAnsi="Wingdings" w:hint="default"/>
+        <w:rFonts w:hint="default" w:ascii="Wingdings" w:hAnsi="Wingdings"/>
         <w:sz w:val="20"/>
       </w:rPr>
     </w:lvl>
@@ -6764,7 +7553,7 @@
         <w:ind w:left="3600" w:hanging="360"/>
       </w:pPr>
       <w:rPr>
-        <w:rFonts w:ascii="Wingdings" w:hAnsi="Wingdings" w:hint="default"/>
+        <w:rFonts w:hint="default" w:ascii="Wingdings" w:hAnsi="Wingdings"/>
         <w:sz w:val="20"/>
       </w:rPr>
     </w:lvl>
@@ -6780,7 +7569,7 @@
         <w:ind w:left="4320" w:hanging="360"/>
       </w:pPr>
       <w:rPr>
-        <w:rFonts w:ascii="Wingdings" w:hAnsi="Wingdings" w:hint="default"/>
+        <w:rFonts w:hint="default" w:ascii="Wingdings" w:hAnsi="Wingdings"/>
         <w:sz w:val="20"/>
       </w:rPr>
     </w:lvl>
@@ -6796,7 +7585,7 @@
         <w:ind w:left="5040" w:hanging="360"/>
       </w:pPr>
       <w:rPr>
-        <w:rFonts w:ascii="Wingdings" w:hAnsi="Wingdings" w:hint="default"/>
+        <w:rFonts w:hint="default" w:ascii="Wingdings" w:hAnsi="Wingdings"/>
         <w:sz w:val="20"/>
       </w:rPr>
     </w:lvl>
@@ -6812,7 +7601,7 @@
         <w:ind w:left="5760" w:hanging="360"/>
       </w:pPr>
       <w:rPr>
-        <w:rFonts w:ascii="Wingdings" w:hAnsi="Wingdings" w:hint="default"/>
+        <w:rFonts w:hint="default" w:ascii="Wingdings" w:hAnsi="Wingdings"/>
         <w:sz w:val="20"/>
       </w:rPr>
     </w:lvl>
@@ -6828,7 +7617,7 @@
         <w:ind w:left="6480" w:hanging="360"/>
       </w:pPr>
       <w:rPr>
-        <w:rFonts w:ascii="Wingdings" w:hAnsi="Wingdings" w:hint="default"/>
+        <w:rFonts w:hint="default" w:ascii="Wingdings" w:hAnsi="Wingdings"/>
         <w:sz w:val="20"/>
       </w:rPr>
     </w:lvl>
@@ -6846,7 +7635,7 @@
         <w:ind w:left="720" w:hanging="360"/>
       </w:pPr>
       <w:rPr>
-        <w:rFonts w:ascii="Symbol" w:hAnsi="Symbol" w:hint="default"/>
+        <w:rFonts w:hint="default" w:ascii="Symbol" w:hAnsi="Symbol"/>
       </w:rPr>
     </w:lvl>
     <w:lvl w:ilvl="1" w:tplc="59F0E018">
@@ -6858,7 +7647,7 @@
         <w:ind w:left="1440" w:hanging="360"/>
       </w:pPr>
       <w:rPr>
-        <w:rFonts w:ascii="Courier New" w:hAnsi="Courier New" w:hint="default"/>
+        <w:rFonts w:hint="default" w:ascii="Courier New" w:hAnsi="Courier New"/>
       </w:rPr>
     </w:lvl>
     <w:lvl w:ilvl="2" w:tplc="B9BC0B02">
@@ -6870,7 +7659,7 @@
         <w:ind w:left="2160" w:hanging="360"/>
       </w:pPr>
       <w:rPr>
-        <w:rFonts w:ascii="Wingdings" w:hAnsi="Wingdings" w:hint="default"/>
+        <w:rFonts w:hint="default" w:ascii="Wingdings" w:hAnsi="Wingdings"/>
       </w:rPr>
     </w:lvl>
     <w:lvl w:ilvl="3" w:tplc="D09CB1C4">
@@ -6882,7 +7671,7 @@
         <w:ind w:left="2880" w:hanging="360"/>
       </w:pPr>
       <w:rPr>
-        <w:rFonts w:ascii="Symbol" w:hAnsi="Symbol" w:hint="default"/>
+        <w:rFonts w:hint="default" w:ascii="Symbol" w:hAnsi="Symbol"/>
       </w:rPr>
     </w:lvl>
     <w:lvl w:ilvl="4" w:tplc="4F9214B8">
@@ -6894,7 +7683,7 @@
         <w:ind w:left="3600" w:hanging="360"/>
       </w:pPr>
       <w:rPr>
-        <w:rFonts w:ascii="Courier New" w:hAnsi="Courier New" w:hint="default"/>
+        <w:rFonts w:hint="default" w:ascii="Courier New" w:hAnsi="Courier New"/>
       </w:rPr>
     </w:lvl>
     <w:lvl w:ilvl="5" w:tplc="4986018E">
@@ -6906,7 +7695,7 @@
         <w:ind w:left="4320" w:hanging="360"/>
       </w:pPr>
       <w:rPr>
-        <w:rFonts w:ascii="Wingdings" w:hAnsi="Wingdings" w:hint="default"/>
+        <w:rFonts w:hint="default" w:ascii="Wingdings" w:hAnsi="Wingdings"/>
       </w:rPr>
     </w:lvl>
     <w:lvl w:ilvl="6" w:tplc="0114D9F0">
@@ -6918,7 +7707,7 @@
         <w:ind w:left="5040" w:hanging="360"/>
       </w:pPr>
       <w:rPr>
-        <w:rFonts w:ascii="Symbol" w:hAnsi="Symbol" w:hint="default"/>
+        <w:rFonts w:hint="default" w:ascii="Symbol" w:hAnsi="Symbol"/>
       </w:rPr>
     </w:lvl>
     <w:lvl w:ilvl="7" w:tplc="7C04414E">
@@ -6930,7 +7719,7 @@
         <w:ind w:left="5760" w:hanging="360"/>
       </w:pPr>
       <w:rPr>
-        <w:rFonts w:ascii="Courier New" w:hAnsi="Courier New" w:hint="default"/>
+        <w:rFonts w:hint="default" w:ascii="Courier New" w:hAnsi="Courier New"/>
       </w:rPr>
     </w:lvl>
     <w:lvl w:ilvl="8" w:tplc="B83EAA16">
@@ -6942,7 +7731,7 @@
         <w:ind w:left="6480" w:hanging="360"/>
       </w:pPr>
       <w:rPr>
-        <w:rFonts w:ascii="Wingdings" w:hAnsi="Wingdings" w:hint="default"/>
+        <w:rFonts w:hint="default" w:ascii="Wingdings" w:hAnsi="Wingdings"/>
       </w:rPr>
     </w:lvl>
   </w:abstractNum>
@@ -6959,7 +7748,7 @@
         <w:ind w:left="720" w:hanging="360"/>
       </w:pPr>
       <w:rPr>
-        <w:rFonts w:ascii="Symbol" w:hAnsi="Symbol" w:hint="default"/>
+        <w:rFonts w:hint="default" w:ascii="Symbol" w:hAnsi="Symbol"/>
       </w:rPr>
     </w:lvl>
     <w:lvl w:ilvl="1" w:tplc="BD305B12">
@@ -6971,7 +7760,7 @@
         <w:ind w:left="1440" w:hanging="360"/>
       </w:pPr>
       <w:rPr>
-        <w:rFonts w:ascii="Courier New" w:hAnsi="Courier New" w:hint="default"/>
+        <w:rFonts w:hint="default" w:ascii="Courier New" w:hAnsi="Courier New"/>
       </w:rPr>
     </w:lvl>
     <w:lvl w:ilvl="2" w:tplc="514A04D8">
@@ -6983,7 +7772,7 @@
         <w:ind w:left="2160" w:hanging="360"/>
       </w:pPr>
       <w:rPr>
-        <w:rFonts w:ascii="Wingdings" w:hAnsi="Wingdings" w:hint="default"/>
+        <w:rFonts w:hint="default" w:ascii="Wingdings" w:hAnsi="Wingdings"/>
       </w:rPr>
     </w:lvl>
     <w:lvl w:ilvl="3" w:tplc="3918DCBC">
@@ -6995,7 +7784,7 @@
         <w:ind w:left="2880" w:hanging="360"/>
       </w:pPr>
       <w:rPr>
-        <w:rFonts w:ascii="Symbol" w:hAnsi="Symbol" w:hint="default"/>
+        <w:rFonts w:hint="default" w:ascii="Symbol" w:hAnsi="Symbol"/>
       </w:rPr>
     </w:lvl>
     <w:lvl w:ilvl="4" w:tplc="D1400D50">
@@ -7007,7 +7796,7 @@
         <w:ind w:left="3600" w:hanging="360"/>
       </w:pPr>
       <w:rPr>
-        <w:rFonts w:ascii="Courier New" w:hAnsi="Courier New" w:hint="default"/>
+        <w:rFonts w:hint="default" w:ascii="Courier New" w:hAnsi="Courier New"/>
       </w:rPr>
     </w:lvl>
     <w:lvl w:ilvl="5" w:tplc="2006FDA2">
@@ -7019,7 +7808,7 @@
         <w:ind w:left="4320" w:hanging="360"/>
       </w:pPr>
       <w:rPr>
-        <w:rFonts w:ascii="Wingdings" w:hAnsi="Wingdings" w:hint="default"/>
+        <w:rFonts w:hint="default" w:ascii="Wingdings" w:hAnsi="Wingdings"/>
       </w:rPr>
     </w:lvl>
     <w:lvl w:ilvl="6" w:tplc="CE587A7E">
@@ -7031,7 +7820,7 @@
         <w:ind w:left="5040" w:hanging="360"/>
       </w:pPr>
       <w:rPr>
-        <w:rFonts w:ascii="Symbol" w:hAnsi="Symbol" w:hint="default"/>
+        <w:rFonts w:hint="default" w:ascii="Symbol" w:hAnsi="Symbol"/>
       </w:rPr>
     </w:lvl>
     <w:lvl w:ilvl="7" w:tplc="96B06C6C">
@@ -7043,7 +7832,7 @@
         <w:ind w:left="5760" w:hanging="360"/>
       </w:pPr>
       <w:rPr>
-        <w:rFonts w:ascii="Courier New" w:hAnsi="Courier New" w:hint="default"/>
+        <w:rFonts w:hint="default" w:ascii="Courier New" w:hAnsi="Courier New"/>
       </w:rPr>
     </w:lvl>
     <w:lvl w:ilvl="8" w:tplc="FCA85880">
@@ -7055,7 +7844,7 @@
         <w:ind w:left="6480" w:hanging="360"/>
       </w:pPr>
       <w:rPr>
-        <w:rFonts w:ascii="Wingdings" w:hAnsi="Wingdings" w:hint="default"/>
+        <w:rFonts w:hint="default" w:ascii="Wingdings" w:hAnsi="Wingdings"/>
       </w:rPr>
     </w:lvl>
   </w:abstractNum>
@@ -7075,7 +7864,7 @@
         <w:ind w:left="720" w:hanging="360"/>
       </w:pPr>
       <w:rPr>
-        <w:rFonts w:ascii="Symbol" w:hAnsi="Symbol" w:hint="default"/>
+        <w:rFonts w:hint="default" w:ascii="Symbol" w:hAnsi="Symbol"/>
         <w:sz w:val="20"/>
       </w:rPr>
     </w:lvl>
@@ -7091,7 +7880,7 @@
         <w:ind w:left="1440" w:hanging="360"/>
       </w:pPr>
       <w:rPr>
-        <w:rFonts w:ascii="Courier New" w:hAnsi="Courier New" w:hint="default"/>
+        <w:rFonts w:hint="default" w:ascii="Courier New" w:hAnsi="Courier New"/>
         <w:sz w:val="20"/>
       </w:rPr>
     </w:lvl>
@@ -7107,7 +7896,7 @@
         <w:ind w:left="2160" w:hanging="360"/>
       </w:pPr>
       <w:rPr>
-        <w:rFonts w:ascii="Wingdings" w:hAnsi="Wingdings" w:hint="default"/>
+        <w:rFonts w:hint="default" w:ascii="Wingdings" w:hAnsi="Wingdings"/>
         <w:sz w:val="20"/>
       </w:rPr>
     </w:lvl>
@@ -7123,7 +7912,7 @@
         <w:ind w:left="2880" w:hanging="360"/>
       </w:pPr>
       <w:rPr>
-        <w:rFonts w:ascii="Wingdings" w:hAnsi="Wingdings" w:hint="default"/>
+        <w:rFonts w:hint="default" w:ascii="Wingdings" w:hAnsi="Wingdings"/>
         <w:sz w:val="20"/>
       </w:rPr>
     </w:lvl>
@@ -7139,7 +7928,7 @@
         <w:ind w:left="3600" w:hanging="360"/>
       </w:pPr>
       <w:rPr>
-        <w:rFonts w:ascii="Wingdings" w:hAnsi="Wingdings" w:hint="default"/>
+        <w:rFonts w:hint="default" w:ascii="Wingdings" w:hAnsi="Wingdings"/>
         <w:sz w:val="20"/>
       </w:rPr>
     </w:lvl>
@@ -7155,7 +7944,7 @@
         <w:ind w:left="4320" w:hanging="360"/>
       </w:pPr>
       <w:rPr>
-        <w:rFonts w:ascii="Wingdings" w:hAnsi="Wingdings" w:hint="default"/>
+        <w:rFonts w:hint="default" w:ascii="Wingdings" w:hAnsi="Wingdings"/>
         <w:sz w:val="20"/>
       </w:rPr>
     </w:lvl>
@@ -7171,7 +7960,7 @@
         <w:ind w:left="5040" w:hanging="360"/>
       </w:pPr>
       <w:rPr>
-        <w:rFonts w:ascii="Wingdings" w:hAnsi="Wingdings" w:hint="default"/>
+        <w:rFonts w:hint="default" w:ascii="Wingdings" w:hAnsi="Wingdings"/>
         <w:sz w:val="20"/>
       </w:rPr>
     </w:lvl>
@@ -7187,7 +7976,7 @@
         <w:ind w:left="5760" w:hanging="360"/>
       </w:pPr>
       <w:rPr>
-        <w:rFonts w:ascii="Wingdings" w:hAnsi="Wingdings" w:hint="default"/>
+        <w:rFonts w:hint="default" w:ascii="Wingdings" w:hAnsi="Wingdings"/>
         <w:sz w:val="20"/>
       </w:rPr>
     </w:lvl>
@@ -7203,7 +7992,7 @@
         <w:ind w:left="6480" w:hanging="360"/>
       </w:pPr>
       <w:rPr>
-        <w:rFonts w:ascii="Wingdings" w:hAnsi="Wingdings" w:hint="default"/>
+        <w:rFonts w:hint="default" w:ascii="Wingdings" w:hAnsi="Wingdings"/>
         <w:sz w:val="20"/>
       </w:rPr>
     </w:lvl>
@@ -7274,7 +8063,7 @@
   <w:docDefaults>
     <w:rPrDefault>
       <w:rPr>
-        <w:rFonts w:asciiTheme="minorHAnsi" w:eastAsiaTheme="minorHAnsi" w:hAnsiTheme="minorHAnsi" w:cstheme="minorBidi"/>
+        <w:rFonts w:asciiTheme="minorHAnsi" w:hAnsiTheme="minorHAnsi" w:eastAsiaTheme="minorHAnsi" w:cstheme="minorBidi"/>
         <w:kern w:val="2"/>
         <w:sz w:val="22"/>
         <w:szCs w:val="22"/>
@@ -7291,14 +8080,14 @@
   <w:latentStyles w:defLockedState="0" w:defUIPriority="99" w:defSemiHidden="0" w:defUnhideWhenUsed="0" w:defQFormat="0" w:count="376">
     <w:lsdException w:name="Normal" w:uiPriority="0" w:qFormat="1"/>
     <w:lsdException w:name="heading 1" w:uiPriority="9" w:qFormat="1"/>
-    <w:lsdException w:name="heading 2" w:semiHidden="1" w:uiPriority="9" w:unhideWhenUsed="1" w:qFormat="1"/>
-    <w:lsdException w:name="heading 3" w:semiHidden="1" w:uiPriority="9" w:unhideWhenUsed="1" w:qFormat="1"/>
-    <w:lsdException w:name="heading 4" w:semiHidden="1" w:uiPriority="9" w:unhideWhenUsed="1" w:qFormat="1"/>
-    <w:lsdException w:name="heading 5" w:semiHidden="1" w:uiPriority="9" w:unhideWhenUsed="1" w:qFormat="1"/>
-    <w:lsdException w:name="heading 6" w:semiHidden="1" w:uiPriority="9" w:unhideWhenUsed="1" w:qFormat="1"/>
-    <w:lsdException w:name="heading 7" w:semiHidden="1" w:uiPriority="9" w:unhideWhenUsed="1" w:qFormat="1"/>
-    <w:lsdException w:name="heading 8" w:semiHidden="1" w:uiPriority="9" w:unhideWhenUsed="1" w:qFormat="1"/>
-    <w:lsdException w:name="heading 9" w:semiHidden="1" w:uiPriority="9" w:unhideWhenUsed="1" w:qFormat="1"/>
+    <w:lsdException w:name="heading 2" w:uiPriority="9" w:semiHidden="1" w:unhideWhenUsed="1" w:qFormat="1"/>
+    <w:lsdException w:name="heading 3" w:uiPriority="9" w:semiHidden="1" w:unhideWhenUsed="1" w:qFormat="1"/>
+    <w:lsdException w:name="heading 4" w:uiPriority="9" w:semiHidden="1" w:unhideWhenUsed="1" w:qFormat="1"/>
+    <w:lsdException w:name="heading 5" w:uiPriority="9" w:semiHidden="1" w:unhideWhenUsed="1" w:qFormat="1"/>
+    <w:lsdException w:name="heading 6" w:uiPriority="9" w:semiHidden="1" w:unhideWhenUsed="1" w:qFormat="1"/>
+    <w:lsdException w:name="heading 7" w:uiPriority="9" w:semiHidden="1" w:unhideWhenUsed="1" w:qFormat="1"/>
+    <w:lsdException w:name="heading 8" w:uiPriority="9" w:semiHidden="1" w:unhideWhenUsed="1" w:qFormat="1"/>
+    <w:lsdException w:name="heading 9" w:uiPriority="9" w:semiHidden="1" w:unhideWhenUsed="1" w:qFormat="1"/>
     <w:lsdException w:name="index 1" w:semiHidden="1" w:unhideWhenUsed="1"/>
     <w:lsdException w:name="index 2" w:semiHidden="1" w:unhideWhenUsed="1"/>
     <w:lsdException w:name="index 3" w:semiHidden="1" w:unhideWhenUsed="1"/>
@@ -7308,22 +8097,22 @@
     <w:lsdException w:name="index 7" w:semiHidden="1" w:unhideWhenUsed="1"/>
     <w:lsdException w:name="index 8" w:semiHidden="1" w:unhideWhenUsed="1"/>
     <w:lsdException w:name="index 9" w:semiHidden="1" w:unhideWhenUsed="1"/>
-    <w:lsdException w:name="toc 1" w:semiHidden="1" w:uiPriority="39" w:unhideWhenUsed="1"/>
-    <w:lsdException w:name="toc 2" w:semiHidden="1" w:uiPriority="39" w:unhideWhenUsed="1"/>
-    <w:lsdException w:name="toc 3" w:semiHidden="1" w:uiPriority="39" w:unhideWhenUsed="1"/>
-    <w:lsdException w:name="toc 4" w:semiHidden="1" w:uiPriority="39" w:unhideWhenUsed="1"/>
-    <w:lsdException w:name="toc 5" w:semiHidden="1" w:uiPriority="39" w:unhideWhenUsed="1"/>
-    <w:lsdException w:name="toc 6" w:semiHidden="1" w:uiPriority="39" w:unhideWhenUsed="1"/>
-    <w:lsdException w:name="toc 7" w:semiHidden="1" w:uiPriority="39" w:unhideWhenUsed="1"/>
-    <w:lsdException w:name="toc 8" w:semiHidden="1" w:uiPriority="39" w:unhideWhenUsed="1"/>
-    <w:lsdException w:name="toc 9" w:semiHidden="1" w:uiPriority="39" w:unhideWhenUsed="1"/>
+    <w:lsdException w:name="toc 1" w:uiPriority="39" w:semiHidden="1" w:unhideWhenUsed="1"/>
+    <w:lsdException w:name="toc 2" w:uiPriority="39" w:semiHidden="1" w:unhideWhenUsed="1"/>
+    <w:lsdException w:name="toc 3" w:uiPriority="39" w:semiHidden="1" w:unhideWhenUsed="1"/>
+    <w:lsdException w:name="toc 4" w:uiPriority="39" w:semiHidden="1" w:unhideWhenUsed="1"/>
+    <w:lsdException w:name="toc 5" w:uiPriority="39" w:semiHidden="1" w:unhideWhenUsed="1"/>
+    <w:lsdException w:name="toc 6" w:uiPriority="39" w:semiHidden="1" w:unhideWhenUsed="1"/>
+    <w:lsdException w:name="toc 7" w:uiPriority="39" w:semiHidden="1" w:unhideWhenUsed="1"/>
+    <w:lsdException w:name="toc 8" w:uiPriority="39" w:semiHidden="1" w:unhideWhenUsed="1"/>
+    <w:lsdException w:name="toc 9" w:uiPriority="39" w:semiHidden="1" w:unhideWhenUsed="1"/>
     <w:lsdException w:name="Normal Indent" w:semiHidden="1" w:unhideWhenUsed="1"/>
     <w:lsdException w:name="footnote text" w:semiHidden="1" w:unhideWhenUsed="1"/>
     <w:lsdException w:name="annotation text" w:semiHidden="1" w:unhideWhenUsed="1"/>
     <w:lsdException w:name="header" w:semiHidden="1" w:unhideWhenUsed="1"/>
     <w:lsdException w:name="footer" w:semiHidden="1" w:unhideWhenUsed="1"/>
     <w:lsdException w:name="index heading" w:semiHidden="1" w:unhideWhenUsed="1"/>
-    <w:lsdException w:name="caption" w:semiHidden="1" w:uiPriority="35" w:unhideWhenUsed="1" w:qFormat="1"/>
+    <w:lsdException w:name="caption" w:uiPriority="35" w:semiHidden="1" w:unhideWhenUsed="1" w:qFormat="1"/>
     <w:lsdException w:name="table of figures" w:semiHidden="1" w:unhideWhenUsed="1"/>
     <w:lsdException w:name="envelope address" w:semiHidden="1" w:unhideWhenUsed="1"/>
     <w:lsdException w:name="envelope return" w:semiHidden="1" w:unhideWhenUsed="1"/>
@@ -7354,7 +8143,7 @@
     <w:lsdException w:name="Title" w:uiPriority="10" w:qFormat="1"/>
     <w:lsdException w:name="Closing" w:semiHidden="1" w:unhideWhenUsed="1"/>
     <w:lsdException w:name="Signature" w:semiHidden="1" w:unhideWhenUsed="1"/>
-    <w:lsdException w:name="Default Paragraph Font" w:semiHidden="1" w:uiPriority="1" w:unhideWhenUsed="1"/>
+    <w:lsdException w:name="Default Paragraph Font" w:uiPriority="1" w:semiHidden="1" w:unhideWhenUsed="1"/>
     <w:lsdException w:name="Body Text" w:semiHidden="1" w:unhideWhenUsed="1"/>
     <w:lsdException w:name="Body Text Indent" w:semiHidden="1" w:unhideWhenUsed="1"/>
     <w:lsdException w:name="List Continue" w:semiHidden="1" w:unhideWhenUsed="1"/>
@@ -7554,8 +8343,8 @@
     <w:lsdException w:name="Subtle Reference" w:uiPriority="31" w:qFormat="1"/>
     <w:lsdException w:name="Intense Reference" w:uiPriority="32" w:qFormat="1"/>
     <w:lsdException w:name="Book Title" w:uiPriority="33" w:qFormat="1"/>
-    <w:lsdException w:name="Bibliography" w:semiHidden="1" w:uiPriority="37" w:unhideWhenUsed="1"/>
-    <w:lsdException w:name="TOC Heading" w:semiHidden="1" w:uiPriority="39" w:unhideWhenUsed="1" w:qFormat="1"/>
+    <w:lsdException w:name="Bibliography" w:uiPriority="37" w:semiHidden="1" w:unhideWhenUsed="1"/>
+    <w:lsdException w:name="TOC Heading" w:uiPriority="39" w:semiHidden="1" w:unhideWhenUsed="1" w:qFormat="1"/>
     <w:lsdException w:name="Plain Table 1" w:uiPriority="41"/>
     <w:lsdException w:name="Plain Table 2" w:uiPriority="42"/>
     <w:lsdException w:name="Plain Table 3" w:uiPriority="43"/>
@@ -7666,16 +8455,16 @@
     <w:lsdException w:name="Unresolved Mention" w:semiHidden="1" w:unhideWhenUsed="1"/>
     <w:lsdException w:name="Smart Link" w:semiHidden="1" w:unhideWhenUsed="1"/>
   </w:latentStyles>
-  <w:style w:type="paragraph" w:default="1" w:styleId="Normal">
+  <w:style w:type="paragraph" w:styleId="Normal" w:default="1">
     <w:name w:val="Normal"/>
     <w:qFormat/>
     <w:rsid w:val="001935D1"/>
   </w:style>
-  <w:style w:type="paragraph" w:styleId="Ttulo1">
+  <w:style w:type="paragraph" w:styleId="Heading1">
     <w:name w:val="heading 1"/>
     <w:basedOn w:val="Normal"/>
     <w:next w:val="Normal"/>
-    <w:link w:val="Ttulo1Char"/>
+    <w:link w:val="Heading1Char"/>
     <w:uiPriority w:val="9"/>
     <w:qFormat/>
     <w:rsid w:val="00CC1ED3"/>
@@ -7686,17 +8475,17 @@
       <w:outlineLvl w:val="0"/>
     </w:pPr>
     <w:rPr>
-      <w:rFonts w:asciiTheme="majorHAnsi" w:eastAsiaTheme="majorEastAsia" w:hAnsiTheme="majorHAnsi" w:cstheme="majorBidi"/>
+      <w:rFonts w:asciiTheme="majorHAnsi" w:hAnsiTheme="majorHAnsi" w:eastAsiaTheme="majorEastAsia" w:cstheme="majorBidi"/>
       <w:color w:val="2F5496" w:themeColor="accent1" w:themeShade="BF"/>
       <w:sz w:val="40"/>
       <w:szCs w:val="40"/>
     </w:rPr>
   </w:style>
-  <w:style w:type="paragraph" w:styleId="Ttulo2">
+  <w:style w:type="paragraph" w:styleId="Heading2">
     <w:name w:val="heading 2"/>
     <w:basedOn w:val="Normal"/>
     <w:next w:val="Normal"/>
-    <w:link w:val="Ttulo2Char"/>
+    <w:link w:val="Heading2Char"/>
     <w:uiPriority w:val="9"/>
     <w:unhideWhenUsed/>
     <w:qFormat/>
@@ -7708,17 +8497,17 @@
       <w:outlineLvl w:val="1"/>
     </w:pPr>
     <w:rPr>
-      <w:rFonts w:asciiTheme="majorHAnsi" w:eastAsiaTheme="majorEastAsia" w:hAnsiTheme="majorHAnsi" w:cstheme="majorBidi"/>
+      <w:rFonts w:asciiTheme="majorHAnsi" w:hAnsiTheme="majorHAnsi" w:eastAsiaTheme="majorEastAsia" w:cstheme="majorBidi"/>
       <w:color w:val="2F5496" w:themeColor="accent1" w:themeShade="BF"/>
       <w:sz w:val="32"/>
       <w:szCs w:val="32"/>
     </w:rPr>
   </w:style>
-  <w:style w:type="paragraph" w:styleId="Ttulo3">
+  <w:style w:type="paragraph" w:styleId="Heading3">
     <w:name w:val="heading 3"/>
     <w:basedOn w:val="Normal"/>
     <w:next w:val="Normal"/>
-    <w:link w:val="Ttulo3Char"/>
+    <w:link w:val="Heading3Char"/>
     <w:uiPriority w:val="9"/>
     <w:unhideWhenUsed/>
     <w:qFormat/>
@@ -7736,11 +8525,11 @@
       <w:szCs w:val="28"/>
     </w:rPr>
   </w:style>
-  <w:style w:type="paragraph" w:styleId="Ttulo4">
+  <w:style w:type="paragraph" w:styleId="Heading4">
     <w:name w:val="heading 4"/>
     <w:basedOn w:val="Normal"/>
     <w:next w:val="Normal"/>
-    <w:link w:val="Ttulo4Char"/>
+    <w:link w:val="Heading4Char"/>
     <w:uiPriority w:val="9"/>
     <w:semiHidden/>
     <w:unhideWhenUsed/>
@@ -7759,11 +8548,11 @@
       <w:color w:val="2F5496" w:themeColor="accent1" w:themeShade="BF"/>
     </w:rPr>
   </w:style>
-  <w:style w:type="paragraph" w:styleId="Ttulo5">
+  <w:style w:type="paragraph" w:styleId="Heading5">
     <w:name w:val="heading 5"/>
     <w:basedOn w:val="Normal"/>
     <w:next w:val="Normal"/>
-    <w:link w:val="Ttulo5Char"/>
+    <w:link w:val="Heading5Char"/>
     <w:uiPriority w:val="9"/>
     <w:semiHidden/>
     <w:unhideWhenUsed/>
@@ -7780,11 +8569,11 @@
       <w:color w:val="2F5496" w:themeColor="accent1" w:themeShade="BF"/>
     </w:rPr>
   </w:style>
-  <w:style w:type="paragraph" w:styleId="Ttulo6">
+  <w:style w:type="paragraph" w:styleId="Heading6">
     <w:name w:val="heading 6"/>
     <w:basedOn w:val="Normal"/>
     <w:next w:val="Normal"/>
-    <w:link w:val="Ttulo6Char"/>
+    <w:link w:val="Heading6Char"/>
     <w:uiPriority w:val="9"/>
     <w:semiHidden/>
     <w:unhideWhenUsed/>
@@ -7803,11 +8592,11 @@
       <w:color w:val="595959" w:themeColor="text1" w:themeTint="A6"/>
     </w:rPr>
   </w:style>
-  <w:style w:type="paragraph" w:styleId="Ttulo7">
+  <w:style w:type="paragraph" w:styleId="Heading7">
     <w:name w:val="heading 7"/>
     <w:basedOn w:val="Normal"/>
     <w:next w:val="Normal"/>
-    <w:link w:val="Ttulo7Char"/>
+    <w:link w:val="Heading7Char"/>
     <w:uiPriority w:val="9"/>
     <w:semiHidden/>
     <w:unhideWhenUsed/>
@@ -7824,11 +8613,11 @@
       <w:color w:val="595959" w:themeColor="text1" w:themeTint="A6"/>
     </w:rPr>
   </w:style>
-  <w:style w:type="paragraph" w:styleId="Ttulo8">
+  <w:style w:type="paragraph" w:styleId="Heading8">
     <w:name w:val="heading 8"/>
     <w:basedOn w:val="Normal"/>
     <w:next w:val="Normal"/>
-    <w:link w:val="Ttulo8Char"/>
+    <w:link w:val="Heading8Char"/>
     <w:uiPriority w:val="9"/>
     <w:semiHidden/>
     <w:unhideWhenUsed/>
@@ -7847,11 +8636,11 @@
       <w:color w:val="272727" w:themeColor="text1" w:themeTint="D8"/>
     </w:rPr>
   </w:style>
-  <w:style w:type="paragraph" w:styleId="Ttulo9">
+  <w:style w:type="paragraph" w:styleId="Heading9">
     <w:name w:val="heading 9"/>
     <w:basedOn w:val="Normal"/>
     <w:next w:val="Normal"/>
-    <w:link w:val="Ttulo9Char"/>
+    <w:link w:val="Heading9Char"/>
     <w:uiPriority w:val="9"/>
     <w:semiHidden/>
     <w:unhideWhenUsed/>
@@ -7868,13 +8657,13 @@
       <w:color w:val="272727" w:themeColor="text1" w:themeTint="D8"/>
     </w:rPr>
   </w:style>
-  <w:style w:type="character" w:default="1" w:styleId="Fontepargpadro">
+  <w:style w:type="character" w:styleId="DefaultParagraphFont" w:default="1">
     <w:name w:val="Default Paragraph Font"/>
     <w:uiPriority w:val="1"/>
     <w:semiHidden/>
     <w:unhideWhenUsed/>
   </w:style>
-  <w:style w:type="table" w:default="1" w:styleId="Tabelanormal">
+  <w:style w:type="table" w:styleId="TableNormal" w:default="1">
     <w:name w:val="Normal Table"/>
     <w:uiPriority w:val="99"/>
     <w:semiHidden/>
@@ -7889,42 +8678,42 @@
       </w:tblCellMar>
     </w:tblPr>
   </w:style>
-  <w:style w:type="numbering" w:default="1" w:styleId="Semlista">
+  <w:style w:type="numbering" w:styleId="NoList" w:default="1">
     <w:name w:val="No List"/>
     <w:uiPriority w:val="99"/>
     <w:semiHidden/>
     <w:unhideWhenUsed/>
   </w:style>
-  <w:style w:type="character" w:customStyle="1" w:styleId="Ttulo1Char">
-    <w:name w:val="Título 1 Char"/>
-    <w:basedOn w:val="Fontepargpadro"/>
-    <w:link w:val="Ttulo1"/>
+  <w:style w:type="character" w:styleId="Heading1Char" w:customStyle="1">
+    <w:name w:val="Heading 1 Char"/>
+    <w:basedOn w:val="DefaultParagraphFont"/>
+    <w:link w:val="Heading1"/>
     <w:uiPriority w:val="9"/>
     <w:rsid w:val="00CC1ED3"/>
     <w:rPr>
-      <w:rFonts w:asciiTheme="majorHAnsi" w:eastAsiaTheme="majorEastAsia" w:hAnsiTheme="majorHAnsi" w:cstheme="majorBidi"/>
+      <w:rFonts w:asciiTheme="majorHAnsi" w:hAnsiTheme="majorHAnsi" w:eastAsiaTheme="majorEastAsia" w:cstheme="majorBidi"/>
       <w:color w:val="2F5496" w:themeColor="accent1" w:themeShade="BF"/>
       <w:sz w:val="40"/>
       <w:szCs w:val="40"/>
     </w:rPr>
   </w:style>
-  <w:style w:type="character" w:customStyle="1" w:styleId="Ttulo2Char">
-    <w:name w:val="Título 2 Char"/>
-    <w:basedOn w:val="Fontepargpadro"/>
-    <w:link w:val="Ttulo2"/>
+  <w:style w:type="character" w:styleId="Heading2Char" w:customStyle="1">
+    <w:name w:val="Heading 2 Char"/>
+    <w:basedOn w:val="DefaultParagraphFont"/>
+    <w:link w:val="Heading2"/>
     <w:uiPriority w:val="9"/>
     <w:rsid w:val="00CC1ED3"/>
     <w:rPr>
-      <w:rFonts w:asciiTheme="majorHAnsi" w:eastAsiaTheme="majorEastAsia" w:hAnsiTheme="majorHAnsi" w:cstheme="majorBidi"/>
+      <w:rFonts w:asciiTheme="majorHAnsi" w:hAnsiTheme="majorHAnsi" w:eastAsiaTheme="majorEastAsia" w:cstheme="majorBidi"/>
       <w:color w:val="2F5496" w:themeColor="accent1" w:themeShade="BF"/>
       <w:sz w:val="32"/>
       <w:szCs w:val="32"/>
     </w:rPr>
   </w:style>
-  <w:style w:type="character" w:customStyle="1" w:styleId="Ttulo3Char">
-    <w:name w:val="Título 3 Char"/>
-    <w:basedOn w:val="Fontepargpadro"/>
-    <w:link w:val="Ttulo3"/>
+  <w:style w:type="character" w:styleId="Heading3Char" w:customStyle="1">
+    <w:name w:val="Heading 3 Char"/>
+    <w:basedOn w:val="DefaultParagraphFont"/>
+    <w:link w:val="Heading3"/>
     <w:uiPriority w:val="9"/>
     <w:rsid w:val="00CC1ED3"/>
     <w:rPr>
@@ -7934,10 +8723,10 @@
       <w:szCs w:val="28"/>
     </w:rPr>
   </w:style>
-  <w:style w:type="character" w:customStyle="1" w:styleId="Ttulo4Char">
-    <w:name w:val="Título 4 Char"/>
-    <w:basedOn w:val="Fontepargpadro"/>
-    <w:link w:val="Ttulo4"/>
+  <w:style w:type="character" w:styleId="Heading4Char" w:customStyle="1">
+    <w:name w:val="Heading 4 Char"/>
+    <w:basedOn w:val="DefaultParagraphFont"/>
+    <w:link w:val="Heading4"/>
     <w:uiPriority w:val="9"/>
     <w:semiHidden/>
     <w:rsid w:val="00CC1ED3"/>
@@ -7948,10 +8737,10 @@
       <w:color w:val="2F5496" w:themeColor="accent1" w:themeShade="BF"/>
     </w:rPr>
   </w:style>
-  <w:style w:type="character" w:customStyle="1" w:styleId="Ttulo5Char">
-    <w:name w:val="Título 5 Char"/>
-    <w:basedOn w:val="Fontepargpadro"/>
-    <w:link w:val="Ttulo5"/>
+  <w:style w:type="character" w:styleId="Heading5Char" w:customStyle="1">
+    <w:name w:val="Heading 5 Char"/>
+    <w:basedOn w:val="DefaultParagraphFont"/>
+    <w:link w:val="Heading5"/>
     <w:uiPriority w:val="9"/>
     <w:semiHidden/>
     <w:rsid w:val="00CC1ED3"/>
@@ -7960,10 +8749,10 @@
       <w:color w:val="2F5496" w:themeColor="accent1" w:themeShade="BF"/>
     </w:rPr>
   </w:style>
-  <w:style w:type="character" w:customStyle="1" w:styleId="Ttulo6Char">
-    <w:name w:val="Título 6 Char"/>
-    <w:basedOn w:val="Fontepargpadro"/>
-    <w:link w:val="Ttulo6"/>
+  <w:style w:type="character" w:styleId="Heading6Char" w:customStyle="1">
+    <w:name w:val="Heading 6 Char"/>
+    <w:basedOn w:val="DefaultParagraphFont"/>
+    <w:link w:val="Heading6"/>
     <w:uiPriority w:val="9"/>
     <w:semiHidden/>
     <w:rsid w:val="00CC1ED3"/>
@@ -7974,10 +8763,10 @@
       <w:color w:val="595959" w:themeColor="text1" w:themeTint="A6"/>
     </w:rPr>
   </w:style>
-  <w:style w:type="character" w:customStyle="1" w:styleId="Ttulo7Char">
-    <w:name w:val="Título 7 Char"/>
-    <w:basedOn w:val="Fontepargpadro"/>
-    <w:link w:val="Ttulo7"/>
+  <w:style w:type="character" w:styleId="Heading7Char" w:customStyle="1">
+    <w:name w:val="Heading 7 Char"/>
+    <w:basedOn w:val="DefaultParagraphFont"/>
+    <w:link w:val="Heading7"/>
     <w:uiPriority w:val="9"/>
     <w:semiHidden/>
     <w:rsid w:val="00CC1ED3"/>
@@ -7986,10 +8775,10 @@
       <w:color w:val="595959" w:themeColor="text1" w:themeTint="A6"/>
     </w:rPr>
   </w:style>
-  <w:style w:type="character" w:customStyle="1" w:styleId="Ttulo8Char">
-    <w:name w:val="Título 8 Char"/>
-    <w:basedOn w:val="Fontepargpadro"/>
-    <w:link w:val="Ttulo8"/>
+  <w:style w:type="character" w:styleId="Heading8Char" w:customStyle="1">
+    <w:name w:val="Heading 8 Char"/>
+    <w:basedOn w:val="DefaultParagraphFont"/>
+    <w:link w:val="Heading8"/>
     <w:uiPriority w:val="9"/>
     <w:semiHidden/>
     <w:rsid w:val="00CC1ED3"/>
@@ -8000,10 +8789,10 @@
       <w:color w:val="272727" w:themeColor="text1" w:themeTint="D8"/>
     </w:rPr>
   </w:style>
-  <w:style w:type="character" w:customStyle="1" w:styleId="Ttulo9Char">
-    <w:name w:val="Título 9 Char"/>
-    <w:basedOn w:val="Fontepargpadro"/>
-    <w:link w:val="Ttulo9"/>
+  <w:style w:type="character" w:styleId="Heading9Char" w:customStyle="1">
+    <w:name w:val="Heading 9 Char"/>
+    <w:basedOn w:val="DefaultParagraphFont"/>
+    <w:link w:val="Heading9"/>
     <w:uiPriority w:val="9"/>
     <w:semiHidden/>
     <w:rsid w:val="00CC1ED3"/>
@@ -8012,11 +8801,11 @@
       <w:color w:val="272727" w:themeColor="text1" w:themeTint="D8"/>
     </w:rPr>
   </w:style>
-  <w:style w:type="paragraph" w:styleId="Ttulo">
+  <w:style w:type="paragraph" w:styleId="Title">
     <w:name w:val="Title"/>
     <w:basedOn w:val="Normal"/>
     <w:next w:val="Normal"/>
-    <w:link w:val="TtuloChar"/>
+    <w:link w:val="TitleChar"/>
     <w:uiPriority w:val="10"/>
     <w:qFormat/>
     <w:rsid w:val="00CC1ED3"/>
@@ -8025,32 +8814,32 @@
       <w:contextualSpacing/>
     </w:pPr>
     <w:rPr>
-      <w:rFonts w:asciiTheme="majorHAnsi" w:eastAsiaTheme="majorEastAsia" w:hAnsiTheme="majorHAnsi" w:cstheme="majorBidi"/>
+      <w:rFonts w:asciiTheme="majorHAnsi" w:hAnsiTheme="majorHAnsi" w:eastAsiaTheme="majorEastAsia" w:cstheme="majorBidi"/>
       <w:spacing w:val="-10"/>
       <w:kern w:val="28"/>
       <w:sz w:val="56"/>
       <w:szCs w:val="56"/>
     </w:rPr>
   </w:style>
-  <w:style w:type="character" w:customStyle="1" w:styleId="TtuloChar">
-    <w:name w:val="Título Char"/>
-    <w:basedOn w:val="Fontepargpadro"/>
-    <w:link w:val="Ttulo"/>
+  <w:style w:type="character" w:styleId="TitleChar" w:customStyle="1">
+    <w:name w:val="Title Char"/>
+    <w:basedOn w:val="DefaultParagraphFont"/>
+    <w:link w:val="Title"/>
     <w:uiPriority w:val="10"/>
     <w:rsid w:val="00CC1ED3"/>
     <w:rPr>
-      <w:rFonts w:asciiTheme="majorHAnsi" w:eastAsiaTheme="majorEastAsia" w:hAnsiTheme="majorHAnsi" w:cstheme="majorBidi"/>
+      <w:rFonts w:asciiTheme="majorHAnsi" w:hAnsiTheme="majorHAnsi" w:eastAsiaTheme="majorEastAsia" w:cstheme="majorBidi"/>
       <w:spacing w:val="-10"/>
       <w:kern w:val="28"/>
       <w:sz w:val="56"/>
       <w:szCs w:val="56"/>
     </w:rPr>
   </w:style>
-  <w:style w:type="paragraph" w:styleId="Subttulo">
+  <w:style w:type="paragraph" w:styleId="Subtitle">
     <w:name w:val="Subtitle"/>
     <w:basedOn w:val="Normal"/>
     <w:next w:val="Normal"/>
-    <w:link w:val="SubttuloChar"/>
+    <w:link w:val="SubtitleChar"/>
     <w:uiPriority w:val="11"/>
     <w:qFormat/>
     <w:rsid w:val="00CC1ED3"/>
@@ -8067,10 +8856,10 @@
       <w:szCs w:val="28"/>
     </w:rPr>
   </w:style>
-  <w:style w:type="character" w:customStyle="1" w:styleId="SubttuloChar">
-    <w:name w:val="Subtítulo Char"/>
-    <w:basedOn w:val="Fontepargpadro"/>
-    <w:link w:val="Subttulo"/>
+  <w:style w:type="character" w:styleId="SubtitleChar" w:customStyle="1">
+    <w:name w:val="Subtitle Char"/>
+    <w:basedOn w:val="DefaultParagraphFont"/>
+    <w:link w:val="Subtitle"/>
     <w:uiPriority w:val="11"/>
     <w:rsid w:val="00CC1ED3"/>
     <w:rPr>
@@ -8081,11 +8870,11 @@
       <w:szCs w:val="28"/>
     </w:rPr>
   </w:style>
-  <w:style w:type="paragraph" w:styleId="Citao">
+  <w:style w:type="paragraph" w:styleId="Quote">
     <w:name w:val="Quote"/>
     <w:basedOn w:val="Normal"/>
     <w:next w:val="Normal"/>
-    <w:link w:val="CitaoChar"/>
+    <w:link w:val="QuoteChar"/>
     <w:uiPriority w:val="29"/>
     <w:qFormat/>
     <w:rsid w:val="00CC1ED3"/>
@@ -8099,10 +8888,10 @@
       <w:color w:val="404040" w:themeColor="text1" w:themeTint="BF"/>
     </w:rPr>
   </w:style>
-  <w:style w:type="character" w:customStyle="1" w:styleId="CitaoChar">
-    <w:name w:val="Citação Char"/>
-    <w:basedOn w:val="Fontepargpadro"/>
-    <w:link w:val="Citao"/>
+  <w:style w:type="character" w:styleId="QuoteChar" w:customStyle="1">
+    <w:name w:val="Quote Char"/>
+    <w:basedOn w:val="DefaultParagraphFont"/>
+    <w:link w:val="Quote"/>
     <w:uiPriority w:val="29"/>
     <w:rsid w:val="00CC1ED3"/>
     <w:rPr>
@@ -8111,7 +8900,7 @@
       <w:color w:val="404040" w:themeColor="text1" w:themeTint="BF"/>
     </w:rPr>
   </w:style>
-  <w:style w:type="paragraph" w:styleId="PargrafodaLista">
+  <w:style w:type="paragraph" w:styleId="ListParagraph">
     <w:name w:val="List Paragraph"/>
     <w:basedOn w:val="Normal"/>
     <w:uiPriority w:val="34"/>
@@ -8122,9 +8911,9 @@
       <w:contextualSpacing/>
     </w:pPr>
   </w:style>
-  <w:style w:type="character" w:styleId="nfaseIntensa">
+  <w:style w:type="character" w:styleId="IntenseEmphasis">
     <w:name w:val="Intense Emphasis"/>
-    <w:basedOn w:val="Fontepargpadro"/>
+    <w:basedOn w:val="DefaultParagraphFont"/>
     <w:uiPriority w:val="21"/>
     <w:qFormat/>
     <w:rsid w:val="00CC1ED3"/>
@@ -8134,18 +8923,18 @@
       <w:color w:val="2F5496" w:themeColor="accent1" w:themeShade="BF"/>
     </w:rPr>
   </w:style>
-  <w:style w:type="paragraph" w:styleId="CitaoIntensa">
+  <w:style w:type="paragraph" w:styleId="IntenseQuote">
     <w:name w:val="Intense Quote"/>
     <w:basedOn w:val="Normal"/>
     <w:next w:val="Normal"/>
-    <w:link w:val="CitaoIntensaChar"/>
+    <w:link w:val="IntenseQuoteChar"/>
     <w:uiPriority w:val="30"/>
     <w:qFormat/>
     <w:rsid w:val="00CC1ED3"/>
     <w:pPr>
       <w:pBdr>
-        <w:top w:val="single" w:sz="4" w:space="10" w:color="2F5496" w:themeColor="accent1" w:themeShade="BF"/>
-        <w:bottom w:val="single" w:sz="4" w:space="10" w:color="2F5496" w:themeColor="accent1" w:themeShade="BF"/>
+        <w:top w:val="single" w:color="2F5496" w:themeColor="accent1" w:themeShade="BF" w:sz="4" w:space="10"/>
+        <w:bottom w:val="single" w:color="2F5496" w:themeColor="accent1" w:themeShade="BF" w:sz="4" w:space="10"/>
       </w:pBdr>
       <w:spacing w:before="360" w:after="360"/>
       <w:ind w:left="864" w:right="864"/>
@@ -8157,10 +8946,10 @@
       <w:color w:val="2F5496" w:themeColor="accent1" w:themeShade="BF"/>
     </w:rPr>
   </w:style>
-  <w:style w:type="character" w:customStyle="1" w:styleId="CitaoIntensaChar">
-    <w:name w:val="Citação Intensa Char"/>
-    <w:basedOn w:val="Fontepargpadro"/>
-    <w:link w:val="CitaoIntensa"/>
+  <w:style w:type="character" w:styleId="IntenseQuoteChar" w:customStyle="1">
+    <w:name w:val="Intense Quote Char"/>
+    <w:basedOn w:val="DefaultParagraphFont"/>
+    <w:link w:val="IntenseQuote"/>
     <w:uiPriority w:val="30"/>
     <w:rsid w:val="00CC1ED3"/>
     <w:rPr>
@@ -8169,9 +8958,9 @@
       <w:color w:val="2F5496" w:themeColor="accent1" w:themeShade="BF"/>
     </w:rPr>
   </w:style>
-  <w:style w:type="character" w:styleId="RefernciaIntensa">
+  <w:style w:type="character" w:styleId="IntenseReference">
     <w:name w:val="Intense Reference"/>
-    <w:basedOn w:val="Fontepargpadro"/>
+    <w:basedOn w:val="DefaultParagraphFont"/>
     <w:uiPriority w:val="32"/>
     <w:qFormat/>
     <w:rsid w:val="00CC1ED3"/>
@@ -8185,7 +8974,7 @@
   </w:style>
   <w:style w:type="character" w:styleId="Hyperlink">
     <w:name w:val="Hyperlink"/>
-    <w:basedOn w:val="Fontepargpadro"/>
+    <w:basedOn w:val="DefaultParagraphFont"/>
     <w:uiPriority w:val="99"/>
     <w:unhideWhenUsed/>
     <w:rsid w:val="00A55228"/>
@@ -8194,9 +8983,9 @@
       <w:u w:val="single"/>
     </w:rPr>
   </w:style>
-  <w:style w:type="character" w:styleId="MenoPendente">
+  <w:style w:type="character" w:styleId="UnresolvedMention">
     <w:name w:val="Unresolved Mention"/>
-    <w:basedOn w:val="Fontepargpadro"/>
+    <w:basedOn w:val="DefaultParagraphFont"/>
     <w:uiPriority w:val="99"/>
     <w:semiHidden/>
     <w:unhideWhenUsed/>
@@ -8206,9 +8995,9 @@
       <w:shd w:val="clear" w:color="auto" w:fill="E1DFDD"/>
     </w:rPr>
   </w:style>
-  <w:style w:type="table" w:styleId="Tabelacomgrade">
+  <w:style w:type="table" w:styleId="TableGrid">
     <w:name w:val="Table Grid"/>
-    <w:basedOn w:val="Tabelanormal"/>
+    <w:basedOn w:val="TableNormal"/>
     <w:uiPriority w:val="39"/>
     <w:rsid w:val="002D06A0"/>
     <w:pPr>
@@ -8216,12 +9005,12 @@
     </w:pPr>
     <w:tblPr>
       <w:tblBorders>
-        <w:top w:val="single" w:sz="4" w:space="0" w:color="auto"/>
-        <w:left w:val="single" w:sz="4" w:space="0" w:color="auto"/>
-        <w:bottom w:val="single" w:sz="4" w:space="0" w:color="auto"/>
-        <w:right w:val="single" w:sz="4" w:space="0" w:color="auto"/>
-        <w:insideH w:val="single" w:sz="4" w:space="0" w:color="auto"/>
-        <w:insideV w:val="single" w:sz="4" w:space="0" w:color="auto"/>
+        <w:top w:val="single" w:color="auto" w:sz="4" w:space="0"/>
+        <w:left w:val="single" w:color="auto" w:sz="4" w:space="0"/>
+        <w:bottom w:val="single" w:color="auto" w:sz="4" w:space="0"/>
+        <w:right w:val="single" w:color="auto" w:sz="4" w:space="0"/>
+        <w:insideH w:val="single" w:color="auto" w:sz="4" w:space="0"/>
+        <w:insideV w:val="single" w:color="auto" w:sz="4" w:space="0"/>
       </w:tblBorders>
     </w:tblPr>
   </w:style>
@@ -8236,7 +9025,7 @@
       <w:spacing w:before="100" w:beforeAutospacing="1" w:after="100" w:afterAutospacing="1" w:line="240" w:lineRule="auto"/>
     </w:pPr>
     <w:rPr>
-      <w:rFonts w:ascii="Times New Roman" w:eastAsia="Times New Roman" w:hAnsi="Times New Roman" w:cs="Times New Roman"/>
+      <w:rFonts w:ascii="Times New Roman" w:hAnsi="Times New Roman" w:eastAsia="Times New Roman" w:cs="Times New Roman"/>
       <w:kern w:val="0"/>
       <w:sz w:val="24"/>
       <w:szCs w:val="24"/>
@@ -8244,9 +9033,9 @@
       <w14:ligatures w14:val="none"/>
     </w:rPr>
   </w:style>
-  <w:style w:type="character" w:styleId="Forte">
+  <w:style w:type="character" w:styleId="Strong">
     <w:name w:val="Strong"/>
-    <w:basedOn w:val="Fontepargpadro"/>
+    <w:basedOn w:val="DefaultParagraphFont"/>
     <w:uiPriority w:val="22"/>
     <w:qFormat/>
     <w:rsid w:val="00C2036F"/>
@@ -8255,9 +9044,9 @@
       <w:bCs/>
     </w:rPr>
   </w:style>
-  <w:style w:type="character" w:styleId="nfase">
+  <w:style w:type="character" w:styleId="Emphasis">
     <w:name w:val="Emphasis"/>
-    <w:basedOn w:val="Fontepargpadro"/>
+    <w:basedOn w:val="DefaultParagraphFont"/>
     <w:uiPriority w:val="20"/>
     <w:qFormat/>
     <w:rsid w:val="00C2036F"/>
@@ -8266,10 +9055,10 @@
       <w:iCs/>
     </w:rPr>
   </w:style>
-  <w:style w:type="paragraph" w:styleId="Cabealho">
+  <w:style w:type="paragraph" w:styleId="Header">
     <w:name w:val="header"/>
     <w:basedOn w:val="Normal"/>
-    <w:link w:val="CabealhoChar"/>
+    <w:link w:val="HeaderChar"/>
     <w:uiPriority w:val="99"/>
     <w:unhideWhenUsed/>
     <w:rsid w:val="0091429B"/>
@@ -8281,17 +9070,17 @@
       <w:spacing w:after="0" w:line="240" w:lineRule="auto"/>
     </w:pPr>
   </w:style>
-  <w:style w:type="character" w:customStyle="1" w:styleId="CabealhoChar">
-    <w:name w:val="Cabeçalho Char"/>
-    <w:basedOn w:val="Fontepargpadro"/>
-    <w:link w:val="Cabealho"/>
+  <w:style w:type="character" w:styleId="HeaderChar" w:customStyle="1">
+    <w:name w:val="Header Char"/>
+    <w:basedOn w:val="DefaultParagraphFont"/>
+    <w:link w:val="Header"/>
     <w:uiPriority w:val="99"/>
     <w:rsid w:val="0091429B"/>
   </w:style>
-  <w:style w:type="paragraph" w:styleId="Rodap">
+  <w:style w:type="paragraph" w:styleId="Footer">
     <w:name w:val="footer"/>
     <w:basedOn w:val="Normal"/>
-    <w:link w:val="RodapChar"/>
+    <w:link w:val="FooterChar"/>
     <w:uiPriority w:val="99"/>
     <w:unhideWhenUsed/>
     <w:rsid w:val="0091429B"/>
@@ -8303,16 +9092,16 @@
       <w:spacing w:after="0" w:line="240" w:lineRule="auto"/>
     </w:pPr>
   </w:style>
-  <w:style w:type="character" w:customStyle="1" w:styleId="RodapChar">
-    <w:name w:val="Rodapé Char"/>
-    <w:basedOn w:val="Fontepargpadro"/>
-    <w:link w:val="Rodap"/>
+  <w:style w:type="character" w:styleId="FooterChar" w:customStyle="1">
+    <w:name w:val="Footer Char"/>
+    <w:basedOn w:val="DefaultParagraphFont"/>
+    <w:link w:val="Footer"/>
     <w:uiPriority w:val="99"/>
     <w:rsid w:val="0091429B"/>
   </w:style>
-  <w:style w:type="paragraph" w:styleId="CabealhodoSumrio">
+  <w:style w:type="paragraph" w:styleId="TOCHeading">
     <w:name w:val="TOC Heading"/>
-    <w:basedOn w:val="Ttulo1"/>
+    <w:basedOn w:val="Heading1"/>
     <w:next w:val="Normal"/>
     <w:uiPriority w:val="39"/>
     <w:unhideWhenUsed/>
@@ -8330,7 +9119,7 @@
       <w14:ligatures w14:val="none"/>
     </w:rPr>
   </w:style>
-  <w:style w:type="paragraph" w:styleId="Sumrio2">
+  <w:style w:type="paragraph" w:styleId="TOC2">
     <w:name w:val="toc 2"/>
     <w:basedOn w:val="Normal"/>
     <w:next w:val="Normal"/>
@@ -8343,13 +9132,13 @@
       <w:ind w:left="220"/>
     </w:pPr>
     <w:rPr>
-      <w:rFonts w:eastAsiaTheme="minorEastAsia" w:cs="Times New Roman"/>
+      <w:rFonts w:cs="Times New Roman" w:eastAsiaTheme="minorEastAsia"/>
       <w:kern w:val="0"/>
       <w:lang w:eastAsia="pt-BR"/>
       <w14:ligatures w14:val="none"/>
     </w:rPr>
   </w:style>
-  <w:style w:type="paragraph" w:styleId="Sumrio1">
+  <w:style w:type="paragraph" w:styleId="TOC1">
     <w:name w:val="toc 1"/>
     <w:basedOn w:val="Normal"/>
     <w:next w:val="Normal"/>
@@ -8361,13 +9150,13 @@
       <w:spacing w:after="100"/>
     </w:pPr>
     <w:rPr>
-      <w:rFonts w:eastAsiaTheme="minorEastAsia" w:cs="Times New Roman"/>
+      <w:rFonts w:cs="Times New Roman" w:eastAsiaTheme="minorEastAsia"/>
       <w:kern w:val="0"/>
       <w:lang w:eastAsia="pt-BR"/>
       <w14:ligatures w14:val="none"/>
     </w:rPr>
   </w:style>
-  <w:style w:type="paragraph" w:styleId="Sumrio3">
+  <w:style w:type="paragraph" w:styleId="TOC3">
     <w:name w:val="toc 3"/>
     <w:basedOn w:val="Normal"/>
     <w:next w:val="Normal"/>
@@ -8380,7 +9169,7 @@
       <w:ind w:left="440"/>
     </w:pPr>
     <w:rPr>
-      <w:rFonts w:eastAsiaTheme="minorEastAsia" w:cs="Times New Roman"/>
+      <w:rFonts w:cs="Times New Roman" w:eastAsiaTheme="minorEastAsia"/>
       <w:kern w:val="0"/>
       <w:lang w:eastAsia="pt-BR"/>
       <w14:ligatures w14:val="none"/>
@@ -8390,7 +9179,7 @@
 </file>
 
 <file path=word/theme/theme1.xml><?xml version="1.0" encoding="utf-8"?>
-<a:theme xmlns:a="http://schemas.openxmlformats.org/drawingml/2006/main" name="Tema do Office">
+<a:theme xmlns:a="http://schemas.openxmlformats.org/drawingml/2006/main" xmlns:thm15="http://schemas.microsoft.com/office/thememl/2012/main" name="Tema do Office">
   <a:themeElements>
     <a:clrScheme name="Office">
       <a:dk1>
@@ -8692,7 +9481,6 @@
 <ds:datastoreItem xmlns:ds="http://schemas.openxmlformats.org/officeDocument/2006/customXml" ds:itemID="{C9C22E6E-F8F4-42E7-963B-CF09AC87BA33}">
   <ds:schemaRefs>
     <ds:schemaRef ds:uri="http://schemas.openxmlformats.org/officeDocument/2006/bibliography"/>
-    <ds:schemaRef ds:uri="http://www.w3.org/2000/xmlns/"/>
   </ds:schemaRefs>
 </ds:datastoreItem>
 </file>
--- a/Desafio5_Flask_IMIP/slides/Sistema De Apoio À Alfabetização Hospitalar Documentação.docx
+++ b/Desafio5_Flask_IMIP/slides/Sistema De Apoio À Alfabetização Hospitalar Documentação.docx
@@ -169,7 +169,9 @@
       <w:r>
         <w:rPr>
           <w:rFonts w:ascii="Times New Roman" w:hAnsi="Times New Roman" w:eastAsia="Times New Roman" w:cs="Times New Roman"/>
-          <w:color w:val="000000" w:themeColor="text1"/>
+          <w:b w:val="1"/>
+          <w:bCs w:val="1"/>
+          <w:color w:val="000000" w:themeColor="text1" w:themeTint="FF" w:themeShade="FF"/>
           <w:sz w:val="28"/>
           <w:szCs w:val="28"/>
         </w:rPr>
@@ -178,7 +180,9 @@
       <w:r>
         <w:rPr>
           <w:rFonts w:ascii="Times New Roman" w:hAnsi="Times New Roman" w:eastAsia="Times New Roman" w:cs="Times New Roman"/>
-          <w:color w:val="000000" w:themeColor="text1"/>
+          <w:b w:val="1"/>
+          <w:bCs w:val="1"/>
+          <w:color w:val="000000" w:themeColor="text1" w:themeTint="FF" w:themeShade="FF"/>
           <w:sz w:val="28"/>
           <w:szCs w:val="28"/>
         </w:rPr>
@@ -187,9 +191,9 @@
       <w:r>
         <w:rPr>
           <w:rFonts w:ascii="Times New Roman" w:hAnsi="Times New Roman" w:eastAsia="Times New Roman" w:cs="Times New Roman"/>
-          <w:b/>
-          <w:bCs/>
-          <w:color w:val="000000" w:themeColor="text1"/>
+          <w:b w:val="1"/>
+          <w:bCs w:val="1"/>
+          <w:color w:val="000000" w:themeColor="text1" w:themeTint="FF" w:themeShade="FF"/>
           <w:sz w:val="28"/>
           <w:szCs w:val="28"/>
         </w:rPr>
@@ -201,7 +205,9 @@
       <w:r>
         <w:rPr>
           <w:rFonts w:ascii="Times New Roman" w:hAnsi="Times New Roman" w:eastAsia="Times New Roman" w:cs="Times New Roman"/>
-          <w:color w:val="000000" w:themeColor="text1"/>
+          <w:b w:val="1"/>
+          <w:bCs w:val="1"/>
+          <w:color w:val="000000" w:themeColor="text1" w:themeTint="FF" w:themeShade="FF"/>
           <w:sz w:val="28"/>
           <w:szCs w:val="28"/>
         </w:rPr>
@@ -501,6 +507,8 @@
         <w:jc w:val="center"/>
         <w:rPr>
           <w:rFonts w:ascii="Times New Roman" w:hAnsi="Times New Roman" w:cs="Times New Roman"/>
+          <w:b w:val="1"/>
+          <w:bCs w:val="1"/>
           <w:sz w:val="24"/>
           <w:szCs w:val="24"/>
         </w:rPr>
@@ -508,6 +516,8 @@
       <w:r>
         <w:rPr>
           <w:rFonts w:ascii="Times New Roman" w:hAnsi="Times New Roman" w:cs="Times New Roman"/>
+          <w:b w:val="1"/>
+          <w:bCs w:val="1"/>
           <w:sz w:val="24"/>
           <w:szCs w:val="24"/>
         </w:rPr>
@@ -520,6 +530,8 @@
         <w:jc w:val="center"/>
         <w:rPr>
           <w:rFonts w:ascii="Times New Roman" w:hAnsi="Times New Roman" w:eastAsia="Times New Roman" w:cs="Times New Roman"/>
+          <w:b w:val="1"/>
+          <w:bCs w:val="1"/>
           <w:sz w:val="28"/>
           <w:szCs w:val="28"/>
         </w:rPr>
@@ -527,6 +539,8 @@
       <w:r>
         <w:rPr>
           <w:rFonts w:ascii="Times New Roman" w:hAnsi="Times New Roman" w:cs="Times New Roman"/>
+          <w:b w:val="1"/>
+          <w:bCs w:val="1"/>
           <w:sz w:val="24"/>
           <w:szCs w:val="24"/>
         </w:rPr>
@@ -831,7 +845,7 @@
       <w:r>
         <w:rPr>
           <w:rFonts w:ascii="Times New Roman" w:hAnsi="Times New Roman" w:eastAsia="Times New Roman" w:cs="Times New Roman"/>
-          <w:color w:val="000000" w:themeColor="text1"/>
+          <w:color w:val="000000" w:themeColor="text1" w:themeTint="FF" w:themeShade="FF"/>
           <w:sz w:val="24"/>
           <w:szCs w:val="24"/>
         </w:rPr>
@@ -840,41 +854,37 @@
       <w:r>
         <w:br/>
       </w:r>
-      <w:proofErr w:type="spellStart"/>
-      <w:r>
-        <w:rPr>
-          <w:rFonts w:ascii="Times New Roman" w:hAnsi="Times New Roman" w:eastAsia="Times New Roman" w:cs="Times New Roman"/>
-          <w:color w:val="000000" w:themeColor="text1"/>
+      <w:r>
+        <w:rPr>
+          <w:rFonts w:ascii="Times New Roman" w:hAnsi="Times New Roman" w:eastAsia="Times New Roman" w:cs="Times New Roman"/>
+          <w:color w:val="000000" w:themeColor="text1" w:themeTint="FF" w:themeShade="FF"/>
           <w:sz w:val="24"/>
           <w:szCs w:val="24"/>
         </w:rPr>
         <w:t>Emanuelly</w:t>
       </w:r>
-      <w:proofErr w:type="spellEnd"/>
-      <w:r>
-        <w:rPr>
-          <w:rFonts w:ascii="Times New Roman" w:hAnsi="Times New Roman" w:eastAsia="Times New Roman" w:cs="Times New Roman"/>
-          <w:color w:val="000000" w:themeColor="text1"/>
+      <w:r>
+        <w:rPr>
+          <w:rFonts w:ascii="Times New Roman" w:hAnsi="Times New Roman" w:eastAsia="Times New Roman" w:cs="Times New Roman"/>
+          <w:color w:val="000000" w:themeColor="text1" w:themeTint="FF" w:themeShade="FF"/>
           <w:sz w:val="24"/>
           <w:szCs w:val="24"/>
         </w:rPr>
         <w:t xml:space="preserve"> </w:t>
       </w:r>
-      <w:proofErr w:type="spellStart"/>
-      <w:r>
-        <w:rPr>
-          <w:rFonts w:ascii="Times New Roman" w:hAnsi="Times New Roman" w:eastAsia="Times New Roman" w:cs="Times New Roman"/>
-          <w:color w:val="000000" w:themeColor="text1"/>
+      <w:r>
+        <w:rPr>
+          <w:rFonts w:ascii="Times New Roman" w:hAnsi="Times New Roman" w:eastAsia="Times New Roman" w:cs="Times New Roman"/>
+          <w:color w:val="000000" w:themeColor="text1" w:themeTint="FF" w:themeShade="FF"/>
           <w:sz w:val="24"/>
           <w:szCs w:val="24"/>
         </w:rPr>
         <w:t>Araujo</w:t>
       </w:r>
-      <w:proofErr w:type="spellEnd"/>
-      <w:r>
-        <w:rPr>
-          <w:rFonts w:ascii="Times New Roman" w:hAnsi="Times New Roman" w:eastAsia="Times New Roman" w:cs="Times New Roman"/>
-          <w:color w:val="000000" w:themeColor="text1"/>
+      <w:r>
+        <w:rPr>
+          <w:rFonts w:ascii="Times New Roman" w:hAnsi="Times New Roman" w:eastAsia="Times New Roman" w:cs="Times New Roman"/>
+          <w:color w:val="000000" w:themeColor="text1" w:themeTint="FF" w:themeShade="FF"/>
           <w:sz w:val="24"/>
           <w:szCs w:val="24"/>
         </w:rPr>
@@ -883,7 +893,7 @@
       <w:r>
         <w:rPr>
           <w:rFonts w:ascii="Times New Roman" w:hAnsi="Times New Roman" w:eastAsia="Times New Roman" w:cs="Times New Roman"/>
-          <w:color w:val="000000" w:themeColor="text1"/>
+          <w:color w:val="000000" w:themeColor="text1" w:themeTint="FF" w:themeShade="FF"/>
           <w:sz w:val="24"/>
           <w:szCs w:val="24"/>
         </w:rPr>
@@ -895,27 +905,25 @@
       <w:r>
         <w:rPr>
           <w:rFonts w:ascii="Times New Roman" w:hAnsi="Times New Roman" w:eastAsia="Times New Roman" w:cs="Times New Roman"/>
-          <w:color w:val="000000" w:themeColor="text1"/>
+          <w:color w:val="000000" w:themeColor="text1" w:themeTint="FF" w:themeShade="FF"/>
           <w:sz w:val="24"/>
           <w:szCs w:val="24"/>
         </w:rPr>
         <w:t xml:space="preserve">Gabriel Arruda </w:t>
       </w:r>
-      <w:proofErr w:type="spellStart"/>
-      <w:r>
-        <w:rPr>
-          <w:rFonts w:ascii="Times New Roman" w:hAnsi="Times New Roman" w:eastAsia="Times New Roman" w:cs="Times New Roman"/>
-          <w:color w:val="000000" w:themeColor="text1"/>
+      <w:r>
+        <w:rPr>
+          <w:rFonts w:ascii="Times New Roman" w:hAnsi="Times New Roman" w:eastAsia="Times New Roman" w:cs="Times New Roman"/>
+          <w:color w:val="000000" w:themeColor="text1" w:themeTint="FF" w:themeShade="FF"/>
           <w:sz w:val="24"/>
           <w:szCs w:val="24"/>
         </w:rPr>
         <w:t>Caricchio</w:t>
       </w:r>
-      <w:proofErr w:type="spellEnd"/>
-      <w:r>
-        <w:rPr>
-          <w:rFonts w:ascii="Times New Roman" w:hAnsi="Times New Roman" w:eastAsia="Times New Roman" w:cs="Times New Roman"/>
-          <w:color w:val="000000" w:themeColor="text1"/>
+      <w:r>
+        <w:rPr>
+          <w:rFonts w:ascii="Times New Roman" w:hAnsi="Times New Roman" w:eastAsia="Times New Roman" w:cs="Times New Roman"/>
+          <w:color w:val="000000" w:themeColor="text1" w:themeTint="FF" w:themeShade="FF"/>
           <w:sz w:val="24"/>
           <w:szCs w:val="24"/>
         </w:rPr>
@@ -927,7 +935,7 @@
       <w:r>
         <w:rPr>
           <w:rFonts w:ascii="Times New Roman" w:hAnsi="Times New Roman" w:eastAsia="Times New Roman" w:cs="Times New Roman"/>
-          <w:color w:val="000000" w:themeColor="text1"/>
+          <w:color w:val="000000" w:themeColor="text1" w:themeTint="FF" w:themeShade="FF"/>
           <w:sz w:val="24"/>
           <w:szCs w:val="24"/>
         </w:rPr>
@@ -936,27 +944,25 @@
       <w:r>
         <w:rPr>
           <w:rFonts w:ascii="Times New Roman" w:hAnsi="Times New Roman" w:eastAsia="Times New Roman" w:cs="Times New Roman"/>
-          <w:color w:val="000000" w:themeColor="text1"/>
+          <w:color w:val="000000" w:themeColor="text1" w:themeTint="FF" w:themeShade="FF"/>
           <w:sz w:val="24"/>
           <w:szCs w:val="24"/>
         </w:rPr>
         <w:t xml:space="preserve"> de </w:t>
       </w:r>
-      <w:proofErr w:type="spellStart"/>
-      <w:r>
-        <w:rPr>
-          <w:rFonts w:ascii="Times New Roman" w:hAnsi="Times New Roman" w:eastAsia="Times New Roman" w:cs="Times New Roman"/>
-          <w:color w:val="000000" w:themeColor="text1"/>
+      <w:r>
+        <w:rPr>
+          <w:rFonts w:ascii="Times New Roman" w:hAnsi="Times New Roman" w:eastAsia="Times New Roman" w:cs="Times New Roman"/>
+          <w:color w:val="000000" w:themeColor="text1" w:themeTint="FF" w:themeShade="FF"/>
           <w:sz w:val="24"/>
           <w:szCs w:val="24"/>
         </w:rPr>
         <w:t>Araujo</w:t>
       </w:r>
-      <w:proofErr w:type="spellEnd"/>
-      <w:r>
-        <w:rPr>
-          <w:rFonts w:ascii="Times New Roman" w:hAnsi="Times New Roman" w:eastAsia="Times New Roman" w:cs="Times New Roman"/>
-          <w:color w:val="000000" w:themeColor="text1"/>
+      <w:r>
+        <w:rPr>
+          <w:rFonts w:ascii="Times New Roman" w:hAnsi="Times New Roman" w:eastAsia="Times New Roman" w:cs="Times New Roman"/>
+          <w:color w:val="000000" w:themeColor="text1" w:themeTint="FF" w:themeShade="FF"/>
           <w:sz w:val="24"/>
           <w:szCs w:val="24"/>
         </w:rPr>
@@ -968,7 +974,7 @@
       <w:r>
         <w:rPr>
           <w:rFonts w:ascii="Times New Roman" w:hAnsi="Times New Roman" w:eastAsia="Times New Roman" w:cs="Times New Roman"/>
-          <w:color w:val="000000" w:themeColor="text1"/>
+          <w:color w:val="000000" w:themeColor="text1" w:themeTint="FF" w:themeShade="FF"/>
           <w:sz w:val="24"/>
           <w:szCs w:val="24"/>
         </w:rPr>
@@ -980,11 +986,29 @@
       <w:r>
         <w:rPr>
           <w:rFonts w:ascii="Times New Roman" w:hAnsi="Times New Roman" w:eastAsia="Times New Roman" w:cs="Times New Roman"/>
-          <w:color w:val="000000" w:themeColor="text1"/>
-          <w:sz w:val="24"/>
-          <w:szCs w:val="24"/>
-        </w:rPr>
-        <w:t>Pedro Henrique José – (0180325)</w:t>
+          <w:color w:val="000000" w:themeColor="text1" w:themeTint="FF" w:themeShade="FF"/>
+          <w:sz w:val="24"/>
+          <w:szCs w:val="24"/>
+        </w:rPr>
+        <w:t>Pedro Henrique José – (0180325</w:t>
+      </w:r>
+      <w:r>
+        <w:rPr>
+          <w:rFonts w:ascii="Times New Roman" w:hAnsi="Times New Roman" w:eastAsia="Times New Roman" w:cs="Times New Roman"/>
+          <w:color w:val="000000" w:themeColor="text1" w:themeTint="FF" w:themeShade="FF"/>
+          <w:sz w:val="24"/>
+          <w:szCs w:val="24"/>
+        </w:rPr>
+        <w:t>2</w:t>
+      </w:r>
+      <w:r>
+        <w:rPr>
+          <w:rFonts w:ascii="Times New Roman" w:hAnsi="Times New Roman" w:eastAsia="Times New Roman" w:cs="Times New Roman"/>
+          <w:color w:val="000000" w:themeColor="text1" w:themeTint="FF" w:themeShade="FF"/>
+          <w:sz w:val="24"/>
+          <w:szCs w:val="24"/>
+        </w:rPr>
+        <w:t>)</w:t>
       </w:r>
     </w:p>
     <w:p>
@@ -997,21 +1021,19 @@
           <w:szCs w:val="24"/>
         </w:rPr>
       </w:pPr>
-      <w:proofErr w:type="spellStart"/>
-      <w:r>
-        <w:rPr>
-          <w:rFonts w:ascii="Times New Roman" w:hAnsi="Times New Roman" w:eastAsia="Times New Roman" w:cs="Times New Roman"/>
-          <w:color w:val="000000" w:themeColor="text1"/>
+      <w:r>
+        <w:rPr>
+          <w:rFonts w:ascii="Times New Roman" w:hAnsi="Times New Roman" w:eastAsia="Times New Roman" w:cs="Times New Roman"/>
+          <w:color w:val="000000" w:themeColor="text1" w:themeTint="FF" w:themeShade="FF"/>
           <w:sz w:val="24"/>
           <w:szCs w:val="24"/>
         </w:rPr>
         <w:t>Tarsílio</w:t>
       </w:r>
-      <w:proofErr w:type="spellEnd"/>
-      <w:r>
-        <w:rPr>
-          <w:rFonts w:ascii="Times New Roman" w:hAnsi="Times New Roman" w:eastAsia="Times New Roman" w:cs="Times New Roman"/>
-          <w:color w:val="000000" w:themeColor="text1"/>
+      <w:r>
+        <w:rPr>
+          <w:rFonts w:ascii="Times New Roman" w:hAnsi="Times New Roman" w:eastAsia="Times New Roman" w:cs="Times New Roman"/>
+          <w:color w:val="000000" w:themeColor="text1" w:themeTint="FF" w:themeShade="FF"/>
           <w:sz w:val="24"/>
           <w:szCs w:val="24"/>
         </w:rPr>
@@ -1020,7 +1042,7 @@
       <w:r>
         <w:rPr>
           <w:rFonts w:ascii="Times New Roman" w:hAnsi="Times New Roman" w:eastAsia="Times New Roman" w:cs="Times New Roman"/>
-          <w:color w:val="000000" w:themeColor="text1"/>
+          <w:color w:val="000000" w:themeColor="text1" w:themeTint="FF" w:themeShade="FF"/>
           <w:sz w:val="24"/>
           <w:szCs w:val="24"/>
         </w:rPr>
@@ -1029,7 +1051,16 @@
       <w:r>
         <w:rPr>
           <w:rFonts w:ascii="Times New Roman" w:hAnsi="Times New Roman" w:eastAsia="Times New Roman" w:cs="Times New Roman"/>
-          <w:color w:val="000000" w:themeColor="text1"/>
+          <w:color w:val="000000" w:themeColor="text1" w:themeTint="FF" w:themeShade="FF"/>
+          <w:sz w:val="24"/>
+          <w:szCs w:val="24"/>
+        </w:rPr>
+        <w:t xml:space="preserve"> </w:t>
+      </w:r>
+      <w:r>
+        <w:rPr>
+          <w:rFonts w:ascii="Times New Roman" w:hAnsi="Times New Roman" w:eastAsia="Times New Roman" w:cs="Times New Roman"/>
+          <w:color w:val="000000" w:themeColor="text1" w:themeTint="FF" w:themeShade="FF"/>
           <w:sz w:val="24"/>
           <w:szCs w:val="24"/>
         </w:rPr>
@@ -1197,467 +1228,470 @@
       <w:r>
         <w:rPr>
           <w:rFonts w:ascii="Times New Roman" w:hAnsi="Times New Roman" w:eastAsia="Times New Roman" w:cs="Times New Roman"/>
+          <w:b w:val="1"/>
+          <w:bCs w:val="1"/>
+          <w:sz w:val="28"/>
+          <w:szCs w:val="28"/>
+        </w:rPr>
+        <w:t xml:space="preserve">Sistema de Apoio à Alfabetização Hospitalar Arquitetura de Software – </w:t>
+      </w:r>
+      <w:r>
+        <w:rPr>
+          <w:rFonts w:ascii="Times New Roman" w:hAnsi="Times New Roman" w:eastAsia="Times New Roman" w:cs="Times New Roman"/>
+          <w:b w:val="1"/>
+          <w:bCs w:val="1"/>
+          <w:sz w:val="28"/>
+          <w:szCs w:val="28"/>
+        </w:rPr>
+        <w:t>Relatório</w:t>
+      </w:r>
+      <w:r>
+        <w:rPr>
+          <w:rFonts w:ascii="Times New Roman" w:hAnsi="Times New Roman" w:eastAsia="Times New Roman" w:cs="Times New Roman"/>
+          <w:b w:val="1"/>
+          <w:bCs w:val="1"/>
+          <w:sz w:val="28"/>
+          <w:szCs w:val="28"/>
+        </w:rPr>
+        <w:t xml:space="preserve"> Completo </w:t>
+      </w:r>
+      <w:r>
+        <w:br/>
+      </w:r>
+      <w:r>
+        <w:br/>
+      </w:r>
+      <w:r>
+        <w:rPr>
+          <w:rFonts w:ascii="Times New Roman" w:hAnsi="Times New Roman" w:eastAsia="Times New Roman" w:cs="Times New Roman"/>
+          <w:b w:val="1"/>
+          <w:bCs w:val="1"/>
+          <w:color w:val="000000" w:themeColor="text1" w:themeTint="FF" w:themeShade="FF"/>
+          <w:sz w:val="24"/>
+          <w:szCs w:val="24"/>
+        </w:rPr>
+        <w:t>Contexto do Problema</w:t>
+      </w:r>
+    </w:p>
+    <w:p>
+      <w:pPr>
+        <w:spacing w:before="240" w:after="240" w:line="360" w:lineRule="auto"/>
+        <w:rPr>
+          <w:rFonts w:ascii="Times New Roman" w:hAnsi="Times New Roman" w:eastAsia="Times New Roman" w:cs="Times New Roman"/>
+          <w:color w:val="000000" w:themeColor="text1"/>
+          <w:sz w:val="24"/>
+          <w:szCs w:val="24"/>
+        </w:rPr>
+      </w:pPr>
+      <w:r>
+        <w:rPr>
+          <w:rFonts w:ascii="Times New Roman" w:hAnsi="Times New Roman" w:eastAsia="Times New Roman" w:cs="Times New Roman"/>
+          <w:color w:val="000000" w:themeColor="text1" w:themeTint="FF" w:themeShade="FF"/>
+          <w:sz w:val="24"/>
+          <w:szCs w:val="24"/>
+        </w:rPr>
+        <w:t>O internamento prolongado de crianças e adolescentes pode interromper trajetórias de aprendizagem. Nesse contexto, surge a necessidade de ferramentas tecnológicas que auxiliem professores hospitalares a manter o processo educacional ativo durante o período de internação. O Sistema de Apoio à Alfabetização Hospitalar tem como objetivo permitir a criação de atividades educacionais personalizadas utilizando tecnologia humanizada e apoio de inteligência artificial, respeitando o ritmo individual e o estado emocional do aluno.</w:t>
+      </w:r>
+      <w:r>
+        <w:br/>
+      </w:r>
+      <w:r>
+        <w:br/>
+      </w:r>
+      <w:r>
+        <w:rPr>
+          <w:rFonts w:ascii="Times New Roman" w:hAnsi="Times New Roman" w:eastAsia="Times New Roman" w:cs="Times New Roman"/>
+          <w:b w:val="1"/>
+          <w:bCs w:val="1"/>
+          <w:color w:val="000000" w:themeColor="text1" w:themeTint="FF" w:themeShade="FF"/>
+          <w:sz w:val="24"/>
+          <w:szCs w:val="24"/>
+        </w:rPr>
+        <w:t xml:space="preserve">Arquitetura em </w:t>
+      </w:r>
+      <w:r>
+        <w:rPr>
+          <w:rFonts w:ascii="Times New Roman" w:hAnsi="Times New Roman" w:eastAsia="Times New Roman" w:cs="Times New Roman"/>
+          <w:b w:val="1"/>
+          <w:bCs w:val="1"/>
+          <w:color w:val="000000" w:themeColor="text1" w:themeTint="FF" w:themeShade="FF"/>
+          <w:sz w:val="24"/>
+          <w:szCs w:val="24"/>
+        </w:rPr>
+        <w:t>Hexagonal</w:t>
+      </w:r>
+    </w:p>
+    <w:p>
+      <w:pPr>
+        <w:spacing w:before="240" w:after="240" w:line="360" w:lineRule="auto"/>
+        <w:rPr>
+          <w:rFonts w:ascii="Times New Roman" w:hAnsi="Times New Roman" w:eastAsia="Times New Roman" w:cs="Times New Roman"/>
+          <w:color w:val="000000" w:themeColor="text1"/>
+          <w:sz w:val="24"/>
+          <w:szCs w:val="24"/>
+        </w:rPr>
+      </w:pPr>
+      <w:r>
+        <w:rPr>
+          <w:rFonts w:ascii="Times New Roman" w:hAnsi="Times New Roman" w:eastAsia="Times New Roman" w:cs="Times New Roman"/>
+          <w:color w:val="000000" w:themeColor="text1"/>
+          <w:sz w:val="24"/>
+          <w:szCs w:val="24"/>
+        </w:rPr>
+        <w:t>A arquitetura hexagonal, ou de "portas e adaptadores", divide o software em camadas isoladas para proteger a regra de negócio central. O núcleo da aplicação fica no centro e não conhece detalhes externos, como bancos de dados ou interfaces de usuário. A comunicação com o mundo externo ocorre por meio de portas (interfaces) conectadas a adaptadores específicos. A principal vantagem é o desacoplamento total, que facilita testes automatizados sem dependências externas. Isso também permite trocar tecnologias (como mudar de banco de dados) sem alterar uma única linha da lógica de negócios.</w:t>
+      </w:r>
+    </w:p>
+    <w:p>
+      <w:pPr>
+        <w:spacing w:before="240" w:after="240" w:line="360" w:lineRule="auto"/>
+        <w:rPr>
+          <w:rFonts w:ascii="Times New Roman" w:hAnsi="Times New Roman" w:eastAsia="Times New Roman" w:cs="Times New Roman"/>
+          <w:b/>
+          <w:bCs/>
+          <w:color w:val="000000" w:themeColor="text1"/>
+          <w:sz w:val="24"/>
+          <w:szCs w:val="24"/>
+        </w:rPr>
+      </w:pPr>
+      <w:r>
+        <w:rPr>
+          <w:rFonts w:ascii="Times New Roman" w:hAnsi="Times New Roman" w:eastAsia="Times New Roman" w:cs="Times New Roman"/>
+          <w:b/>
+          <w:bCs/>
+          <w:color w:val="000000" w:themeColor="text1"/>
+          <w:sz w:val="24"/>
+          <w:szCs w:val="24"/>
+        </w:rPr>
+        <w:t>Vantagens</w:t>
+      </w:r>
+    </w:p>
+    <w:p>
+      <w:pPr>
+        <w:spacing w:before="240" w:after="240" w:line="360" w:lineRule="auto"/>
+        <w:rPr>
+          <w:rFonts w:ascii="Times New Roman" w:hAnsi="Times New Roman" w:eastAsia="Times New Roman" w:cs="Times New Roman"/>
+          <w:color w:val="000000" w:themeColor="text1"/>
+          <w:sz w:val="24"/>
+          <w:szCs w:val="24"/>
+        </w:rPr>
+      </w:pPr>
+      <w:r>
+        <w:rPr>
+          <w:rFonts w:ascii="Times New Roman" w:hAnsi="Times New Roman" w:eastAsia="Times New Roman" w:cs="Times New Roman"/>
+          <w:color w:val="000000" w:themeColor="text1" w:themeTint="FF" w:themeShade="FF"/>
+          <w:sz w:val="24"/>
+          <w:szCs w:val="24"/>
+        </w:rPr>
+        <w:t>Manutenibilidade</w:t>
+      </w:r>
+      <w:r>
+        <w:rPr>
+          <w:rFonts w:ascii="Times New Roman" w:hAnsi="Times New Roman" w:eastAsia="Times New Roman" w:cs="Times New Roman"/>
+          <w:color w:val="000000" w:themeColor="text1" w:themeTint="FF" w:themeShade="FF"/>
+          <w:sz w:val="24"/>
+          <w:szCs w:val="24"/>
+        </w:rPr>
+        <w:t xml:space="preserve"> -</w:t>
+      </w:r>
+      <w:r>
+        <w:rPr>
+          <w:rFonts w:ascii="Times New Roman" w:hAnsi="Times New Roman" w:eastAsia="Times New Roman" w:cs="Times New Roman"/>
+          <w:color w:val="000000" w:themeColor="text1" w:themeTint="FF" w:themeShade="FF"/>
+          <w:sz w:val="24"/>
+          <w:szCs w:val="24"/>
+        </w:rPr>
+        <w:t xml:space="preserve"> É o maior trunfo. Com</w:t>
+      </w:r>
+      <w:r>
+        <w:rPr>
+          <w:rFonts w:ascii="Times New Roman" w:hAnsi="Times New Roman" w:eastAsia="Times New Roman" w:cs="Times New Roman"/>
+          <w:color w:val="000000" w:themeColor="text1" w:themeTint="FF" w:themeShade="FF"/>
+          <w:sz w:val="24"/>
+          <w:szCs w:val="24"/>
+        </w:rPr>
+        <w:t>o</w:t>
+      </w:r>
+      <w:r>
+        <w:rPr>
+          <w:rFonts w:ascii="Times New Roman" w:hAnsi="Times New Roman" w:eastAsia="Times New Roman" w:cs="Times New Roman"/>
+          <w:color w:val="000000" w:themeColor="text1" w:themeTint="FF" w:themeShade="FF"/>
+          <w:sz w:val="24"/>
+          <w:szCs w:val="24"/>
+        </w:rPr>
+        <w:t xml:space="preserve"> as responsabilidades estão separadas, </w:t>
+      </w:r>
+      <w:r>
+        <w:rPr>
+          <w:rFonts w:ascii="Times New Roman" w:hAnsi="Times New Roman" w:eastAsia="Times New Roman" w:cs="Times New Roman"/>
+          <w:color w:val="000000" w:themeColor="text1" w:themeTint="FF" w:themeShade="FF"/>
+          <w:sz w:val="24"/>
+          <w:szCs w:val="24"/>
+        </w:rPr>
+        <w:t>por exemplo</w:t>
+      </w:r>
+      <w:r>
+        <w:rPr>
+          <w:rFonts w:ascii="Times New Roman" w:hAnsi="Times New Roman" w:eastAsia="Times New Roman" w:cs="Times New Roman"/>
+          <w:color w:val="000000" w:themeColor="text1" w:themeTint="FF" w:themeShade="FF"/>
+          <w:sz w:val="24"/>
+          <w:szCs w:val="24"/>
+        </w:rPr>
+        <w:t>,</w:t>
+      </w:r>
+      <w:r>
+        <w:rPr>
+          <w:rFonts w:ascii="Times New Roman" w:hAnsi="Times New Roman" w:eastAsia="Times New Roman" w:cs="Times New Roman"/>
+          <w:color w:val="000000" w:themeColor="text1" w:themeTint="FF" w:themeShade="FF"/>
+          <w:sz w:val="24"/>
+          <w:szCs w:val="24"/>
+        </w:rPr>
+        <w:t xml:space="preserve"> em um sistema de finanças </w:t>
+      </w:r>
+      <w:r>
+        <w:rPr>
+          <w:rFonts w:ascii="Times New Roman" w:hAnsi="Times New Roman" w:eastAsia="Times New Roman" w:cs="Times New Roman"/>
+          <w:color w:val="000000" w:themeColor="text1" w:themeTint="FF" w:themeShade="FF"/>
+          <w:sz w:val="24"/>
+          <w:szCs w:val="24"/>
+        </w:rPr>
+        <w:t xml:space="preserve">se houver um erro no cálculo de imposto, você vai direto na Camada de Negócio. Você não precisa caçar o erro em 50 arquivos diferentes. </w:t>
+      </w:r>
+    </w:p>
+    <w:p>
+      <w:pPr>
+        <w:spacing w:before="240" w:after="240" w:line="360" w:lineRule="auto"/>
+        <w:rPr>
+          <w:rFonts w:ascii="Times New Roman" w:hAnsi="Times New Roman" w:eastAsia="Times New Roman" w:cs="Times New Roman"/>
+          <w:color w:val="000000" w:themeColor="text1"/>
+          <w:sz w:val="24"/>
+          <w:szCs w:val="24"/>
+        </w:rPr>
+      </w:pPr>
+      <w:r>
+        <w:rPr>
+          <w:rFonts w:ascii="Times New Roman" w:hAnsi="Times New Roman" w:eastAsia="Times New Roman" w:cs="Times New Roman"/>
+          <w:color w:val="000000" w:themeColor="text1"/>
+          <w:sz w:val="24"/>
+          <w:szCs w:val="24"/>
+        </w:rPr>
+        <w:t>Independência de Tecnologia</w:t>
+      </w:r>
+      <w:r>
+        <w:rPr>
+          <w:rFonts w:ascii="Times New Roman" w:hAnsi="Times New Roman" w:eastAsia="Times New Roman" w:cs="Times New Roman"/>
+          <w:color w:val="000000" w:themeColor="text1"/>
+          <w:sz w:val="24"/>
+          <w:szCs w:val="24"/>
+        </w:rPr>
+        <w:t xml:space="preserve"> </w:t>
+      </w:r>
+      <w:r>
+        <w:rPr>
+          <w:rFonts w:ascii="Times New Roman" w:hAnsi="Times New Roman" w:eastAsia="Times New Roman" w:cs="Times New Roman"/>
+          <w:color w:val="000000" w:themeColor="text1"/>
+          <w:sz w:val="24"/>
+          <w:szCs w:val="24"/>
+        </w:rPr>
+        <w:t xml:space="preserve">- </w:t>
+      </w:r>
+      <w:r>
+        <w:rPr>
+          <w:rFonts w:ascii="Times New Roman" w:hAnsi="Times New Roman" w:eastAsia="Times New Roman" w:cs="Times New Roman"/>
+          <w:color w:val="000000" w:themeColor="text1"/>
+          <w:sz w:val="24"/>
+          <w:szCs w:val="24"/>
+        </w:rPr>
+        <w:t xml:space="preserve">Você pode trocar a interface (mudar de um site para um app mobile) ou o banco de dados sem precisar reescrever a lógica principal do sistema. </w:t>
+      </w:r>
+    </w:p>
+    <w:p>
+      <w:pPr>
+        <w:spacing w:before="240" w:after="240" w:line="360" w:lineRule="auto"/>
+        <w:rPr>
+          <w:rFonts w:ascii="Times New Roman" w:hAnsi="Times New Roman" w:eastAsia="Times New Roman" w:cs="Times New Roman"/>
+          <w:color w:val="000000" w:themeColor="text1"/>
+          <w:sz w:val="24"/>
+          <w:szCs w:val="24"/>
+        </w:rPr>
+      </w:pPr>
+      <w:r>
+        <w:rPr>
+          <w:rFonts w:ascii="Times New Roman" w:hAnsi="Times New Roman" w:eastAsia="Times New Roman" w:cs="Times New Roman"/>
+          <w:color w:val="000000" w:themeColor="text1"/>
+          <w:sz w:val="24"/>
+          <w:szCs w:val="24"/>
+        </w:rPr>
+        <w:t>Paralelismo no Desenvolvimento</w:t>
+      </w:r>
+      <w:r>
+        <w:rPr>
+          <w:rFonts w:ascii="Times New Roman" w:hAnsi="Times New Roman" w:eastAsia="Times New Roman" w:cs="Times New Roman"/>
+          <w:color w:val="000000" w:themeColor="text1"/>
+          <w:sz w:val="24"/>
+          <w:szCs w:val="24"/>
+        </w:rPr>
+        <w:t xml:space="preserve"> </w:t>
+      </w:r>
+      <w:r>
+        <w:rPr>
+          <w:rFonts w:ascii="Times New Roman" w:hAnsi="Times New Roman" w:eastAsia="Times New Roman" w:cs="Times New Roman"/>
+          <w:color w:val="000000" w:themeColor="text1"/>
+          <w:sz w:val="24"/>
+          <w:szCs w:val="24"/>
+        </w:rPr>
+        <w:t>-</w:t>
+      </w:r>
+      <w:r>
+        <w:rPr>
+          <w:rFonts w:ascii="Times New Roman" w:hAnsi="Times New Roman" w:eastAsia="Times New Roman" w:cs="Times New Roman"/>
+          <w:color w:val="000000" w:themeColor="text1"/>
+          <w:sz w:val="24"/>
+          <w:szCs w:val="24"/>
+        </w:rPr>
+        <w:t xml:space="preserve"> Um desenvolvedor pode focar em criar as telas (Front-</w:t>
+      </w:r>
+      <w:proofErr w:type="spellStart"/>
+      <w:r>
+        <w:rPr>
+          <w:rFonts w:ascii="Times New Roman" w:hAnsi="Times New Roman" w:eastAsia="Times New Roman" w:cs="Times New Roman"/>
+          <w:color w:val="000000" w:themeColor="text1"/>
+          <w:sz w:val="24"/>
+          <w:szCs w:val="24"/>
+        </w:rPr>
+        <w:t>end</w:t>
+      </w:r>
+      <w:proofErr w:type="spellEnd"/>
+      <w:r>
+        <w:rPr>
+          <w:rFonts w:ascii="Times New Roman" w:hAnsi="Times New Roman" w:eastAsia="Times New Roman" w:cs="Times New Roman"/>
+          <w:color w:val="000000" w:themeColor="text1"/>
+          <w:sz w:val="24"/>
+          <w:szCs w:val="24"/>
+        </w:rPr>
+        <w:t>) enquanto outro trabalha nas regras de negócio (Back-</w:t>
+      </w:r>
+      <w:proofErr w:type="spellStart"/>
+      <w:r>
+        <w:rPr>
+          <w:rFonts w:ascii="Times New Roman" w:hAnsi="Times New Roman" w:eastAsia="Times New Roman" w:cs="Times New Roman"/>
+          <w:color w:val="000000" w:themeColor="text1"/>
+          <w:sz w:val="24"/>
+          <w:szCs w:val="24"/>
+        </w:rPr>
+        <w:t>end</w:t>
+      </w:r>
+      <w:proofErr w:type="spellEnd"/>
+      <w:r>
+        <w:rPr>
+          <w:rFonts w:ascii="Times New Roman" w:hAnsi="Times New Roman" w:eastAsia="Times New Roman" w:cs="Times New Roman"/>
+          <w:color w:val="000000" w:themeColor="text1"/>
+          <w:sz w:val="24"/>
+          <w:szCs w:val="24"/>
+        </w:rPr>
+        <w:t xml:space="preserve">), desde que as interfaces entre as camadas estejam definidas. </w:t>
+      </w:r>
+    </w:p>
+    <w:p>
+      <w:pPr>
+        <w:spacing w:before="240" w:after="240" w:line="360" w:lineRule="auto"/>
+        <w:rPr>
+          <w:rFonts w:ascii="Times New Roman" w:hAnsi="Times New Roman" w:eastAsia="Times New Roman" w:cs="Times New Roman"/>
+          <w:color w:val="000000" w:themeColor="text1"/>
+          <w:sz w:val="24"/>
+          <w:szCs w:val="24"/>
+        </w:rPr>
+      </w:pPr>
+      <w:proofErr w:type="spellStart"/>
+      <w:r>
+        <w:rPr>
+          <w:rFonts w:ascii="Times New Roman" w:hAnsi="Times New Roman" w:eastAsia="Times New Roman" w:cs="Times New Roman"/>
+          <w:color w:val="000000" w:themeColor="text1"/>
+          <w:sz w:val="24"/>
+          <w:szCs w:val="24"/>
+        </w:rPr>
+        <w:t>Testabilidade</w:t>
+      </w:r>
+      <w:proofErr w:type="spellEnd"/>
+      <w:r>
+        <w:rPr>
+          <w:rFonts w:ascii="Times New Roman" w:hAnsi="Times New Roman" w:eastAsia="Times New Roman" w:cs="Times New Roman"/>
+          <w:color w:val="000000" w:themeColor="text1"/>
+          <w:sz w:val="24"/>
+          <w:szCs w:val="24"/>
+        </w:rPr>
+        <w:t xml:space="preserve"> </w:t>
+      </w:r>
+      <w:r>
+        <w:rPr>
+          <w:rFonts w:ascii="Times New Roman" w:hAnsi="Times New Roman" w:eastAsia="Times New Roman" w:cs="Times New Roman"/>
+          <w:color w:val="000000" w:themeColor="text1"/>
+          <w:sz w:val="24"/>
+          <w:szCs w:val="24"/>
+        </w:rPr>
+        <w:t>- Como</w:t>
+      </w:r>
+      <w:r>
+        <w:rPr>
+          <w:rFonts w:ascii="Times New Roman" w:hAnsi="Times New Roman" w:eastAsia="Times New Roman" w:cs="Times New Roman"/>
+          <w:color w:val="000000" w:themeColor="text1"/>
+          <w:sz w:val="24"/>
+          <w:szCs w:val="24"/>
+        </w:rPr>
+        <w:t xml:space="preserve"> as camadas são isoladas, você pode criar testes unitários para a lógica de negócio sem precisar que o banco de dados esteja ligado ou que a tela esteja pronta.</w:t>
+      </w:r>
+    </w:p>
+    <w:p>
+      <w:pPr>
+        <w:spacing w:after="0" w:line="360" w:lineRule="auto"/>
+        <w:rPr>
+          <w:rFonts w:ascii="Times New Roman" w:hAnsi="Times New Roman" w:eastAsia="Times New Roman" w:cs="Times New Roman"/>
           <w:b/>
           <w:bCs/>
           <w:sz w:val="28"/>
           <w:szCs w:val="28"/>
         </w:rPr>
-        <w:t xml:space="preserve">Sistema de Apoio à Alfabetização Hospitalar Arquitetura de Software – </w:t>
-      </w:r>
-      <w:r>
-        <w:rPr>
-          <w:rFonts w:ascii="Times New Roman" w:hAnsi="Times New Roman" w:eastAsia="Times New Roman" w:cs="Times New Roman"/>
-          <w:b/>
-          <w:bCs/>
-          <w:sz w:val="28"/>
-          <w:szCs w:val="28"/>
-        </w:rPr>
-        <w:t>Relatório</w:t>
-      </w:r>
-      <w:r>
-        <w:rPr>
-          <w:rFonts w:ascii="Times New Roman" w:hAnsi="Times New Roman" w:eastAsia="Times New Roman" w:cs="Times New Roman"/>
-          <w:b/>
-          <w:bCs/>
-          <w:sz w:val="28"/>
-          <w:szCs w:val="28"/>
-        </w:rPr>
-        <w:t xml:space="preserve"> Completo </w:t>
-      </w:r>
-      <w:r>
-        <w:br/>
-      </w:r>
-      <w:r>
-        <w:br/>
-      </w:r>
-      <w:r>
-        <w:rPr>
-          <w:rFonts w:ascii="Times New Roman" w:hAnsi="Times New Roman" w:eastAsia="Times New Roman" w:cs="Times New Roman"/>
-          <w:b/>
-          <w:bCs/>
-          <w:color w:val="000000" w:themeColor="text1"/>
-          <w:sz w:val="24"/>
-          <w:szCs w:val="24"/>
-        </w:rPr>
-        <w:t>1. Contexto do Problema</w:t>
-      </w:r>
-    </w:p>
-    <w:p>
-      <w:pPr>
-        <w:spacing w:before="240" w:after="240" w:line="360" w:lineRule="auto"/>
-        <w:rPr>
-          <w:rFonts w:ascii="Times New Roman" w:hAnsi="Times New Roman" w:eastAsia="Times New Roman" w:cs="Times New Roman"/>
-          <w:color w:val="000000" w:themeColor="text1"/>
-          <w:sz w:val="24"/>
-          <w:szCs w:val="24"/>
-        </w:rPr>
-      </w:pPr>
-      <w:r>
-        <w:rPr>
-          <w:rFonts w:ascii="Times New Roman" w:hAnsi="Times New Roman" w:eastAsia="Times New Roman" w:cs="Times New Roman"/>
-          <w:color w:val="000000" w:themeColor="text1"/>
-          <w:sz w:val="24"/>
-          <w:szCs w:val="24"/>
-        </w:rPr>
-        <w:t>O internamento prolongado de crianças e adolescentes pode interromper trajetórias de aprendizagem. Nesse contexto, surge a necessidade de ferramentas tecnológicas que auxiliem professores hospitalares a manter o processo educacional ativo durante o período de internação. O Sistema de Apoio à Alfabetização Hospitalar tem como objetivo permitir a criação de atividades educacionais personalizadas utilizando tecnologia humanizada e apoio de inteligência artificial, respeitando o ritmo individual e o estado emocional do aluno.</w:t>
-      </w:r>
-      <w:r>
-        <w:br/>
-      </w:r>
-      <w:r>
-        <w:br/>
-      </w:r>
-      <w:r>
-        <w:rPr>
-          <w:rFonts w:ascii="Times New Roman" w:hAnsi="Times New Roman" w:eastAsia="Times New Roman" w:cs="Times New Roman"/>
-          <w:b/>
-          <w:bCs/>
-          <w:color w:val="000000" w:themeColor="text1"/>
-          <w:sz w:val="24"/>
-          <w:szCs w:val="24"/>
-        </w:rPr>
-        <w:t xml:space="preserve">2. Arquitetura em </w:t>
-      </w:r>
-      <w:r>
-        <w:rPr>
-          <w:rFonts w:ascii="Times New Roman" w:hAnsi="Times New Roman" w:eastAsia="Times New Roman" w:cs="Times New Roman"/>
-          <w:b/>
-          <w:bCs/>
-          <w:color w:val="000000" w:themeColor="text1"/>
-          <w:sz w:val="24"/>
-          <w:szCs w:val="24"/>
-        </w:rPr>
-        <w:t>Hexagonal</w:t>
-      </w:r>
-    </w:p>
-    <w:p>
-      <w:pPr>
-        <w:spacing w:before="240" w:after="240" w:line="360" w:lineRule="auto"/>
-        <w:rPr>
-          <w:rFonts w:ascii="Times New Roman" w:hAnsi="Times New Roman" w:eastAsia="Times New Roman" w:cs="Times New Roman"/>
-          <w:color w:val="000000" w:themeColor="text1"/>
-          <w:sz w:val="24"/>
-          <w:szCs w:val="24"/>
-        </w:rPr>
-      </w:pPr>
-      <w:r>
-        <w:rPr>
-          <w:rFonts w:ascii="Times New Roman" w:hAnsi="Times New Roman" w:eastAsia="Times New Roman" w:cs="Times New Roman"/>
-          <w:color w:val="000000" w:themeColor="text1"/>
-          <w:sz w:val="24"/>
-          <w:szCs w:val="24"/>
-        </w:rPr>
-        <w:t>A arquitetura hexagonal, ou de "portas e adaptadores", divide o software em camadas isoladas para proteger a regra de negócio central. O núcleo da aplicação fica no centro e não conhece detalhes externos, como bancos de dados ou interfaces de usuário. A comunicação com o mundo externo ocorre por meio de portas (interfaces) conectadas a adaptadores específicos. A principal vantagem é o desacoplamento total, que facilita testes automatizados sem dependências externas. Isso também permite trocar tecnologias (como mudar de banco de dados) sem alterar uma única linha da lógica de negócios.</w:t>
-      </w:r>
-    </w:p>
-    <w:p>
-      <w:pPr>
-        <w:spacing w:before="240" w:after="240" w:line="360" w:lineRule="auto"/>
-        <w:rPr>
-          <w:rFonts w:ascii="Times New Roman" w:hAnsi="Times New Roman" w:eastAsia="Times New Roman" w:cs="Times New Roman"/>
-          <w:b/>
-          <w:bCs/>
-          <w:color w:val="000000" w:themeColor="text1"/>
-          <w:sz w:val="24"/>
-          <w:szCs w:val="24"/>
-        </w:rPr>
-      </w:pPr>
-      <w:r>
-        <w:rPr>
-          <w:rFonts w:ascii="Times New Roman" w:hAnsi="Times New Roman" w:eastAsia="Times New Roman" w:cs="Times New Roman"/>
-          <w:b/>
-          <w:bCs/>
-          <w:color w:val="000000" w:themeColor="text1"/>
-          <w:sz w:val="24"/>
-          <w:szCs w:val="24"/>
-        </w:rPr>
-        <w:t>Vantagens</w:t>
-      </w:r>
-    </w:p>
-    <w:p>
-      <w:pPr>
-        <w:spacing w:before="240" w:after="240" w:line="360" w:lineRule="auto"/>
-        <w:rPr>
-          <w:rFonts w:ascii="Times New Roman" w:hAnsi="Times New Roman" w:eastAsia="Times New Roman" w:cs="Times New Roman"/>
-          <w:color w:val="000000" w:themeColor="text1"/>
-          <w:sz w:val="24"/>
-          <w:szCs w:val="24"/>
-        </w:rPr>
-      </w:pPr>
-      <w:r>
-        <w:rPr>
-          <w:rFonts w:ascii="Times New Roman" w:hAnsi="Times New Roman" w:eastAsia="Times New Roman" w:cs="Times New Roman"/>
-          <w:color w:val="000000" w:themeColor="text1"/>
-          <w:sz w:val="24"/>
-          <w:szCs w:val="24"/>
-        </w:rPr>
-        <w:t>Manutenibilidade</w:t>
-      </w:r>
-      <w:r>
-        <w:rPr>
-          <w:rFonts w:ascii="Times New Roman" w:hAnsi="Times New Roman" w:eastAsia="Times New Roman" w:cs="Times New Roman"/>
-          <w:color w:val="000000" w:themeColor="text1"/>
-          <w:sz w:val="24"/>
-          <w:szCs w:val="24"/>
-        </w:rPr>
-        <w:t xml:space="preserve"> -</w:t>
-      </w:r>
-      <w:r>
-        <w:rPr>
-          <w:rFonts w:ascii="Times New Roman" w:hAnsi="Times New Roman" w:eastAsia="Times New Roman" w:cs="Times New Roman"/>
-          <w:color w:val="000000" w:themeColor="text1"/>
-          <w:sz w:val="24"/>
-          <w:szCs w:val="24"/>
-        </w:rPr>
-        <w:t xml:space="preserve"> É o maior trunfo. Com</w:t>
-      </w:r>
-      <w:r>
-        <w:rPr>
-          <w:rFonts w:ascii="Times New Roman" w:hAnsi="Times New Roman" w:eastAsia="Times New Roman" w:cs="Times New Roman"/>
-          <w:b/>
-          <w:bCs/>
-          <w:color w:val="000000" w:themeColor="text1"/>
-          <w:sz w:val="24"/>
-          <w:szCs w:val="24"/>
-        </w:rPr>
-        <w:t xml:space="preserve"> </w:t>
-      </w:r>
-      <w:r>
-        <w:rPr>
-          <w:rFonts w:ascii="Times New Roman" w:hAnsi="Times New Roman" w:eastAsia="Times New Roman" w:cs="Times New Roman"/>
-          <w:color w:val="000000" w:themeColor="text1"/>
-          <w:sz w:val="24"/>
-          <w:szCs w:val="24"/>
-        </w:rPr>
-        <w:t xml:space="preserve">o as responsabilidades estão separadas, </w:t>
-      </w:r>
-      <w:r>
-        <w:rPr>
-          <w:rFonts w:ascii="Times New Roman" w:hAnsi="Times New Roman" w:eastAsia="Times New Roman" w:cs="Times New Roman"/>
-          <w:color w:val="000000" w:themeColor="text1"/>
-          <w:sz w:val="24"/>
-          <w:szCs w:val="24"/>
-        </w:rPr>
-        <w:t xml:space="preserve">por exemplo em um sistema de finanças </w:t>
-      </w:r>
-      <w:r>
-        <w:rPr>
-          <w:rFonts w:ascii="Times New Roman" w:hAnsi="Times New Roman" w:eastAsia="Times New Roman" w:cs="Times New Roman"/>
-          <w:color w:val="000000" w:themeColor="text1"/>
-          <w:sz w:val="24"/>
-          <w:szCs w:val="24"/>
-        </w:rPr>
-        <w:t xml:space="preserve">se houver um erro no cálculo de imposto, você vai direto na Camada de Negócio. Você não precisa caçar o erro em 50 arquivos diferentes. </w:t>
-      </w:r>
-    </w:p>
-    <w:p>
-      <w:pPr>
-        <w:spacing w:before="240" w:after="240" w:line="360" w:lineRule="auto"/>
-        <w:rPr>
-          <w:rFonts w:ascii="Times New Roman" w:hAnsi="Times New Roman" w:eastAsia="Times New Roman" w:cs="Times New Roman"/>
-          <w:color w:val="000000" w:themeColor="text1"/>
-          <w:sz w:val="24"/>
-          <w:szCs w:val="24"/>
-        </w:rPr>
-      </w:pPr>
-      <w:r>
-        <w:rPr>
-          <w:rFonts w:ascii="Times New Roman" w:hAnsi="Times New Roman" w:eastAsia="Times New Roman" w:cs="Times New Roman"/>
-          <w:color w:val="000000" w:themeColor="text1"/>
-          <w:sz w:val="24"/>
-          <w:szCs w:val="24"/>
-        </w:rPr>
-        <w:t>Independência de Tecnologia</w:t>
-      </w:r>
-      <w:r>
-        <w:rPr>
-          <w:rFonts w:ascii="Times New Roman" w:hAnsi="Times New Roman" w:eastAsia="Times New Roman" w:cs="Times New Roman"/>
-          <w:color w:val="000000" w:themeColor="text1"/>
-          <w:sz w:val="24"/>
-          <w:szCs w:val="24"/>
-        </w:rPr>
-        <w:t xml:space="preserve"> </w:t>
-      </w:r>
-      <w:r>
-        <w:rPr>
-          <w:rFonts w:ascii="Times New Roman" w:hAnsi="Times New Roman" w:eastAsia="Times New Roman" w:cs="Times New Roman"/>
-          <w:color w:val="000000" w:themeColor="text1"/>
-          <w:sz w:val="24"/>
-          <w:szCs w:val="24"/>
-        </w:rPr>
-        <w:t xml:space="preserve">- </w:t>
-      </w:r>
-      <w:r>
-        <w:rPr>
-          <w:rFonts w:ascii="Times New Roman" w:hAnsi="Times New Roman" w:eastAsia="Times New Roman" w:cs="Times New Roman"/>
-          <w:color w:val="000000" w:themeColor="text1"/>
-          <w:sz w:val="24"/>
-          <w:szCs w:val="24"/>
-        </w:rPr>
-        <w:t xml:space="preserve">Você pode trocar a interface (mudar de um site para um app mobile) ou o banco de dados sem precisar reescrever a lógica principal do sistema. </w:t>
-      </w:r>
-    </w:p>
-    <w:p>
-      <w:pPr>
-        <w:spacing w:before="240" w:after="240" w:line="360" w:lineRule="auto"/>
-        <w:rPr>
-          <w:rFonts w:ascii="Times New Roman" w:hAnsi="Times New Roman" w:eastAsia="Times New Roman" w:cs="Times New Roman"/>
-          <w:color w:val="000000" w:themeColor="text1"/>
-          <w:sz w:val="24"/>
-          <w:szCs w:val="24"/>
-        </w:rPr>
-      </w:pPr>
-      <w:r>
-        <w:rPr>
-          <w:rFonts w:ascii="Times New Roman" w:hAnsi="Times New Roman" w:eastAsia="Times New Roman" w:cs="Times New Roman"/>
-          <w:color w:val="000000" w:themeColor="text1"/>
-          <w:sz w:val="24"/>
-          <w:szCs w:val="24"/>
-        </w:rPr>
-        <w:t>Paralelismo no Desenvolvimento</w:t>
-      </w:r>
-      <w:r>
-        <w:rPr>
-          <w:rFonts w:ascii="Times New Roman" w:hAnsi="Times New Roman" w:eastAsia="Times New Roman" w:cs="Times New Roman"/>
-          <w:color w:val="000000" w:themeColor="text1"/>
-          <w:sz w:val="24"/>
-          <w:szCs w:val="24"/>
-        </w:rPr>
-        <w:t xml:space="preserve"> </w:t>
-      </w:r>
-      <w:r>
-        <w:rPr>
-          <w:rFonts w:ascii="Times New Roman" w:hAnsi="Times New Roman" w:eastAsia="Times New Roman" w:cs="Times New Roman"/>
-          <w:color w:val="000000" w:themeColor="text1"/>
-          <w:sz w:val="24"/>
-          <w:szCs w:val="24"/>
-        </w:rPr>
-        <w:t>-</w:t>
-      </w:r>
-      <w:r>
-        <w:rPr>
-          <w:rFonts w:ascii="Times New Roman" w:hAnsi="Times New Roman" w:eastAsia="Times New Roman" w:cs="Times New Roman"/>
-          <w:color w:val="000000" w:themeColor="text1"/>
-          <w:sz w:val="24"/>
-          <w:szCs w:val="24"/>
-        </w:rPr>
-        <w:t xml:space="preserve"> Um desenvolvedor pode focar em criar as telas (Front-</w:t>
-      </w:r>
-      <w:proofErr w:type="spellStart"/>
-      <w:r>
-        <w:rPr>
-          <w:rFonts w:ascii="Times New Roman" w:hAnsi="Times New Roman" w:eastAsia="Times New Roman" w:cs="Times New Roman"/>
-          <w:color w:val="000000" w:themeColor="text1"/>
-          <w:sz w:val="24"/>
-          <w:szCs w:val="24"/>
-        </w:rPr>
-        <w:t>end</w:t>
-      </w:r>
-      <w:proofErr w:type="spellEnd"/>
-      <w:r>
-        <w:rPr>
-          <w:rFonts w:ascii="Times New Roman" w:hAnsi="Times New Roman" w:eastAsia="Times New Roman" w:cs="Times New Roman"/>
-          <w:color w:val="000000" w:themeColor="text1"/>
-          <w:sz w:val="24"/>
-          <w:szCs w:val="24"/>
-        </w:rPr>
-        <w:t>) enquanto outro trabalha nas regras de negócio (Back-</w:t>
-      </w:r>
-      <w:proofErr w:type="spellStart"/>
-      <w:r>
-        <w:rPr>
-          <w:rFonts w:ascii="Times New Roman" w:hAnsi="Times New Roman" w:eastAsia="Times New Roman" w:cs="Times New Roman"/>
-          <w:color w:val="000000" w:themeColor="text1"/>
-          <w:sz w:val="24"/>
-          <w:szCs w:val="24"/>
-        </w:rPr>
-        <w:t>end</w:t>
-      </w:r>
-      <w:proofErr w:type="spellEnd"/>
-      <w:r>
-        <w:rPr>
-          <w:rFonts w:ascii="Times New Roman" w:hAnsi="Times New Roman" w:eastAsia="Times New Roman" w:cs="Times New Roman"/>
-          <w:color w:val="000000" w:themeColor="text1"/>
-          <w:sz w:val="24"/>
-          <w:szCs w:val="24"/>
-        </w:rPr>
-        <w:t xml:space="preserve">), desde que as interfaces entre as camadas estejam definidas. </w:t>
-      </w:r>
-    </w:p>
-    <w:p>
-      <w:pPr>
-        <w:spacing w:before="240" w:after="240" w:line="360" w:lineRule="auto"/>
-        <w:rPr>
-          <w:rFonts w:ascii="Times New Roman" w:hAnsi="Times New Roman" w:eastAsia="Times New Roman" w:cs="Times New Roman"/>
-          <w:color w:val="000000" w:themeColor="text1"/>
-          <w:sz w:val="24"/>
-          <w:szCs w:val="24"/>
-        </w:rPr>
-      </w:pPr>
-      <w:proofErr w:type="spellStart"/>
-      <w:r>
-        <w:rPr>
-          <w:rFonts w:ascii="Times New Roman" w:hAnsi="Times New Roman" w:eastAsia="Times New Roman" w:cs="Times New Roman"/>
-          <w:color w:val="000000" w:themeColor="text1"/>
-          <w:sz w:val="24"/>
-          <w:szCs w:val="24"/>
-        </w:rPr>
-        <w:t>Testabilidade</w:t>
-      </w:r>
-      <w:proofErr w:type="spellEnd"/>
-      <w:r>
-        <w:rPr>
-          <w:rFonts w:ascii="Times New Roman" w:hAnsi="Times New Roman" w:eastAsia="Times New Roman" w:cs="Times New Roman"/>
-          <w:color w:val="000000" w:themeColor="text1"/>
-          <w:sz w:val="24"/>
-          <w:szCs w:val="24"/>
-        </w:rPr>
-        <w:t xml:space="preserve"> </w:t>
-      </w:r>
-      <w:r>
-        <w:rPr>
-          <w:rFonts w:ascii="Times New Roman" w:hAnsi="Times New Roman" w:eastAsia="Times New Roman" w:cs="Times New Roman"/>
-          <w:color w:val="000000" w:themeColor="text1"/>
-          <w:sz w:val="24"/>
-          <w:szCs w:val="24"/>
-        </w:rPr>
-        <w:t>- Como</w:t>
-      </w:r>
-      <w:r>
-        <w:rPr>
-          <w:rFonts w:ascii="Times New Roman" w:hAnsi="Times New Roman" w:eastAsia="Times New Roman" w:cs="Times New Roman"/>
-          <w:color w:val="000000" w:themeColor="text1"/>
-          <w:sz w:val="24"/>
-          <w:szCs w:val="24"/>
-        </w:rPr>
-        <w:t xml:space="preserve"> as camadas são isoladas, você pode criar testes unitários para a lógica de negócio sem precisar que o banco de dados esteja ligado ou que a tela esteja pronta.</w:t>
-      </w:r>
+      </w:pPr>
     </w:p>
     <w:p>
       <w:pPr>
         <w:spacing w:after="0" w:line="360" w:lineRule="auto"/>
-        <w:rPr>
-          <w:rFonts w:ascii="Times New Roman" w:hAnsi="Times New Roman" w:eastAsia="Times New Roman" w:cs="Times New Roman"/>
-          <w:b/>
-          <w:bCs/>
-          <w:sz w:val="28"/>
-          <w:szCs w:val="28"/>
-        </w:rPr>
-      </w:pPr>
+      </w:pPr>
+      <w:r>
+        <w:rPr>
+          <w:rFonts w:ascii="Times New Roman" w:hAnsi="Times New Roman" w:eastAsia="Times New Roman" w:cs="Times New Roman"/>
+          <w:b w:val="1"/>
+          <w:bCs w:val="1"/>
+          <w:sz w:val="24"/>
+          <w:szCs w:val="24"/>
+        </w:rPr>
+        <w:t>Diagrama Arquitetural</w:t>
+      </w:r>
     </w:p>
     <w:p>
       <w:pPr>
         <w:spacing w:after="0" w:line="360" w:lineRule="auto"/>
-      </w:pPr>
-      <w:r>
-        <w:rPr>
-          <w:rFonts w:ascii="Times New Roman" w:hAnsi="Times New Roman" w:cs="Times New Roman"/>
-          <w:b/>
-          <w:bCs/>
-          <w:sz w:val="24"/>
-          <w:szCs w:val="24"/>
-        </w:rPr>
-        <w:t>2.1</w:t>
-      </w:r>
-      <w:r>
-        <w:rPr>
-          <w:rFonts w:ascii="Times New Roman" w:hAnsi="Times New Roman" w:eastAsia="Times New Roman" w:cs="Times New Roman"/>
-          <w:b/>
-          <w:bCs/>
-          <w:sz w:val="24"/>
-          <w:szCs w:val="24"/>
-        </w:rPr>
-        <w:t xml:space="preserve"> Diagrama Arquitetural</w:t>
-      </w:r>
-    </w:p>
-    <w:p>
-      <w:pPr>
-        <w:spacing w:after="0" w:line="360" w:lineRule="auto"/>
-        <w:rPr>
-          <w:rFonts w:ascii="Times New Roman" w:hAnsi="Times New Roman" w:eastAsia="Times New Roman" w:cs="Times New Roman"/>
-        </w:rPr>
-      </w:pPr>
-      <w:r>
-        <w:rPr>
-          <w:noProof/>
-        </w:rPr>
+        <w:rPr>
+          <w:rFonts w:ascii="Times New Roman" w:hAnsi="Times New Roman" w:eastAsia="Times New Roman" w:cs="Times New Roman"/>
+        </w:rPr>
+      </w:pPr>
+      <w:r>
         <w:drawing>
-          <wp:inline distT="0" distB="0" distL="0" distR="0" wp14:anchorId="2EC86FDE" wp14:editId="28DF902B">
+          <wp:inline wp14:editId="4DC3218C" wp14:anchorId="2EC86FDE">
             <wp:extent cx="5972175" cy="3978160"/>
             <wp:effectExtent l="0" t="0" r="0" b="0"/>
             <wp:docPr id="198309795" name="drawing"/>
             <wp:cNvGraphicFramePr>
-              <a:graphicFrameLocks xmlns:a="http://schemas.openxmlformats.org/drawingml/2006/main" noChangeAspect="1"/>
+              <a:graphicFrameLocks noChangeAspect="1"/>
             </wp:cNvGraphicFramePr>
-            <a:graphic xmlns:a="http://schemas.openxmlformats.org/drawingml/2006/main">
-              <a:graphicData uri="http://schemas.openxmlformats.org/drawingml/2006/picture">
+            <a:graphic>
+              <a:graphicData xmlns:a="http://schemas.openxmlformats.org/drawingml/2006/main" uri="http://schemas.openxmlformats.org/drawingml/2006/picture">
                 <pic:pic xmlns:pic="http://schemas.openxmlformats.org/drawingml/2006/picture">
                   <pic:nvPicPr>
                     <pic:cNvPr id="198309795" name="Picture 198309795"/>
                     <pic:cNvPicPr/>
                   </pic:nvPicPr>
                   <pic:blipFill>
-                    <a:blip r:embed="rId11">
+                    <a:blip xmlns:r="http://schemas.openxmlformats.org/officeDocument/2006/relationships" r:embed="rId11">
                       <a:extLst>
                         <a:ext uri="{28A0092B-C50C-407E-A947-70E740481C1C}">
                           <a14:useLocalDpi xmlns:a14="http://schemas.microsoft.com/office/drawing/2010/main"/>
@@ -1686,22 +1720,12 @@
       <w:r>
         <w:rPr>
           <w:rFonts w:ascii="Times New Roman" w:hAnsi="Times New Roman" w:eastAsia="Times New Roman" w:cs="Times New Roman"/>
-          <w:b/>
-          <w:bCs/>
-          <w:sz w:val="24"/>
-          <w:szCs w:val="24"/>
-        </w:rPr>
-        <w:t>3.</w:t>
-      </w:r>
-      <w:r>
-        <w:rPr>
-          <w:rFonts w:ascii="Times New Roman" w:hAnsi="Times New Roman" w:eastAsia="Times New Roman" w:cs="Times New Roman"/>
-          <w:b/>
-          <w:bCs/>
-          <w:sz w:val="24"/>
-          <w:szCs w:val="24"/>
-        </w:rPr>
-        <w:t xml:space="preserve"> Design de Componentes</w:t>
+          <w:b w:val="1"/>
+          <w:bCs w:val="1"/>
+          <w:sz w:val="24"/>
+          <w:szCs w:val="24"/>
+        </w:rPr>
+        <w:t>Design de Componentes</w:t>
       </w:r>
       <w:r>
         <w:br/>
@@ -1717,28 +1741,26 @@
       <w:r>
         <w:rPr>
           <w:rFonts w:ascii="Times New Roman" w:hAnsi="Times New Roman" w:eastAsia="Times New Roman" w:cs="Times New Roman"/>
-          <w:b/>
-          <w:bCs/>
-          <w:sz w:val="24"/>
-          <w:szCs w:val="24"/>
-        </w:rPr>
-        <w:t xml:space="preserve">3.1 Camada </w:t>
-      </w:r>
-      <w:proofErr w:type="spellStart"/>
-      <w:r>
-        <w:rPr>
-          <w:rFonts w:ascii="Times New Roman" w:hAnsi="Times New Roman" w:eastAsia="Times New Roman" w:cs="Times New Roman"/>
-          <w:b/>
-          <w:bCs/>
+          <w:b w:val="1"/>
+          <w:bCs w:val="1"/>
+          <w:sz w:val="24"/>
+          <w:szCs w:val="24"/>
+        </w:rPr>
+        <w:t xml:space="preserve">Camada </w:t>
+      </w:r>
+      <w:r>
+        <w:rPr>
+          <w:rFonts w:ascii="Times New Roman" w:hAnsi="Times New Roman" w:eastAsia="Times New Roman" w:cs="Times New Roman"/>
+          <w:b w:val="1"/>
+          <w:bCs w:val="1"/>
         </w:rPr>
         <w:t>Adapter</w:t>
       </w:r>
-      <w:proofErr w:type="spellEnd"/>
-      <w:r>
-        <w:rPr>
-          <w:rFonts w:ascii="Times New Roman" w:hAnsi="Times New Roman" w:eastAsia="Times New Roman" w:cs="Times New Roman"/>
-          <w:b/>
-          <w:bCs/>
+      <w:r>
+        <w:rPr>
+          <w:rFonts w:ascii="Times New Roman" w:hAnsi="Times New Roman" w:eastAsia="Times New Roman" w:cs="Times New Roman"/>
+          <w:b w:val="1"/>
+          <w:bCs w:val="1"/>
         </w:rPr>
         <w:t xml:space="preserve"> (interfaces):</w:t>
       </w:r>
@@ -1979,6 +2001,12 @@
         <w:rPr>
           <w:rFonts w:ascii="Times New Roman" w:hAnsi="Times New Roman" w:eastAsia="Times New Roman" w:cs="Times New Roman"/>
         </w:rPr>
+        <w:t>s</w:t>
+      </w:r>
+      <w:r>
+        <w:rPr>
+          <w:rFonts w:ascii="Times New Roman" w:hAnsi="Times New Roman" w:eastAsia="Times New Roman" w:cs="Times New Roman"/>
+        </w:rPr>
         <w:t xml:space="preserve"> tecnologias </w:t>
       </w:r>
       <w:r>
@@ -1991,7 +2019,31 @@
         <w:rPr>
           <w:rFonts w:ascii="Times New Roman" w:hAnsi="Times New Roman" w:eastAsia="Times New Roman" w:cs="Times New Roman"/>
         </w:rPr>
-        <w:t>em vez de mexer em todo o código devido a uma tecnologia só será preciso ajustar o adaptador</w:t>
+        <w:t>em vez de mexer em todo o código devido a uma tecnologia</w:t>
+      </w:r>
+      <w:r>
+        <w:rPr>
+          <w:rFonts w:ascii="Times New Roman" w:hAnsi="Times New Roman" w:eastAsia="Times New Roman" w:cs="Times New Roman"/>
+        </w:rPr>
+        <w:t xml:space="preserve">, </w:t>
+      </w:r>
+      <w:r>
+        <w:rPr>
+          <w:rFonts w:ascii="Times New Roman" w:hAnsi="Times New Roman" w:eastAsia="Times New Roman" w:cs="Times New Roman"/>
+        </w:rPr>
+        <w:t xml:space="preserve">será preciso ajustar </w:t>
+      </w:r>
+      <w:r>
+        <w:rPr>
+          <w:rFonts w:ascii="Times New Roman" w:hAnsi="Times New Roman" w:eastAsia="Times New Roman" w:cs="Times New Roman"/>
+        </w:rPr>
+        <w:t xml:space="preserve">apenas </w:t>
+      </w:r>
+      <w:r>
+        <w:rPr>
+          <w:rFonts w:ascii="Times New Roman" w:hAnsi="Times New Roman" w:eastAsia="Times New Roman" w:cs="Times New Roman"/>
+        </w:rPr>
+        <w:t>o adaptador</w:t>
       </w:r>
       <w:r>
         <w:rPr>
@@ -2006,8 +2058,8 @@
         <w:spacing w:before="319" w:after="319" w:line="360" w:lineRule="auto"/>
         <w:rPr>
           <w:rFonts w:ascii="Times New Roman" w:hAnsi="Times New Roman" w:eastAsia="Times New Roman" w:cs="Times New Roman"/>
-          <w:b/>
-          <w:bCs/>
+          <w:b w:val="1"/>
+          <w:bCs w:val="1"/>
           <w:i w:val="0"/>
           <w:iCs w:val="0"/>
           <w:color w:val="auto"/>
@@ -2018,22 +2070,21 @@
       <w:r>
         <w:rPr>
           <w:rFonts w:ascii="Times New Roman" w:hAnsi="Times New Roman" w:eastAsia="Times New Roman" w:cs="Times New Roman"/>
-          <w:b/>
-          <w:bCs/>
+          <w:b w:val="1"/>
+          <w:bCs w:val="1"/>
           <w:i w:val="0"/>
           <w:iCs w:val="0"/>
           <w:color w:val="auto"/>
           <w:sz w:val="24"/>
           <w:szCs w:val="24"/>
         </w:rPr>
-        <w:t xml:space="preserve">3.2 Camada de </w:t>
-      </w:r>
-      <w:proofErr w:type="spellStart"/>
-      <w:r>
-        <w:rPr>
-          <w:rFonts w:ascii="Times New Roman" w:hAnsi="Times New Roman" w:eastAsia="Times New Roman" w:cs="Times New Roman"/>
-          <w:b/>
-          <w:bCs/>
+        <w:t xml:space="preserve">Camada de </w:t>
+      </w:r>
+      <w:r>
+        <w:rPr>
+          <w:rFonts w:ascii="Times New Roman" w:hAnsi="Times New Roman" w:eastAsia="Times New Roman" w:cs="Times New Roman"/>
+          <w:b w:val="1"/>
+          <w:bCs w:val="1"/>
           <w:i w:val="0"/>
           <w:iCs w:val="0"/>
           <w:color w:val="auto"/>
@@ -2042,12 +2093,11 @@
         </w:rPr>
         <w:t>Conection</w:t>
       </w:r>
-      <w:proofErr w:type="spellEnd"/>
-      <w:r>
-        <w:rPr>
-          <w:rFonts w:ascii="Times New Roman" w:hAnsi="Times New Roman" w:eastAsia="Times New Roman" w:cs="Times New Roman"/>
-          <w:b/>
-          <w:bCs/>
+      <w:r>
+        <w:rPr>
+          <w:rFonts w:ascii="Times New Roman" w:hAnsi="Times New Roman" w:eastAsia="Times New Roman" w:cs="Times New Roman"/>
+          <w:b w:val="1"/>
+          <w:bCs w:val="1"/>
           <w:i w:val="0"/>
           <w:iCs w:val="0"/>
           <w:color w:val="auto"/>
@@ -2059,8 +2109,8 @@
       <w:r>
         <w:rPr>
           <w:rFonts w:ascii="Times New Roman" w:hAnsi="Times New Roman" w:eastAsia="Times New Roman" w:cs="Times New Roman"/>
-          <w:b/>
-          <w:bCs/>
+          <w:b w:val="1"/>
+          <w:bCs w:val="1"/>
           <w:i w:val="0"/>
           <w:iCs w:val="0"/>
           <w:color w:val="auto"/>
@@ -2072,8 +2122,8 @@
       <w:r>
         <w:rPr>
           <w:rFonts w:ascii="Times New Roman" w:hAnsi="Times New Roman" w:eastAsia="Times New Roman" w:cs="Times New Roman"/>
-          <w:b/>
-          <w:bCs/>
+          <w:b w:val="1"/>
+          <w:bCs w:val="1"/>
           <w:i w:val="0"/>
           <w:iCs w:val="0"/>
           <w:color w:val="auto"/>
@@ -2085,8 +2135,8 @@
       <w:r>
         <w:rPr>
           <w:rFonts w:ascii="Times New Roman" w:hAnsi="Times New Roman" w:eastAsia="Times New Roman" w:cs="Times New Roman"/>
-          <w:b/>
-          <w:bCs/>
+          <w:b w:val="1"/>
+          <w:bCs w:val="1"/>
           <w:i w:val="0"/>
           <w:iCs w:val="0"/>
           <w:color w:val="auto"/>
@@ -2111,8 +2161,8 @@
       <w:r>
         <w:rPr>
           <w:rFonts w:ascii="Times New Roman" w:hAnsi="Times New Roman" w:eastAsia="Times New Roman" w:cs="Times New Roman"/>
-          <w:b/>
-          <w:bCs/>
+          <w:b w:val="1"/>
+          <w:bCs w:val="1"/>
         </w:rPr>
         <w:t>Responsabilidade:</w:t>
       </w:r>
@@ -2126,7 +2176,19 @@
         <w:rPr>
           <w:rFonts w:ascii="Times New Roman" w:hAnsi="Times New Roman" w:eastAsia="Times New Roman" w:cs="Times New Roman"/>
         </w:rPr>
-        <w:t>Fazer a implementação concreta do uso de recurso externos como banco de dados e API.</w:t>
+        <w:t>Fazer a implementação concreta do uso de recurso externos como banco</w:t>
+      </w:r>
+      <w:r>
+        <w:rPr>
+          <w:rFonts w:ascii="Times New Roman" w:hAnsi="Times New Roman" w:eastAsia="Times New Roman" w:cs="Times New Roman"/>
+        </w:rPr>
+        <w:t>s</w:t>
+      </w:r>
+      <w:r>
+        <w:rPr>
+          <w:rFonts w:ascii="Times New Roman" w:hAnsi="Times New Roman" w:eastAsia="Times New Roman" w:cs="Times New Roman"/>
+        </w:rPr>
+        <w:t xml:space="preserve"> de dados e API.</w:t>
       </w:r>
     </w:p>
     <w:p>
@@ -2251,34 +2313,24 @@
       <w:r>
         <w:rPr>
           <w:rFonts w:ascii="Times New Roman" w:hAnsi="Times New Roman" w:eastAsia="Times New Roman" w:cs="Times New Roman"/>
-          <w:b/>
-          <w:bCs/>
-          <w:sz w:val="24"/>
-          <w:szCs w:val="24"/>
-        </w:rPr>
-        <w:t xml:space="preserve">3.3 </w:t>
-      </w:r>
-      <w:r>
-        <w:rPr>
-          <w:rFonts w:ascii="Times New Roman" w:hAnsi="Times New Roman" w:eastAsia="Times New Roman" w:cs="Times New Roman"/>
-          <w:b/>
-          <w:bCs/>
+          <w:b w:val="1"/>
+          <w:bCs w:val="1"/>
         </w:rPr>
         <w:t>Domain</w:t>
       </w:r>
       <w:r>
         <w:rPr>
           <w:rFonts w:ascii="Times New Roman" w:hAnsi="Times New Roman" w:eastAsia="Times New Roman" w:cs="Times New Roman"/>
-          <w:b/>
-          <w:bCs/>
+          <w:b w:val="1"/>
+          <w:bCs w:val="1"/>
         </w:rPr>
         <w:t xml:space="preserve"> (núcleo do sistema)</w:t>
       </w:r>
       <w:r>
         <w:rPr>
           <w:rFonts w:ascii="Times New Roman" w:hAnsi="Times New Roman" w:eastAsia="Times New Roman" w:cs="Times New Roman"/>
-          <w:b/>
-          <w:bCs/>
+          <w:b w:val="1"/>
+          <w:bCs w:val="1"/>
         </w:rPr>
         <w:t>:</w:t>
       </w:r>
@@ -2543,8 +2595,8 @@
       <w:r>
         <w:rPr>
           <w:rFonts w:ascii="Times New Roman" w:hAnsi="Times New Roman" w:eastAsia="Times New Roman" w:cs="Times New Roman"/>
-          <w:b/>
-          <w:bCs/>
+          <w:b w:val="1"/>
+          <w:bCs w:val="1"/>
         </w:rPr>
         <w:t>Função:</w:t>
       </w:r>
@@ -2582,16 +2634,26 @@
         <w:rPr>
           <w:rFonts w:ascii="Times New Roman" w:hAnsi="Times New Roman" w:eastAsia="Times New Roman" w:cs="Times New Roman"/>
         </w:rPr>
-        <w:t xml:space="preserve"> e instancia o app </w:t>
-      </w:r>
-      <w:proofErr w:type="spellStart"/>
+        <w:t xml:space="preserve"> e inst</w:t>
+      </w:r>
+      <w:r>
+        <w:rPr>
+          <w:rFonts w:ascii="Times New Roman" w:hAnsi="Times New Roman" w:eastAsia="Times New Roman" w:cs="Times New Roman"/>
+        </w:rPr>
+        <w:t>â</w:t>
+      </w:r>
+      <w:r>
+        <w:rPr>
+          <w:rFonts w:ascii="Times New Roman" w:hAnsi="Times New Roman" w:eastAsia="Times New Roman" w:cs="Times New Roman"/>
+        </w:rPr>
+        <w:t xml:space="preserve">ncia o app </w:t>
+      </w:r>
       <w:r>
         <w:rPr>
           <w:rFonts w:ascii="Times New Roman" w:hAnsi="Times New Roman" w:eastAsia="Times New Roman" w:cs="Times New Roman"/>
         </w:rPr>
         <w:t>flask</w:t>
       </w:r>
-      <w:proofErr w:type="spellEnd"/>
       <w:r>
         <w:rPr>
           <w:rFonts w:ascii="Times New Roman" w:hAnsi="Times New Roman" w:eastAsia="Times New Roman" w:cs="Times New Roman"/>
@@ -2604,37 +2666,35 @@
         <w:spacing w:before="319" w:after="319" w:line="360" w:lineRule="auto"/>
         <w:rPr>
           <w:rFonts w:ascii="Times New Roman" w:hAnsi="Times New Roman" w:eastAsia="Times New Roman" w:cs="Times New Roman"/>
-          <w:b/>
-          <w:bCs/>
-          <w:sz w:val="24"/>
-          <w:szCs w:val="24"/>
-        </w:rPr>
-      </w:pPr>
-      <w:r>
-        <w:rPr>
-          <w:rFonts w:ascii="Times New Roman" w:hAnsi="Times New Roman" w:eastAsia="Times New Roman" w:cs="Times New Roman"/>
-          <w:b/>
-          <w:bCs/>
-          <w:sz w:val="24"/>
-          <w:szCs w:val="24"/>
-        </w:rPr>
-        <w:t xml:space="preserve">3.4 Camada de </w:t>
-      </w:r>
-      <w:proofErr w:type="spellStart"/>
-      <w:r>
-        <w:rPr>
-          <w:rFonts w:ascii="Times New Roman" w:hAnsi="Times New Roman" w:eastAsia="Times New Roman" w:cs="Times New Roman"/>
-          <w:b/>
-          <w:bCs/>
+          <w:b w:val="1"/>
+          <w:bCs w:val="1"/>
+          <w:sz w:val="24"/>
+          <w:szCs w:val="24"/>
+        </w:rPr>
+      </w:pPr>
+      <w:r>
+        <w:rPr>
+          <w:rFonts w:ascii="Times New Roman" w:hAnsi="Times New Roman" w:eastAsia="Times New Roman" w:cs="Times New Roman"/>
+          <w:b w:val="1"/>
+          <w:bCs w:val="1"/>
+          <w:sz w:val="24"/>
+          <w:szCs w:val="24"/>
+        </w:rPr>
+        <w:t xml:space="preserve">Camada de </w:t>
+      </w:r>
+      <w:r>
+        <w:rPr>
+          <w:rFonts w:ascii="Times New Roman" w:hAnsi="Times New Roman" w:eastAsia="Times New Roman" w:cs="Times New Roman"/>
+          <w:b w:val="1"/>
+          <w:bCs w:val="1"/>
         </w:rPr>
         <w:t>Ports</w:t>
       </w:r>
-      <w:proofErr w:type="spellEnd"/>
-      <w:r>
-        <w:rPr>
-          <w:rFonts w:ascii="Times New Roman" w:hAnsi="Times New Roman" w:eastAsia="Times New Roman" w:cs="Times New Roman"/>
-          <w:b/>
-          <w:bCs/>
+      <w:r>
+        <w:rPr>
+          <w:rFonts w:ascii="Times New Roman" w:hAnsi="Times New Roman" w:eastAsia="Times New Roman" w:cs="Times New Roman"/>
+          <w:b w:val="1"/>
+          <w:bCs w:val="1"/>
           <w:sz w:val="24"/>
           <w:szCs w:val="24"/>
         </w:rPr>
@@ -2643,8 +2703,8 @@
       <w:r>
         <w:rPr>
           <w:rFonts w:ascii="Times New Roman" w:hAnsi="Times New Roman" w:eastAsia="Times New Roman" w:cs="Times New Roman"/>
-          <w:b/>
-          <w:bCs/>
+          <w:b w:val="1"/>
+          <w:bCs w:val="1"/>
           <w:sz w:val="24"/>
           <w:szCs w:val="24"/>
         </w:rPr>
@@ -2653,8 +2713,8 @@
       <w:r>
         <w:rPr>
           <w:rFonts w:ascii="Times New Roman" w:hAnsi="Times New Roman" w:eastAsia="Times New Roman" w:cs="Times New Roman"/>
-          <w:b/>
-          <w:bCs/>
+          <w:b w:val="1"/>
+          <w:bCs w:val="1"/>
           <w:sz w:val="24"/>
           <w:szCs w:val="24"/>
         </w:rPr>
@@ -2663,8 +2723,8 @@
       <w:r>
         <w:rPr>
           <w:rFonts w:ascii="Times New Roman" w:hAnsi="Times New Roman" w:eastAsia="Times New Roman" w:cs="Times New Roman"/>
-          <w:b/>
-          <w:bCs/>
+          <w:b w:val="1"/>
+          <w:bCs w:val="1"/>
         </w:rPr>
         <w:t>:</w:t>
       </w:r>
@@ -2784,7 +2844,19 @@
         <w:rPr>
           <w:rFonts w:ascii="Times New Roman" w:hAnsi="Times New Roman" w:eastAsia="Times New Roman" w:cs="Times New Roman"/>
         </w:rPr>
-        <w:t>entarda</w:t>
+        <w:t>ent</w:t>
+      </w:r>
+      <w:r>
+        <w:rPr>
+          <w:rFonts w:ascii="Times New Roman" w:hAnsi="Times New Roman" w:eastAsia="Times New Roman" w:cs="Times New Roman"/>
+        </w:rPr>
+        <w:t>ra</w:t>
+      </w:r>
+      <w:r>
+        <w:rPr>
+          <w:rFonts w:ascii="Times New Roman" w:hAnsi="Times New Roman" w:eastAsia="Times New Roman" w:cs="Times New Roman"/>
+        </w:rPr>
+        <w:t>da</w:t>
       </w:r>
       <w:r>
         <w:rPr>
@@ -2838,219 +2910,428 @@
       <w:r>
         <w:rPr>
           <w:rFonts w:ascii="Times New Roman" w:hAnsi="Times New Roman" w:eastAsia="Times New Roman" w:cs="Times New Roman"/>
+          <w:b w:val="1"/>
+          <w:bCs w:val="1"/>
+          <w:sz w:val="24"/>
+          <w:szCs w:val="24"/>
+        </w:rPr>
+        <w:t xml:space="preserve">Requisitos Funcionais </w:t>
+      </w:r>
+    </w:p>
+    <w:p>
+      <w:pPr>
+        <w:spacing w:after="0" w:line="360" w:lineRule="auto"/>
+      </w:pPr>
+      <w:r>
+        <w:rPr>
+          <w:rFonts w:ascii="Times New Roman" w:hAnsi="Times New Roman" w:eastAsia="Times New Roman" w:cs="Times New Roman"/>
+          <w:sz w:val="24"/>
+          <w:szCs w:val="24"/>
+        </w:rPr>
+        <w:t>• Cadastro de professores e administradores</w:t>
+      </w:r>
+      <w:r>
+        <w:rPr>
+          <w:rFonts w:ascii="Times New Roman" w:hAnsi="Times New Roman" w:eastAsia="Times New Roman" w:cs="Times New Roman"/>
+          <w:sz w:val="24"/>
+          <w:szCs w:val="24"/>
+        </w:rPr>
+        <w:t>;</w:t>
+      </w:r>
+    </w:p>
+    <w:p>
+      <w:pPr>
+        <w:spacing w:after="0" w:line="360" w:lineRule="auto"/>
+      </w:pPr>
+      <w:r>
+        <w:rPr>
+          <w:rFonts w:ascii="Times New Roman" w:hAnsi="Times New Roman" w:eastAsia="Times New Roman" w:cs="Times New Roman"/>
+          <w:sz w:val="24"/>
+          <w:szCs w:val="24"/>
+        </w:rPr>
+        <w:t>• Autenticação de usuários por login</w:t>
+      </w:r>
+      <w:r>
+        <w:rPr>
+          <w:rFonts w:ascii="Times New Roman" w:hAnsi="Times New Roman" w:eastAsia="Times New Roman" w:cs="Times New Roman"/>
+          <w:sz w:val="24"/>
+          <w:szCs w:val="24"/>
+        </w:rPr>
+        <w:t>;</w:t>
+      </w:r>
+    </w:p>
+    <w:p>
+      <w:pPr>
+        <w:spacing w:after="0" w:line="360" w:lineRule="auto"/>
+      </w:pPr>
+      <w:r>
+        <w:rPr>
+          <w:rFonts w:ascii="Times New Roman" w:hAnsi="Times New Roman" w:eastAsia="Times New Roman" w:cs="Times New Roman"/>
+          <w:sz w:val="24"/>
+          <w:szCs w:val="24"/>
+        </w:rPr>
+        <w:t>• Criação de atividades educacionais</w:t>
+      </w:r>
+      <w:r>
+        <w:rPr>
+          <w:rFonts w:ascii="Times New Roman" w:hAnsi="Times New Roman" w:eastAsia="Times New Roman" w:cs="Times New Roman"/>
+          <w:sz w:val="24"/>
+          <w:szCs w:val="24"/>
+        </w:rPr>
+        <w:t>;</w:t>
+      </w:r>
+      <w:r>
+        <w:rPr>
+          <w:rFonts w:ascii="Times New Roman" w:hAnsi="Times New Roman" w:eastAsia="Times New Roman" w:cs="Times New Roman"/>
+          <w:sz w:val="24"/>
+          <w:szCs w:val="24"/>
+        </w:rPr>
+        <w:t xml:space="preserve"> </w:t>
+      </w:r>
+    </w:p>
+    <w:p>
+      <w:pPr>
+        <w:spacing w:after="0" w:line="360" w:lineRule="auto"/>
+      </w:pPr>
+      <w:r>
+        <w:rPr>
+          <w:rFonts w:ascii="Times New Roman" w:hAnsi="Times New Roman" w:eastAsia="Times New Roman" w:cs="Times New Roman"/>
+          <w:sz w:val="24"/>
+          <w:szCs w:val="24"/>
+        </w:rPr>
+        <w:t>• Personalização de atividades para cada aluno</w:t>
+      </w:r>
+      <w:r>
+        <w:rPr>
+          <w:rFonts w:ascii="Times New Roman" w:hAnsi="Times New Roman" w:eastAsia="Times New Roman" w:cs="Times New Roman"/>
+          <w:sz w:val="24"/>
+          <w:szCs w:val="24"/>
+        </w:rPr>
+        <w:t>;</w:t>
+      </w:r>
+      <w:r>
+        <w:rPr>
+          <w:rFonts w:ascii="Times New Roman" w:hAnsi="Times New Roman" w:eastAsia="Times New Roman" w:cs="Times New Roman"/>
+          <w:sz w:val="24"/>
+          <w:szCs w:val="24"/>
+        </w:rPr>
+        <w:t xml:space="preserve"> </w:t>
+      </w:r>
+    </w:p>
+    <w:p>
+      <w:pPr>
+        <w:spacing w:after="0" w:line="360" w:lineRule="auto"/>
+      </w:pPr>
+      <w:r>
+        <w:rPr>
+          <w:rFonts w:ascii="Times New Roman" w:hAnsi="Times New Roman" w:eastAsia="Times New Roman" w:cs="Times New Roman"/>
+          <w:sz w:val="24"/>
+          <w:szCs w:val="24"/>
+        </w:rPr>
+        <w:t>• Registro de progresso pedagógico</w:t>
+      </w:r>
+      <w:r>
+        <w:rPr>
+          <w:rFonts w:ascii="Times New Roman" w:hAnsi="Times New Roman" w:eastAsia="Times New Roman" w:cs="Times New Roman"/>
+          <w:sz w:val="24"/>
+          <w:szCs w:val="24"/>
+        </w:rPr>
+        <w:t>;</w:t>
+      </w:r>
+      <w:r>
+        <w:rPr>
+          <w:rFonts w:ascii="Times New Roman" w:hAnsi="Times New Roman" w:eastAsia="Times New Roman" w:cs="Times New Roman"/>
+          <w:sz w:val="24"/>
+          <w:szCs w:val="24"/>
+        </w:rPr>
+        <w:t xml:space="preserve"> </w:t>
+      </w:r>
+    </w:p>
+    <w:p>
+      <w:pPr>
+        <w:spacing w:after="0" w:line="360" w:lineRule="auto"/>
+      </w:pPr>
+      <w:r>
+        <w:rPr>
+          <w:rFonts w:ascii="Times New Roman" w:hAnsi="Times New Roman" w:eastAsia="Times New Roman" w:cs="Times New Roman"/>
+          <w:sz w:val="24"/>
+          <w:szCs w:val="24"/>
+        </w:rPr>
+        <w:t xml:space="preserve">• Visualização das atividades pelos alunos. </w:t>
+      </w:r>
+    </w:p>
+    <w:p>
+      <w:pPr>
+        <w:spacing w:after="0" w:line="360" w:lineRule="auto"/>
+        <w:rPr>
+          <w:rFonts w:ascii="Times New Roman" w:hAnsi="Times New Roman" w:eastAsia="Times New Roman" w:cs="Times New Roman"/>
+          <w:sz w:val="24"/>
+          <w:szCs w:val="24"/>
+        </w:rPr>
+      </w:pPr>
+    </w:p>
+    <w:p>
+      <w:pPr>
+        <w:spacing w:after="0" w:line="360" w:lineRule="auto"/>
+      </w:pPr>
+      <w:r>
+        <w:rPr>
+          <w:rFonts w:ascii="Times New Roman" w:hAnsi="Times New Roman" w:eastAsia="Times New Roman" w:cs="Times New Roman"/>
+          <w:b w:val="1"/>
+          <w:bCs w:val="1"/>
+          <w:sz w:val="24"/>
+          <w:szCs w:val="24"/>
+        </w:rPr>
+        <w:t xml:space="preserve">Requisitos Não Funcionais </w:t>
+      </w:r>
+    </w:p>
+    <w:p>
+      <w:pPr>
+        <w:spacing w:after="0" w:line="360" w:lineRule="auto"/>
+      </w:pPr>
+      <w:r>
+        <w:rPr>
+          <w:rFonts w:ascii="Times New Roman" w:hAnsi="Times New Roman" w:eastAsia="Times New Roman" w:cs="Times New Roman"/>
+          <w:sz w:val="24"/>
+          <w:szCs w:val="24"/>
+        </w:rPr>
+        <w:t>• Segurança e proteção dos dados dos alunos</w:t>
+      </w:r>
+      <w:r>
+        <w:rPr>
+          <w:rFonts w:ascii="Times New Roman" w:hAnsi="Times New Roman" w:eastAsia="Times New Roman" w:cs="Times New Roman"/>
+          <w:sz w:val="24"/>
+          <w:szCs w:val="24"/>
+        </w:rPr>
+        <w:t>;</w:t>
+      </w:r>
+      <w:r>
+        <w:rPr>
+          <w:rFonts w:ascii="Times New Roman" w:hAnsi="Times New Roman" w:eastAsia="Times New Roman" w:cs="Times New Roman"/>
+          <w:sz w:val="24"/>
+          <w:szCs w:val="24"/>
+        </w:rPr>
+        <w:t xml:space="preserve"> </w:t>
+      </w:r>
+    </w:p>
+    <w:p>
+      <w:pPr>
+        <w:spacing w:after="0" w:line="360" w:lineRule="auto"/>
+      </w:pPr>
+      <w:r>
+        <w:rPr>
+          <w:rFonts w:ascii="Times New Roman" w:hAnsi="Times New Roman" w:eastAsia="Times New Roman" w:cs="Times New Roman"/>
+          <w:sz w:val="24"/>
+          <w:szCs w:val="24"/>
+        </w:rPr>
+        <w:t>• Usabilidade com interface simples e intuitiva</w:t>
+      </w:r>
+      <w:r>
+        <w:rPr>
+          <w:rFonts w:ascii="Times New Roman" w:hAnsi="Times New Roman" w:eastAsia="Times New Roman" w:cs="Times New Roman"/>
+          <w:sz w:val="24"/>
+          <w:szCs w:val="24"/>
+        </w:rPr>
+        <w:t>;</w:t>
+      </w:r>
+      <w:r>
+        <w:rPr>
+          <w:rFonts w:ascii="Times New Roman" w:hAnsi="Times New Roman" w:eastAsia="Times New Roman" w:cs="Times New Roman"/>
+          <w:sz w:val="24"/>
+          <w:szCs w:val="24"/>
+        </w:rPr>
+        <w:t xml:space="preserve"> </w:t>
+      </w:r>
+    </w:p>
+    <w:p>
+      <w:pPr>
+        <w:spacing w:after="0" w:line="360" w:lineRule="auto"/>
+      </w:pPr>
+      <w:r>
+        <w:rPr>
+          <w:rFonts w:ascii="Times New Roman" w:hAnsi="Times New Roman" w:eastAsia="Times New Roman" w:cs="Times New Roman"/>
+          <w:sz w:val="24"/>
+          <w:szCs w:val="24"/>
+        </w:rPr>
+        <w:t>• Disponibilidade do sistema em ambiente hospitalar</w:t>
+      </w:r>
+      <w:r>
+        <w:rPr>
+          <w:rFonts w:ascii="Times New Roman" w:hAnsi="Times New Roman" w:eastAsia="Times New Roman" w:cs="Times New Roman"/>
+          <w:sz w:val="24"/>
+          <w:szCs w:val="24"/>
+        </w:rPr>
+        <w:t>;</w:t>
+      </w:r>
+    </w:p>
+    <w:p>
+      <w:pPr>
+        <w:spacing w:after="0" w:line="360" w:lineRule="auto"/>
+      </w:pPr>
+      <w:r>
+        <w:rPr>
+          <w:rFonts w:ascii="Times New Roman" w:hAnsi="Times New Roman" w:eastAsia="Times New Roman" w:cs="Times New Roman"/>
+          <w:sz w:val="24"/>
+          <w:szCs w:val="24"/>
+        </w:rPr>
+        <w:t>• Manutenibilidade da arquitetura</w:t>
+      </w:r>
+      <w:r>
+        <w:rPr>
+          <w:rFonts w:ascii="Times New Roman" w:hAnsi="Times New Roman" w:eastAsia="Times New Roman" w:cs="Times New Roman"/>
+          <w:sz w:val="24"/>
+          <w:szCs w:val="24"/>
+        </w:rPr>
+        <w:t>;</w:t>
+      </w:r>
+    </w:p>
+    <w:p>
+      <w:pPr>
+        <w:spacing w:after="0" w:line="360" w:lineRule="auto"/>
+        <w:rPr>
+          <w:rFonts w:ascii="Times New Roman" w:hAnsi="Times New Roman" w:eastAsia="Times New Roman" w:cs="Times New Roman"/>
+          <w:sz w:val="24"/>
+          <w:szCs w:val="24"/>
+        </w:rPr>
+      </w:pPr>
+      <w:r>
+        <w:rPr>
+          <w:rFonts w:ascii="Times New Roman" w:hAnsi="Times New Roman" w:eastAsia="Times New Roman" w:cs="Times New Roman"/>
+          <w:sz w:val="24"/>
+          <w:szCs w:val="24"/>
+        </w:rPr>
+        <w:t>• Escalabilidade para futuras integrações com IA</w:t>
+      </w:r>
+      <w:r>
+        <w:rPr>
+          <w:rFonts w:ascii="Times New Roman" w:hAnsi="Times New Roman" w:eastAsia="Times New Roman" w:cs="Times New Roman"/>
+          <w:sz w:val="24"/>
+          <w:szCs w:val="24"/>
+        </w:rPr>
+        <w:t>;</w:t>
+      </w:r>
+    </w:p>
+    <w:p>
+      <w:pPr>
+        <w:spacing w:after="0" w:line="360" w:lineRule="auto"/>
+        <w:rPr>
+          <w:rFonts w:ascii="Times New Roman" w:hAnsi="Times New Roman" w:eastAsia="Times New Roman" w:cs="Times New Roman"/>
+          <w:sz w:val="24"/>
+          <w:szCs w:val="24"/>
+        </w:rPr>
+      </w:pPr>
+      <w:r>
+        <w:rPr>
+          <w:rFonts w:ascii="Times New Roman" w:hAnsi="Times New Roman" w:eastAsia="Times New Roman" w:cs="Times New Roman"/>
+          <w:sz w:val="24"/>
+          <w:szCs w:val="24"/>
+        </w:rPr>
+        <w:t xml:space="preserve">• Responsividade </w:t>
+      </w:r>
+      <w:r>
+        <w:rPr>
+          <w:rFonts w:ascii="Times New Roman" w:hAnsi="Times New Roman" w:eastAsia="Times New Roman" w:cs="Times New Roman"/>
+          <w:sz w:val="24"/>
+          <w:szCs w:val="24"/>
+        </w:rPr>
+        <w:t>visual para aparelhos mobile</w:t>
+      </w:r>
+      <w:r>
+        <w:rPr>
+          <w:rFonts w:ascii="Times New Roman" w:hAnsi="Times New Roman" w:eastAsia="Times New Roman" w:cs="Times New Roman"/>
+          <w:sz w:val="24"/>
+          <w:szCs w:val="24"/>
+        </w:rPr>
+        <w:t>.</w:t>
+      </w:r>
+      <w:r>
+        <w:br/>
+      </w:r>
+    </w:p>
+    <w:p>
+      <w:pPr>
+        <w:spacing w:after="0" w:line="360" w:lineRule="auto"/>
+        <w:rPr>
+          <w:rFonts w:ascii="Times New Roman" w:hAnsi="Times New Roman" w:eastAsia="Times New Roman" w:cs="Times New Roman"/>
+          <w:b w:val="1"/>
+          <w:bCs w:val="1"/>
+          <w:sz w:val="24"/>
+          <w:szCs w:val="24"/>
+        </w:rPr>
+      </w:pPr>
+      <w:r>
+        <w:rPr>
+          <w:rFonts w:ascii="Times New Roman" w:hAnsi="Times New Roman" w:eastAsia="Times New Roman" w:cs="Times New Roman"/>
+          <w:b w:val="1"/>
+          <w:bCs w:val="1"/>
+          <w:sz w:val="24"/>
+          <w:szCs w:val="24"/>
+        </w:rPr>
+        <w:t xml:space="preserve">Documento de </w:t>
+      </w:r>
+      <w:r>
+        <w:rPr>
+          <w:rFonts w:ascii="Times New Roman" w:hAnsi="Times New Roman" w:eastAsia="Times New Roman" w:cs="Times New Roman"/>
+          <w:b w:val="1"/>
+          <w:bCs w:val="1"/>
+          <w:sz w:val="24"/>
+          <w:szCs w:val="24"/>
+        </w:rPr>
+        <w:t>Rationale</w:t>
+      </w:r>
+    </w:p>
+    <w:p>
+      <w:pPr>
+        <w:spacing w:before="240" w:after="240" w:line="360" w:lineRule="auto"/>
+        <w:rPr>
+          <w:rFonts w:ascii="Times New Roman" w:hAnsi="Times New Roman" w:eastAsia="Times New Roman" w:cs="Times New Roman"/>
+          <w:sz w:val="24"/>
+          <w:szCs w:val="24"/>
+        </w:rPr>
+      </w:pPr>
+      <w:r>
+        <w:rPr>
+          <w:rFonts w:ascii="Times New Roman" w:hAnsi="Times New Roman" w:eastAsia="Times New Roman" w:cs="Times New Roman"/>
+          <w:sz w:val="24"/>
+          <w:szCs w:val="24"/>
+        </w:rPr>
+        <w:t xml:space="preserve">O </w:t>
+      </w:r>
+      <w:proofErr w:type="spellStart"/>
+      <w:r>
+        <w:rPr>
+          <w:rFonts w:ascii="Times New Roman" w:hAnsi="Times New Roman" w:eastAsia="Times New Roman" w:cs="Times New Roman"/>
+          <w:sz w:val="24"/>
+          <w:szCs w:val="24"/>
+        </w:rPr>
+        <w:t>Rationale</w:t>
+      </w:r>
+      <w:proofErr w:type="spellEnd"/>
+      <w:r>
+        <w:rPr>
+          <w:rFonts w:ascii="Times New Roman" w:hAnsi="Times New Roman" w:eastAsia="Times New Roman" w:cs="Times New Roman"/>
+          <w:sz w:val="24"/>
+          <w:szCs w:val="24"/>
+        </w:rPr>
+        <w:t xml:space="preserve"> deste projeto detalha as justificativas para as decisões arquiteturais tomadas, garantindo que o </w:t>
+      </w:r>
+      <w:r>
+        <w:rPr>
+          <w:rFonts w:ascii="Times New Roman" w:hAnsi="Times New Roman" w:eastAsia="Times New Roman" w:cs="Times New Roman"/>
           <w:b/>
           <w:bCs/>
           <w:sz w:val="24"/>
           <w:szCs w:val="24"/>
         </w:rPr>
-        <w:t xml:space="preserve">4. Requisitos Funcionais </w:t>
-      </w:r>
-    </w:p>
-    <w:p>
-      <w:pPr>
-        <w:spacing w:after="0" w:line="360" w:lineRule="auto"/>
-      </w:pPr>
-      <w:r>
-        <w:rPr>
-          <w:rFonts w:ascii="Times New Roman" w:hAnsi="Times New Roman" w:eastAsia="Times New Roman" w:cs="Times New Roman"/>
-          <w:sz w:val="24"/>
-          <w:szCs w:val="24"/>
-        </w:rPr>
-        <w:t xml:space="preserve">• Cadastro de professores e administradores. </w:t>
-      </w:r>
-    </w:p>
-    <w:p>
-      <w:pPr>
-        <w:spacing w:after="0" w:line="360" w:lineRule="auto"/>
-      </w:pPr>
-      <w:r>
-        <w:rPr>
-          <w:rFonts w:ascii="Times New Roman" w:hAnsi="Times New Roman" w:eastAsia="Times New Roman" w:cs="Times New Roman"/>
-          <w:sz w:val="24"/>
-          <w:szCs w:val="24"/>
-        </w:rPr>
-        <w:t xml:space="preserve">• Autenticação de usuários por login. </w:t>
-      </w:r>
-    </w:p>
-    <w:p>
-      <w:pPr>
-        <w:spacing w:after="0" w:line="360" w:lineRule="auto"/>
-      </w:pPr>
-      <w:r>
-        <w:rPr>
-          <w:rFonts w:ascii="Times New Roman" w:hAnsi="Times New Roman" w:eastAsia="Times New Roman" w:cs="Times New Roman"/>
-          <w:sz w:val="24"/>
-          <w:szCs w:val="24"/>
-        </w:rPr>
-        <w:t xml:space="preserve">• Criação de atividades educacionais. </w:t>
-      </w:r>
-    </w:p>
-    <w:p>
-      <w:pPr>
-        <w:spacing w:after="0" w:line="360" w:lineRule="auto"/>
-      </w:pPr>
-      <w:r>
-        <w:rPr>
-          <w:rFonts w:ascii="Times New Roman" w:hAnsi="Times New Roman" w:eastAsia="Times New Roman" w:cs="Times New Roman"/>
-          <w:sz w:val="24"/>
-          <w:szCs w:val="24"/>
-        </w:rPr>
-        <w:t xml:space="preserve">• Personalização de atividades para cada aluno. </w:t>
-      </w:r>
-    </w:p>
-    <w:p>
-      <w:pPr>
-        <w:spacing w:after="0" w:line="360" w:lineRule="auto"/>
-      </w:pPr>
-      <w:r>
-        <w:rPr>
-          <w:rFonts w:ascii="Times New Roman" w:hAnsi="Times New Roman" w:eastAsia="Times New Roman" w:cs="Times New Roman"/>
-          <w:sz w:val="24"/>
-          <w:szCs w:val="24"/>
-        </w:rPr>
-        <w:t xml:space="preserve">• Registro de progresso pedagógico. </w:t>
-      </w:r>
-    </w:p>
-    <w:p>
-      <w:pPr>
-        <w:spacing w:after="0" w:line="360" w:lineRule="auto"/>
-      </w:pPr>
-      <w:r>
-        <w:rPr>
-          <w:rFonts w:ascii="Times New Roman" w:hAnsi="Times New Roman" w:eastAsia="Times New Roman" w:cs="Times New Roman"/>
-          <w:sz w:val="24"/>
-          <w:szCs w:val="24"/>
-        </w:rPr>
-        <w:t xml:space="preserve">• Visualização das atividades pelos alunos. </w:t>
-      </w:r>
-    </w:p>
-    <w:p>
-      <w:pPr>
-        <w:spacing w:after="0" w:line="360" w:lineRule="auto"/>
-        <w:rPr>
-          <w:rFonts w:ascii="Times New Roman" w:hAnsi="Times New Roman" w:eastAsia="Times New Roman" w:cs="Times New Roman"/>
-          <w:sz w:val="24"/>
-          <w:szCs w:val="24"/>
-        </w:rPr>
-      </w:pPr>
-    </w:p>
-    <w:p>
-      <w:pPr>
-        <w:spacing w:after="0" w:line="360" w:lineRule="auto"/>
-      </w:pPr>
-      <w:r>
-        <w:rPr>
-          <w:rFonts w:ascii="Times New Roman" w:hAnsi="Times New Roman" w:eastAsia="Times New Roman" w:cs="Times New Roman"/>
-          <w:b/>
-          <w:bCs/>
-          <w:sz w:val="24"/>
-          <w:szCs w:val="24"/>
-        </w:rPr>
-        <w:t xml:space="preserve">5. Requisitos Não Funcionais </w:t>
-      </w:r>
-    </w:p>
-    <w:p>
-      <w:pPr>
-        <w:spacing w:after="0" w:line="360" w:lineRule="auto"/>
-      </w:pPr>
-      <w:r>
-        <w:rPr>
-          <w:rFonts w:ascii="Times New Roman" w:hAnsi="Times New Roman" w:eastAsia="Times New Roman" w:cs="Times New Roman"/>
-          <w:sz w:val="24"/>
-          <w:szCs w:val="24"/>
-        </w:rPr>
-        <w:t xml:space="preserve">• Segurança e proteção dos dados dos alunos. </w:t>
-      </w:r>
-    </w:p>
-    <w:p>
-      <w:pPr>
-        <w:spacing w:after="0" w:line="360" w:lineRule="auto"/>
-      </w:pPr>
-      <w:r>
-        <w:rPr>
-          <w:rFonts w:ascii="Times New Roman" w:hAnsi="Times New Roman" w:eastAsia="Times New Roman" w:cs="Times New Roman"/>
-          <w:sz w:val="24"/>
-          <w:szCs w:val="24"/>
-        </w:rPr>
-        <w:t xml:space="preserve">• Usabilidade com interface simples e intuitiva. </w:t>
-      </w:r>
-    </w:p>
-    <w:p>
-      <w:pPr>
-        <w:spacing w:after="0" w:line="360" w:lineRule="auto"/>
-      </w:pPr>
-      <w:r>
-        <w:rPr>
-          <w:rFonts w:ascii="Times New Roman" w:hAnsi="Times New Roman" w:eastAsia="Times New Roman" w:cs="Times New Roman"/>
-          <w:sz w:val="24"/>
-          <w:szCs w:val="24"/>
-        </w:rPr>
-        <w:t xml:space="preserve">• Disponibilidade do sistema em ambiente hospitalar. </w:t>
-      </w:r>
-    </w:p>
-    <w:p>
-      <w:pPr>
-        <w:spacing w:after="0" w:line="360" w:lineRule="auto"/>
-      </w:pPr>
-      <w:r>
-        <w:rPr>
-          <w:rFonts w:ascii="Times New Roman" w:hAnsi="Times New Roman" w:eastAsia="Times New Roman" w:cs="Times New Roman"/>
-          <w:sz w:val="24"/>
-          <w:szCs w:val="24"/>
-        </w:rPr>
-        <w:t xml:space="preserve">• Manutenibilidade da arquitetura. </w:t>
-      </w:r>
-    </w:p>
-    <w:p>
-      <w:pPr>
-        <w:spacing w:after="0" w:line="360" w:lineRule="auto"/>
-        <w:rPr>
-          <w:rFonts w:ascii="Times New Roman" w:hAnsi="Times New Roman" w:eastAsia="Times New Roman" w:cs="Times New Roman"/>
-          <w:sz w:val="24"/>
-          <w:szCs w:val="24"/>
-        </w:rPr>
-      </w:pPr>
-      <w:r>
-        <w:rPr>
-          <w:rFonts w:ascii="Times New Roman" w:hAnsi="Times New Roman" w:eastAsia="Times New Roman" w:cs="Times New Roman"/>
-          <w:sz w:val="24"/>
-          <w:szCs w:val="24"/>
-        </w:rPr>
-        <w:t>• Escalabilidade para futuras integrações com IA.</w:t>
-      </w:r>
-      <w:r>
-        <w:rPr>
-          <w:rFonts w:ascii="Times New Roman" w:hAnsi="Times New Roman" w:eastAsia="Times New Roman" w:cs="Times New Roman"/>
-          <w:sz w:val="24"/>
-          <w:szCs w:val="24"/>
-        </w:rPr>
-        <w:t xml:space="preserve"> </w:t>
-      </w:r>
-    </w:p>
-    <w:p>
-      <w:pPr>
-        <w:spacing w:after="0" w:line="360" w:lineRule="auto"/>
-        <w:rPr>
-          <w:rFonts w:ascii="Times New Roman" w:hAnsi="Times New Roman" w:eastAsia="Times New Roman" w:cs="Times New Roman"/>
-          <w:sz w:val="24"/>
-          <w:szCs w:val="24"/>
-        </w:rPr>
-      </w:pPr>
-      <w:r>
-        <w:rPr>
-          <w:rFonts w:ascii="Times New Roman" w:hAnsi="Times New Roman" w:eastAsia="Times New Roman" w:cs="Times New Roman"/>
-          <w:sz w:val="24"/>
-          <w:szCs w:val="24"/>
-        </w:rPr>
-        <w:t xml:space="preserve">• Responsividade </w:t>
-      </w:r>
-      <w:r>
-        <w:rPr>
-          <w:rFonts w:ascii="Times New Roman" w:hAnsi="Times New Roman" w:eastAsia="Times New Roman" w:cs="Times New Roman"/>
-          <w:sz w:val="24"/>
-          <w:szCs w:val="24"/>
-        </w:rPr>
-        <w:t>visual para aparelhos mobile</w:t>
+        <w:t>Sistema de Apoio à Alfabetização Hospitalar</w:t>
+      </w:r>
+      <w:r>
+        <w:rPr>
+          <w:rFonts w:ascii="Times New Roman" w:hAnsi="Times New Roman" w:eastAsia="Times New Roman" w:cs="Times New Roman"/>
+          <w:sz w:val="24"/>
+          <w:szCs w:val="24"/>
+        </w:rPr>
+        <w:t xml:space="preserve"> cumpra seu propósito pedagógico e técnico.</w:t>
       </w:r>
       <w:r>
         <w:br/>
@@ -3058,93 +3339,34 @@
     </w:p>
     <w:p>
       <w:pPr>
-        <w:spacing w:after="0" w:line="360" w:lineRule="auto"/>
-        <w:rPr>
-          <w:rFonts w:ascii="Times New Roman" w:hAnsi="Times New Roman" w:eastAsia="Times New Roman" w:cs="Times New Roman"/>
-          <w:b/>
-          <w:bCs/>
-          <w:sz w:val="24"/>
-          <w:szCs w:val="24"/>
-        </w:rPr>
-      </w:pPr>
-      <w:r>
-        <w:rPr>
-          <w:rFonts w:ascii="Times New Roman" w:hAnsi="Times New Roman" w:eastAsia="Times New Roman" w:cs="Times New Roman"/>
-          <w:b/>
-          <w:bCs/>
-          <w:sz w:val="24"/>
-          <w:szCs w:val="24"/>
-        </w:rPr>
-        <w:t xml:space="preserve">6. Documento de </w:t>
-      </w:r>
-      <w:proofErr w:type="spellStart"/>
-      <w:r>
-        <w:rPr>
-          <w:rFonts w:ascii="Times New Roman" w:hAnsi="Times New Roman" w:eastAsia="Times New Roman" w:cs="Times New Roman"/>
-          <w:b/>
-          <w:bCs/>
-          <w:sz w:val="24"/>
-          <w:szCs w:val="24"/>
-        </w:rPr>
-        <w:t>Rationale</w:t>
-      </w:r>
-      <w:proofErr w:type="spellEnd"/>
-    </w:p>
-    <w:p>
-      <w:pPr>
         <w:spacing w:before="240" w:after="240" w:line="360" w:lineRule="auto"/>
         <w:rPr>
           <w:rFonts w:ascii="Times New Roman" w:hAnsi="Times New Roman" w:eastAsia="Times New Roman" w:cs="Times New Roman"/>
-          <w:sz w:val="24"/>
-          <w:szCs w:val="24"/>
-        </w:rPr>
-      </w:pPr>
-      <w:r>
-        <w:rPr>
-          <w:rFonts w:ascii="Times New Roman" w:hAnsi="Times New Roman" w:eastAsia="Times New Roman" w:cs="Times New Roman"/>
-          <w:sz w:val="24"/>
-          <w:szCs w:val="24"/>
-        </w:rPr>
-        <w:t xml:space="preserve">O </w:t>
-      </w:r>
-      <w:proofErr w:type="spellStart"/>
-      <w:r>
-        <w:rPr>
-          <w:rFonts w:ascii="Times New Roman" w:hAnsi="Times New Roman" w:eastAsia="Times New Roman" w:cs="Times New Roman"/>
-          <w:sz w:val="24"/>
-          <w:szCs w:val="24"/>
-        </w:rPr>
-        <w:t>Rationale</w:t>
-      </w:r>
-      <w:proofErr w:type="spellEnd"/>
-      <w:r>
-        <w:rPr>
-          <w:rFonts w:ascii="Times New Roman" w:hAnsi="Times New Roman" w:eastAsia="Times New Roman" w:cs="Times New Roman"/>
-          <w:sz w:val="24"/>
-          <w:szCs w:val="24"/>
-        </w:rPr>
-        <w:t xml:space="preserve"> deste projeto detalha as justificativas para as decisões arquiteturais tomadas, garantindo que o </w:t>
-      </w:r>
-      <w:r>
-        <w:rPr>
-          <w:rFonts w:ascii="Times New Roman" w:hAnsi="Times New Roman" w:eastAsia="Times New Roman" w:cs="Times New Roman"/>
-          <w:b/>
-          <w:bCs/>
-          <w:sz w:val="24"/>
-          <w:szCs w:val="24"/>
-        </w:rPr>
-        <w:t>Sistema de Apoio à Alfabetização Hospitalar</w:t>
-      </w:r>
-      <w:r>
-        <w:rPr>
-          <w:rFonts w:ascii="Times New Roman" w:hAnsi="Times New Roman" w:eastAsia="Times New Roman" w:cs="Times New Roman"/>
-          <w:sz w:val="24"/>
-          <w:szCs w:val="24"/>
-        </w:rPr>
-        <w:t xml:space="preserve"> cumpra seu propósito pedagógico e técnico.</w:t>
-      </w:r>
-      <w:r>
-        <w:br/>
+          <w:b w:val="1"/>
+          <w:bCs w:val="1"/>
+          <w:sz w:val="24"/>
+          <w:szCs w:val="24"/>
+        </w:rPr>
+      </w:pPr>
+      <w:r>
+        <w:rPr>
+          <w:rFonts w:ascii="Times New Roman" w:hAnsi="Times New Roman" w:eastAsia="Times New Roman" w:cs="Times New Roman"/>
+          <w:b w:val="1"/>
+          <w:bCs w:val="1"/>
+          <w:sz w:val="24"/>
+          <w:szCs w:val="24"/>
+        </w:rPr>
+        <w:t xml:space="preserve">Justificativa da Arquitetura </w:t>
+      </w:r>
+      <w:r>
+        <w:rPr>
+          <w:rFonts w:ascii="Times New Roman" w:hAnsi="Times New Roman" w:eastAsia="Times New Roman" w:cs="Times New Roman"/>
+          <w:b w:val="1"/>
+          <w:bCs w:val="1"/>
+          <w:sz w:val="24"/>
+          <w:szCs w:val="24"/>
+        </w:rPr>
+        <w:t>Hexagonal</w:t>
       </w:r>
     </w:p>
     <w:p>
@@ -3152,70 +3374,38 @@
         <w:spacing w:before="240" w:after="240" w:line="360" w:lineRule="auto"/>
         <w:rPr>
           <w:rFonts w:ascii="Times New Roman" w:hAnsi="Times New Roman" w:eastAsia="Times New Roman" w:cs="Times New Roman"/>
-          <w:b/>
-          <w:bCs/>
-          <w:sz w:val="24"/>
-          <w:szCs w:val="24"/>
-        </w:rPr>
-      </w:pPr>
-      <w:r>
-        <w:rPr>
-          <w:rFonts w:ascii="Times New Roman" w:hAnsi="Times New Roman" w:eastAsia="Times New Roman" w:cs="Times New Roman"/>
-          <w:b/>
-          <w:bCs/>
-          <w:sz w:val="24"/>
-          <w:szCs w:val="24"/>
-        </w:rPr>
-        <w:t xml:space="preserve">6.1 Justificativa da Arquitetura </w:t>
-      </w:r>
-      <w:r>
-        <w:rPr>
-          <w:rFonts w:ascii="Times New Roman" w:hAnsi="Times New Roman" w:eastAsia="Times New Roman" w:cs="Times New Roman"/>
-          <w:b/>
-          <w:bCs/>
+          <w:sz w:val="24"/>
+          <w:szCs w:val="24"/>
+        </w:rPr>
+      </w:pPr>
+      <w:r>
+        <w:rPr>
+          <w:rFonts w:ascii="Times New Roman" w:hAnsi="Times New Roman" w:eastAsia="Times New Roman" w:cs="Times New Roman"/>
+          <w:sz w:val="24"/>
+          <w:szCs w:val="24"/>
+        </w:rPr>
+        <w:t xml:space="preserve">A escolha pela </w:t>
+      </w:r>
+      <w:r>
+        <w:rPr>
+          <w:rFonts w:ascii="Times New Roman" w:hAnsi="Times New Roman" w:eastAsia="Times New Roman" w:cs="Times New Roman"/>
+          <w:b w:val="1"/>
+          <w:bCs w:val="1"/>
+          <w:sz w:val="24"/>
+          <w:szCs w:val="24"/>
+        </w:rPr>
+        <w:t xml:space="preserve">Arquitetura </w:t>
+      </w:r>
+      <w:r>
+        <w:rPr>
+          <w:rFonts w:ascii="Times New Roman" w:hAnsi="Times New Roman" w:eastAsia="Times New Roman" w:cs="Times New Roman"/>
+          <w:b w:val="1"/>
+          <w:bCs w:val="1"/>
           <w:sz w:val="24"/>
           <w:szCs w:val="24"/>
         </w:rPr>
         <w:t>Hexagonal</w:t>
       </w:r>
-    </w:p>
-    <w:p>
-      <w:pPr>
-        <w:spacing w:before="240" w:after="240" w:line="360" w:lineRule="auto"/>
-        <w:rPr>
-          <w:rFonts w:ascii="Times New Roman" w:hAnsi="Times New Roman" w:eastAsia="Times New Roman" w:cs="Times New Roman"/>
-          <w:sz w:val="24"/>
-          <w:szCs w:val="24"/>
-        </w:rPr>
-      </w:pPr>
-      <w:r>
-        <w:rPr>
-          <w:rFonts w:ascii="Times New Roman" w:hAnsi="Times New Roman" w:eastAsia="Times New Roman" w:cs="Times New Roman"/>
-          <w:sz w:val="24"/>
-          <w:szCs w:val="24"/>
-        </w:rPr>
-        <w:t xml:space="preserve">A escolha pela </w:t>
-      </w:r>
-      <w:r>
-        <w:rPr>
-          <w:rFonts w:ascii="Times New Roman" w:hAnsi="Times New Roman" w:eastAsia="Times New Roman" w:cs="Times New Roman"/>
-          <w:b/>
-          <w:bCs/>
-          <w:sz w:val="24"/>
-          <w:szCs w:val="24"/>
-        </w:rPr>
-        <w:t xml:space="preserve">Arquitetura </w:t>
-      </w:r>
-      <w:r>
-        <w:rPr>
-          <w:rFonts w:ascii="Times New Roman" w:hAnsi="Times New Roman" w:eastAsia="Times New Roman" w:cs="Times New Roman"/>
-          <w:b/>
-          <w:bCs/>
-          <w:sz w:val="24"/>
-          <w:szCs w:val="24"/>
-        </w:rPr>
-        <w:t>Hexagonal</w:t>
-      </w:r>
       <w:r>
         <w:rPr>
           <w:rFonts w:ascii="Times New Roman" w:hAnsi="Times New Roman" w:eastAsia="Times New Roman" w:cs="Times New Roman"/>
@@ -3223,6 +3413,14 @@
           <w:szCs w:val="24"/>
         </w:rPr>
         <w:t xml:space="preserve"> fundamenta-se na necessidade </w:t>
+      </w:r>
+      <w:r>
+        <w:rPr>
+          <w:rFonts w:ascii="Times New Roman" w:hAnsi="Times New Roman" w:eastAsia="Times New Roman" w:cs="Times New Roman"/>
+          <w:sz w:val="24"/>
+          <w:szCs w:val="24"/>
+        </w:rPr>
+        <w:t xml:space="preserve">de </w:t>
       </w:r>
       <w:r>
         <w:rPr>
@@ -3266,8 +3464,8 @@
       <w:r>
         <w:rPr>
           <w:rFonts w:ascii="Times New Roman" w:hAnsi="Times New Roman" w:eastAsia="Times New Roman" w:cs="Times New Roman"/>
-          <w:b/>
-          <w:bCs/>
+          <w:b w:val="1"/>
+          <w:bCs w:val="1"/>
           <w:sz w:val="24"/>
           <w:szCs w:val="24"/>
         </w:rPr>
@@ -3300,8 +3498,8 @@
       <w:r>
         <w:rPr>
           <w:rFonts w:ascii="Times New Roman" w:hAnsi="Times New Roman" w:eastAsia="Times New Roman" w:cs="Times New Roman"/>
-          <w:i/>
-          <w:iCs/>
+          <w:i w:val="1"/>
+          <w:iCs w:val="1"/>
           <w:sz w:val="24"/>
           <w:szCs w:val="24"/>
         </w:rPr>
@@ -3329,7 +3527,15 @@
           <w:sz w:val="24"/>
           <w:szCs w:val="24"/>
         </w:rPr>
-        <w:t>interface simplificada. O isolamento da camada de apresentação permite essas mudanças sem afetar os dados pedagógicos.</w:t>
+        <w:t>interface simplificada. O isolamento da camada de apresentação permite essas mudanças sem afetar os dados pedagógicos</w:t>
+      </w:r>
+      <w:r>
+        <w:rPr>
+          <w:rFonts w:ascii="Times New Roman" w:hAnsi="Times New Roman" w:eastAsia="Times New Roman" w:cs="Times New Roman"/>
+          <w:sz w:val="24"/>
+          <w:szCs w:val="24"/>
+        </w:rPr>
+        <w:t>;</w:t>
       </w:r>
     </w:p>
     <w:p>
@@ -3386,12 +3592,53 @@
         <w:spacing w:before="240" w:after="240" w:line="360" w:lineRule="auto"/>
         <w:rPr>
           <w:rFonts w:ascii="Times New Roman" w:hAnsi="Times New Roman" w:eastAsia="Times New Roman" w:cs="Times New Roman"/>
+          <w:b w:val="1"/>
+          <w:bCs w:val="1"/>
+          <w:sz w:val="24"/>
+          <w:szCs w:val="24"/>
+        </w:rPr>
+      </w:pPr>
+      <w:r>
+        <w:rPr>
+          <w:rFonts w:ascii="Times New Roman" w:hAnsi="Times New Roman" w:eastAsia="Times New Roman" w:cs="Times New Roman"/>
+          <w:b w:val="1"/>
+          <w:bCs w:val="1"/>
+          <w:sz w:val="24"/>
+          <w:szCs w:val="24"/>
+        </w:rPr>
+        <w:t>Justificativa dos Requisitos Funcionais</w:t>
+      </w:r>
+    </w:p>
+    <w:p>
+      <w:pPr>
+        <w:spacing w:before="240" w:after="240" w:line="360" w:lineRule="auto"/>
+      </w:pPr>
+      <w:r>
+        <w:rPr>
+          <w:rFonts w:ascii="Times New Roman" w:hAnsi="Times New Roman" w:eastAsia="Times New Roman" w:cs="Times New Roman"/>
+          <w:sz w:val="24"/>
+          <w:szCs w:val="24"/>
+        </w:rPr>
+        <w:t xml:space="preserve">Os requisitos de </w:t>
+      </w:r>
+      <w:r>
+        <w:rPr>
+          <w:rFonts w:ascii="Times New Roman" w:hAnsi="Times New Roman" w:eastAsia="Times New Roman" w:cs="Times New Roman"/>
           <w:b/>
           <w:bCs/>
           <w:sz w:val="24"/>
           <w:szCs w:val="24"/>
         </w:rPr>
-      </w:pPr>
+        <w:t>Cadastro e Autenticação</w:t>
+      </w:r>
+      <w:r>
+        <w:rPr>
+          <w:rFonts w:ascii="Times New Roman" w:hAnsi="Times New Roman" w:eastAsia="Times New Roman" w:cs="Times New Roman"/>
+          <w:sz w:val="24"/>
+          <w:szCs w:val="24"/>
+        </w:rPr>
+        <w:t xml:space="preserve"> foram priorizados para garantir a autoria das atividades e a segurança no ambiente hospitalar. A </w:t>
+      </w:r>
       <w:r>
         <w:rPr>
           <w:rFonts w:ascii="Times New Roman" w:hAnsi="Times New Roman" w:eastAsia="Times New Roman" w:cs="Times New Roman"/>
@@ -3400,96 +3647,55 @@
           <w:sz w:val="24"/>
           <w:szCs w:val="24"/>
         </w:rPr>
-        <w:t>6.2 Justificativa dos Requisitos Funcionais</w:t>
+        <w:t>Personalização de Atividades</w:t>
+      </w:r>
+      <w:r>
+        <w:rPr>
+          <w:rFonts w:ascii="Times New Roman" w:hAnsi="Times New Roman" w:eastAsia="Times New Roman" w:cs="Times New Roman"/>
+          <w:sz w:val="24"/>
+          <w:szCs w:val="24"/>
+        </w:rPr>
+        <w:t xml:space="preserve"> é o núcleo do sistema, pois o "</w:t>
+      </w:r>
+      <w:proofErr w:type="spellStart"/>
+      <w:r>
+        <w:rPr>
+          <w:rFonts w:ascii="Times New Roman" w:hAnsi="Times New Roman" w:eastAsia="Times New Roman" w:cs="Times New Roman"/>
+          <w:sz w:val="24"/>
+          <w:szCs w:val="24"/>
+        </w:rPr>
+        <w:t>Rationale</w:t>
+      </w:r>
+      <w:proofErr w:type="spellEnd"/>
+      <w:r>
+        <w:rPr>
+          <w:rFonts w:ascii="Times New Roman" w:hAnsi="Times New Roman" w:eastAsia="Times New Roman" w:cs="Times New Roman"/>
+          <w:sz w:val="24"/>
+          <w:szCs w:val="24"/>
+        </w:rPr>
+        <w:t>" pedagógico defende que cada criança interna possui um tempo de resposta e uma carga emocional distinta, exigindo um software flexível e não puramente genérico.</w:t>
       </w:r>
     </w:p>
     <w:p>
       <w:pPr>
         <w:spacing w:before="240" w:after="240" w:line="360" w:lineRule="auto"/>
-      </w:pPr>
-      <w:r>
-        <w:rPr>
-          <w:rFonts w:ascii="Times New Roman" w:hAnsi="Times New Roman" w:eastAsia="Times New Roman" w:cs="Times New Roman"/>
-          <w:sz w:val="24"/>
-          <w:szCs w:val="24"/>
-        </w:rPr>
-        <w:t xml:space="preserve">Os requisitos de </w:t>
-      </w:r>
-      <w:r>
-        <w:rPr>
-          <w:rFonts w:ascii="Times New Roman" w:hAnsi="Times New Roman" w:eastAsia="Times New Roman" w:cs="Times New Roman"/>
-          <w:b/>
-          <w:bCs/>
-          <w:sz w:val="24"/>
-          <w:szCs w:val="24"/>
-        </w:rPr>
-        <w:t>Cadastro e Autenticação</w:t>
-      </w:r>
-      <w:r>
-        <w:rPr>
-          <w:rFonts w:ascii="Times New Roman" w:hAnsi="Times New Roman" w:eastAsia="Times New Roman" w:cs="Times New Roman"/>
-          <w:sz w:val="24"/>
-          <w:szCs w:val="24"/>
-        </w:rPr>
-        <w:t xml:space="preserve"> foram priorizados para garantir a autoria das atividades e a segurança no ambiente hospitalar. A </w:t>
-      </w:r>
-      <w:r>
-        <w:rPr>
-          <w:rFonts w:ascii="Times New Roman" w:hAnsi="Times New Roman" w:eastAsia="Times New Roman" w:cs="Times New Roman"/>
-          <w:b/>
-          <w:bCs/>
-          <w:sz w:val="24"/>
-          <w:szCs w:val="24"/>
-        </w:rPr>
-        <w:t>Personalização de Atividades</w:t>
-      </w:r>
-      <w:r>
-        <w:rPr>
-          <w:rFonts w:ascii="Times New Roman" w:hAnsi="Times New Roman" w:eastAsia="Times New Roman" w:cs="Times New Roman"/>
-          <w:sz w:val="24"/>
-          <w:szCs w:val="24"/>
-        </w:rPr>
-        <w:t xml:space="preserve"> é o núcleo do sistema, pois o "</w:t>
-      </w:r>
-      <w:proofErr w:type="spellStart"/>
-      <w:r>
-        <w:rPr>
-          <w:rFonts w:ascii="Times New Roman" w:hAnsi="Times New Roman" w:eastAsia="Times New Roman" w:cs="Times New Roman"/>
-          <w:sz w:val="24"/>
-          <w:szCs w:val="24"/>
-        </w:rPr>
-        <w:t>Rationale</w:t>
-      </w:r>
-      <w:proofErr w:type="spellEnd"/>
-      <w:r>
-        <w:rPr>
-          <w:rFonts w:ascii="Times New Roman" w:hAnsi="Times New Roman" w:eastAsia="Times New Roman" w:cs="Times New Roman"/>
-          <w:sz w:val="24"/>
-          <w:szCs w:val="24"/>
-        </w:rPr>
-        <w:t>" pedagógico defende que cada criança interna possui um tempo de resposta e uma carga emocional distinta, exigindo um software flexível e não puramente genérico.</w:t>
-      </w:r>
-    </w:p>
-    <w:p>
-      <w:pPr>
-        <w:spacing w:before="240" w:after="240" w:line="360" w:lineRule="auto"/>
-        <w:rPr>
-          <w:rFonts w:ascii="Times New Roman" w:hAnsi="Times New Roman" w:eastAsia="Times New Roman" w:cs="Times New Roman"/>
-          <w:b/>
-          <w:bCs/>
-          <w:sz w:val="24"/>
-          <w:szCs w:val="24"/>
-        </w:rPr>
-      </w:pPr>
-      <w:r>
-        <w:rPr>
-          <w:rFonts w:ascii="Times New Roman" w:hAnsi="Times New Roman" w:eastAsia="Times New Roman" w:cs="Times New Roman"/>
-          <w:b/>
-          <w:bCs/>
-          <w:sz w:val="24"/>
-          <w:szCs w:val="24"/>
-        </w:rPr>
-        <w:t>6.3 Decisões sobre Requisitos Não Funcionais</w:t>
+        <w:rPr>
+          <w:rFonts w:ascii="Times New Roman" w:hAnsi="Times New Roman" w:eastAsia="Times New Roman" w:cs="Times New Roman"/>
+          <w:b w:val="1"/>
+          <w:bCs w:val="1"/>
+          <w:sz w:val="24"/>
+          <w:szCs w:val="24"/>
+        </w:rPr>
+      </w:pPr>
+      <w:r>
+        <w:rPr>
+          <w:rFonts w:ascii="Times New Roman" w:hAnsi="Times New Roman" w:eastAsia="Times New Roman" w:cs="Times New Roman"/>
+          <w:b w:val="1"/>
+          <w:bCs w:val="1"/>
+          <w:sz w:val="24"/>
+          <w:szCs w:val="24"/>
+        </w:rPr>
+        <w:t>Decisões sobre Requisitos Não Funcionais</w:t>
       </w:r>
     </w:p>
     <w:p>
@@ -3509,8 +3715,8 @@
       <w:r>
         <w:rPr>
           <w:rFonts w:ascii="Times New Roman" w:hAnsi="Times New Roman" w:eastAsia="Times New Roman" w:cs="Times New Roman"/>
-          <w:b/>
-          <w:bCs/>
+          <w:b w:val="1"/>
+          <w:bCs w:val="1"/>
           <w:sz w:val="24"/>
           <w:szCs w:val="24"/>
         </w:rPr>
@@ -3522,7 +3728,15 @@
           <w:sz w:val="24"/>
           <w:szCs w:val="24"/>
         </w:rPr>
-        <w:t xml:space="preserve"> Dado que o sistema lida com dados de menores e informações de saúde, a segurança não é apenas técnica, mas uma conformidade ética e legal obrigatória.</w:t>
+        <w:t xml:space="preserve"> Dado que o sistema lida com dados de menores e informações de saúde, a segurança não é apenas técnica, mas uma conformidade ética e legal obrigatória</w:t>
+      </w:r>
+      <w:r>
+        <w:rPr>
+          <w:rFonts w:ascii="Times New Roman" w:hAnsi="Times New Roman" w:eastAsia="Times New Roman" w:cs="Times New Roman"/>
+          <w:sz w:val="24"/>
+          <w:szCs w:val="24"/>
+        </w:rPr>
+        <w:t>;</w:t>
       </w:r>
     </w:p>
     <w:p>
@@ -3565,37 +3779,27 @@
         <w:spacing w:before="240" w:after="240" w:line="360" w:lineRule="auto"/>
         <w:rPr>
           <w:rFonts w:ascii="Times New Roman" w:hAnsi="Times New Roman" w:eastAsia="Times New Roman" w:cs="Times New Roman"/>
-          <w:b/>
-          <w:bCs/>
-          <w:sz w:val="24"/>
-          <w:szCs w:val="24"/>
-        </w:rPr>
-      </w:pPr>
-      <w:r>
-        <w:rPr>
-          <w:rFonts w:ascii="Times New Roman" w:hAnsi="Times New Roman" w:eastAsia="Times New Roman" w:cs="Times New Roman"/>
-          <w:b/>
-          <w:bCs/>
-          <w:sz w:val="24"/>
-          <w:szCs w:val="24"/>
-        </w:rPr>
-        <w:t>7</w:t>
-      </w:r>
-      <w:r>
-        <w:rPr>
-          <w:rFonts w:ascii="Times New Roman" w:hAnsi="Times New Roman" w:eastAsia="Times New Roman" w:cs="Times New Roman"/>
-          <w:b/>
-          <w:bCs/>
-          <w:sz w:val="24"/>
-          <w:szCs w:val="24"/>
-        </w:rPr>
-        <w:t>.</w:t>
-      </w:r>
-      <w:r>
-        <w:rPr>
-          <w:rFonts w:ascii="Times New Roman" w:hAnsi="Times New Roman" w:eastAsia="Times New Roman" w:cs="Times New Roman"/>
-          <w:b/>
-          <w:bCs/>
+          <w:b w:val="1"/>
+          <w:bCs w:val="1"/>
+          <w:sz w:val="24"/>
+          <w:szCs w:val="24"/>
+        </w:rPr>
+      </w:pPr>
+      <w:r>
+        <w:rPr>
+          <w:rFonts w:ascii="Times New Roman" w:hAnsi="Times New Roman" w:eastAsia="Times New Roman" w:cs="Times New Roman"/>
+          <w:b w:val="1"/>
+          <w:bCs w:val="1"/>
+          <w:sz w:val="24"/>
+          <w:szCs w:val="24"/>
+        </w:rPr>
+        <w:t>Análise</w:t>
+      </w:r>
+      <w:r>
+        <w:rPr>
+          <w:rFonts w:ascii="Times New Roman" w:hAnsi="Times New Roman" w:eastAsia="Times New Roman" w:cs="Times New Roman"/>
+          <w:b w:val="1"/>
+          <w:bCs w:val="1"/>
           <w:sz w:val="24"/>
           <w:szCs w:val="24"/>
         </w:rPr>
@@ -3604,8 +3808,129 @@
       <w:r>
         <w:rPr>
           <w:rFonts w:ascii="Times New Roman" w:hAnsi="Times New Roman" w:eastAsia="Times New Roman" w:cs="Times New Roman"/>
-          <w:b/>
-          <w:bCs/>
+          <w:b w:val="1"/>
+          <w:bCs w:val="1"/>
+          <w:sz w:val="24"/>
+          <w:szCs w:val="24"/>
+        </w:rPr>
+        <w:t>de Trade-</w:t>
+      </w:r>
+      <w:r>
+        <w:rPr>
+          <w:rFonts w:ascii="Times New Roman" w:hAnsi="Times New Roman" w:eastAsia="Times New Roman" w:cs="Times New Roman"/>
+          <w:b w:val="1"/>
+          <w:bCs w:val="1"/>
+          <w:sz w:val="24"/>
+          <w:szCs w:val="24"/>
+        </w:rPr>
+        <w:t>offs</w:t>
+      </w:r>
+      <w:r>
+        <w:br/>
+      </w:r>
+      <w:r>
+        <w:rPr>
+          <w:rFonts w:ascii="Times New Roman" w:hAnsi="Times New Roman" w:eastAsia="Times New Roman" w:cs="Times New Roman"/>
+          <w:sz w:val="24"/>
+          <w:szCs w:val="24"/>
+        </w:rPr>
+        <w:t>A definição da arquitetura deste sistema envolveu a análise de compromissos (</w:t>
+      </w:r>
+      <w:r>
+        <w:rPr>
+          <w:rFonts w:ascii="Times New Roman" w:hAnsi="Times New Roman" w:eastAsia="Times New Roman" w:cs="Times New Roman"/>
+          <w:i w:val="1"/>
+          <w:iCs w:val="1"/>
+          <w:sz w:val="24"/>
+          <w:szCs w:val="24"/>
+        </w:rPr>
+        <w:t>trade-</w:t>
+      </w:r>
+      <w:r>
+        <w:rPr>
+          <w:rFonts w:ascii="Times New Roman" w:hAnsi="Times New Roman" w:eastAsia="Times New Roman" w:cs="Times New Roman"/>
+          <w:i w:val="1"/>
+          <w:iCs w:val="1"/>
+          <w:sz w:val="24"/>
+          <w:szCs w:val="24"/>
+        </w:rPr>
+        <w:t>offs</w:t>
+      </w:r>
+      <w:r>
+        <w:rPr>
+          <w:rFonts w:ascii="Times New Roman" w:hAnsi="Times New Roman" w:eastAsia="Times New Roman" w:cs="Times New Roman"/>
+          <w:sz w:val="24"/>
+          <w:szCs w:val="24"/>
+        </w:rPr>
+        <w:t xml:space="preserve">) entre requisitos conflitantes, buscando o equilíbrio ideal entre a proteção de dados sensíveis </w:t>
+      </w:r>
+    </w:p>
+    <w:p>
+      <w:pPr>
+        <w:spacing w:after="0" w:line="360" w:lineRule="auto"/>
+        <w:rPr>
+          <w:rFonts w:ascii="Times New Roman" w:hAnsi="Times New Roman" w:eastAsia="Times New Roman" w:cs="Times New Roman"/>
+          <w:sz w:val="24"/>
+          <w:szCs w:val="24"/>
+        </w:rPr>
+      </w:pPr>
+      <w:r>
+        <w:rPr>
+          <w:rFonts w:ascii="Times New Roman" w:hAnsi="Times New Roman" w:eastAsia="Times New Roman" w:cs="Times New Roman"/>
+          <w:sz w:val="24"/>
+          <w:szCs w:val="24"/>
+        </w:rPr>
+        <w:t>a fluidez da experiência do usuário (especialmente crianças em ambiente hospitalar).</w:t>
+      </w:r>
+      <w:r>
+        <w:br/>
+      </w:r>
+    </w:p>
+    <w:p>
+      <w:pPr>
+        <w:spacing w:after="0" w:line="360" w:lineRule="auto"/>
+        <w:rPr>
+          <w:rFonts w:ascii="Times New Roman" w:hAnsi="Times New Roman" w:eastAsia="Times New Roman" w:cs="Times New Roman"/>
+          <w:b w:val="1"/>
+          <w:bCs w:val="1"/>
+          <w:color w:val="000000" w:themeColor="text1"/>
+          <w:sz w:val="24"/>
+          <w:szCs w:val="24"/>
+        </w:rPr>
+      </w:pPr>
+      <w:r>
+        <w:rPr>
+          <w:rFonts w:ascii="Times New Roman" w:hAnsi="Times New Roman" w:eastAsia="Times New Roman" w:cs="Times New Roman"/>
+          <w:b w:val="1"/>
+          <w:bCs w:val="1"/>
+          <w:color w:val="000000" w:themeColor="text1" w:themeTint="FF" w:themeShade="FF"/>
+          <w:sz w:val="24"/>
+          <w:szCs w:val="24"/>
+        </w:rPr>
+        <w:t>Segurança vs. Desempenho</w:t>
+      </w:r>
+    </w:p>
+    <w:p>
+      <w:pPr>
+        <w:spacing w:before="240" w:after="240" w:line="360" w:lineRule="auto"/>
+        <w:rPr>
+          <w:rFonts w:ascii="Times New Roman" w:hAnsi="Times New Roman" w:eastAsia="Times New Roman" w:cs="Times New Roman"/>
+          <w:sz w:val="24"/>
+          <w:szCs w:val="24"/>
+          <w:u w:val="single"/>
+        </w:rPr>
+      </w:pPr>
+      <w:r>
+        <w:rPr>
+          <w:rFonts w:ascii="Times New Roman" w:hAnsi="Times New Roman" w:eastAsia="Times New Roman" w:cs="Times New Roman"/>
+          <w:sz w:val="24"/>
+          <w:szCs w:val="24"/>
+        </w:rPr>
+        <w:t>A implementação de protocolos rigorosos de segurança,</w:t>
+      </w:r>
+      <w:r>
+        <w:rPr>
+          <w:rFonts w:ascii="Times New Roman" w:hAnsi="Times New Roman" w:eastAsia="Times New Roman" w:cs="Times New Roman"/>
           <w:sz w:val="24"/>
           <w:szCs w:val="24"/>
         </w:rPr>
@@ -3614,168 +3939,19 @@
       <w:r>
         <w:rPr>
           <w:rFonts w:ascii="Times New Roman" w:hAnsi="Times New Roman" w:eastAsia="Times New Roman" w:cs="Times New Roman"/>
-          <w:b/>
-          <w:bCs/>
-          <w:sz w:val="24"/>
-          <w:szCs w:val="24"/>
-        </w:rPr>
-        <w:t>Análise</w:t>
-      </w:r>
-      <w:r>
-        <w:rPr>
-          <w:rFonts w:ascii="Times New Roman" w:hAnsi="Times New Roman" w:eastAsia="Times New Roman" w:cs="Times New Roman"/>
-          <w:b/>
-          <w:bCs/>
-          <w:sz w:val="24"/>
-          <w:szCs w:val="24"/>
-        </w:rPr>
-        <w:t xml:space="preserve"> </w:t>
-      </w:r>
-      <w:r>
-        <w:rPr>
-          <w:rFonts w:ascii="Times New Roman" w:hAnsi="Times New Roman" w:eastAsia="Times New Roman" w:cs="Times New Roman"/>
-          <w:b/>
-          <w:bCs/>
-          <w:sz w:val="24"/>
-          <w:szCs w:val="24"/>
-        </w:rPr>
-        <w:t>de Trade-</w:t>
-      </w:r>
-      <w:proofErr w:type="spellStart"/>
-      <w:r>
-        <w:rPr>
-          <w:rFonts w:ascii="Times New Roman" w:hAnsi="Times New Roman" w:eastAsia="Times New Roman" w:cs="Times New Roman"/>
-          <w:b/>
-          <w:bCs/>
-          <w:sz w:val="24"/>
-          <w:szCs w:val="24"/>
-        </w:rPr>
-        <w:t>offs</w:t>
-      </w:r>
-      <w:proofErr w:type="spellEnd"/>
-      <w:r>
-        <w:br/>
-      </w:r>
-      <w:r>
-        <w:rPr>
-          <w:rFonts w:ascii="Times New Roman" w:hAnsi="Times New Roman" w:eastAsia="Times New Roman" w:cs="Times New Roman"/>
-          <w:sz w:val="24"/>
-          <w:szCs w:val="24"/>
-        </w:rPr>
-        <w:t>A definição da arquitetura deste sistema envolveu a análise de compromissos (</w:t>
-      </w:r>
-      <w:r>
-        <w:rPr>
-          <w:rFonts w:ascii="Times New Roman" w:hAnsi="Times New Roman" w:eastAsia="Times New Roman" w:cs="Times New Roman"/>
-          <w:i/>
-          <w:iCs/>
-          <w:sz w:val="24"/>
-          <w:szCs w:val="24"/>
-        </w:rPr>
-        <w:t>trade-</w:t>
-      </w:r>
-      <w:proofErr w:type="spellStart"/>
-      <w:r>
-        <w:rPr>
-          <w:rFonts w:ascii="Times New Roman" w:hAnsi="Times New Roman" w:eastAsia="Times New Roman" w:cs="Times New Roman"/>
-          <w:i/>
-          <w:iCs/>
-          <w:sz w:val="24"/>
-          <w:szCs w:val="24"/>
-        </w:rPr>
-        <w:t>offs</w:t>
-      </w:r>
-      <w:proofErr w:type="spellEnd"/>
-      <w:r>
-        <w:rPr>
-          <w:rFonts w:ascii="Times New Roman" w:hAnsi="Times New Roman" w:eastAsia="Times New Roman" w:cs="Times New Roman"/>
-          <w:sz w:val="24"/>
-          <w:szCs w:val="24"/>
-        </w:rPr>
-        <w:t xml:space="preserve">) entre requisitos conflitantes, buscando o equilíbrio ideal entre a proteção de dados sensíveis </w:t>
-      </w:r>
-    </w:p>
-    <w:p>
-      <w:pPr>
-        <w:spacing w:after="0" w:line="360" w:lineRule="auto"/>
-        <w:rPr>
-          <w:rFonts w:ascii="Times New Roman" w:hAnsi="Times New Roman" w:eastAsia="Times New Roman" w:cs="Times New Roman"/>
-          <w:sz w:val="24"/>
-          <w:szCs w:val="24"/>
-        </w:rPr>
-      </w:pPr>
-      <w:r>
-        <w:rPr>
-          <w:rFonts w:ascii="Times New Roman" w:hAnsi="Times New Roman" w:eastAsia="Times New Roman" w:cs="Times New Roman"/>
-          <w:sz w:val="24"/>
-          <w:szCs w:val="24"/>
-        </w:rPr>
-        <w:t>a fluidez da experiência do usuário (especialmente crianças em ambiente hospitalar).</w:t>
-      </w:r>
-      <w:r>
-        <w:br/>
-      </w:r>
-    </w:p>
-    <w:p>
-      <w:pPr>
-        <w:spacing w:after="0" w:line="360" w:lineRule="auto"/>
-        <w:rPr>
-          <w:rFonts w:ascii="Times New Roman" w:hAnsi="Times New Roman" w:eastAsia="Times New Roman" w:cs="Times New Roman"/>
-          <w:b/>
-          <w:bCs/>
-          <w:color w:val="000000" w:themeColor="text1"/>
-          <w:sz w:val="24"/>
-          <w:szCs w:val="24"/>
-        </w:rPr>
-      </w:pPr>
-      <w:r>
-        <w:rPr>
-          <w:rFonts w:ascii="Times New Roman" w:hAnsi="Times New Roman" w:eastAsia="Times New Roman" w:cs="Times New Roman"/>
-          <w:b/>
-          <w:bCs/>
-          <w:color w:val="000000" w:themeColor="text1"/>
-          <w:sz w:val="24"/>
-          <w:szCs w:val="24"/>
-        </w:rPr>
-        <w:t>7.1 Segurança vs. Desempenho</w:t>
-      </w:r>
-    </w:p>
-    <w:p>
-      <w:pPr>
-        <w:spacing w:before="240" w:after="240" w:line="360" w:lineRule="auto"/>
-        <w:rPr>
-          <w:rFonts w:ascii="Times New Roman" w:hAnsi="Times New Roman" w:eastAsia="Times New Roman" w:cs="Times New Roman"/>
-          <w:sz w:val="24"/>
-          <w:szCs w:val="24"/>
-          <w:u w:val="single"/>
-        </w:rPr>
-      </w:pPr>
-      <w:r>
-        <w:rPr>
-          <w:rFonts w:ascii="Times New Roman" w:hAnsi="Times New Roman" w:eastAsia="Times New Roman" w:cs="Times New Roman"/>
-          <w:sz w:val="24"/>
-          <w:szCs w:val="24"/>
-        </w:rPr>
-        <w:t>A implementação de protocolos rigorosos de segurança,</w:t>
-      </w:r>
-      <w:r>
-        <w:rPr>
-          <w:rFonts w:ascii="Times New Roman" w:hAnsi="Times New Roman" w:eastAsia="Times New Roman" w:cs="Times New Roman"/>
-          <w:sz w:val="24"/>
-          <w:szCs w:val="24"/>
-        </w:rPr>
-        <w:t xml:space="preserve"> </w:t>
-      </w:r>
-      <w:proofErr w:type="spellStart"/>
-      <w:r>
-        <w:rPr>
-          <w:rFonts w:ascii="Times New Roman" w:hAnsi="Times New Roman" w:eastAsia="Times New Roman" w:cs="Times New Roman"/>
           <w:sz w:val="24"/>
           <w:szCs w:val="24"/>
         </w:rPr>
         <w:t>hash</w:t>
       </w:r>
-      <w:proofErr w:type="spellEnd"/>
+      <w:r>
+        <w:rPr>
+          <w:rFonts w:ascii="Times New Roman" w:hAnsi="Times New Roman" w:eastAsia="Times New Roman" w:cs="Times New Roman"/>
+          <w:sz w:val="24"/>
+          <w:szCs w:val="24"/>
+        </w:rPr>
+        <w:t>ing</w:t>
+      </w:r>
       <w:r>
         <w:rPr>
           <w:rFonts w:ascii="Times New Roman" w:hAnsi="Times New Roman" w:eastAsia="Times New Roman" w:cs="Times New Roman"/>
@@ -3865,8 +4041,8 @@
         <w:spacing w:before="240" w:after="240" w:line="360" w:lineRule="auto"/>
         <w:rPr>
           <w:rFonts w:ascii="Times New Roman" w:hAnsi="Times New Roman" w:eastAsia="Times New Roman" w:cs="Times New Roman"/>
-          <w:b/>
-          <w:bCs/>
+          <w:b w:val="1"/>
+          <w:bCs w:val="1"/>
           <w:color w:val="000000" w:themeColor="text1"/>
           <w:sz w:val="24"/>
           <w:szCs w:val="24"/>
@@ -3875,35 +4051,13 @@
       <w:r>
         <w:rPr>
           <w:rFonts w:ascii="Times New Roman" w:hAnsi="Times New Roman" w:eastAsia="Times New Roman" w:cs="Times New Roman"/>
-          <w:b/>
-          <w:bCs/>
-          <w:color w:val="000000" w:themeColor="text1"/>
-          <w:sz w:val="24"/>
-          <w:szCs w:val="24"/>
-        </w:rPr>
-        <w:t>7.</w:t>
-      </w:r>
-      <w:r>
-        <w:rPr>
-          <w:rFonts w:ascii="Times New Roman" w:hAnsi="Times New Roman" w:eastAsia="Times New Roman" w:cs="Times New Roman"/>
-          <w:b/>
-          <w:bCs/>
-          <w:color w:val="000000" w:themeColor="text1"/>
-          <w:sz w:val="24"/>
-          <w:szCs w:val="24"/>
-        </w:rPr>
-        <w:t>2</w:t>
-      </w:r>
-      <w:r>
-        <w:rPr>
-          <w:rFonts w:ascii="Times New Roman" w:hAnsi="Times New Roman" w:eastAsia="Times New Roman" w:cs="Times New Roman"/>
-          <w:b/>
-          <w:bCs/>
-          <w:color w:val="000000" w:themeColor="text1"/>
-          <w:sz w:val="24"/>
-          <w:szCs w:val="24"/>
-        </w:rPr>
-        <w:t xml:space="preserve"> Robustez vs. Usabilidade</w:t>
+          <w:b w:val="1"/>
+          <w:bCs w:val="1"/>
+          <w:color w:val="000000" w:themeColor="text1" w:themeTint="FF" w:themeShade="FF"/>
+          <w:sz w:val="24"/>
+          <w:szCs w:val="24"/>
+        </w:rPr>
+        <w:t>Robustez vs. Usabilidade</w:t>
       </w:r>
     </w:p>
     <w:p>
@@ -3944,8 +4098,8 @@
       <w:r>
         <w:rPr>
           <w:rFonts w:ascii="Times New Roman" w:hAnsi="Times New Roman" w:eastAsia="Times New Roman" w:cs="Times New Roman"/>
-          <w:b/>
-          <w:bCs/>
+          <w:b w:val="1"/>
+          <w:bCs w:val="1"/>
           <w:sz w:val="24"/>
           <w:szCs w:val="24"/>
         </w:rPr>
@@ -3957,7 +4111,15 @@
           <w:sz w:val="24"/>
           <w:szCs w:val="24"/>
         </w:rPr>
-        <w:t xml:space="preserve"> em chamadas de API de IA evitando que a interface "trave" enquanto o sistema processa a personalização da atividade.</w:t>
+        <w:t xml:space="preserve"> em chamadas de API de IA evitando que a interface "trave" enquanto o sistema processa a personalização da atividade</w:t>
+      </w:r>
+      <w:r>
+        <w:rPr>
+          <w:rFonts w:ascii="Times New Roman" w:hAnsi="Times New Roman" w:eastAsia="Times New Roman" w:cs="Times New Roman"/>
+          <w:sz w:val="24"/>
+          <w:szCs w:val="24"/>
+        </w:rPr>
+        <w:t>;</w:t>
       </w:r>
     </w:p>
     <w:p>
@@ -4028,12 +4190,129 @@
         <w:spacing w:before="240" w:after="240" w:line="360" w:lineRule="auto"/>
         <w:rPr>
           <w:rFonts w:ascii="Times New Roman" w:hAnsi="Times New Roman" w:eastAsia="Times New Roman" w:cs="Times New Roman"/>
+          <w:b w:val="1"/>
+          <w:bCs w:val="1"/>
+          <w:sz w:val="24"/>
+          <w:szCs w:val="24"/>
+        </w:rPr>
+      </w:pPr>
+      <w:r>
+        <w:rPr>
+          <w:rFonts w:ascii="Times New Roman" w:hAnsi="Times New Roman" w:eastAsia="Times New Roman" w:cs="Times New Roman"/>
+          <w:b w:val="1"/>
+          <w:bCs w:val="1"/>
+          <w:sz w:val="24"/>
+          <w:szCs w:val="24"/>
+        </w:rPr>
+        <w:t>Segurança de Dados (LGPD e ECA)</w:t>
+      </w:r>
+      <w:r>
+        <w:br/>
+      </w:r>
+    </w:p>
+    <w:p>
+      <w:pPr>
+        <w:spacing w:before="240" w:after="240" w:line="360" w:lineRule="auto"/>
+        <w:rPr>
+          <w:rFonts w:ascii="Times New Roman" w:hAnsi="Times New Roman" w:eastAsia="Times New Roman" w:cs="Times New Roman"/>
+          <w:sz w:val="24"/>
+          <w:szCs w:val="24"/>
+        </w:rPr>
+      </w:pPr>
+      <w:r>
+        <w:rPr>
+          <w:rFonts w:ascii="Times New Roman" w:hAnsi="Times New Roman" w:eastAsia="Times New Roman" w:cs="Times New Roman"/>
+          <w:sz w:val="24"/>
+          <w:szCs w:val="24"/>
+        </w:rPr>
+        <w:t xml:space="preserve">O tratamento de dados no </w:t>
+      </w:r>
+      <w:r>
+        <w:rPr>
+          <w:rFonts w:ascii="Times New Roman" w:hAnsi="Times New Roman" w:eastAsia="Times New Roman" w:cs="Times New Roman"/>
           <w:b/>
           <w:bCs/>
           <w:sz w:val="24"/>
           <w:szCs w:val="24"/>
         </w:rPr>
-      </w:pPr>
+        <w:t>Sistema de Apoio à Alfabetização Hospitalar</w:t>
+      </w:r>
+      <w:r>
+        <w:rPr>
+          <w:rFonts w:ascii="Times New Roman" w:hAnsi="Times New Roman" w:eastAsia="Times New Roman" w:cs="Times New Roman"/>
+          <w:sz w:val="24"/>
+          <w:szCs w:val="24"/>
+        </w:rPr>
+        <w:t xml:space="preserve"> é regido </w:t>
+      </w:r>
+      <w:r>
+        <w:rPr>
+          <w:rFonts w:ascii="Times New Roman" w:hAnsi="Times New Roman" w:eastAsia="Times New Roman" w:cs="Times New Roman"/>
+          <w:sz w:val="24"/>
+          <w:szCs w:val="24"/>
+        </w:rPr>
+        <w:t>pelo princípio</w:t>
+      </w:r>
+      <w:r>
+        <w:rPr>
+          <w:rFonts w:ascii="Times New Roman" w:hAnsi="Times New Roman" w:eastAsia="Times New Roman" w:cs="Times New Roman"/>
+          <w:sz w:val="24"/>
+          <w:szCs w:val="24"/>
+        </w:rPr>
+        <w:t xml:space="preserve"> da "Privacidade por Design" (</w:t>
+      </w:r>
+      <w:proofErr w:type="spellStart"/>
+      <w:r>
+        <w:rPr>
+          <w:rFonts w:ascii="Times New Roman" w:hAnsi="Times New Roman" w:eastAsia="Times New Roman" w:cs="Times New Roman"/>
+          <w:i/>
+          <w:iCs/>
+          <w:sz w:val="24"/>
+          <w:szCs w:val="24"/>
+        </w:rPr>
+        <w:t>Privacy</w:t>
+      </w:r>
+      <w:proofErr w:type="spellEnd"/>
+      <w:r>
+        <w:rPr>
+          <w:rFonts w:ascii="Times New Roman" w:hAnsi="Times New Roman" w:eastAsia="Times New Roman" w:cs="Times New Roman"/>
+          <w:i/>
+          <w:iCs/>
+          <w:sz w:val="24"/>
+          <w:szCs w:val="24"/>
+        </w:rPr>
+        <w:t xml:space="preserve"> </w:t>
+      </w:r>
+      <w:proofErr w:type="spellStart"/>
+      <w:r>
+        <w:rPr>
+          <w:rFonts w:ascii="Times New Roman" w:hAnsi="Times New Roman" w:eastAsia="Times New Roman" w:cs="Times New Roman"/>
+          <w:i/>
+          <w:iCs/>
+          <w:sz w:val="24"/>
+          <w:szCs w:val="24"/>
+        </w:rPr>
+        <w:t>by</w:t>
+      </w:r>
+      <w:proofErr w:type="spellEnd"/>
+      <w:r>
+        <w:rPr>
+          <w:rFonts w:ascii="Times New Roman" w:hAnsi="Times New Roman" w:eastAsia="Times New Roman" w:cs="Times New Roman"/>
+          <w:i/>
+          <w:iCs/>
+          <w:sz w:val="24"/>
+          <w:szCs w:val="24"/>
+        </w:rPr>
+        <w:t xml:space="preserve"> Design</w:t>
+      </w:r>
+      <w:r>
+        <w:rPr>
+          <w:rFonts w:ascii="Times New Roman" w:hAnsi="Times New Roman" w:eastAsia="Times New Roman" w:cs="Times New Roman"/>
+          <w:sz w:val="24"/>
+          <w:szCs w:val="24"/>
+        </w:rPr>
+        <w:t xml:space="preserve">), garantindo conformidade com a </w:t>
+      </w:r>
       <w:r>
         <w:rPr>
           <w:rFonts w:ascii="Times New Roman" w:hAnsi="Times New Roman" w:eastAsia="Times New Roman" w:cs="Times New Roman"/>
@@ -4042,7 +4321,15 @@
           <w:sz w:val="24"/>
           <w:szCs w:val="24"/>
         </w:rPr>
-        <w:t>8.</w:t>
+        <w:t>LGPD (Lei 13.709/2018)</w:t>
+      </w:r>
+      <w:r>
+        <w:rPr>
+          <w:rFonts w:ascii="Times New Roman" w:hAnsi="Times New Roman" w:eastAsia="Times New Roman" w:cs="Times New Roman"/>
+          <w:sz w:val="24"/>
+          <w:szCs w:val="24"/>
+        </w:rPr>
+        <w:t xml:space="preserve"> e o </w:t>
       </w:r>
       <w:r>
         <w:rPr>
@@ -4052,10 +4339,15 @@
           <w:sz w:val="24"/>
           <w:szCs w:val="24"/>
         </w:rPr>
-        <w:t xml:space="preserve"> Segurança de Dados (LGPD e ECA)</w:t>
-      </w:r>
-      <w:r>
-        <w:br/>
+        <w:t>ECA (Lei 8.069/1990)</w:t>
+      </w:r>
+      <w:r>
+        <w:rPr>
+          <w:rFonts w:ascii="Times New Roman" w:hAnsi="Times New Roman" w:eastAsia="Times New Roman" w:cs="Times New Roman"/>
+          <w:sz w:val="24"/>
+          <w:szCs w:val="24"/>
+        </w:rPr>
+        <w:t>.</w:t>
       </w:r>
     </w:p>
     <w:p>
@@ -4063,161 +4355,21 @@
         <w:spacing w:before="240" w:after="240" w:line="360" w:lineRule="auto"/>
         <w:rPr>
           <w:rFonts w:ascii="Times New Roman" w:hAnsi="Times New Roman" w:eastAsia="Times New Roman" w:cs="Times New Roman"/>
-          <w:sz w:val="24"/>
-          <w:szCs w:val="24"/>
-        </w:rPr>
-      </w:pPr>
-      <w:r>
-        <w:rPr>
-          <w:rFonts w:ascii="Times New Roman" w:hAnsi="Times New Roman" w:eastAsia="Times New Roman" w:cs="Times New Roman"/>
-          <w:sz w:val="24"/>
-          <w:szCs w:val="24"/>
-        </w:rPr>
-        <w:t xml:space="preserve">O tratamento de dados no </w:t>
-      </w:r>
-      <w:r>
-        <w:rPr>
-          <w:rFonts w:ascii="Times New Roman" w:hAnsi="Times New Roman" w:eastAsia="Times New Roman" w:cs="Times New Roman"/>
-          <w:b/>
-          <w:bCs/>
-          <w:sz w:val="24"/>
-          <w:szCs w:val="24"/>
-        </w:rPr>
-        <w:t>Sistema de Apoio à Alfabetização Hospitalar</w:t>
-      </w:r>
-      <w:r>
-        <w:rPr>
-          <w:rFonts w:ascii="Times New Roman" w:hAnsi="Times New Roman" w:eastAsia="Times New Roman" w:cs="Times New Roman"/>
-          <w:sz w:val="24"/>
-          <w:szCs w:val="24"/>
-        </w:rPr>
-        <w:t xml:space="preserve"> é regido </w:t>
-      </w:r>
-      <w:r>
-        <w:rPr>
-          <w:rFonts w:ascii="Times New Roman" w:hAnsi="Times New Roman" w:eastAsia="Times New Roman" w:cs="Times New Roman"/>
-          <w:sz w:val="24"/>
-          <w:szCs w:val="24"/>
-        </w:rPr>
-        <w:t>pelo princípio</w:t>
-      </w:r>
-      <w:r>
-        <w:rPr>
-          <w:rFonts w:ascii="Times New Roman" w:hAnsi="Times New Roman" w:eastAsia="Times New Roman" w:cs="Times New Roman"/>
-          <w:sz w:val="24"/>
-          <w:szCs w:val="24"/>
-        </w:rPr>
-        <w:t xml:space="preserve"> da "Privacidade por Design" (</w:t>
-      </w:r>
-      <w:proofErr w:type="spellStart"/>
-      <w:r>
-        <w:rPr>
-          <w:rFonts w:ascii="Times New Roman" w:hAnsi="Times New Roman" w:eastAsia="Times New Roman" w:cs="Times New Roman"/>
-          <w:i/>
-          <w:iCs/>
-          <w:sz w:val="24"/>
-          <w:szCs w:val="24"/>
-        </w:rPr>
-        <w:t>Privacy</w:t>
-      </w:r>
-      <w:proofErr w:type="spellEnd"/>
-      <w:r>
-        <w:rPr>
-          <w:rFonts w:ascii="Times New Roman" w:hAnsi="Times New Roman" w:eastAsia="Times New Roman" w:cs="Times New Roman"/>
-          <w:i/>
-          <w:iCs/>
-          <w:sz w:val="24"/>
-          <w:szCs w:val="24"/>
-        </w:rPr>
-        <w:t xml:space="preserve"> </w:t>
-      </w:r>
-      <w:proofErr w:type="spellStart"/>
-      <w:r>
-        <w:rPr>
-          <w:rFonts w:ascii="Times New Roman" w:hAnsi="Times New Roman" w:eastAsia="Times New Roman" w:cs="Times New Roman"/>
-          <w:i/>
-          <w:iCs/>
-          <w:sz w:val="24"/>
-          <w:szCs w:val="24"/>
-        </w:rPr>
-        <w:t>by</w:t>
-      </w:r>
-      <w:proofErr w:type="spellEnd"/>
-      <w:r>
-        <w:rPr>
-          <w:rFonts w:ascii="Times New Roman" w:hAnsi="Times New Roman" w:eastAsia="Times New Roman" w:cs="Times New Roman"/>
-          <w:i/>
-          <w:iCs/>
-          <w:sz w:val="24"/>
-          <w:szCs w:val="24"/>
-        </w:rPr>
-        <w:t xml:space="preserve"> Design</w:t>
-      </w:r>
-      <w:r>
-        <w:rPr>
-          <w:rFonts w:ascii="Times New Roman" w:hAnsi="Times New Roman" w:eastAsia="Times New Roman" w:cs="Times New Roman"/>
-          <w:sz w:val="24"/>
-          <w:szCs w:val="24"/>
-        </w:rPr>
-        <w:t xml:space="preserve">), garantindo conformidade com a </w:t>
-      </w:r>
-      <w:r>
-        <w:rPr>
-          <w:rFonts w:ascii="Times New Roman" w:hAnsi="Times New Roman" w:eastAsia="Times New Roman" w:cs="Times New Roman"/>
-          <w:b/>
-          <w:bCs/>
-          <w:sz w:val="24"/>
-          <w:szCs w:val="24"/>
-        </w:rPr>
-        <w:t>LGPD (Lei 13.709/2018)</w:t>
-      </w:r>
-      <w:r>
-        <w:rPr>
-          <w:rFonts w:ascii="Times New Roman" w:hAnsi="Times New Roman" w:eastAsia="Times New Roman" w:cs="Times New Roman"/>
-          <w:sz w:val="24"/>
-          <w:szCs w:val="24"/>
-        </w:rPr>
-        <w:t xml:space="preserve"> e o </w:t>
-      </w:r>
-      <w:r>
-        <w:rPr>
-          <w:rFonts w:ascii="Times New Roman" w:hAnsi="Times New Roman" w:eastAsia="Times New Roman" w:cs="Times New Roman"/>
-          <w:b/>
-          <w:bCs/>
-          <w:sz w:val="24"/>
-          <w:szCs w:val="24"/>
-        </w:rPr>
-        <w:t>ECA (Lei 8.069/1990)</w:t>
-      </w:r>
-      <w:r>
-        <w:rPr>
-          <w:rFonts w:ascii="Times New Roman" w:hAnsi="Times New Roman" w:eastAsia="Times New Roman" w:cs="Times New Roman"/>
-          <w:sz w:val="24"/>
-          <w:szCs w:val="24"/>
-        </w:rPr>
-        <w:t>.</w:t>
-      </w:r>
-    </w:p>
-    <w:p>
-      <w:pPr>
-        <w:spacing w:before="240" w:after="240" w:line="360" w:lineRule="auto"/>
-        <w:rPr>
-          <w:rFonts w:ascii="Times New Roman" w:hAnsi="Times New Roman" w:eastAsia="Times New Roman" w:cs="Times New Roman"/>
-          <w:b/>
-          <w:bCs/>
-          <w:sz w:val="24"/>
-          <w:szCs w:val="24"/>
-        </w:rPr>
-      </w:pPr>
-      <w:r>
-        <w:rPr>
-          <w:rFonts w:ascii="Times New Roman" w:hAnsi="Times New Roman" w:eastAsia="Times New Roman" w:cs="Times New Roman"/>
-          <w:b/>
-          <w:bCs/>
-          <w:sz w:val="24"/>
-          <w:szCs w:val="24"/>
-        </w:rPr>
-        <w:t>8.1 Proteção de Dados de Menores (ECA)</w:t>
+          <w:b w:val="1"/>
+          <w:bCs w:val="1"/>
+          <w:sz w:val="24"/>
+          <w:szCs w:val="24"/>
+        </w:rPr>
+      </w:pPr>
+      <w:r>
+        <w:rPr>
+          <w:rFonts w:ascii="Times New Roman" w:hAnsi="Times New Roman" w:eastAsia="Times New Roman" w:cs="Times New Roman"/>
+          <w:b w:val="1"/>
+          <w:bCs w:val="1"/>
+          <w:sz w:val="24"/>
+          <w:szCs w:val="24"/>
+        </w:rPr>
+        <w:t>Proteção de Dados de Menores (ECA)</w:t>
       </w:r>
     </w:p>
     <w:p>
@@ -4268,8 +4420,8 @@
       <w:r>
         <w:rPr>
           <w:rFonts w:ascii="Times New Roman" w:hAnsi="Times New Roman" w:eastAsia="Times New Roman" w:cs="Times New Roman"/>
-          <w:b/>
-          <w:bCs/>
+          <w:b w:val="1"/>
+          <w:bCs w:val="1"/>
           <w:sz w:val="24"/>
           <w:szCs w:val="24"/>
         </w:rPr>
@@ -4281,7 +4433,15 @@
           <w:sz w:val="24"/>
           <w:szCs w:val="24"/>
         </w:rPr>
-        <w:t xml:space="preserve"> O acesso aos dados pedagógicos e de saúde exige a autorização prévia e clara dos responsáveis legais.</w:t>
+        <w:t xml:space="preserve"> O acesso aos dados pedagógicos e de saúde exige a autorização prévia e clara dos responsáveis legais</w:t>
+      </w:r>
+      <w:r>
+        <w:rPr>
+          <w:rFonts w:ascii="Times New Roman" w:hAnsi="Times New Roman" w:eastAsia="Times New Roman" w:cs="Times New Roman"/>
+          <w:sz w:val="24"/>
+          <w:szCs w:val="24"/>
+        </w:rPr>
+        <w:t>;</w:t>
       </w:r>
     </w:p>
     <w:p>
@@ -4322,41 +4482,21 @@
         <w:spacing w:before="240" w:after="240" w:line="360" w:lineRule="auto"/>
         <w:rPr>
           <w:rFonts w:ascii="Times New Roman" w:hAnsi="Times New Roman" w:eastAsia="Times New Roman" w:cs="Times New Roman"/>
-          <w:b/>
-          <w:bCs/>
-          <w:sz w:val="24"/>
-          <w:szCs w:val="24"/>
-        </w:rPr>
-      </w:pPr>
-      <w:r>
-        <w:rPr>
-          <w:rFonts w:ascii="Times New Roman" w:hAnsi="Times New Roman" w:eastAsia="Times New Roman" w:cs="Times New Roman"/>
-          <w:b/>
-          <w:bCs/>
-          <w:sz w:val="24"/>
-          <w:szCs w:val="24"/>
-        </w:rPr>
-        <w:t>8.</w:t>
-      </w:r>
-      <w:r>
-        <w:rPr>
-          <w:rFonts w:ascii="Times New Roman" w:hAnsi="Times New Roman" w:eastAsia="Times New Roman" w:cs="Times New Roman"/>
-          <w:b/>
-          <w:bCs/>
-          <w:sz w:val="24"/>
-          <w:szCs w:val="24"/>
-        </w:rPr>
-        <w:t>2</w:t>
-      </w:r>
-      <w:r>
-        <w:rPr>
-          <w:rFonts w:ascii="Times New Roman" w:hAnsi="Times New Roman" w:eastAsia="Times New Roman" w:cs="Times New Roman"/>
-          <w:b/>
-          <w:bCs/>
-          <w:sz w:val="24"/>
-          <w:szCs w:val="24"/>
-        </w:rPr>
-        <w:t xml:space="preserve"> Medidas Técnicas de Segurança</w:t>
+          <w:b w:val="1"/>
+          <w:bCs w:val="1"/>
+          <w:sz w:val="24"/>
+          <w:szCs w:val="24"/>
+        </w:rPr>
+      </w:pPr>
+      <w:r>
+        <w:rPr>
+          <w:rFonts w:ascii="Times New Roman" w:hAnsi="Times New Roman" w:eastAsia="Times New Roman" w:cs="Times New Roman"/>
+          <w:b w:val="1"/>
+          <w:bCs w:val="1"/>
+          <w:sz w:val="24"/>
+          <w:szCs w:val="24"/>
+        </w:rPr>
+        <w:t>Medidas Técnicas de Segurança</w:t>
       </w:r>
     </w:p>
     <w:p>
@@ -4376,8 +4516,8 @@
       <w:r>
         <w:rPr>
           <w:rFonts w:ascii="Times New Roman" w:hAnsi="Times New Roman" w:eastAsia="Times New Roman" w:cs="Times New Roman"/>
-          <w:b/>
-          <w:bCs/>
+          <w:b w:val="1"/>
+          <w:bCs w:val="1"/>
           <w:sz w:val="24"/>
           <w:szCs w:val="24"/>
         </w:rPr>
@@ -4389,7 +4529,15 @@
           <w:sz w:val="24"/>
           <w:szCs w:val="24"/>
         </w:rPr>
-        <w:t xml:space="preserve"> Em relatórios estatísticos ou de pesquisa, os nomes dos alunos são substituídos por identificadores únicos não rastreáveis.</w:t>
+        <w:t xml:space="preserve"> Em relatórios estatísticos ou de pesquisa, os nomes dos alunos são substituídos por identificadores únicos não rastreáveis</w:t>
+      </w:r>
+      <w:r>
+        <w:rPr>
+          <w:rFonts w:ascii="Times New Roman" w:hAnsi="Times New Roman" w:eastAsia="Times New Roman" w:cs="Times New Roman"/>
+          <w:sz w:val="24"/>
+          <w:szCs w:val="24"/>
+        </w:rPr>
+        <w:t>;</w:t>
       </w:r>
     </w:p>
     <w:p>
@@ -4448,41 +4596,31 @@
         <w:spacing w:before="240" w:after="240" w:line="360" w:lineRule="auto"/>
         <w:rPr>
           <w:rFonts w:ascii="Times New Roman" w:hAnsi="Times New Roman" w:eastAsia="Times New Roman" w:cs="Times New Roman"/>
-          <w:b/>
-          <w:bCs/>
-          <w:sz w:val="24"/>
-          <w:szCs w:val="24"/>
-        </w:rPr>
-      </w:pPr>
-      <w:r>
-        <w:rPr>
-          <w:rFonts w:ascii="Times New Roman" w:hAnsi="Times New Roman" w:eastAsia="Times New Roman" w:cs="Times New Roman"/>
-          <w:b/>
-          <w:bCs/>
-          <w:sz w:val="24"/>
-          <w:szCs w:val="24"/>
-        </w:rPr>
-        <w:t>8.</w:t>
-      </w:r>
-      <w:r>
-        <w:rPr>
-          <w:rFonts w:ascii="Times New Roman" w:hAnsi="Times New Roman" w:eastAsia="Times New Roman" w:cs="Times New Roman"/>
-          <w:b/>
-          <w:bCs/>
-          <w:sz w:val="24"/>
-          <w:szCs w:val="24"/>
-        </w:rPr>
-        <w:t>3</w:t>
-      </w:r>
-      <w:r>
-        <w:rPr>
-          <w:rFonts w:ascii="Times New Roman" w:hAnsi="Times New Roman" w:eastAsia="Times New Roman" w:cs="Times New Roman"/>
-          <w:b/>
-          <w:bCs/>
-          <w:sz w:val="24"/>
-          <w:szCs w:val="24"/>
-        </w:rPr>
-        <w:t xml:space="preserve"> Fortalecimento da Segurança via Design Arquitetural</w:t>
+          <w:b w:val="1"/>
+          <w:bCs w:val="1"/>
+          <w:sz w:val="24"/>
+          <w:szCs w:val="24"/>
+        </w:rPr>
+      </w:pPr>
+      <w:r>
+        <w:rPr>
+          <w:rFonts w:ascii="Times New Roman" w:hAnsi="Times New Roman" w:eastAsia="Times New Roman" w:cs="Times New Roman"/>
+          <w:b w:val="1"/>
+          <w:bCs w:val="1"/>
+          <w:sz w:val="24"/>
+          <w:szCs w:val="24"/>
+        </w:rPr>
+        <w:t>Fortalecimento da Segurança via Design Arquitetural</w:t>
+      </w:r>
+      <w:r>
+        <w:rPr>
+          <w:rFonts w:ascii="Times New Roman" w:hAnsi="Times New Roman" w:eastAsia="Times New Roman" w:cs="Times New Roman"/>
+          <w:b w:val="1"/>
+          <w:bCs w:val="1"/>
+          <w:sz w:val="24"/>
+          <w:szCs w:val="24"/>
+        </w:rPr>
+        <w:t>:</w:t>
       </w:r>
       <w:r>
         <w:rPr>
@@ -4607,15 +4745,39 @@
           <w:sz w:val="24"/>
           <w:szCs w:val="24"/>
         </w:rPr>
-        <w:t>Frontend</w:t>
-      </w:r>
-      <w:r>
-        <w:rPr>
-          <w:rFonts w:ascii="Times New Roman" w:hAnsi="Times New Roman" w:eastAsia="Times New Roman" w:cs="Times New Roman"/>
-          <w:sz w:val="24"/>
-          <w:szCs w:val="24"/>
-        </w:rPr>
-        <w:t>) exponham variáveis de ambiente críticas.</w:t>
+        <w:t>Front</w:t>
+      </w:r>
+      <w:r>
+        <w:rPr>
+          <w:rFonts w:ascii="Times New Roman" w:hAnsi="Times New Roman" w:eastAsia="Times New Roman" w:cs="Times New Roman"/>
+          <w:sz w:val="24"/>
+          <w:szCs w:val="24"/>
+        </w:rPr>
+        <w:t>-</w:t>
+      </w:r>
+      <w:r>
+        <w:rPr>
+          <w:rFonts w:ascii="Times New Roman" w:hAnsi="Times New Roman" w:eastAsia="Times New Roman" w:cs="Times New Roman"/>
+          <w:sz w:val="24"/>
+          <w:szCs w:val="24"/>
+        </w:rPr>
+        <w:t>end</w:t>
+      </w:r>
+      <w:r>
+        <w:rPr>
+          <w:rFonts w:ascii="Times New Roman" w:hAnsi="Times New Roman" w:eastAsia="Times New Roman" w:cs="Times New Roman"/>
+          <w:sz w:val="24"/>
+          <w:szCs w:val="24"/>
+        </w:rPr>
+        <w:t>) exponham variáveis de ambiente críticas</w:t>
+      </w:r>
+      <w:r>
+        <w:rPr>
+          <w:rFonts w:ascii="Times New Roman" w:hAnsi="Times New Roman" w:eastAsia="Times New Roman" w:cs="Times New Roman"/>
+          <w:sz w:val="24"/>
+          <w:szCs w:val="24"/>
+        </w:rPr>
+        <w:t>;</w:t>
       </w:r>
     </w:p>
     <w:p>
@@ -4712,7 +4874,7 @@
           <w:sz w:val="24"/>
           <w:szCs w:val="24"/>
         </w:rPr>
-        <w:t>.</w:t>
+        <w:t>;</w:t>
       </w:r>
     </w:p>
     <w:p>
@@ -4794,184 +4956,199 @@
         <w:spacing w:before="240" w:after="240" w:line="360" w:lineRule="auto"/>
         <w:rPr>
           <w:rFonts w:ascii="Times New Roman" w:hAnsi="Times New Roman" w:eastAsia="Times New Roman" w:cs="Times New Roman"/>
-          <w:b/>
-          <w:bCs/>
-          <w:sz w:val="24"/>
-          <w:szCs w:val="24"/>
-        </w:rPr>
-      </w:pPr>
-      <w:r>
-        <w:rPr>
-          <w:rFonts w:ascii="Times New Roman" w:hAnsi="Times New Roman" w:eastAsia="Times New Roman" w:cs="Times New Roman"/>
-          <w:b/>
-          <w:bCs/>
-          <w:sz w:val="24"/>
-          <w:szCs w:val="24"/>
-        </w:rPr>
-        <w:t>9</w:t>
-      </w:r>
-      <w:r>
-        <w:rPr>
-          <w:rFonts w:ascii="Times New Roman" w:hAnsi="Times New Roman" w:eastAsia="Times New Roman" w:cs="Times New Roman"/>
-          <w:b/>
-          <w:bCs/>
-          <w:sz w:val="24"/>
-          <w:szCs w:val="24"/>
-        </w:rPr>
-        <w:t>.</w:t>
-      </w:r>
-      <w:r>
-        <w:rPr>
-          <w:rFonts w:ascii="Times New Roman" w:hAnsi="Times New Roman" w:eastAsia="Times New Roman" w:cs="Times New Roman"/>
-          <w:b/>
-          <w:bCs/>
+          <w:b w:val="1"/>
+          <w:bCs w:val="1"/>
+          <w:sz w:val="24"/>
+          <w:szCs w:val="24"/>
+        </w:rPr>
+      </w:pPr>
+      <w:r>
+        <w:rPr>
+          <w:rFonts w:ascii="Times New Roman" w:hAnsi="Times New Roman" w:eastAsia="Times New Roman" w:cs="Times New Roman"/>
+          <w:b w:val="1"/>
+          <w:bCs w:val="1"/>
+          <w:sz w:val="24"/>
+          <w:szCs w:val="24"/>
+        </w:rPr>
+        <w:t xml:space="preserve">Conclusão </w:t>
+      </w:r>
+      <w:r>
+        <w:br/>
+      </w:r>
+      <w:r>
+        <w:rPr>
+          <w:rFonts w:ascii="Times New Roman" w:hAnsi="Times New Roman" w:eastAsia="Times New Roman" w:cs="Times New Roman"/>
+          <w:sz w:val="24"/>
+          <w:szCs w:val="24"/>
+        </w:rPr>
+        <w:t xml:space="preserve">O desenvolvimento da arquitetura para o </w:t>
+      </w:r>
+      <w:r>
+        <w:rPr>
+          <w:rFonts w:ascii="Times New Roman" w:hAnsi="Times New Roman" w:eastAsia="Times New Roman" w:cs="Times New Roman"/>
+          <w:b w:val="1"/>
+          <w:bCs w:val="1"/>
+          <w:sz w:val="24"/>
+          <w:szCs w:val="24"/>
+        </w:rPr>
+        <w:t>Sistema de Apoio à Alfabetização Hospitalar</w:t>
+      </w:r>
+      <w:r>
+        <w:rPr>
+          <w:rFonts w:ascii="Times New Roman" w:hAnsi="Times New Roman" w:eastAsia="Times New Roman" w:cs="Times New Roman"/>
+          <w:sz w:val="24"/>
+          <w:szCs w:val="24"/>
+        </w:rPr>
+        <w:t xml:space="preserve"> demonstra que a tecnologia, quando aplicada de forma humanizada, pode mitigar os impactos negativos do internamento prolongado no desenvolvimento educacional de crianças e adolescentes.</w:t>
+      </w:r>
+    </w:p>
+    <w:p>
+      <w:pPr>
+        <w:spacing w:before="240" w:after="240" w:line="360" w:lineRule="auto"/>
+      </w:pPr>
+      <w:r>
+        <w:rPr>
+          <w:rFonts w:ascii="Times New Roman" w:hAnsi="Times New Roman" w:eastAsia="Times New Roman" w:cs="Times New Roman"/>
+          <w:sz w:val="24"/>
+          <w:szCs w:val="24"/>
+        </w:rPr>
+        <w:t xml:space="preserve">A escolha pela organização </w:t>
+      </w:r>
+      <w:r>
+        <w:rPr>
+          <w:rFonts w:ascii="Times New Roman" w:hAnsi="Times New Roman" w:eastAsia="Times New Roman" w:cs="Times New Roman"/>
+          <w:sz w:val="24"/>
+          <w:szCs w:val="24"/>
+        </w:rPr>
+        <w:t>hexagonal</w:t>
+      </w:r>
+      <w:r>
+        <w:rPr>
+          <w:rFonts w:ascii="Times New Roman" w:hAnsi="Times New Roman" w:eastAsia="Times New Roman" w:cs="Times New Roman"/>
+          <w:sz w:val="24"/>
+          <w:szCs w:val="24"/>
+        </w:rPr>
+        <w:t xml:space="preserve"> e pelo "</w:t>
+      </w:r>
+      <w:proofErr w:type="spellStart"/>
+      <w:r>
+        <w:rPr>
+          <w:rFonts w:ascii="Times New Roman" w:hAnsi="Times New Roman" w:eastAsia="Times New Roman" w:cs="Times New Roman"/>
+          <w:sz w:val="24"/>
+          <w:szCs w:val="24"/>
+        </w:rPr>
+        <w:t>Privacy</w:t>
+      </w:r>
+      <w:proofErr w:type="spellEnd"/>
+      <w:r>
+        <w:rPr>
+          <w:rFonts w:ascii="Times New Roman" w:hAnsi="Times New Roman" w:eastAsia="Times New Roman" w:cs="Times New Roman"/>
           <w:sz w:val="24"/>
           <w:szCs w:val="24"/>
         </w:rPr>
         <w:t xml:space="preserve"> </w:t>
       </w:r>
-      <w:r>
-        <w:rPr>
-          <w:rFonts w:ascii="Times New Roman" w:hAnsi="Times New Roman" w:eastAsia="Times New Roman" w:cs="Times New Roman"/>
-          <w:b/>
-          <w:bCs/>
-          <w:sz w:val="24"/>
-          <w:szCs w:val="24"/>
-        </w:rPr>
-        <w:t xml:space="preserve">Conclusão </w:t>
-      </w:r>
-      <w:r>
-        <w:br/>
-      </w:r>
-      <w:r>
-        <w:rPr>
-          <w:rFonts w:ascii="Times New Roman" w:hAnsi="Times New Roman" w:eastAsia="Times New Roman" w:cs="Times New Roman"/>
-          <w:sz w:val="24"/>
-          <w:szCs w:val="24"/>
-        </w:rPr>
-        <w:t xml:space="preserve">O desenvolvimento da arquitetura para o </w:t>
-      </w:r>
-      <w:r>
-        <w:rPr>
-          <w:rFonts w:ascii="Times New Roman" w:hAnsi="Times New Roman" w:eastAsia="Times New Roman" w:cs="Times New Roman"/>
-          <w:b/>
-          <w:bCs/>
-          <w:sz w:val="24"/>
-          <w:szCs w:val="24"/>
-        </w:rPr>
-        <w:t>Sistema de Apoio à Alfabetização Hospitalar</w:t>
-      </w:r>
-      <w:r>
-        <w:rPr>
-          <w:rFonts w:ascii="Times New Roman" w:hAnsi="Times New Roman" w:eastAsia="Times New Roman" w:cs="Times New Roman"/>
-          <w:sz w:val="24"/>
-          <w:szCs w:val="24"/>
-        </w:rPr>
-        <w:t xml:space="preserve"> demonstra que a tecnologia, quando aplicada de forma humanizada, pode mitigar os impactos negativos do internamento prolongado no desenvolvimento educacional de crianças e adolescentes.</w:t>
+      <w:proofErr w:type="spellStart"/>
+      <w:r>
+        <w:rPr>
+          <w:rFonts w:ascii="Times New Roman" w:hAnsi="Times New Roman" w:eastAsia="Times New Roman" w:cs="Times New Roman"/>
+          <w:sz w:val="24"/>
+          <w:szCs w:val="24"/>
+        </w:rPr>
+        <w:t>by</w:t>
+      </w:r>
+      <w:proofErr w:type="spellEnd"/>
+      <w:r>
+        <w:rPr>
+          <w:rFonts w:ascii="Times New Roman" w:hAnsi="Times New Roman" w:eastAsia="Times New Roman" w:cs="Times New Roman"/>
+          <w:sz w:val="24"/>
+          <w:szCs w:val="24"/>
+        </w:rPr>
+        <w:t xml:space="preserve"> Design" mostrou-se a decisão mais acertada para este cenário. Ao distribuir o risco e restringir as responsabilidades em compartimentos onde as interfaces controlam com exatidão o fluxo de dados, o projeto entrega uma infraestrutura robusta que protege a privacidade infantil não apenas juridicamente, mas tecnicamente.</w:t>
       </w:r>
     </w:p>
     <w:p>
       <w:pPr>
         <w:spacing w:before="240" w:after="240" w:line="360" w:lineRule="auto"/>
-      </w:pPr>
-      <w:r>
-        <w:rPr>
-          <w:rFonts w:ascii="Times New Roman" w:hAnsi="Times New Roman" w:eastAsia="Times New Roman" w:cs="Times New Roman"/>
-          <w:sz w:val="24"/>
-          <w:szCs w:val="24"/>
-        </w:rPr>
-        <w:t xml:space="preserve">A escolha pela organização </w:t>
-      </w:r>
-      <w:r>
-        <w:rPr>
-          <w:rFonts w:ascii="Times New Roman" w:hAnsi="Times New Roman" w:eastAsia="Times New Roman" w:cs="Times New Roman"/>
-          <w:sz w:val="24"/>
-          <w:szCs w:val="24"/>
-        </w:rPr>
-        <w:t>hexagonal</w:t>
-      </w:r>
-      <w:r>
-        <w:rPr>
-          <w:rFonts w:ascii="Times New Roman" w:hAnsi="Times New Roman" w:eastAsia="Times New Roman" w:cs="Times New Roman"/>
-          <w:sz w:val="24"/>
-          <w:szCs w:val="24"/>
-        </w:rPr>
-        <w:t xml:space="preserve"> e pelo "</w:t>
-      </w:r>
-      <w:proofErr w:type="spellStart"/>
-      <w:r>
-        <w:rPr>
-          <w:rFonts w:ascii="Times New Roman" w:hAnsi="Times New Roman" w:eastAsia="Times New Roman" w:cs="Times New Roman"/>
-          <w:sz w:val="24"/>
-          <w:szCs w:val="24"/>
-        </w:rPr>
-        <w:t>Privacy</w:t>
-      </w:r>
-      <w:proofErr w:type="spellEnd"/>
-      <w:r>
-        <w:rPr>
-          <w:rFonts w:ascii="Times New Roman" w:hAnsi="Times New Roman" w:eastAsia="Times New Roman" w:cs="Times New Roman"/>
+        <w:rPr>
+          <w:rFonts w:ascii="Times New Roman" w:hAnsi="Times New Roman" w:eastAsia="Times New Roman" w:cs="Times New Roman"/>
+          <w:sz w:val="24"/>
+          <w:szCs w:val="24"/>
+        </w:rPr>
+      </w:pPr>
+      <w:r>
+        <w:rPr>
+          <w:rFonts w:ascii="Times New Roman" w:hAnsi="Times New Roman" w:eastAsia="Times New Roman" w:cs="Times New Roman"/>
+          <w:sz w:val="24"/>
+          <w:szCs w:val="24"/>
+        </w:rPr>
+        <w:t xml:space="preserve">A escolha pela </w:t>
+      </w:r>
+      <w:r>
+        <w:rPr>
+          <w:rFonts w:ascii="Times New Roman" w:hAnsi="Times New Roman" w:eastAsia="Times New Roman" w:cs="Times New Roman"/>
+          <w:b w:val="1"/>
+          <w:bCs w:val="1"/>
+          <w:sz w:val="24"/>
+          <w:szCs w:val="24"/>
+        </w:rPr>
+        <w:t>Arquitetura</w:t>
+      </w:r>
+      <w:r>
+        <w:rPr>
+          <w:rFonts w:ascii="Times New Roman" w:hAnsi="Times New Roman" w:eastAsia="Times New Roman" w:cs="Times New Roman"/>
+          <w:b w:val="1"/>
+          <w:bCs w:val="1"/>
+          <w:sz w:val="24"/>
+          <w:szCs w:val="24"/>
+        </w:rPr>
+        <w:t xml:space="preserve"> em</w:t>
+      </w:r>
+      <w:r>
+        <w:rPr>
+          <w:rFonts w:ascii="Times New Roman" w:hAnsi="Times New Roman" w:eastAsia="Times New Roman" w:cs="Times New Roman"/>
+          <w:b w:val="1"/>
+          <w:bCs w:val="1"/>
           <w:sz w:val="24"/>
           <w:szCs w:val="24"/>
         </w:rPr>
         <w:t xml:space="preserve"> </w:t>
       </w:r>
-      <w:proofErr w:type="spellStart"/>
-      <w:r>
-        <w:rPr>
-          <w:rFonts w:ascii="Times New Roman" w:hAnsi="Times New Roman" w:eastAsia="Times New Roman" w:cs="Times New Roman"/>
-          <w:sz w:val="24"/>
-          <w:szCs w:val="24"/>
-        </w:rPr>
-        <w:t>by</w:t>
-      </w:r>
-      <w:proofErr w:type="spellEnd"/>
-      <w:r>
-        <w:rPr>
-          <w:rFonts w:ascii="Times New Roman" w:hAnsi="Times New Roman" w:eastAsia="Times New Roman" w:cs="Times New Roman"/>
-          <w:sz w:val="24"/>
-          <w:szCs w:val="24"/>
-        </w:rPr>
-        <w:t xml:space="preserve"> Design" mostrou-se a decisão mais acertada para este cenário. Ao distribuir o risco e restringir as responsabilidades em compartimentos onde as interfaces controlam com exatidão o fluxo de dados, o projeto entrega uma infraestrutura robusta que protege a privacidade infantil não apenas juridicamente, mas tecnicamente.</w:t>
-      </w:r>
-    </w:p>
-    <w:p>
-      <w:pPr>
-        <w:spacing w:before="240" w:after="240" w:line="360" w:lineRule="auto"/>
-      </w:pPr>
-      <w:r>
-        <w:rPr>
-          <w:rFonts w:ascii="Times New Roman" w:hAnsi="Times New Roman" w:eastAsia="Times New Roman" w:cs="Times New Roman"/>
-          <w:sz w:val="24"/>
-          <w:szCs w:val="24"/>
-        </w:rPr>
-        <w:t xml:space="preserve">A escolha pela </w:t>
-      </w:r>
-      <w:r>
-        <w:rPr>
-          <w:rFonts w:ascii="Times New Roman" w:hAnsi="Times New Roman" w:eastAsia="Times New Roman" w:cs="Times New Roman"/>
-          <w:b/>
-          <w:bCs/>
-          <w:sz w:val="24"/>
-          <w:szCs w:val="24"/>
-        </w:rPr>
-        <w:t>Arquitetura</w:t>
-      </w:r>
-      <w:r>
-        <w:rPr>
-          <w:rFonts w:ascii="Times New Roman" w:hAnsi="Times New Roman" w:eastAsia="Times New Roman" w:cs="Times New Roman"/>
-          <w:b/>
-          <w:bCs/>
-          <w:sz w:val="24"/>
-          <w:szCs w:val="24"/>
-        </w:rPr>
-        <w:t xml:space="preserve"> em</w:t>
-      </w:r>
-      <w:r>
-        <w:rPr>
-          <w:rFonts w:ascii="Times New Roman" w:hAnsi="Times New Roman" w:eastAsia="Times New Roman" w:cs="Times New Roman"/>
-          <w:b/>
-          <w:bCs/>
+      <w:r>
+        <w:rPr>
+          <w:rFonts w:ascii="Times New Roman" w:hAnsi="Times New Roman" w:eastAsia="Times New Roman" w:cs="Times New Roman"/>
+          <w:b w:val="1"/>
+          <w:bCs w:val="1"/>
+          <w:sz w:val="24"/>
+          <w:szCs w:val="24"/>
+        </w:rPr>
+        <w:t>Hexagonal</w:t>
+      </w:r>
+      <w:r>
+        <w:rPr>
+          <w:rFonts w:ascii="Times New Roman" w:hAnsi="Times New Roman" w:eastAsia="Times New Roman" w:cs="Times New Roman"/>
+          <w:b w:val="1"/>
+          <w:bCs w:val="1"/>
+          <w:sz w:val="24"/>
+          <w:szCs w:val="24"/>
+        </w:rPr>
+        <w:t xml:space="preserve"> (</w:t>
+      </w:r>
+      <w:r>
+        <w:rPr>
+          <w:rFonts w:ascii="Times New Roman" w:hAnsi="Times New Roman" w:eastAsia="Times New Roman" w:cs="Times New Roman"/>
+          <w:b w:val="1"/>
+          <w:bCs w:val="1"/>
+          <w:sz w:val="24"/>
+          <w:szCs w:val="24"/>
+        </w:rPr>
+        <w:t>Ports</w:t>
+      </w:r>
+      <w:r>
+        <w:rPr>
+          <w:rFonts w:ascii="Times New Roman" w:hAnsi="Times New Roman" w:eastAsia="Times New Roman" w:cs="Times New Roman"/>
+          <w:b w:val="1"/>
+          <w:bCs w:val="1"/>
           <w:sz w:val="24"/>
           <w:szCs w:val="24"/>
         </w:rPr>
@@ -4980,84 +5157,38 @@
       <w:r>
         <w:rPr>
           <w:rFonts w:ascii="Times New Roman" w:hAnsi="Times New Roman" w:eastAsia="Times New Roman" w:cs="Times New Roman"/>
-          <w:b/>
-          <w:bCs/>
-          <w:sz w:val="24"/>
-          <w:szCs w:val="24"/>
-        </w:rPr>
-        <w:t>Hexagonal</w:t>
-      </w:r>
-      <w:r>
-        <w:rPr>
-          <w:rFonts w:ascii="Times New Roman" w:hAnsi="Times New Roman" w:eastAsia="Times New Roman" w:cs="Times New Roman"/>
-          <w:b/>
-          <w:bCs/>
-          <w:sz w:val="24"/>
-          <w:szCs w:val="24"/>
-        </w:rPr>
-        <w:t xml:space="preserve"> (</w:t>
-      </w:r>
-      <w:proofErr w:type="spellStart"/>
-      <w:r>
-        <w:rPr>
-          <w:rFonts w:ascii="Times New Roman" w:hAnsi="Times New Roman" w:eastAsia="Times New Roman" w:cs="Times New Roman"/>
-          <w:b/>
-          <w:bCs/>
-          <w:sz w:val="24"/>
-          <w:szCs w:val="24"/>
-        </w:rPr>
-        <w:t>Ports</w:t>
-      </w:r>
-      <w:proofErr w:type="spellEnd"/>
-      <w:r>
-        <w:rPr>
-          <w:rFonts w:ascii="Times New Roman" w:hAnsi="Times New Roman" w:eastAsia="Times New Roman" w:cs="Times New Roman"/>
-          <w:b/>
-          <w:bCs/>
+          <w:b w:val="1"/>
+          <w:bCs w:val="1"/>
+          <w:sz w:val="24"/>
+          <w:szCs w:val="24"/>
+        </w:rPr>
+        <w:t>and</w:t>
+      </w:r>
+      <w:r>
+        <w:rPr>
+          <w:rFonts w:ascii="Times New Roman" w:hAnsi="Times New Roman" w:eastAsia="Times New Roman" w:cs="Times New Roman"/>
+          <w:b w:val="1"/>
+          <w:bCs w:val="1"/>
           <w:sz w:val="24"/>
           <w:szCs w:val="24"/>
         </w:rPr>
         <w:t xml:space="preserve"> </w:t>
       </w:r>
-      <w:proofErr w:type="spellStart"/>
-      <w:r>
-        <w:rPr>
-          <w:rFonts w:ascii="Times New Roman" w:hAnsi="Times New Roman" w:eastAsia="Times New Roman" w:cs="Times New Roman"/>
-          <w:b/>
-          <w:bCs/>
-          <w:sz w:val="24"/>
-          <w:szCs w:val="24"/>
-        </w:rPr>
-        <w:t>and</w:t>
-      </w:r>
-      <w:proofErr w:type="spellEnd"/>
-      <w:r>
-        <w:rPr>
-          <w:rFonts w:ascii="Times New Roman" w:hAnsi="Times New Roman" w:eastAsia="Times New Roman" w:cs="Times New Roman"/>
-          <w:b/>
-          <w:bCs/>
-          <w:sz w:val="24"/>
-          <w:szCs w:val="24"/>
-        </w:rPr>
-        <w:t xml:space="preserve"> </w:t>
-      </w:r>
-      <w:proofErr w:type="spellStart"/>
-      <w:r>
-        <w:rPr>
-          <w:rFonts w:ascii="Times New Roman" w:hAnsi="Times New Roman" w:eastAsia="Times New Roman" w:cs="Times New Roman"/>
-          <w:b/>
-          <w:bCs/>
+      <w:r>
+        <w:rPr>
+          <w:rFonts w:ascii="Times New Roman" w:hAnsi="Times New Roman" w:eastAsia="Times New Roman" w:cs="Times New Roman"/>
+          <w:b w:val="1"/>
+          <w:bCs w:val="1"/>
           <w:sz w:val="24"/>
           <w:szCs w:val="24"/>
         </w:rPr>
         <w:t>Adapters</w:t>
       </w:r>
-      <w:proofErr w:type="spellEnd"/>
-      <w:r>
-        <w:rPr>
-          <w:rFonts w:ascii="Times New Roman" w:hAnsi="Times New Roman" w:eastAsia="Times New Roman" w:cs="Times New Roman"/>
-          <w:b/>
-          <w:bCs/>
+      <w:r>
+        <w:rPr>
+          <w:rFonts w:ascii="Times New Roman" w:hAnsi="Times New Roman" w:eastAsia="Times New Roman" w:cs="Times New Roman"/>
+          <w:b w:val="1"/>
+          <w:bCs w:val="1"/>
           <w:sz w:val="24"/>
           <w:szCs w:val="24"/>
         </w:rPr>
@@ -5079,7 +5210,6 @@
         </w:rPr>
         <w:t xml:space="preserve">o uso de designs </w:t>
       </w:r>
-      <w:proofErr w:type="spellStart"/>
       <w:r>
         <w:rPr>
           <w:rFonts w:ascii="Times New Roman" w:hAnsi="Times New Roman" w:eastAsia="Times New Roman" w:cs="Times New Roman"/>
@@ -5088,14 +5218,29 @@
         </w:rPr>
         <w:t>patterns</w:t>
       </w:r>
-      <w:proofErr w:type="spellEnd"/>
-      <w:r>
-        <w:rPr>
-          <w:rFonts w:ascii="Times New Roman" w:hAnsi="Times New Roman" w:eastAsia="Times New Roman" w:cs="Times New Roman"/>
-          <w:sz w:val="24"/>
-          <w:szCs w:val="24"/>
-        </w:rPr>
-        <w:t xml:space="preserve"> mostraram-se as decisões mais acertadas para este cenário por três motivos fundamentais:</w:t>
+      <w:r>
+        <w:rPr>
+          <w:rFonts w:ascii="Times New Roman" w:hAnsi="Times New Roman" w:eastAsia="Times New Roman" w:cs="Times New Roman"/>
+          <w:sz w:val="24"/>
+          <w:szCs w:val="24"/>
+        </w:rPr>
+        <w:t xml:space="preserve"> mostr</w:t>
+      </w:r>
+      <w:r>
+        <w:rPr>
+          <w:rFonts w:ascii="Times New Roman" w:hAnsi="Times New Roman" w:eastAsia="Times New Roman" w:cs="Times New Roman"/>
+          <w:sz w:val="24"/>
+          <w:szCs w:val="24"/>
+        </w:rPr>
+        <w:t>ou</w:t>
+      </w:r>
+      <w:r>
+        <w:rPr>
+          <w:rFonts w:ascii="Times New Roman" w:hAnsi="Times New Roman" w:eastAsia="Times New Roman" w:cs="Times New Roman"/>
+          <w:sz w:val="24"/>
+          <w:szCs w:val="24"/>
+        </w:rPr>
+        <w:t>-se as decisões mais acertadas para este cenário por três motivos fundamentais:</w:t>
       </w:r>
     </w:p>
     <w:p>
@@ -6343,14 +6488,17 @@
     <w:nsid w:val="2D5FAAC3"/>
     <w:multiLevelType w:val="hybridMultilevel"/>
     <w:tmpl w:val="FFFFFFFF"/>
-    <w:lvl w:ilvl="0" w:tplc="757CAF9C">
-      <w:start w:val="1"/>
-      <w:numFmt w:val="decimal"/>
-      <w:lvlText w:val="%1."/>
+    <w:lvl w:ilvl="0">
+      <w:start w:val="1"/>
+      <w:numFmt w:val="bullet"/>
+      <w:lvlText w:val=""/>
       <w:lvlJc w:val="left"/>
       <w:pPr>
         <w:ind w:left="720" w:hanging="360"/>
       </w:pPr>
+      <w:rPr>
+        <w:rFonts w:hint="default" w:ascii="Symbol" w:hAnsi="Symbol"/>
+      </w:rPr>
     </w:lvl>
     <w:lvl w:ilvl="1" w:tplc="88AE210C">
       <w:start w:val="1"/>
